--- a/Document/Thiết_kế_hệ_thống.docx
+++ b/Document/Thiết_kế_hệ_thống.docx
@@ -1,10 +1,38 @@
 
 <file path=word/document.xml><?xml version="1.0" encoding="utf-8"?>
-<w:document xmlns:wpc="http://schemas.microsoft.com/office/word/2010/wordprocessingCanvas" xmlns:mc="http://schemas.openxmlformats.org/markup-compatibility/2006" xmlns:o="urn:schemas-microsoft-com:office:office" xmlns:r="http://schemas.openxmlformats.org/officeDocument/2006/relationships" xmlns:m="http://schemas.openxmlformats.org/officeDocument/2006/math" xmlns:v="urn:schemas-microsoft-com:vml" xmlns:wp14="http://schemas.microsoft.com/office/word/2010/wordprocessingDrawing" xmlns:wp="http://schemas.openxmlformats.org/drawingml/2006/wordprocessingDrawing" xmlns:w10="urn:schemas-microsoft-com:office:word" xmlns:w="http://schemas.openxmlformats.org/wordprocessingml/2006/main" xmlns:w14="http://schemas.microsoft.com/office/word/2010/wordml" xmlns:w15="http://schemas.microsoft.com/office/word/2012/wordml" xmlns:wpg="http://schemas.microsoft.com/office/word/2010/wordprocessingGroup" xmlns:wpi="http://schemas.microsoft.com/office/word/2010/wordprocessingInk" xmlns:wne="http://schemas.microsoft.com/office/word/2006/wordml" xmlns:wps="http://schemas.microsoft.com/office/word/2010/wordprocessingShape" mc:Ignorable="w14 w15 wp14">
+<w:document xmlns:wpc="http://schemas.microsoft.com/office/word/2010/wordprocessingCanvas" xmlns:cx="http://schemas.microsoft.com/office/drawing/2014/chartex" xmlns:mc="http://schemas.openxmlformats.org/markup-compatibility/2006" xmlns:o="urn:schemas-microsoft-com:office:office" xmlns:r="http://schemas.openxmlformats.org/officeDocument/2006/relationships" xmlns:m="http://schemas.openxmlformats.org/officeDocument/2006/math" xmlns:v="urn:schemas-microsoft-com:vml" xmlns:wp14="http://schemas.microsoft.com/office/word/2010/wordprocessingDrawing" xmlns:wp="http://schemas.openxmlformats.org/drawingml/2006/wordprocessingDrawing" xmlns:w10="urn:schemas-microsoft-com:office:word" xmlns:w="http://schemas.openxmlformats.org/wordprocessingml/2006/main" xmlns:w14="http://schemas.microsoft.com/office/word/2010/wordml" xmlns:w15="http://schemas.microsoft.com/office/word/2012/wordml" xmlns:w16se="http://schemas.microsoft.com/office/word/2015/wordml/symex" xmlns:wpg="http://schemas.microsoft.com/office/word/2010/wordprocessingGroup" xmlns:wpi="http://schemas.microsoft.com/office/word/2010/wordprocessingInk" xmlns:wne="http://schemas.microsoft.com/office/word/2006/wordml" xmlns:wps="http://schemas.microsoft.com/office/word/2010/wordprocessingShape" mc:Ignorable="w14 w15 w16se wp14">
   <w:body>
     <w:p>
-      <w:bookmarkStart w:id="0" w:name="_GoBack"/>
-      <w:r>
+      <w:pPr>
+        <w:rPr>
+          <w:noProof/>
+        </w:rPr>
+      </w:pPr>
+      <w:r>
+        <w:rPr>
+          <w:noProof/>
+        </w:rPr>
+        <w:t>1.  Thiết kế cơ sở dữ liệu</w:t>
+      </w:r>
+    </w:p>
+    <w:p>
+      <w:pPr>
+        <w:rPr>
+          <w:noProof/>
+        </w:rPr>
+      </w:pPr>
+      <w:r>
+        <w:rPr>
+          <w:noProof/>
+        </w:rPr>
+        <w:t xml:space="preserve">-EED: </w:t>
+      </w:r>
+    </w:p>
+    <w:p>
+      <w:r>
+        <w:rPr>
+          <w:noProof/>
+        </w:rPr>
         <w:drawing>
           <wp:inline distT="0" distB="0" distL="0" distR="0" wp14:anchorId="12138E2C" wp14:editId="6C3757D8">
             <wp:extent cx="5943600" cy="3343275"/>
@@ -21,7 +49,7 @@
                     <pic:cNvPicPr/>
                   </pic:nvPicPr>
                   <pic:blipFill>
-                    <a:blip r:embed="rId4"/>
+                    <a:blip r:embed="rId5"/>
                     <a:stretch>
                       <a:fillRect/>
                     </a:stretch>
@@ -41,7 +69,1618 @@
           </wp:inline>
         </w:drawing>
       </w:r>
+    </w:p>
+    <w:p>
+      <w:r>
+        <w:t>-</w:t>
+      </w:r>
+      <w:proofErr w:type="spellStart"/>
+      <w:r>
+        <w:t>FlashCardSQLiteHelper</w:t>
+      </w:r>
+      <w:proofErr w:type="spellEnd"/>
+      <w:r>
+        <w:t xml:space="preserve">: </w:t>
+      </w:r>
+      <w:proofErr w:type="spellStart"/>
+      <w:r>
+        <w:t>tạo</w:t>
+      </w:r>
+      <w:proofErr w:type="spellEnd"/>
+      <w:r>
+        <w:t xml:space="preserve"> </w:t>
+      </w:r>
+      <w:proofErr w:type="spellStart"/>
+      <w:r>
+        <w:t>và</w:t>
+      </w:r>
+      <w:proofErr w:type="spellEnd"/>
+      <w:r>
+        <w:t xml:space="preserve"> </w:t>
+      </w:r>
+      <w:proofErr w:type="spellStart"/>
+      <w:r>
+        <w:t>quản</w:t>
+      </w:r>
+      <w:proofErr w:type="spellEnd"/>
+      <w:r>
+        <w:t xml:space="preserve"> </w:t>
+      </w:r>
+      <w:proofErr w:type="spellStart"/>
+      <w:r>
+        <w:t>lý</w:t>
+      </w:r>
+      <w:proofErr w:type="spellEnd"/>
+      <w:r>
+        <w:t xml:space="preserve"> database</w:t>
+      </w:r>
+    </w:p>
+    <w:p>
+      <w:r>
+        <w:drawing>
+          <wp:inline distT="0" distB="0" distL="0" distR="0" wp14:anchorId="66DB47A7" wp14:editId="4986164C">
+            <wp:extent cx="4320330" cy="2318023"/>
+            <wp:effectExtent l="0" t="0" r="4445" b="6350"/>
+            <wp:docPr id="5" name="Picture 5"/>
+            <wp:cNvGraphicFramePr>
+              <a:graphicFrameLocks xmlns:a="http://schemas.openxmlformats.org/drawingml/2006/main" noChangeAspect="1"/>
+            </wp:cNvGraphicFramePr>
+            <a:graphic xmlns:a="http://schemas.openxmlformats.org/drawingml/2006/main">
+              <a:graphicData uri="http://schemas.openxmlformats.org/drawingml/2006/picture">
+                <pic:pic xmlns:pic="http://schemas.openxmlformats.org/drawingml/2006/picture">
+                  <pic:nvPicPr>
+                    <pic:cNvPr id="1" name=""/>
+                    <pic:cNvPicPr/>
+                  </pic:nvPicPr>
+                  <pic:blipFill>
+                    <a:blip r:embed="rId6"/>
+                    <a:stretch>
+                      <a:fillRect/>
+                    </a:stretch>
+                  </pic:blipFill>
+                  <pic:spPr>
+                    <a:xfrm>
+                      <a:off x="0" y="0"/>
+                      <a:ext cx="4333113" cy="2324882"/>
+                    </a:xfrm>
+                    <a:prstGeom prst="rect">
+                      <a:avLst/>
+                    </a:prstGeom>
+                  </pic:spPr>
+                </pic:pic>
+              </a:graphicData>
+            </a:graphic>
+          </wp:inline>
+        </w:drawing>
+      </w:r>
+    </w:p>
+    <w:p>
+      <w:pPr>
+        <w:rPr>
+          <w:sz w:val="28"/>
+          <w:szCs w:val="28"/>
+        </w:rPr>
+      </w:pPr>
+      <w:r>
+        <w:rPr>
+          <w:sz w:val="28"/>
+          <w:szCs w:val="28"/>
+        </w:rPr>
+        <w:t xml:space="preserve">2. </w:t>
+      </w:r>
+      <w:proofErr w:type="spellStart"/>
+      <w:r>
+        <w:rPr>
+          <w:sz w:val="28"/>
+          <w:szCs w:val="28"/>
+        </w:rPr>
+        <w:t>Thiết</w:t>
+      </w:r>
+      <w:proofErr w:type="spellEnd"/>
+      <w:r>
+        <w:rPr>
+          <w:sz w:val="28"/>
+          <w:szCs w:val="28"/>
+        </w:rPr>
+        <w:t xml:space="preserve"> </w:t>
+      </w:r>
+      <w:proofErr w:type="spellStart"/>
+      <w:r>
+        <w:rPr>
+          <w:sz w:val="28"/>
+          <w:szCs w:val="28"/>
+        </w:rPr>
+        <w:t>kế</w:t>
+      </w:r>
+      <w:proofErr w:type="spellEnd"/>
+      <w:r>
+        <w:rPr>
+          <w:sz w:val="28"/>
+          <w:szCs w:val="28"/>
+        </w:rPr>
+        <w:t xml:space="preserve"> </w:t>
+      </w:r>
+      <w:proofErr w:type="spellStart"/>
+      <w:r>
+        <w:rPr>
+          <w:sz w:val="28"/>
+          <w:szCs w:val="28"/>
+        </w:rPr>
+        <w:t>giao</w:t>
+      </w:r>
+      <w:proofErr w:type="spellEnd"/>
+      <w:r>
+        <w:rPr>
+          <w:sz w:val="28"/>
+          <w:szCs w:val="28"/>
+        </w:rPr>
+        <w:t xml:space="preserve"> </w:t>
+      </w:r>
+      <w:proofErr w:type="spellStart"/>
+      <w:r>
+        <w:rPr>
+          <w:sz w:val="28"/>
+          <w:szCs w:val="28"/>
+        </w:rPr>
+        <w:t>diện</w:t>
+      </w:r>
+      <w:proofErr w:type="spellEnd"/>
+    </w:p>
+    <w:p>
+      <w:pPr>
+        <w:ind w:left="360"/>
+        <w:jc w:val="center"/>
+        <w:rPr>
+          <w:sz w:val="28"/>
+          <w:szCs w:val="28"/>
+        </w:rPr>
+      </w:pPr>
+      <w:r>
+        <w:lastRenderedPageBreak/>
+        <w:drawing>
+          <wp:inline distT="0" distB="0" distL="0" distR="0" wp14:anchorId="28BB0352" wp14:editId="72BF5B1F">
+            <wp:extent cx="2428584" cy="5008228"/>
+            <wp:effectExtent l="0" t="0" r="0" b="2540"/>
+            <wp:docPr id="2" name="Picture 2"/>
+            <wp:cNvGraphicFramePr>
+              <a:graphicFrameLocks xmlns:a="http://schemas.openxmlformats.org/drawingml/2006/main" noChangeAspect="1"/>
+            </wp:cNvGraphicFramePr>
+            <a:graphic xmlns:a="http://schemas.openxmlformats.org/drawingml/2006/main">
+              <a:graphicData uri="http://schemas.openxmlformats.org/drawingml/2006/picture">
+                <pic:pic xmlns:pic="http://schemas.openxmlformats.org/drawingml/2006/picture">
+                  <pic:nvPicPr>
+                    <pic:cNvPr id="1" name=""/>
+                    <pic:cNvPicPr/>
+                  </pic:nvPicPr>
+                  <pic:blipFill>
+                    <a:blip r:embed="rId7"/>
+                    <a:stretch>
+                      <a:fillRect/>
+                    </a:stretch>
+                  </pic:blipFill>
+                  <pic:spPr>
+                    <a:xfrm>
+                      <a:off x="0" y="0"/>
+                      <a:ext cx="2439744" cy="5031241"/>
+                    </a:xfrm>
+                    <a:prstGeom prst="rect">
+                      <a:avLst/>
+                    </a:prstGeom>
+                  </pic:spPr>
+                </pic:pic>
+              </a:graphicData>
+            </a:graphic>
+          </wp:inline>
+        </w:drawing>
+      </w:r>
+    </w:p>
+    <w:p>
+      <w:pPr>
+        <w:rPr>
+          <w:sz w:val="28"/>
+          <w:szCs w:val="28"/>
+        </w:rPr>
+      </w:pPr>
+      <w:r>
+        <w:rPr>
+          <w:sz w:val="28"/>
+          <w:szCs w:val="28"/>
+        </w:rPr>
+        <w:t xml:space="preserve">-ở </w:t>
+      </w:r>
+      <w:proofErr w:type="spellStart"/>
+      <w:r>
+        <w:rPr>
+          <w:sz w:val="28"/>
+          <w:szCs w:val="28"/>
+        </w:rPr>
+        <w:t>trang</w:t>
+      </w:r>
+      <w:proofErr w:type="spellEnd"/>
+      <w:r>
+        <w:rPr>
+          <w:sz w:val="28"/>
+          <w:szCs w:val="28"/>
+        </w:rPr>
+        <w:t xml:space="preserve"> </w:t>
+      </w:r>
+      <w:proofErr w:type="spellStart"/>
+      <w:r>
+        <w:rPr>
+          <w:sz w:val="28"/>
+          <w:szCs w:val="28"/>
+        </w:rPr>
+        <w:t>chủ</w:t>
+      </w:r>
+      <w:proofErr w:type="spellEnd"/>
+      <w:r>
+        <w:rPr>
+          <w:sz w:val="28"/>
+          <w:szCs w:val="28"/>
+        </w:rPr>
+        <w:t xml:space="preserve">, </w:t>
+      </w:r>
+      <w:proofErr w:type="spellStart"/>
+      <w:r>
+        <w:rPr>
+          <w:sz w:val="28"/>
+          <w:szCs w:val="28"/>
+        </w:rPr>
+        <w:t>màn</w:t>
+      </w:r>
+      <w:proofErr w:type="spellEnd"/>
+      <w:r>
+        <w:rPr>
+          <w:sz w:val="28"/>
+          <w:szCs w:val="28"/>
+        </w:rPr>
+        <w:t xml:space="preserve"> </w:t>
+      </w:r>
+      <w:proofErr w:type="spellStart"/>
+      <w:r>
+        <w:rPr>
+          <w:sz w:val="28"/>
+          <w:szCs w:val="28"/>
+        </w:rPr>
+        <w:t>hình</w:t>
+      </w:r>
+      <w:proofErr w:type="spellEnd"/>
+      <w:r>
+        <w:rPr>
+          <w:sz w:val="28"/>
+          <w:szCs w:val="28"/>
+        </w:rPr>
+        <w:t xml:space="preserve"> </w:t>
+      </w:r>
+      <w:proofErr w:type="spellStart"/>
+      <w:r>
+        <w:rPr>
+          <w:sz w:val="28"/>
+          <w:szCs w:val="28"/>
+        </w:rPr>
+        <w:t>sẽ</w:t>
+      </w:r>
+      <w:proofErr w:type="spellEnd"/>
+      <w:r>
+        <w:rPr>
+          <w:sz w:val="28"/>
+          <w:szCs w:val="28"/>
+        </w:rPr>
+        <w:t xml:space="preserve"> </w:t>
+      </w:r>
+      <w:proofErr w:type="spellStart"/>
+      <w:r>
+        <w:rPr>
+          <w:sz w:val="28"/>
+          <w:szCs w:val="28"/>
+        </w:rPr>
+        <w:t>hiển</w:t>
+      </w:r>
+      <w:proofErr w:type="spellEnd"/>
+      <w:r>
+        <w:rPr>
+          <w:sz w:val="28"/>
+          <w:szCs w:val="28"/>
+        </w:rPr>
+        <w:t xml:space="preserve"> </w:t>
+      </w:r>
+      <w:proofErr w:type="spellStart"/>
+      <w:r>
+        <w:rPr>
+          <w:sz w:val="28"/>
+          <w:szCs w:val="28"/>
+        </w:rPr>
+        <w:t>thị</w:t>
+      </w:r>
+      <w:proofErr w:type="spellEnd"/>
+      <w:r>
+        <w:rPr>
+          <w:sz w:val="28"/>
+          <w:szCs w:val="28"/>
+        </w:rPr>
+        <w:t xml:space="preserve"> </w:t>
+      </w:r>
+      <w:proofErr w:type="spellStart"/>
+      <w:r>
+        <w:rPr>
+          <w:sz w:val="28"/>
+          <w:szCs w:val="28"/>
+        </w:rPr>
+        <w:t>danh</w:t>
+      </w:r>
+      <w:proofErr w:type="spellEnd"/>
+      <w:r>
+        <w:rPr>
+          <w:sz w:val="28"/>
+          <w:szCs w:val="28"/>
+        </w:rPr>
+        <w:t xml:space="preserve"> </w:t>
+      </w:r>
+      <w:proofErr w:type="spellStart"/>
+      <w:r>
+        <w:rPr>
+          <w:sz w:val="28"/>
+          <w:szCs w:val="28"/>
+        </w:rPr>
+        <w:t>sách</w:t>
+      </w:r>
+      <w:proofErr w:type="spellEnd"/>
+      <w:r>
+        <w:rPr>
+          <w:sz w:val="28"/>
+          <w:szCs w:val="28"/>
+        </w:rPr>
+        <w:t xml:space="preserve"> </w:t>
+      </w:r>
+      <w:proofErr w:type="spellStart"/>
+      <w:r>
+        <w:rPr>
+          <w:sz w:val="28"/>
+          <w:szCs w:val="28"/>
+        </w:rPr>
+        <w:t>các</w:t>
+      </w:r>
+      <w:proofErr w:type="spellEnd"/>
+      <w:r>
+        <w:rPr>
+          <w:sz w:val="28"/>
+          <w:szCs w:val="28"/>
+        </w:rPr>
+        <w:t xml:space="preserve"> set </w:t>
+      </w:r>
+      <w:proofErr w:type="spellStart"/>
+      <w:r>
+        <w:rPr>
+          <w:sz w:val="28"/>
+          <w:szCs w:val="28"/>
+        </w:rPr>
+        <w:t>thẻ</w:t>
+      </w:r>
+      <w:proofErr w:type="spellEnd"/>
+      <w:r>
+        <w:rPr>
+          <w:sz w:val="28"/>
+          <w:szCs w:val="28"/>
+        </w:rPr>
+        <w:t xml:space="preserve"> </w:t>
+      </w:r>
+      <w:proofErr w:type="spellStart"/>
+      <w:r>
+        <w:rPr>
+          <w:sz w:val="28"/>
+          <w:szCs w:val="28"/>
+        </w:rPr>
+        <w:t>n</w:t>
+      </w:r>
+      <w:bookmarkStart w:id="0" w:name="_GoBack"/>
       <w:bookmarkEnd w:id="0"/>
+      <w:r>
+        <w:rPr>
+          <w:sz w:val="28"/>
+          <w:szCs w:val="28"/>
+        </w:rPr>
+        <w:t>hớ</w:t>
+      </w:r>
+      <w:proofErr w:type="spellEnd"/>
+      <w:r>
+        <w:rPr>
+          <w:sz w:val="28"/>
+          <w:szCs w:val="28"/>
+        </w:rPr>
+        <w:t xml:space="preserve"> </w:t>
+      </w:r>
+      <w:proofErr w:type="spellStart"/>
+      <w:r>
+        <w:rPr>
+          <w:sz w:val="28"/>
+          <w:szCs w:val="28"/>
+        </w:rPr>
+        <w:t>đã</w:t>
+      </w:r>
+      <w:proofErr w:type="spellEnd"/>
+      <w:r>
+        <w:rPr>
+          <w:sz w:val="28"/>
+          <w:szCs w:val="28"/>
+        </w:rPr>
+        <w:t xml:space="preserve"> </w:t>
+      </w:r>
+      <w:proofErr w:type="spellStart"/>
+      <w:r>
+        <w:rPr>
+          <w:sz w:val="28"/>
+          <w:szCs w:val="28"/>
+        </w:rPr>
+        <w:t>được</w:t>
+      </w:r>
+      <w:proofErr w:type="spellEnd"/>
+      <w:r>
+        <w:rPr>
+          <w:sz w:val="28"/>
+          <w:szCs w:val="28"/>
+        </w:rPr>
+        <w:t xml:space="preserve"> </w:t>
+      </w:r>
+      <w:proofErr w:type="spellStart"/>
+      <w:r>
+        <w:rPr>
+          <w:sz w:val="28"/>
+          <w:szCs w:val="28"/>
+        </w:rPr>
+        <w:t>tạo</w:t>
+      </w:r>
+      <w:proofErr w:type="spellEnd"/>
+      <w:r>
+        <w:rPr>
+          <w:sz w:val="28"/>
+          <w:szCs w:val="28"/>
+        </w:rPr>
+        <w:t xml:space="preserve"> </w:t>
+      </w:r>
+      <w:proofErr w:type="spellStart"/>
+      <w:r>
+        <w:rPr>
+          <w:sz w:val="28"/>
+          <w:szCs w:val="28"/>
+        </w:rPr>
+        <w:t>trong</w:t>
+      </w:r>
+      <w:proofErr w:type="spellEnd"/>
+      <w:r>
+        <w:rPr>
+          <w:sz w:val="28"/>
+          <w:szCs w:val="28"/>
+        </w:rPr>
+        <w:t xml:space="preserve"> </w:t>
+      </w:r>
+      <w:proofErr w:type="spellStart"/>
+      <w:r>
+        <w:rPr>
+          <w:sz w:val="28"/>
+          <w:szCs w:val="28"/>
+        </w:rPr>
+        <w:t>csdl</w:t>
+      </w:r>
+      <w:proofErr w:type="spellEnd"/>
+      <w:r>
+        <w:rPr>
+          <w:sz w:val="28"/>
+          <w:szCs w:val="28"/>
+        </w:rPr>
+        <w:t>.</w:t>
+      </w:r>
+    </w:p>
+    <w:p>
+      <w:pPr>
+        <w:rPr>
+          <w:sz w:val="28"/>
+          <w:szCs w:val="28"/>
+        </w:rPr>
+      </w:pPr>
+      <w:r>
+        <w:rPr>
+          <w:sz w:val="28"/>
+          <w:szCs w:val="28"/>
+        </w:rPr>
+        <w:t>+</w:t>
+      </w:r>
+      <w:proofErr w:type="spellStart"/>
+      <w:r>
+        <w:rPr>
+          <w:sz w:val="28"/>
+          <w:szCs w:val="28"/>
+        </w:rPr>
+        <w:t>Hiển</w:t>
+      </w:r>
+      <w:proofErr w:type="spellEnd"/>
+      <w:r>
+        <w:rPr>
+          <w:sz w:val="28"/>
+          <w:szCs w:val="28"/>
+        </w:rPr>
+        <w:t xml:space="preserve"> </w:t>
+      </w:r>
+      <w:proofErr w:type="spellStart"/>
+      <w:r>
+        <w:rPr>
+          <w:sz w:val="28"/>
+          <w:szCs w:val="28"/>
+        </w:rPr>
+        <w:t>thị</w:t>
+      </w:r>
+      <w:proofErr w:type="spellEnd"/>
+      <w:r>
+        <w:rPr>
+          <w:sz w:val="28"/>
+          <w:szCs w:val="28"/>
+        </w:rPr>
+        <w:t xml:space="preserve"> </w:t>
+      </w:r>
+      <w:proofErr w:type="spellStart"/>
+      <w:r>
+        <w:rPr>
+          <w:sz w:val="28"/>
+          <w:szCs w:val="28"/>
+        </w:rPr>
+        <w:t>danh</w:t>
+      </w:r>
+      <w:proofErr w:type="spellEnd"/>
+      <w:r>
+        <w:rPr>
+          <w:sz w:val="28"/>
+          <w:szCs w:val="28"/>
+        </w:rPr>
+        <w:t xml:space="preserve"> </w:t>
+      </w:r>
+      <w:proofErr w:type="spellStart"/>
+      <w:r>
+        <w:rPr>
+          <w:sz w:val="28"/>
+          <w:szCs w:val="28"/>
+        </w:rPr>
+        <w:t>sách</w:t>
+      </w:r>
+      <w:proofErr w:type="spellEnd"/>
+      <w:r>
+        <w:rPr>
+          <w:sz w:val="28"/>
+          <w:szCs w:val="28"/>
+        </w:rPr>
+        <w:t xml:space="preserve"> set </w:t>
+      </w:r>
+      <w:proofErr w:type="spellStart"/>
+      <w:r>
+        <w:rPr>
+          <w:sz w:val="28"/>
+          <w:szCs w:val="28"/>
+        </w:rPr>
+        <w:t>thẻ</w:t>
+      </w:r>
+      <w:proofErr w:type="spellEnd"/>
+      <w:r>
+        <w:rPr>
+          <w:sz w:val="28"/>
+          <w:szCs w:val="28"/>
+        </w:rPr>
+        <w:t xml:space="preserve"> </w:t>
+      </w:r>
+      <w:proofErr w:type="spellStart"/>
+      <w:r>
+        <w:rPr>
+          <w:sz w:val="28"/>
+          <w:szCs w:val="28"/>
+        </w:rPr>
+        <w:t>nhớ</w:t>
+      </w:r>
+      <w:proofErr w:type="spellEnd"/>
+      <w:r>
+        <w:rPr>
+          <w:sz w:val="28"/>
+          <w:szCs w:val="28"/>
+        </w:rPr>
+        <w:t xml:space="preserve"> </w:t>
+      </w:r>
+      <w:proofErr w:type="spellStart"/>
+      <w:r>
+        <w:rPr>
+          <w:sz w:val="28"/>
+          <w:szCs w:val="28"/>
+        </w:rPr>
+        <w:t>từ</w:t>
+      </w:r>
+      <w:proofErr w:type="spellEnd"/>
+      <w:r>
+        <w:rPr>
+          <w:sz w:val="28"/>
+          <w:szCs w:val="28"/>
+        </w:rPr>
+        <w:t xml:space="preserve"> </w:t>
+      </w:r>
+      <w:proofErr w:type="spellStart"/>
+      <w:r>
+        <w:rPr>
+          <w:sz w:val="28"/>
+          <w:szCs w:val="28"/>
+        </w:rPr>
+        <w:t>csdl</w:t>
+      </w:r>
+      <w:proofErr w:type="spellEnd"/>
+      <w:r>
+        <w:rPr>
+          <w:sz w:val="28"/>
+          <w:szCs w:val="28"/>
+        </w:rPr>
+        <w:t>:</w:t>
+      </w:r>
+    </w:p>
+    <w:p>
+      <w:pPr>
+        <w:jc w:val="center"/>
+        <w:rPr>
+          <w:sz w:val="28"/>
+          <w:szCs w:val="28"/>
+        </w:rPr>
+      </w:pPr>
+      <w:r>
+        <w:rPr>
+          <w:sz w:val="28"/>
+          <w:szCs w:val="28"/>
+        </w:rPr>
+        <w:lastRenderedPageBreak/>
+        <w:drawing>
+          <wp:inline distT="0" distB="0" distL="0" distR="0" wp14:anchorId="1B1EF443" wp14:editId="7EF69D45">
+            <wp:extent cx="4043494" cy="3031325"/>
+            <wp:effectExtent l="0" t="0" r="0" b="0"/>
+            <wp:docPr id="7" name="Picture 7"/>
+            <wp:cNvGraphicFramePr>
+              <a:graphicFrameLocks xmlns:a="http://schemas.openxmlformats.org/drawingml/2006/main" noChangeAspect="1"/>
+            </wp:cNvGraphicFramePr>
+            <a:graphic xmlns:a="http://schemas.openxmlformats.org/drawingml/2006/main">
+              <a:graphicData uri="http://schemas.openxmlformats.org/drawingml/2006/picture">
+                <pic:pic xmlns:pic="http://schemas.openxmlformats.org/drawingml/2006/picture">
+                  <pic:nvPicPr>
+                    <pic:cNvPr id="1" name=""/>
+                    <pic:cNvPicPr/>
+                  </pic:nvPicPr>
+                  <pic:blipFill>
+                    <a:blip r:embed="rId8"/>
+                    <a:stretch>
+                      <a:fillRect/>
+                    </a:stretch>
+                  </pic:blipFill>
+                  <pic:spPr>
+                    <a:xfrm>
+                      <a:off x="0" y="0"/>
+                      <a:ext cx="4051100" cy="3037027"/>
+                    </a:xfrm>
+                    <a:prstGeom prst="rect">
+                      <a:avLst/>
+                    </a:prstGeom>
+                  </pic:spPr>
+                </pic:pic>
+              </a:graphicData>
+            </a:graphic>
+          </wp:inline>
+        </w:drawing>
+      </w:r>
+    </w:p>
+    <w:p>
+      <w:pPr>
+        <w:rPr>
+          <w:sz w:val="28"/>
+          <w:szCs w:val="28"/>
+        </w:rPr>
+      </w:pPr>
+      <w:r>
+        <w:rPr>
+          <w:sz w:val="28"/>
+          <w:szCs w:val="28"/>
+        </w:rPr>
+        <w:t>-</w:t>
+      </w:r>
+      <w:proofErr w:type="spellStart"/>
+      <w:r>
+        <w:rPr>
+          <w:sz w:val="28"/>
+          <w:szCs w:val="28"/>
+        </w:rPr>
+        <w:t>Phía</w:t>
+      </w:r>
+      <w:proofErr w:type="spellEnd"/>
+      <w:r>
+        <w:rPr>
+          <w:sz w:val="28"/>
+          <w:szCs w:val="28"/>
+        </w:rPr>
+        <w:t xml:space="preserve"> </w:t>
+      </w:r>
+      <w:proofErr w:type="spellStart"/>
+      <w:r>
+        <w:rPr>
+          <w:sz w:val="28"/>
+          <w:szCs w:val="28"/>
+        </w:rPr>
+        <w:t>dưới</w:t>
+      </w:r>
+      <w:proofErr w:type="spellEnd"/>
+      <w:r>
+        <w:rPr>
+          <w:sz w:val="28"/>
+          <w:szCs w:val="28"/>
+        </w:rPr>
+        <w:t xml:space="preserve"> </w:t>
+      </w:r>
+      <w:proofErr w:type="spellStart"/>
+      <w:r>
+        <w:rPr>
+          <w:sz w:val="28"/>
+          <w:szCs w:val="28"/>
+        </w:rPr>
+        <w:t>cùng</w:t>
+      </w:r>
+      <w:proofErr w:type="spellEnd"/>
+      <w:r>
+        <w:rPr>
+          <w:sz w:val="28"/>
+          <w:szCs w:val="28"/>
+        </w:rPr>
+        <w:t xml:space="preserve"> </w:t>
+      </w:r>
+      <w:proofErr w:type="spellStart"/>
+      <w:r>
+        <w:rPr>
+          <w:sz w:val="28"/>
+          <w:szCs w:val="28"/>
+        </w:rPr>
+        <w:t>bên</w:t>
+      </w:r>
+      <w:proofErr w:type="spellEnd"/>
+      <w:r>
+        <w:rPr>
+          <w:sz w:val="28"/>
+          <w:szCs w:val="28"/>
+        </w:rPr>
+        <w:t xml:space="preserve"> </w:t>
+      </w:r>
+      <w:proofErr w:type="spellStart"/>
+      <w:r>
+        <w:rPr>
+          <w:sz w:val="28"/>
+          <w:szCs w:val="28"/>
+        </w:rPr>
+        <w:t>phải</w:t>
+      </w:r>
+      <w:proofErr w:type="spellEnd"/>
+      <w:r>
+        <w:rPr>
+          <w:sz w:val="28"/>
+          <w:szCs w:val="28"/>
+        </w:rPr>
+        <w:t xml:space="preserve"> </w:t>
+      </w:r>
+      <w:proofErr w:type="spellStart"/>
+      <w:r>
+        <w:rPr>
+          <w:sz w:val="28"/>
+          <w:szCs w:val="28"/>
+        </w:rPr>
+        <w:t>là</w:t>
+      </w:r>
+      <w:proofErr w:type="spellEnd"/>
+      <w:r>
+        <w:rPr>
+          <w:sz w:val="28"/>
+          <w:szCs w:val="28"/>
+        </w:rPr>
+        <w:t xml:space="preserve"> </w:t>
+      </w:r>
+      <w:proofErr w:type="spellStart"/>
+      <w:r>
+        <w:rPr>
+          <w:sz w:val="28"/>
+          <w:szCs w:val="28"/>
+        </w:rPr>
+        <w:t>nút</w:t>
+      </w:r>
+      <w:proofErr w:type="spellEnd"/>
+      <w:r>
+        <w:rPr>
+          <w:sz w:val="28"/>
+          <w:szCs w:val="28"/>
+        </w:rPr>
+        <w:t xml:space="preserve"> </w:t>
+      </w:r>
+      <w:proofErr w:type="spellStart"/>
+      <w:r>
+        <w:rPr>
+          <w:sz w:val="28"/>
+          <w:szCs w:val="28"/>
+        </w:rPr>
+        <w:t>thêm</w:t>
+      </w:r>
+      <w:proofErr w:type="spellEnd"/>
+      <w:r>
+        <w:rPr>
+          <w:sz w:val="28"/>
+          <w:szCs w:val="28"/>
+        </w:rPr>
+        <w:t xml:space="preserve"> </w:t>
+      </w:r>
+      <w:proofErr w:type="spellStart"/>
+      <w:r>
+        <w:rPr>
+          <w:sz w:val="28"/>
+          <w:szCs w:val="28"/>
+        </w:rPr>
+        <w:t>mới</w:t>
+      </w:r>
+      <w:proofErr w:type="spellEnd"/>
+      <w:r>
+        <w:rPr>
+          <w:sz w:val="28"/>
+          <w:szCs w:val="28"/>
+        </w:rPr>
+        <w:t xml:space="preserve"> set </w:t>
+      </w:r>
+      <w:proofErr w:type="spellStart"/>
+      <w:r>
+        <w:rPr>
+          <w:sz w:val="28"/>
+          <w:szCs w:val="28"/>
+        </w:rPr>
+        <w:t>thẻ</w:t>
+      </w:r>
+      <w:proofErr w:type="spellEnd"/>
+      <w:r>
+        <w:rPr>
+          <w:sz w:val="28"/>
+          <w:szCs w:val="28"/>
+        </w:rPr>
+        <w:t xml:space="preserve"> </w:t>
+      </w:r>
+      <w:proofErr w:type="spellStart"/>
+      <w:r>
+        <w:rPr>
+          <w:sz w:val="28"/>
+          <w:szCs w:val="28"/>
+        </w:rPr>
+        <w:t>nhớ</w:t>
+      </w:r>
+      <w:proofErr w:type="spellEnd"/>
+    </w:p>
+    <w:p>
+      <w:pPr>
+        <w:rPr>
+          <w:sz w:val="28"/>
+          <w:szCs w:val="28"/>
+        </w:rPr>
+      </w:pPr>
+      <w:r>
+        <w:rPr>
+          <w:sz w:val="28"/>
+          <w:szCs w:val="28"/>
+        </w:rPr>
+        <w:drawing>
+          <wp:inline distT="0" distB="0" distL="0" distR="0" wp14:anchorId="12E08571" wp14:editId="26D70CBE">
+            <wp:extent cx="4244829" cy="2594515"/>
+            <wp:effectExtent l="0" t="0" r="3810" b="0"/>
+            <wp:docPr id="3" name="Picture 3"/>
+            <wp:cNvGraphicFramePr>
+              <a:graphicFrameLocks xmlns:a="http://schemas.openxmlformats.org/drawingml/2006/main" noChangeAspect="1"/>
+            </wp:cNvGraphicFramePr>
+            <a:graphic xmlns:a="http://schemas.openxmlformats.org/drawingml/2006/main">
+              <a:graphicData uri="http://schemas.openxmlformats.org/drawingml/2006/picture">
+                <pic:pic xmlns:pic="http://schemas.openxmlformats.org/drawingml/2006/picture">
+                  <pic:nvPicPr>
+                    <pic:cNvPr id="1" name=""/>
+                    <pic:cNvPicPr/>
+                  </pic:nvPicPr>
+                  <pic:blipFill>
+                    <a:blip r:embed="rId9"/>
+                    <a:stretch>
+                      <a:fillRect/>
+                    </a:stretch>
+                  </pic:blipFill>
+                  <pic:spPr>
+                    <a:xfrm>
+                      <a:off x="0" y="0"/>
+                      <a:ext cx="4266782" cy="2607933"/>
+                    </a:xfrm>
+                    <a:prstGeom prst="rect">
+                      <a:avLst/>
+                    </a:prstGeom>
+                  </pic:spPr>
+                </pic:pic>
+              </a:graphicData>
+            </a:graphic>
+          </wp:inline>
+        </w:drawing>
+      </w:r>
+    </w:p>
+    <w:p>
+      <w:pPr>
+        <w:jc w:val="center"/>
+        <w:rPr>
+          <w:sz w:val="28"/>
+          <w:szCs w:val="28"/>
+        </w:rPr>
+      </w:pPr>
+      <w:r>
+        <w:rPr>
+          <w:sz w:val="28"/>
+          <w:szCs w:val="28"/>
+        </w:rPr>
+        <w:lastRenderedPageBreak/>
+        <w:drawing>
+          <wp:inline distT="0" distB="0" distL="0" distR="0" wp14:anchorId="216C0687" wp14:editId="51902428">
+            <wp:extent cx="2901322" cy="4983061"/>
+            <wp:effectExtent l="0" t="0" r="0" b="8255"/>
+            <wp:docPr id="6" name="Picture 6"/>
+            <wp:cNvGraphicFramePr>
+              <a:graphicFrameLocks xmlns:a="http://schemas.openxmlformats.org/drawingml/2006/main" noChangeAspect="1"/>
+            </wp:cNvGraphicFramePr>
+            <a:graphic xmlns:a="http://schemas.openxmlformats.org/drawingml/2006/main">
+              <a:graphicData uri="http://schemas.openxmlformats.org/drawingml/2006/picture">
+                <pic:pic xmlns:pic="http://schemas.openxmlformats.org/drawingml/2006/picture">
+                  <pic:nvPicPr>
+                    <pic:cNvPr id="1" name=""/>
+                    <pic:cNvPicPr/>
+                  </pic:nvPicPr>
+                  <pic:blipFill>
+                    <a:blip r:embed="rId10"/>
+                    <a:stretch>
+                      <a:fillRect/>
+                    </a:stretch>
+                  </pic:blipFill>
+                  <pic:spPr>
+                    <a:xfrm>
+                      <a:off x="0" y="0"/>
+                      <a:ext cx="2904984" cy="4989350"/>
+                    </a:xfrm>
+                    <a:prstGeom prst="rect">
+                      <a:avLst/>
+                    </a:prstGeom>
+                  </pic:spPr>
+                </pic:pic>
+              </a:graphicData>
+            </a:graphic>
+          </wp:inline>
+        </w:drawing>
+      </w:r>
+    </w:p>
+    <w:p>
+      <w:pPr>
+        <w:rPr>
+          <w:sz w:val="28"/>
+          <w:szCs w:val="28"/>
+        </w:rPr>
+      </w:pPr>
+      <w:r>
+        <w:rPr>
+          <w:sz w:val="28"/>
+          <w:szCs w:val="28"/>
+        </w:rPr>
+        <w:t>-</w:t>
+      </w:r>
+      <w:proofErr w:type="spellStart"/>
+      <w:r>
+        <w:rPr>
+          <w:sz w:val="28"/>
+          <w:szCs w:val="28"/>
+        </w:rPr>
+        <w:t>Thanh</w:t>
+      </w:r>
+      <w:proofErr w:type="spellEnd"/>
+      <w:r>
+        <w:rPr>
+          <w:sz w:val="28"/>
+          <w:szCs w:val="28"/>
+        </w:rPr>
+        <w:t xml:space="preserve"> </w:t>
+      </w:r>
+      <w:proofErr w:type="spellStart"/>
+      <w:r>
+        <w:rPr>
+          <w:sz w:val="28"/>
+          <w:szCs w:val="28"/>
+        </w:rPr>
+        <w:t>điều</w:t>
+      </w:r>
+      <w:proofErr w:type="spellEnd"/>
+      <w:r>
+        <w:rPr>
+          <w:sz w:val="28"/>
+          <w:szCs w:val="28"/>
+        </w:rPr>
+        <w:t xml:space="preserve"> </w:t>
+      </w:r>
+      <w:proofErr w:type="spellStart"/>
+      <w:r>
+        <w:rPr>
+          <w:sz w:val="28"/>
+          <w:szCs w:val="28"/>
+        </w:rPr>
+        <w:t>hướng</w:t>
+      </w:r>
+      <w:proofErr w:type="spellEnd"/>
+      <w:r>
+        <w:rPr>
+          <w:sz w:val="28"/>
+          <w:szCs w:val="28"/>
+        </w:rPr>
+        <w:t xml:space="preserve"> (Navigation drawer)</w:t>
+      </w:r>
+    </w:p>
+    <w:p>
+      <w:pPr>
+        <w:jc w:val="center"/>
+        <w:rPr>
+          <w:sz w:val="28"/>
+          <w:szCs w:val="28"/>
+        </w:rPr>
+      </w:pPr>
+      <w:r>
+        <w:rPr>
+          <w:sz w:val="28"/>
+          <w:szCs w:val="28"/>
+        </w:rPr>
+        <w:lastRenderedPageBreak/>
+        <w:drawing>
+          <wp:inline distT="0" distB="0" distL="0" distR="0" wp14:anchorId="00B5CEA4" wp14:editId="1EA73AE7">
+            <wp:extent cx="3360614" cy="6618914"/>
+            <wp:effectExtent l="0" t="0" r="0" b="0"/>
+            <wp:docPr id="4" name="Picture 4"/>
+            <wp:cNvGraphicFramePr>
+              <a:graphicFrameLocks xmlns:a="http://schemas.openxmlformats.org/drawingml/2006/main" noChangeAspect="1"/>
+            </wp:cNvGraphicFramePr>
+            <a:graphic xmlns:a="http://schemas.openxmlformats.org/drawingml/2006/main">
+              <a:graphicData uri="http://schemas.openxmlformats.org/drawingml/2006/picture">
+                <pic:pic xmlns:pic="http://schemas.openxmlformats.org/drawingml/2006/picture">
+                  <pic:nvPicPr>
+                    <pic:cNvPr id="1" name=""/>
+                    <pic:cNvPicPr/>
+                  </pic:nvPicPr>
+                  <pic:blipFill>
+                    <a:blip r:embed="rId11"/>
+                    <a:stretch>
+                      <a:fillRect/>
+                    </a:stretch>
+                  </pic:blipFill>
+                  <pic:spPr>
+                    <a:xfrm>
+                      <a:off x="0" y="0"/>
+                      <a:ext cx="3365871" cy="6629269"/>
+                    </a:xfrm>
+                    <a:prstGeom prst="rect">
+                      <a:avLst/>
+                    </a:prstGeom>
+                  </pic:spPr>
+                </pic:pic>
+              </a:graphicData>
+            </a:graphic>
+          </wp:inline>
+        </w:drawing>
+      </w:r>
+    </w:p>
+    <w:p>
+      <w:pPr>
+        <w:rPr>
+          <w:sz w:val="28"/>
+          <w:szCs w:val="28"/>
+        </w:rPr>
+      </w:pPr>
+      <w:r>
+        <w:rPr>
+          <w:sz w:val="28"/>
+          <w:szCs w:val="28"/>
+        </w:rPr>
+        <w:t xml:space="preserve">+Card Sets: </w:t>
+      </w:r>
+      <w:proofErr w:type="spellStart"/>
+      <w:r>
+        <w:rPr>
+          <w:sz w:val="28"/>
+          <w:szCs w:val="28"/>
+        </w:rPr>
+        <w:t>Hiển</w:t>
+      </w:r>
+      <w:proofErr w:type="spellEnd"/>
+      <w:r>
+        <w:rPr>
+          <w:sz w:val="28"/>
+          <w:szCs w:val="28"/>
+        </w:rPr>
+        <w:t xml:space="preserve"> </w:t>
+      </w:r>
+      <w:proofErr w:type="spellStart"/>
+      <w:r>
+        <w:rPr>
+          <w:sz w:val="28"/>
+          <w:szCs w:val="28"/>
+        </w:rPr>
+        <w:t>thị</w:t>
+      </w:r>
+      <w:proofErr w:type="spellEnd"/>
+      <w:r>
+        <w:rPr>
+          <w:sz w:val="28"/>
+          <w:szCs w:val="28"/>
+        </w:rPr>
+        <w:t xml:space="preserve"> </w:t>
+      </w:r>
+      <w:proofErr w:type="spellStart"/>
+      <w:r>
+        <w:rPr>
+          <w:sz w:val="28"/>
+          <w:szCs w:val="28"/>
+        </w:rPr>
+        <w:t>danh</w:t>
+      </w:r>
+      <w:proofErr w:type="spellEnd"/>
+      <w:r>
+        <w:rPr>
+          <w:sz w:val="28"/>
+          <w:szCs w:val="28"/>
+        </w:rPr>
+        <w:t xml:space="preserve"> </w:t>
+      </w:r>
+      <w:proofErr w:type="spellStart"/>
+      <w:r>
+        <w:rPr>
+          <w:sz w:val="28"/>
+          <w:szCs w:val="28"/>
+        </w:rPr>
+        <w:t>sách</w:t>
+      </w:r>
+      <w:proofErr w:type="spellEnd"/>
+      <w:r>
+        <w:rPr>
+          <w:sz w:val="28"/>
+          <w:szCs w:val="28"/>
+        </w:rPr>
+        <w:t xml:space="preserve"> set </w:t>
+      </w:r>
+      <w:proofErr w:type="spellStart"/>
+      <w:r>
+        <w:rPr>
+          <w:sz w:val="28"/>
+          <w:szCs w:val="28"/>
+        </w:rPr>
+        <w:t>thẻ</w:t>
+      </w:r>
+      <w:proofErr w:type="spellEnd"/>
+      <w:r>
+        <w:rPr>
+          <w:sz w:val="28"/>
+          <w:szCs w:val="28"/>
+        </w:rPr>
+        <w:t xml:space="preserve"> </w:t>
+      </w:r>
+      <w:proofErr w:type="spellStart"/>
+      <w:r>
+        <w:rPr>
+          <w:sz w:val="28"/>
+          <w:szCs w:val="28"/>
+        </w:rPr>
+        <w:t>nhớ</w:t>
+      </w:r>
+      <w:proofErr w:type="spellEnd"/>
+    </w:p>
+    <w:p>
+      <w:pPr>
+        <w:rPr>
+          <w:sz w:val="28"/>
+          <w:szCs w:val="28"/>
+        </w:rPr>
+      </w:pPr>
+      <w:r>
+        <w:rPr>
+          <w:sz w:val="28"/>
+          <w:szCs w:val="28"/>
+        </w:rPr>
+        <w:t>+</w:t>
+      </w:r>
+      <w:proofErr w:type="spellStart"/>
+      <w:r>
+        <w:rPr>
+          <w:sz w:val="28"/>
+          <w:szCs w:val="28"/>
+        </w:rPr>
+        <w:t>Staticstic</w:t>
+      </w:r>
+      <w:proofErr w:type="spellEnd"/>
+      <w:r>
+        <w:rPr>
+          <w:sz w:val="28"/>
+          <w:szCs w:val="28"/>
+        </w:rPr>
+        <w:t xml:space="preserve">: </w:t>
+      </w:r>
+      <w:proofErr w:type="spellStart"/>
+      <w:r>
+        <w:rPr>
+          <w:sz w:val="28"/>
+          <w:szCs w:val="28"/>
+        </w:rPr>
+        <w:t>Thống</w:t>
+      </w:r>
+      <w:proofErr w:type="spellEnd"/>
+      <w:r>
+        <w:rPr>
+          <w:sz w:val="28"/>
+          <w:szCs w:val="28"/>
+        </w:rPr>
+        <w:t xml:space="preserve"> </w:t>
+      </w:r>
+      <w:proofErr w:type="spellStart"/>
+      <w:r>
+        <w:rPr>
+          <w:sz w:val="28"/>
+          <w:szCs w:val="28"/>
+        </w:rPr>
+        <w:t>kê</w:t>
+      </w:r>
+      <w:proofErr w:type="spellEnd"/>
+      <w:r>
+        <w:rPr>
+          <w:sz w:val="28"/>
+          <w:szCs w:val="28"/>
+        </w:rPr>
+        <w:t xml:space="preserve"> </w:t>
+      </w:r>
+      <w:proofErr w:type="spellStart"/>
+      <w:r>
+        <w:rPr>
+          <w:sz w:val="28"/>
+          <w:szCs w:val="28"/>
+        </w:rPr>
+        <w:t>các</w:t>
+      </w:r>
+      <w:proofErr w:type="spellEnd"/>
+      <w:r>
+        <w:rPr>
+          <w:sz w:val="28"/>
+          <w:szCs w:val="28"/>
+        </w:rPr>
+        <w:t xml:space="preserve"> </w:t>
+      </w:r>
+      <w:proofErr w:type="spellStart"/>
+      <w:r>
+        <w:rPr>
+          <w:sz w:val="28"/>
+          <w:szCs w:val="28"/>
+        </w:rPr>
+        <w:t>thẻ</w:t>
+      </w:r>
+      <w:proofErr w:type="spellEnd"/>
+      <w:r>
+        <w:rPr>
+          <w:sz w:val="28"/>
+          <w:szCs w:val="28"/>
+        </w:rPr>
+        <w:t xml:space="preserve"> </w:t>
+      </w:r>
+      <w:proofErr w:type="spellStart"/>
+      <w:r>
+        <w:rPr>
+          <w:sz w:val="28"/>
+          <w:szCs w:val="28"/>
+        </w:rPr>
+        <w:t>nhớ</w:t>
+      </w:r>
+      <w:proofErr w:type="spellEnd"/>
+      <w:r>
+        <w:rPr>
+          <w:sz w:val="28"/>
+          <w:szCs w:val="28"/>
+        </w:rPr>
+        <w:t xml:space="preserve"> </w:t>
+      </w:r>
+      <w:proofErr w:type="spellStart"/>
+      <w:r>
+        <w:rPr>
+          <w:sz w:val="28"/>
+          <w:szCs w:val="28"/>
+        </w:rPr>
+        <w:t>đã</w:t>
+      </w:r>
+      <w:proofErr w:type="spellEnd"/>
+      <w:r>
+        <w:rPr>
+          <w:sz w:val="28"/>
+          <w:szCs w:val="28"/>
+        </w:rPr>
+        <w:t xml:space="preserve"> </w:t>
+      </w:r>
+      <w:proofErr w:type="spellStart"/>
+      <w:r>
+        <w:rPr>
+          <w:sz w:val="28"/>
+          <w:szCs w:val="28"/>
+        </w:rPr>
+        <w:t>học</w:t>
+      </w:r>
+      <w:proofErr w:type="spellEnd"/>
+    </w:p>
+    <w:p>
+      <w:pPr>
+        <w:rPr>
+          <w:sz w:val="28"/>
+          <w:szCs w:val="28"/>
+        </w:rPr>
+      </w:pPr>
+      <w:r>
+        <w:rPr>
+          <w:sz w:val="28"/>
+          <w:szCs w:val="28"/>
+        </w:rPr>
+        <w:t xml:space="preserve">+Settings: </w:t>
+      </w:r>
+      <w:proofErr w:type="spellStart"/>
+      <w:r>
+        <w:rPr>
+          <w:sz w:val="28"/>
+          <w:szCs w:val="28"/>
+        </w:rPr>
+        <w:t>Điều</w:t>
+      </w:r>
+      <w:proofErr w:type="spellEnd"/>
+      <w:r>
+        <w:rPr>
+          <w:sz w:val="28"/>
+          <w:szCs w:val="28"/>
+        </w:rPr>
+        <w:t xml:space="preserve"> </w:t>
+      </w:r>
+      <w:proofErr w:type="spellStart"/>
+      <w:r>
+        <w:rPr>
+          <w:sz w:val="28"/>
+          <w:szCs w:val="28"/>
+        </w:rPr>
+        <w:t>chỉnh</w:t>
+      </w:r>
+      <w:proofErr w:type="spellEnd"/>
+      <w:r>
+        <w:rPr>
+          <w:sz w:val="28"/>
+          <w:szCs w:val="28"/>
+        </w:rPr>
+        <w:t xml:space="preserve"> </w:t>
+      </w:r>
+      <w:proofErr w:type="spellStart"/>
+      <w:r>
+        <w:rPr>
+          <w:sz w:val="28"/>
+          <w:szCs w:val="28"/>
+        </w:rPr>
+        <w:t>cài</w:t>
+      </w:r>
+      <w:proofErr w:type="spellEnd"/>
+      <w:r>
+        <w:rPr>
+          <w:sz w:val="28"/>
+          <w:szCs w:val="28"/>
+        </w:rPr>
+        <w:t xml:space="preserve"> </w:t>
+      </w:r>
+      <w:proofErr w:type="spellStart"/>
+      <w:r>
+        <w:rPr>
+          <w:sz w:val="28"/>
+          <w:szCs w:val="28"/>
+        </w:rPr>
+        <w:t>đặt</w:t>
+      </w:r>
+      <w:proofErr w:type="spellEnd"/>
+      <w:r>
+        <w:rPr>
+          <w:sz w:val="28"/>
+          <w:szCs w:val="28"/>
+        </w:rPr>
+        <w:t xml:space="preserve"> </w:t>
+      </w:r>
+      <w:proofErr w:type="spellStart"/>
+      <w:r>
+        <w:rPr>
+          <w:sz w:val="28"/>
+          <w:szCs w:val="28"/>
+        </w:rPr>
+        <w:t>của</w:t>
+      </w:r>
+      <w:proofErr w:type="spellEnd"/>
+      <w:r>
+        <w:rPr>
+          <w:sz w:val="28"/>
+          <w:szCs w:val="28"/>
+        </w:rPr>
+        <w:t xml:space="preserve"> </w:t>
+      </w:r>
+      <w:proofErr w:type="spellStart"/>
+      <w:r>
+        <w:rPr>
+          <w:sz w:val="28"/>
+          <w:szCs w:val="28"/>
+        </w:rPr>
+        <w:t>ứng</w:t>
+      </w:r>
+      <w:proofErr w:type="spellEnd"/>
+      <w:r>
+        <w:rPr>
+          <w:sz w:val="28"/>
+          <w:szCs w:val="28"/>
+        </w:rPr>
+        <w:t xml:space="preserve"> </w:t>
+      </w:r>
+      <w:proofErr w:type="spellStart"/>
+      <w:r>
+        <w:rPr>
+          <w:sz w:val="28"/>
+          <w:szCs w:val="28"/>
+        </w:rPr>
+        <w:t>dụng</w:t>
+      </w:r>
+      <w:proofErr w:type="spellEnd"/>
+    </w:p>
+    <w:p>
+      <w:pPr>
+        <w:rPr>
+          <w:sz w:val="28"/>
+          <w:szCs w:val="28"/>
+        </w:rPr>
+      </w:pPr>
+      <w:r>
+        <w:rPr>
+          <w:sz w:val="28"/>
+          <w:szCs w:val="28"/>
+        </w:rPr>
+        <w:t xml:space="preserve">+Help: </w:t>
+      </w:r>
+      <w:proofErr w:type="spellStart"/>
+      <w:r>
+        <w:rPr>
+          <w:sz w:val="28"/>
+          <w:szCs w:val="28"/>
+        </w:rPr>
+        <w:t>Hỗ</w:t>
+      </w:r>
+      <w:proofErr w:type="spellEnd"/>
+      <w:r>
+        <w:rPr>
+          <w:sz w:val="28"/>
+          <w:szCs w:val="28"/>
+        </w:rPr>
+        <w:t xml:space="preserve"> </w:t>
+      </w:r>
+      <w:proofErr w:type="spellStart"/>
+      <w:r>
+        <w:rPr>
+          <w:sz w:val="28"/>
+          <w:szCs w:val="28"/>
+        </w:rPr>
+        <w:t>trợ</w:t>
+      </w:r>
+      <w:proofErr w:type="spellEnd"/>
+      <w:r>
+        <w:rPr>
+          <w:sz w:val="28"/>
+          <w:szCs w:val="28"/>
+        </w:rPr>
+        <w:t xml:space="preserve"> </w:t>
+      </w:r>
+      <w:proofErr w:type="spellStart"/>
+      <w:r>
+        <w:rPr>
+          <w:sz w:val="28"/>
+          <w:szCs w:val="28"/>
+        </w:rPr>
+        <w:t>người</w:t>
+      </w:r>
+      <w:proofErr w:type="spellEnd"/>
+      <w:r>
+        <w:rPr>
+          <w:sz w:val="28"/>
+          <w:szCs w:val="28"/>
+        </w:rPr>
+        <w:t xml:space="preserve"> dung</w:t>
+      </w:r>
+    </w:p>
+    <w:p>
+      <w:pPr>
+        <w:rPr>
+          <w:sz w:val="28"/>
+          <w:szCs w:val="28"/>
+        </w:rPr>
+      </w:pPr>
+      <w:r>
+        <w:rPr>
+          <w:sz w:val="28"/>
+          <w:szCs w:val="28"/>
+        </w:rPr>
+        <w:lastRenderedPageBreak/>
+        <w:t xml:space="preserve">+Support: </w:t>
+      </w:r>
+      <w:proofErr w:type="spellStart"/>
+      <w:r>
+        <w:rPr>
+          <w:sz w:val="28"/>
+          <w:szCs w:val="28"/>
+        </w:rPr>
+        <w:t>Ủng</w:t>
+      </w:r>
+      <w:proofErr w:type="spellEnd"/>
+      <w:r>
+        <w:rPr>
+          <w:sz w:val="28"/>
+          <w:szCs w:val="28"/>
+        </w:rPr>
+        <w:t xml:space="preserve"> </w:t>
+      </w:r>
+      <w:proofErr w:type="spellStart"/>
+      <w:r>
+        <w:rPr>
+          <w:sz w:val="28"/>
+          <w:szCs w:val="28"/>
+        </w:rPr>
+        <w:t>hộ</w:t>
+      </w:r>
+      <w:proofErr w:type="spellEnd"/>
+      <w:r>
+        <w:rPr>
+          <w:sz w:val="28"/>
+          <w:szCs w:val="28"/>
+        </w:rPr>
+        <w:t xml:space="preserve"> </w:t>
+      </w:r>
+      <w:proofErr w:type="spellStart"/>
+      <w:r>
+        <w:rPr>
+          <w:sz w:val="28"/>
+          <w:szCs w:val="28"/>
+        </w:rPr>
+        <w:t>nhà</w:t>
+      </w:r>
+      <w:proofErr w:type="spellEnd"/>
+      <w:r>
+        <w:rPr>
+          <w:sz w:val="28"/>
+          <w:szCs w:val="28"/>
+        </w:rPr>
+        <w:t xml:space="preserve"> </w:t>
+      </w:r>
+      <w:proofErr w:type="spellStart"/>
+      <w:r>
+        <w:rPr>
+          <w:sz w:val="28"/>
+          <w:szCs w:val="28"/>
+        </w:rPr>
+        <w:t>phát</w:t>
+      </w:r>
+      <w:proofErr w:type="spellEnd"/>
+      <w:r>
+        <w:rPr>
+          <w:sz w:val="28"/>
+          <w:szCs w:val="28"/>
+        </w:rPr>
+        <w:t xml:space="preserve"> </w:t>
+      </w:r>
+      <w:proofErr w:type="spellStart"/>
+      <w:r>
+        <w:rPr>
+          <w:sz w:val="28"/>
+          <w:szCs w:val="28"/>
+        </w:rPr>
+        <w:t>triển</w:t>
+      </w:r>
+      <w:proofErr w:type="spellEnd"/>
+    </w:p>
+    <w:p>
+      <w:pPr>
+        <w:rPr>
+          <w:sz w:val="28"/>
+          <w:szCs w:val="28"/>
+        </w:rPr>
+      </w:pPr>
     </w:p>
     <w:sectPr>
       <w:pgSz w:w="12240" w:h="15840"/>
@@ -53,8 +1692,105 @@
 </w:document>
 </file>
 
+<file path=word/numbering.xml><?xml version="1.0" encoding="utf-8"?>
+<w:numbering xmlns:wpc="http://schemas.microsoft.com/office/word/2010/wordprocessingCanvas" xmlns:cx="http://schemas.microsoft.com/office/drawing/2014/chartex" xmlns:mc="http://schemas.openxmlformats.org/markup-compatibility/2006" xmlns:o="urn:schemas-microsoft-com:office:office" xmlns:r="http://schemas.openxmlformats.org/officeDocument/2006/relationships" xmlns:m="http://schemas.openxmlformats.org/officeDocument/2006/math" xmlns:v="urn:schemas-microsoft-com:vml" xmlns:wp14="http://schemas.microsoft.com/office/word/2010/wordprocessingDrawing" xmlns:wp="http://schemas.openxmlformats.org/drawingml/2006/wordprocessingDrawing" xmlns:w10="urn:schemas-microsoft-com:office:word" xmlns:w="http://schemas.openxmlformats.org/wordprocessingml/2006/main" xmlns:w14="http://schemas.microsoft.com/office/word/2010/wordml" xmlns:w15="http://schemas.microsoft.com/office/word/2012/wordml" xmlns:w16se="http://schemas.microsoft.com/office/word/2015/wordml/symex" xmlns:wpg="http://schemas.microsoft.com/office/word/2010/wordprocessingGroup" xmlns:wpi="http://schemas.microsoft.com/office/word/2010/wordprocessingInk" xmlns:wne="http://schemas.microsoft.com/office/word/2006/wordml" xmlns:wps="http://schemas.microsoft.com/office/word/2010/wordprocessingShape" mc:Ignorable="w14 w15 w16se wp14">
+  <w:abstractNum w:abstractNumId="0" w15:restartNumberingAfterBreak="0">
+    <w:nsid w:val="441C361C"/>
+    <w:multiLevelType w:val="hybridMultilevel"/>
+    <w:tmpl w:val="12A6C738"/>
+    <w:lvl w:ilvl="0" w:tplc="0409000F">
+      <w:start w:val="1"/>
+      <w:numFmt w:val="decimal"/>
+      <w:lvlText w:val="%1."/>
+      <w:lvlJc w:val="left"/>
+      <w:pPr>
+        <w:ind w:left="720" w:hanging="360"/>
+      </w:pPr>
+      <w:rPr>
+        <w:rFonts w:hint="default"/>
+      </w:rPr>
+    </w:lvl>
+    <w:lvl w:ilvl="1" w:tplc="04090019" w:tentative="1">
+      <w:start w:val="1"/>
+      <w:numFmt w:val="lowerLetter"/>
+      <w:lvlText w:val="%2."/>
+      <w:lvlJc w:val="left"/>
+      <w:pPr>
+        <w:ind w:left="1440" w:hanging="360"/>
+      </w:pPr>
+    </w:lvl>
+    <w:lvl w:ilvl="2" w:tplc="0409001B" w:tentative="1">
+      <w:start w:val="1"/>
+      <w:numFmt w:val="lowerRoman"/>
+      <w:lvlText w:val="%3."/>
+      <w:lvlJc w:val="right"/>
+      <w:pPr>
+        <w:ind w:left="2160" w:hanging="180"/>
+      </w:pPr>
+    </w:lvl>
+    <w:lvl w:ilvl="3" w:tplc="0409000F" w:tentative="1">
+      <w:start w:val="1"/>
+      <w:numFmt w:val="decimal"/>
+      <w:lvlText w:val="%4."/>
+      <w:lvlJc w:val="left"/>
+      <w:pPr>
+        <w:ind w:left="2880" w:hanging="360"/>
+      </w:pPr>
+    </w:lvl>
+    <w:lvl w:ilvl="4" w:tplc="04090019" w:tentative="1">
+      <w:start w:val="1"/>
+      <w:numFmt w:val="lowerLetter"/>
+      <w:lvlText w:val="%5."/>
+      <w:lvlJc w:val="left"/>
+      <w:pPr>
+        <w:ind w:left="3600" w:hanging="360"/>
+      </w:pPr>
+    </w:lvl>
+    <w:lvl w:ilvl="5" w:tplc="0409001B" w:tentative="1">
+      <w:start w:val="1"/>
+      <w:numFmt w:val="lowerRoman"/>
+      <w:lvlText w:val="%6."/>
+      <w:lvlJc w:val="right"/>
+      <w:pPr>
+        <w:ind w:left="4320" w:hanging="180"/>
+      </w:pPr>
+    </w:lvl>
+    <w:lvl w:ilvl="6" w:tplc="0409000F" w:tentative="1">
+      <w:start w:val="1"/>
+      <w:numFmt w:val="decimal"/>
+      <w:lvlText w:val="%7."/>
+      <w:lvlJc w:val="left"/>
+      <w:pPr>
+        <w:ind w:left="5040" w:hanging="360"/>
+      </w:pPr>
+    </w:lvl>
+    <w:lvl w:ilvl="7" w:tplc="04090019" w:tentative="1">
+      <w:start w:val="1"/>
+      <w:numFmt w:val="lowerLetter"/>
+      <w:lvlText w:val="%8."/>
+      <w:lvlJc w:val="left"/>
+      <w:pPr>
+        <w:ind w:left="5760" w:hanging="360"/>
+      </w:pPr>
+    </w:lvl>
+    <w:lvl w:ilvl="8" w:tplc="0409001B" w:tentative="1">
+      <w:start w:val="1"/>
+      <w:numFmt w:val="lowerRoman"/>
+      <w:lvlText w:val="%9."/>
+      <w:lvlJc w:val="right"/>
+      <w:pPr>
+        <w:ind w:left="6480" w:hanging="180"/>
+      </w:pPr>
+    </w:lvl>
+  </w:abstractNum>
+  <w:num w:numId="1">
+    <w:abstractNumId w:val="0"/>
+  </w:num>
+</w:numbering>
+</file>
+
 <file path=word/styles.xml><?xml version="1.0" encoding="utf-8"?>
-<w:styles xmlns:mc="http://schemas.openxmlformats.org/markup-compatibility/2006" xmlns:r="http://schemas.openxmlformats.org/officeDocument/2006/relationships" xmlns:w="http://schemas.openxmlformats.org/wordprocessingml/2006/main" xmlns:w14="http://schemas.microsoft.com/office/word/2010/wordml" xmlns:w15="http://schemas.microsoft.com/office/word/2012/wordml" mc:Ignorable="w14 w15">
+<w:styles xmlns:mc="http://schemas.openxmlformats.org/markup-compatibility/2006" xmlns:r="http://schemas.openxmlformats.org/officeDocument/2006/relationships" xmlns:w="http://schemas.openxmlformats.org/wordprocessingml/2006/main" xmlns:w14="http://schemas.microsoft.com/office/word/2010/wordml" xmlns:w15="http://schemas.microsoft.com/office/word/2012/wordml" xmlns:w16se="http://schemas.microsoft.com/office/word/2015/wordml/symex" mc:Ignorable="w14 w15 w16se">
   <w:docDefaults>
     <w:rPrDefault>
       <w:rPr>
@@ -474,6 +2210,17 @@
     <w:semiHidden/>
     <w:unhideWhenUsed/>
   </w:style>
+  <w:style w:type="paragraph" w:styleId="ListParagraph">
+    <w:name w:val="List Paragraph"/>
+    <w:basedOn w:val="Normal"/>
+    <w:uiPriority w:val="34"/>
+    <w:qFormat/>
+    <w:rsid w:val="003C44C0"/>
+    <w:pPr>
+      <w:ind w:left="720"/>
+      <w:contextualSpacing/>
+    </w:pPr>
+  </w:style>
 </w:styles>
 </file>
 

--- a/Document/Thiết_kế_hệ_thống.docx
+++ b/Document/Thiết_kế_hệ_thống.docx
@@ -117,6 +117,9 @@
     </w:p>
     <w:p>
       <w:r>
+        <w:rPr>
+          <w:noProof/>
+        </w:rPr>
         <w:drawing>
           <wp:inline distT="0" distB="0" distL="0" distR="0" wp14:anchorId="66DB47A7" wp14:editId="4986164C">
             <wp:extent cx="4320330" cy="2318023"/>
@@ -236,6 +239,9 @@
         </w:rPr>
       </w:pPr>
       <w:r>
+        <w:rPr>
+          <w:noProof/>
+        </w:rPr>
         <w:lastRenderedPageBreak/>
         <w:drawing>
           <wp:inline distT="0" distB="0" distL="0" distR="0" wp14:anchorId="28BB0352" wp14:editId="72BF5B1F">
@@ -470,16 +476,7 @@
           <w:sz w:val="28"/>
           <w:szCs w:val="28"/>
         </w:rPr>
-        <w:t>n</w:t>
-      </w:r>
-      <w:bookmarkStart w:id="0" w:name="_GoBack"/>
-      <w:bookmarkEnd w:id="0"/>
-      <w:r>
-        <w:rPr>
-          <w:sz w:val="28"/>
-          <w:szCs w:val="28"/>
-        </w:rPr>
-        <w:t>hớ</w:t>
+        <w:t>nhớ</w:t>
       </w:r>
       <w:proofErr w:type="spellEnd"/>
       <w:r>
@@ -723,6 +720,7 @@
       </w:pPr>
       <w:r>
         <w:rPr>
+          <w:noProof/>
           <w:sz w:val="28"/>
           <w:szCs w:val="28"/>
         </w:rPr>
@@ -950,6 +948,7 @@
     </w:p>
     <w:p>
       <w:pPr>
+        <w:jc w:val="center"/>
         <w:rPr>
           <w:sz w:val="28"/>
           <w:szCs w:val="28"/>
@@ -961,10 +960,10 @@
           <w:szCs w:val="28"/>
         </w:rPr>
         <w:drawing>
-          <wp:inline distT="0" distB="0" distL="0" distR="0" wp14:anchorId="12E08571" wp14:editId="26D70CBE">
-            <wp:extent cx="4244829" cy="2594515"/>
-            <wp:effectExtent l="0" t="0" r="3810" b="0"/>
-            <wp:docPr id="3" name="Picture 3"/>
+          <wp:inline distT="0" distB="0" distL="0" distR="0" wp14:anchorId="0C58E0F3" wp14:editId="603F9ED1">
+            <wp:extent cx="5662569" cy="3601418"/>
+            <wp:effectExtent l="0" t="0" r="0" b="0"/>
+            <wp:docPr id="8" name="Picture 8"/>
             <wp:cNvGraphicFramePr>
               <a:graphicFrameLocks xmlns:a="http://schemas.openxmlformats.org/drawingml/2006/main" noChangeAspect="1"/>
             </wp:cNvGraphicFramePr>
@@ -984,7 +983,7 @@
                   <pic:spPr>
                     <a:xfrm>
                       <a:off x="0" y="0"/>
-                      <a:ext cx="4266782" cy="2607933"/>
+                      <a:ext cx="5667727" cy="3604698"/>
                     </a:xfrm>
                     <a:prstGeom prst="rect">
                       <a:avLst/>
@@ -1007,6 +1006,7 @@
       </w:pPr>
       <w:r>
         <w:rPr>
+          <w:noProof/>
           <w:sz w:val="28"/>
           <w:szCs w:val="28"/>
         </w:rPr>
@@ -1060,6 +1060,254 @@
           <w:sz w:val="28"/>
           <w:szCs w:val="28"/>
         </w:rPr>
+        <w:t>+</w:t>
+      </w:r>
+      <w:proofErr w:type="spellStart"/>
+      <w:r>
+        <w:rPr>
+          <w:sz w:val="28"/>
+          <w:szCs w:val="28"/>
+        </w:rPr>
+        <w:t>Xử</w:t>
+      </w:r>
+      <w:proofErr w:type="spellEnd"/>
+      <w:r>
+        <w:rPr>
+          <w:sz w:val="28"/>
+          <w:szCs w:val="28"/>
+        </w:rPr>
+        <w:t xml:space="preserve"> </w:t>
+      </w:r>
+      <w:proofErr w:type="spellStart"/>
+      <w:r>
+        <w:rPr>
+          <w:sz w:val="28"/>
+          <w:szCs w:val="28"/>
+        </w:rPr>
+        <w:t>lý</w:t>
+      </w:r>
+      <w:proofErr w:type="spellEnd"/>
+      <w:r>
+        <w:rPr>
+          <w:sz w:val="28"/>
+          <w:szCs w:val="28"/>
+        </w:rPr>
+        <w:t xml:space="preserve"> </w:t>
+      </w:r>
+      <w:proofErr w:type="spellStart"/>
+      <w:r>
+        <w:rPr>
+          <w:sz w:val="28"/>
+          <w:szCs w:val="28"/>
+        </w:rPr>
+        <w:t>sau</w:t>
+      </w:r>
+      <w:proofErr w:type="spellEnd"/>
+      <w:r>
+        <w:rPr>
+          <w:sz w:val="28"/>
+          <w:szCs w:val="28"/>
+        </w:rPr>
+        <w:t xml:space="preserve"> </w:t>
+      </w:r>
+      <w:proofErr w:type="spellStart"/>
+      <w:r>
+        <w:rPr>
+          <w:sz w:val="28"/>
+          <w:szCs w:val="28"/>
+        </w:rPr>
+        <w:t>khi</w:t>
+      </w:r>
+      <w:proofErr w:type="spellEnd"/>
+      <w:r>
+        <w:rPr>
+          <w:sz w:val="28"/>
+          <w:szCs w:val="28"/>
+        </w:rPr>
+        <w:t xml:space="preserve"> </w:t>
+      </w:r>
+      <w:proofErr w:type="spellStart"/>
+      <w:r>
+        <w:rPr>
+          <w:sz w:val="28"/>
+          <w:szCs w:val="28"/>
+        </w:rPr>
+        <w:t>thêm</w:t>
+      </w:r>
+      <w:proofErr w:type="spellEnd"/>
+      <w:r>
+        <w:rPr>
+          <w:sz w:val="28"/>
+          <w:szCs w:val="28"/>
+        </w:rPr>
+        <w:t xml:space="preserve"> </w:t>
+      </w:r>
+      <w:proofErr w:type="spellStart"/>
+      <w:r>
+        <w:rPr>
+          <w:sz w:val="28"/>
+          <w:szCs w:val="28"/>
+        </w:rPr>
+        <w:t>mới</w:t>
+      </w:r>
+      <w:proofErr w:type="spellEnd"/>
+      <w:r>
+        <w:rPr>
+          <w:sz w:val="28"/>
+          <w:szCs w:val="28"/>
+        </w:rPr>
+        <w:t xml:space="preserve"> set </w:t>
+      </w:r>
+      <w:proofErr w:type="spellStart"/>
+      <w:r>
+        <w:rPr>
+          <w:sz w:val="28"/>
+          <w:szCs w:val="28"/>
+        </w:rPr>
+        <w:t>thẻ</w:t>
+      </w:r>
+      <w:proofErr w:type="spellEnd"/>
+      <w:r>
+        <w:rPr>
+          <w:sz w:val="28"/>
+          <w:szCs w:val="28"/>
+        </w:rPr>
+        <w:t xml:space="preserve"> </w:t>
+      </w:r>
+      <w:proofErr w:type="spellStart"/>
+      <w:r>
+        <w:rPr>
+          <w:sz w:val="28"/>
+          <w:szCs w:val="28"/>
+        </w:rPr>
+        <w:t>nhớ</w:t>
+      </w:r>
+      <w:proofErr w:type="spellEnd"/>
+      <w:r>
+        <w:rPr>
+          <w:sz w:val="28"/>
+          <w:szCs w:val="28"/>
+        </w:rPr>
+        <w:t xml:space="preserve">: </w:t>
+      </w:r>
+      <w:proofErr w:type="spellStart"/>
+      <w:r>
+        <w:rPr>
+          <w:sz w:val="28"/>
+          <w:szCs w:val="28"/>
+        </w:rPr>
+        <w:t>Tạo</w:t>
+      </w:r>
+      <w:proofErr w:type="spellEnd"/>
+      <w:r>
+        <w:rPr>
+          <w:sz w:val="28"/>
+          <w:szCs w:val="28"/>
+        </w:rPr>
+        <w:t xml:space="preserve"> </w:t>
+      </w:r>
+      <w:proofErr w:type="spellStart"/>
+      <w:r>
+        <w:rPr>
+          <w:sz w:val="28"/>
+          <w:szCs w:val="28"/>
+        </w:rPr>
+        <w:t>một</w:t>
+      </w:r>
+      <w:proofErr w:type="spellEnd"/>
+      <w:r>
+        <w:rPr>
+          <w:sz w:val="28"/>
+          <w:szCs w:val="28"/>
+        </w:rPr>
+        <w:t xml:space="preserve"> set </w:t>
+      </w:r>
+      <w:proofErr w:type="spellStart"/>
+      <w:r>
+        <w:rPr>
+          <w:sz w:val="28"/>
+          <w:szCs w:val="28"/>
+        </w:rPr>
+        <w:t>thẻ</w:t>
+      </w:r>
+      <w:proofErr w:type="spellEnd"/>
+      <w:r>
+        <w:rPr>
+          <w:sz w:val="28"/>
+          <w:szCs w:val="28"/>
+        </w:rPr>
+        <w:t xml:space="preserve"> </w:t>
+      </w:r>
+      <w:proofErr w:type="spellStart"/>
+      <w:r>
+        <w:rPr>
+          <w:sz w:val="28"/>
+          <w:szCs w:val="28"/>
+        </w:rPr>
+        <w:t>nhớ</w:t>
+      </w:r>
+      <w:proofErr w:type="spellEnd"/>
+      <w:r>
+        <w:rPr>
+          <w:sz w:val="28"/>
+          <w:szCs w:val="28"/>
+        </w:rPr>
+        <w:t xml:space="preserve"> </w:t>
+      </w:r>
+      <w:proofErr w:type="spellStart"/>
+      <w:r>
+        <w:rPr>
+          <w:sz w:val="28"/>
+          <w:szCs w:val="28"/>
+        </w:rPr>
+        <w:t>mới</w:t>
+      </w:r>
+      <w:proofErr w:type="spellEnd"/>
+      <w:r>
+        <w:rPr>
+          <w:sz w:val="28"/>
+          <w:szCs w:val="28"/>
+        </w:rPr>
+        <w:t xml:space="preserve"> </w:t>
+      </w:r>
+      <w:proofErr w:type="spellStart"/>
+      <w:r>
+        <w:rPr>
+          <w:sz w:val="28"/>
+          <w:szCs w:val="28"/>
+        </w:rPr>
+        <w:t>trong</w:t>
+      </w:r>
+      <w:proofErr w:type="spellEnd"/>
+      <w:r>
+        <w:rPr>
+          <w:sz w:val="28"/>
+          <w:szCs w:val="28"/>
+        </w:rPr>
+        <w:t xml:space="preserve"> </w:t>
+      </w:r>
+      <w:proofErr w:type="spellStart"/>
+      <w:r>
+        <w:rPr>
+          <w:sz w:val="28"/>
+          <w:szCs w:val="28"/>
+        </w:rPr>
+        <w:t>csdl</w:t>
+      </w:r>
+      <w:proofErr w:type="spellEnd"/>
+    </w:p>
+    <w:p>
+      <w:pPr>
+        <w:rPr>
+          <w:sz w:val="28"/>
+          <w:szCs w:val="28"/>
+        </w:rPr>
+      </w:pPr>
+      <w:r>
+        <w:rPr>
+          <w:sz w:val="28"/>
+          <w:szCs w:val="28"/>
+        </w:rPr>
         <w:t>-</w:t>
       </w:r>
       <w:proofErr w:type="spellStart"/>
@@ -1121,6 +1369,7 @@
       </w:pPr>
       <w:r>
         <w:rPr>
+          <w:noProof/>
           <w:sz w:val="28"/>
           <w:szCs w:val="28"/>
         </w:rPr>
@@ -1681,6 +1930,441 @@
           <w:szCs w:val="28"/>
         </w:rPr>
       </w:pPr>
+      <w:r>
+        <w:rPr>
+          <w:sz w:val="28"/>
+          <w:szCs w:val="28"/>
+        </w:rPr>
+        <w:t>2 Card Set:</w:t>
+      </w:r>
+    </w:p>
+    <w:p>
+      <w:pPr>
+        <w:rPr>
+          <w:sz w:val="28"/>
+          <w:szCs w:val="28"/>
+        </w:rPr>
+      </w:pPr>
+      <w:r>
+        <w:rPr>
+          <w:sz w:val="28"/>
+          <w:szCs w:val="28"/>
+        </w:rPr>
+        <w:t>-</w:t>
+      </w:r>
+      <w:proofErr w:type="spellStart"/>
+      <w:r>
+        <w:rPr>
+          <w:sz w:val="28"/>
+          <w:szCs w:val="28"/>
+        </w:rPr>
+        <w:t>Khi</w:t>
+      </w:r>
+      <w:proofErr w:type="spellEnd"/>
+      <w:r>
+        <w:rPr>
+          <w:sz w:val="28"/>
+          <w:szCs w:val="28"/>
+        </w:rPr>
+        <w:t xml:space="preserve"> </w:t>
+      </w:r>
+      <w:proofErr w:type="spellStart"/>
+      <w:r>
+        <w:rPr>
+          <w:sz w:val="28"/>
+          <w:szCs w:val="28"/>
+        </w:rPr>
+        <w:t>bấm</w:t>
+      </w:r>
+      <w:proofErr w:type="spellEnd"/>
+      <w:r>
+        <w:rPr>
+          <w:sz w:val="28"/>
+          <w:szCs w:val="28"/>
+        </w:rPr>
+        <w:t xml:space="preserve"> </w:t>
+      </w:r>
+      <w:proofErr w:type="spellStart"/>
+      <w:r>
+        <w:rPr>
+          <w:sz w:val="28"/>
+          <w:szCs w:val="28"/>
+        </w:rPr>
+        <w:t>vào</w:t>
+      </w:r>
+      <w:proofErr w:type="spellEnd"/>
+      <w:r>
+        <w:rPr>
+          <w:sz w:val="28"/>
+          <w:szCs w:val="28"/>
+        </w:rPr>
+        <w:t xml:space="preserve"> Set </w:t>
+      </w:r>
+      <w:proofErr w:type="spellStart"/>
+      <w:r>
+        <w:rPr>
+          <w:sz w:val="28"/>
+          <w:szCs w:val="28"/>
+        </w:rPr>
+        <w:t>thẻ</w:t>
+      </w:r>
+      <w:proofErr w:type="spellEnd"/>
+      <w:r>
+        <w:rPr>
+          <w:sz w:val="28"/>
+          <w:szCs w:val="28"/>
+        </w:rPr>
+        <w:t xml:space="preserve"> </w:t>
+      </w:r>
+      <w:proofErr w:type="spellStart"/>
+      <w:r>
+        <w:rPr>
+          <w:sz w:val="28"/>
+          <w:szCs w:val="28"/>
+        </w:rPr>
+        <w:t>nhớ</w:t>
+      </w:r>
+      <w:proofErr w:type="spellEnd"/>
+      <w:r>
+        <w:rPr>
+          <w:sz w:val="28"/>
+          <w:szCs w:val="28"/>
+        </w:rPr>
+        <w:t xml:space="preserve">, </w:t>
+      </w:r>
+      <w:proofErr w:type="spellStart"/>
+      <w:r>
+        <w:rPr>
+          <w:sz w:val="28"/>
+          <w:szCs w:val="28"/>
+        </w:rPr>
+        <w:t>nếu</w:t>
+      </w:r>
+      <w:proofErr w:type="spellEnd"/>
+      <w:r>
+        <w:rPr>
+          <w:sz w:val="28"/>
+          <w:szCs w:val="28"/>
+        </w:rPr>
+        <w:t xml:space="preserve"> </w:t>
+      </w:r>
+      <w:proofErr w:type="spellStart"/>
+      <w:r>
+        <w:rPr>
+          <w:sz w:val="28"/>
+          <w:szCs w:val="28"/>
+        </w:rPr>
+        <w:t>không</w:t>
+      </w:r>
+      <w:proofErr w:type="spellEnd"/>
+      <w:r>
+        <w:rPr>
+          <w:sz w:val="28"/>
+          <w:szCs w:val="28"/>
+        </w:rPr>
+        <w:t xml:space="preserve"> </w:t>
+      </w:r>
+      <w:proofErr w:type="spellStart"/>
+      <w:r>
+        <w:rPr>
+          <w:sz w:val="28"/>
+          <w:szCs w:val="28"/>
+        </w:rPr>
+        <w:t>có</w:t>
+      </w:r>
+      <w:proofErr w:type="spellEnd"/>
+      <w:r>
+        <w:rPr>
+          <w:sz w:val="28"/>
+          <w:szCs w:val="28"/>
+        </w:rPr>
+        <w:t xml:space="preserve"> </w:t>
+      </w:r>
+      <w:proofErr w:type="spellStart"/>
+      <w:r>
+        <w:rPr>
+          <w:sz w:val="28"/>
+          <w:szCs w:val="28"/>
+        </w:rPr>
+        <w:t>thẻ</w:t>
+      </w:r>
+      <w:proofErr w:type="spellEnd"/>
+      <w:r>
+        <w:rPr>
+          <w:sz w:val="28"/>
+          <w:szCs w:val="28"/>
+        </w:rPr>
+        <w:t xml:space="preserve"> </w:t>
+      </w:r>
+      <w:proofErr w:type="spellStart"/>
+      <w:r>
+        <w:rPr>
+          <w:sz w:val="28"/>
+          <w:szCs w:val="28"/>
+        </w:rPr>
+        <w:t>nào</w:t>
+      </w:r>
+      <w:proofErr w:type="spellEnd"/>
+      <w:r>
+        <w:rPr>
+          <w:sz w:val="28"/>
+          <w:szCs w:val="28"/>
+        </w:rPr>
+        <w:t xml:space="preserve">, </w:t>
+      </w:r>
+      <w:proofErr w:type="spellStart"/>
+      <w:r>
+        <w:rPr>
+          <w:sz w:val="28"/>
+          <w:szCs w:val="28"/>
+        </w:rPr>
+        <w:t>sẽ</w:t>
+      </w:r>
+      <w:proofErr w:type="spellEnd"/>
+      <w:r>
+        <w:rPr>
+          <w:sz w:val="28"/>
+          <w:szCs w:val="28"/>
+        </w:rPr>
+        <w:t xml:space="preserve"> </w:t>
+      </w:r>
+      <w:proofErr w:type="spellStart"/>
+      <w:r>
+        <w:rPr>
+          <w:sz w:val="28"/>
+          <w:szCs w:val="28"/>
+        </w:rPr>
+        <w:t>hiển</w:t>
+      </w:r>
+      <w:proofErr w:type="spellEnd"/>
+      <w:r>
+        <w:rPr>
+          <w:sz w:val="28"/>
+          <w:szCs w:val="28"/>
+        </w:rPr>
+        <w:t xml:space="preserve"> </w:t>
+      </w:r>
+      <w:proofErr w:type="spellStart"/>
+      <w:r>
+        <w:rPr>
+          <w:sz w:val="28"/>
+          <w:szCs w:val="28"/>
+        </w:rPr>
+        <w:t>thị</w:t>
+      </w:r>
+      <w:proofErr w:type="spellEnd"/>
+      <w:r>
+        <w:rPr>
+          <w:sz w:val="28"/>
+          <w:szCs w:val="28"/>
+        </w:rPr>
+        <w:t xml:space="preserve"> </w:t>
+      </w:r>
+      <w:proofErr w:type="spellStart"/>
+      <w:r>
+        <w:rPr>
+          <w:sz w:val="28"/>
+          <w:szCs w:val="28"/>
+        </w:rPr>
+        <w:t>snackbar</w:t>
+      </w:r>
+      <w:proofErr w:type="spellEnd"/>
+      <w:r>
+        <w:rPr>
+          <w:sz w:val="28"/>
+          <w:szCs w:val="28"/>
+        </w:rPr>
+        <w:t xml:space="preserve"> </w:t>
+      </w:r>
+      <w:proofErr w:type="spellStart"/>
+      <w:r>
+        <w:rPr>
+          <w:sz w:val="28"/>
+          <w:szCs w:val="28"/>
+        </w:rPr>
+        <w:t>và</w:t>
+      </w:r>
+      <w:proofErr w:type="spellEnd"/>
+      <w:r>
+        <w:rPr>
+          <w:sz w:val="28"/>
+          <w:szCs w:val="28"/>
+        </w:rPr>
+        <w:t xml:space="preserve"> </w:t>
+      </w:r>
+      <w:proofErr w:type="spellStart"/>
+      <w:r>
+        <w:rPr>
+          <w:sz w:val="28"/>
+          <w:szCs w:val="28"/>
+        </w:rPr>
+        <w:t>hỗ</w:t>
+      </w:r>
+      <w:proofErr w:type="spellEnd"/>
+      <w:r>
+        <w:rPr>
+          <w:sz w:val="28"/>
+          <w:szCs w:val="28"/>
+        </w:rPr>
+        <w:t xml:space="preserve"> </w:t>
+      </w:r>
+      <w:proofErr w:type="spellStart"/>
+      <w:r>
+        <w:rPr>
+          <w:sz w:val="28"/>
+          <w:szCs w:val="28"/>
+        </w:rPr>
+        <w:t>trợ</w:t>
+      </w:r>
+      <w:proofErr w:type="spellEnd"/>
+      <w:r>
+        <w:rPr>
+          <w:sz w:val="28"/>
+          <w:szCs w:val="28"/>
+        </w:rPr>
+        <w:t xml:space="preserve"> </w:t>
+      </w:r>
+      <w:proofErr w:type="spellStart"/>
+      <w:r>
+        <w:rPr>
+          <w:sz w:val="28"/>
+          <w:szCs w:val="28"/>
+        </w:rPr>
+        <w:t>thêm</w:t>
+      </w:r>
+      <w:proofErr w:type="spellEnd"/>
+      <w:r>
+        <w:rPr>
+          <w:sz w:val="28"/>
+          <w:szCs w:val="28"/>
+        </w:rPr>
+        <w:t xml:space="preserve"> </w:t>
+      </w:r>
+      <w:proofErr w:type="spellStart"/>
+      <w:r>
+        <w:rPr>
+          <w:sz w:val="28"/>
+          <w:szCs w:val="28"/>
+        </w:rPr>
+        <w:t>thẻ</w:t>
+      </w:r>
+      <w:proofErr w:type="spellEnd"/>
+      <w:r>
+        <w:rPr>
+          <w:sz w:val="28"/>
+          <w:szCs w:val="28"/>
+        </w:rPr>
+        <w:t xml:space="preserve"> </w:t>
+      </w:r>
+      <w:proofErr w:type="spellStart"/>
+      <w:r>
+        <w:rPr>
+          <w:sz w:val="28"/>
+          <w:szCs w:val="28"/>
+        </w:rPr>
+        <w:t>nhớ</w:t>
+      </w:r>
+      <w:proofErr w:type="spellEnd"/>
+    </w:p>
+    <w:p>
+      <w:pPr>
+        <w:rPr>
+          <w:sz w:val="28"/>
+          <w:szCs w:val="28"/>
+        </w:rPr>
+      </w:pPr>
+      <w:r>
+        <w:rPr>
+          <w:sz w:val="28"/>
+          <w:szCs w:val="28"/>
+        </w:rPr>
+        <w:drawing>
+          <wp:inline distT="0" distB="0" distL="0" distR="0" wp14:anchorId="32FED960" wp14:editId="7BD86EF3">
+            <wp:extent cx="5943600" cy="1297940"/>
+            <wp:effectExtent l="0" t="0" r="0" b="0"/>
+            <wp:docPr id="9" name="Picture 9"/>
+            <wp:cNvGraphicFramePr>
+              <a:graphicFrameLocks xmlns:a="http://schemas.openxmlformats.org/drawingml/2006/main" noChangeAspect="1"/>
+            </wp:cNvGraphicFramePr>
+            <a:graphic xmlns:a="http://schemas.openxmlformats.org/drawingml/2006/main">
+              <a:graphicData uri="http://schemas.openxmlformats.org/drawingml/2006/picture">
+                <pic:pic xmlns:pic="http://schemas.openxmlformats.org/drawingml/2006/picture">
+                  <pic:nvPicPr>
+                    <pic:cNvPr id="1" name=""/>
+                    <pic:cNvPicPr/>
+                  </pic:nvPicPr>
+                  <pic:blipFill>
+                    <a:blip r:embed="rId12"/>
+                    <a:stretch>
+                      <a:fillRect/>
+                    </a:stretch>
+                  </pic:blipFill>
+                  <pic:spPr>
+                    <a:xfrm>
+                      <a:off x="0" y="0"/>
+                      <a:ext cx="5943600" cy="1297940"/>
+                    </a:xfrm>
+                    <a:prstGeom prst="rect">
+                      <a:avLst/>
+                    </a:prstGeom>
+                  </pic:spPr>
+                </pic:pic>
+              </a:graphicData>
+            </a:graphic>
+          </wp:inline>
+        </w:drawing>
+      </w:r>
+    </w:p>
+    <w:p>
+      <w:pPr>
+        <w:rPr>
+          <w:sz w:val="28"/>
+          <w:szCs w:val="28"/>
+        </w:rPr>
+      </w:pPr>
+      <w:bookmarkStart w:id="0" w:name="_GoBack"/>
+      <w:r>
+        <w:rPr>
+          <w:sz w:val="28"/>
+          <w:szCs w:val="28"/>
+        </w:rPr>
+        <w:drawing>
+          <wp:inline distT="0" distB="0" distL="0" distR="0" wp14:anchorId="66A741C5" wp14:editId="7B70A561">
+            <wp:extent cx="3315163" cy="1000265"/>
+            <wp:effectExtent l="0" t="0" r="0" b="9525"/>
+            <wp:docPr id="10" name="Picture 10"/>
+            <wp:cNvGraphicFramePr>
+              <a:graphicFrameLocks xmlns:a="http://schemas.openxmlformats.org/drawingml/2006/main" noChangeAspect="1"/>
+            </wp:cNvGraphicFramePr>
+            <a:graphic xmlns:a="http://schemas.openxmlformats.org/drawingml/2006/main">
+              <a:graphicData uri="http://schemas.openxmlformats.org/drawingml/2006/picture">
+                <pic:pic xmlns:pic="http://schemas.openxmlformats.org/drawingml/2006/picture">
+                  <pic:nvPicPr>
+                    <pic:cNvPr id="1" name=""/>
+                    <pic:cNvPicPr/>
+                  </pic:nvPicPr>
+                  <pic:blipFill>
+                    <a:blip r:embed="rId13"/>
+                    <a:stretch>
+                      <a:fillRect/>
+                    </a:stretch>
+                  </pic:blipFill>
+                  <pic:spPr>
+                    <a:xfrm>
+                      <a:off x="0" y="0"/>
+                      <a:ext cx="3315163" cy="1000265"/>
+                    </a:xfrm>
+                    <a:prstGeom prst="rect">
+                      <a:avLst/>
+                    </a:prstGeom>
+                  </pic:spPr>
+                </pic:pic>
+              </a:graphicData>
+            </a:graphic>
+          </wp:inline>
+        </w:drawing>
+      </w:r>
+      <w:bookmarkEnd w:id="0"/>
     </w:p>
     <w:sectPr>
       <w:pgSz w:w="12240" w:h="15840"/>

--- a/Document/Thiết_kế_hệ_thống.docx
+++ b/Document/Thiết_kế_hệ_thống.docx
@@ -12,7 +12,7 @@
         <w:rPr>
           <w:noProof/>
         </w:rPr>
-        <w:t>1.  Thiết kế cơ sở dữ liệu</w:t>
+        <w:t>-Tham khảo ứng dụng: AnkiDroid: App tự học bằng thẻ nhớ nổi tiếng</w:t>
       </w:r>
     </w:p>
     <w:p>
@@ -25,18 +25,10 @@
         <w:rPr>
           <w:noProof/>
         </w:rPr>
-        <w:t xml:space="preserve">-EED: </w:t>
-      </w:r>
-    </w:p>
-    <w:p>
-      <w:r>
-        <w:rPr>
-          <w:noProof/>
-        </w:rPr>
         <w:drawing>
-          <wp:inline distT="0" distB="0" distL="0" distR="0" wp14:anchorId="12138E2C" wp14:editId="6C3757D8">
-            <wp:extent cx="5943600" cy="3343275"/>
-            <wp:effectExtent l="0" t="0" r="0" b="9525"/>
+          <wp:inline distT="0" distB="0" distL="0" distR="0" wp14:anchorId="2B8D2F3B" wp14:editId="65C8205B">
+            <wp:extent cx="2066143" cy="2919368"/>
+            <wp:effectExtent l="0" t="0" r="0" b="0"/>
             <wp:docPr id="1" name="Picture 1"/>
             <wp:cNvGraphicFramePr>
               <a:graphicFrameLocks xmlns:a="http://schemas.openxmlformats.org/drawingml/2006/main" noChangeAspect="1"/>
@@ -57,7 +49,7 @@
                   <pic:spPr>
                     <a:xfrm>
                       <a:off x="0" y="0"/>
-                      <a:ext cx="5943600" cy="3343275"/>
+                      <a:ext cx="2073754" cy="2930122"/>
                     </a:xfrm>
                     <a:prstGeom prst="rect">
                       <a:avLst/>
@@ -68,6 +60,25 @@
             </a:graphic>
           </wp:inline>
         </w:drawing>
+      </w:r>
+    </w:p>
+    <w:p>
+      <w:pPr>
+        <w:rPr>
+          <w:noProof/>
+        </w:rPr>
+      </w:pPr>
+      <w:r>
+        <w:rPr>
+          <w:noProof/>
+        </w:rPr>
+        <w:t>1.  Thiết kế cơ sở dữ liệu</w:t>
+      </w:r>
+      <w:r>
+        <w:rPr>
+          <w:noProof/>
+        </w:rPr>
+        <w:t>: SQLite</w:t>
       </w:r>
     </w:p>
     <w:p>
@@ -956,6 +967,7 @@
       </w:pPr>
       <w:r>
         <w:rPr>
+          <w:noProof/>
           <w:sz w:val="28"/>
           <w:szCs w:val="28"/>
         </w:rPr>
@@ -1935,7 +1947,21 @@
           <w:sz w:val="28"/>
           <w:szCs w:val="28"/>
         </w:rPr>
-        <w:t>2 Card Set:</w:t>
+        <w:t>2</w:t>
+      </w:r>
+      <w:r>
+        <w:rPr>
+          <w:sz w:val="28"/>
+          <w:szCs w:val="28"/>
+        </w:rPr>
+        <w:t>.</w:t>
+      </w:r>
+      <w:r>
+        <w:rPr>
+          <w:sz w:val="28"/>
+          <w:szCs w:val="28"/>
+        </w:rPr>
+        <w:t xml:space="preserve"> Card Set:</w:t>
       </w:r>
     </w:p>
     <w:p>
@@ -2275,6 +2301,7 @@
       </w:pPr>
       <w:r>
         <w:rPr>
+          <w:noProof/>
           <w:sz w:val="28"/>
           <w:szCs w:val="28"/>
         </w:rPr>
@@ -2322,9 +2349,9 @@
           <w:szCs w:val="28"/>
         </w:rPr>
       </w:pPr>
-      <w:bookmarkStart w:id="0" w:name="_GoBack"/>
-      <w:r>
-        <w:rPr>
+      <w:r>
+        <w:rPr>
+          <w:noProof/>
           <w:sz w:val="28"/>
           <w:szCs w:val="28"/>
         </w:rPr>
@@ -2364,7 +2391,3365 @@
           </wp:inline>
         </w:drawing>
       </w:r>
+    </w:p>
+    <w:p>
+      <w:pPr>
+        <w:rPr>
+          <w:sz w:val="28"/>
+          <w:szCs w:val="28"/>
+        </w:rPr>
+      </w:pPr>
+      <w:r>
+        <w:rPr>
+          <w:sz w:val="28"/>
+          <w:szCs w:val="28"/>
+        </w:rPr>
+        <w:t>-</w:t>
+      </w:r>
+      <w:proofErr w:type="spellStart"/>
+      <w:r>
+        <w:rPr>
+          <w:sz w:val="28"/>
+          <w:szCs w:val="28"/>
+        </w:rPr>
+        <w:t>Giao</w:t>
+      </w:r>
+      <w:proofErr w:type="spellEnd"/>
+      <w:r>
+        <w:rPr>
+          <w:sz w:val="28"/>
+          <w:szCs w:val="28"/>
+        </w:rPr>
+        <w:t xml:space="preserve"> </w:t>
+      </w:r>
+      <w:proofErr w:type="spellStart"/>
+      <w:r>
+        <w:rPr>
+          <w:sz w:val="28"/>
+          <w:szCs w:val="28"/>
+        </w:rPr>
+        <w:t>diện</w:t>
+      </w:r>
+      <w:proofErr w:type="spellEnd"/>
+      <w:r>
+        <w:rPr>
+          <w:sz w:val="28"/>
+          <w:szCs w:val="28"/>
+        </w:rPr>
+        <w:t xml:space="preserve"> </w:t>
+      </w:r>
+      <w:proofErr w:type="spellStart"/>
+      <w:r>
+        <w:rPr>
+          <w:sz w:val="28"/>
+          <w:szCs w:val="28"/>
+        </w:rPr>
+        <w:t>thêm</w:t>
+      </w:r>
+      <w:proofErr w:type="spellEnd"/>
+      <w:r>
+        <w:rPr>
+          <w:sz w:val="28"/>
+          <w:szCs w:val="28"/>
+        </w:rPr>
+        <w:t xml:space="preserve"> </w:t>
+      </w:r>
+      <w:proofErr w:type="spellStart"/>
+      <w:r>
+        <w:rPr>
+          <w:sz w:val="28"/>
+          <w:szCs w:val="28"/>
+        </w:rPr>
+        <w:t>thẻ</w:t>
+      </w:r>
+      <w:proofErr w:type="spellEnd"/>
+      <w:r>
+        <w:rPr>
+          <w:sz w:val="28"/>
+          <w:szCs w:val="28"/>
+        </w:rPr>
+        <w:t xml:space="preserve"> </w:t>
+      </w:r>
+      <w:proofErr w:type="spellStart"/>
+      <w:r>
+        <w:rPr>
+          <w:sz w:val="28"/>
+          <w:szCs w:val="28"/>
+        </w:rPr>
+        <w:t>nhớ</w:t>
+      </w:r>
+      <w:proofErr w:type="spellEnd"/>
+      <w:r>
+        <w:rPr>
+          <w:sz w:val="28"/>
+          <w:szCs w:val="28"/>
+        </w:rPr>
+        <w:t>:</w:t>
+      </w:r>
+    </w:p>
+    <w:p>
+      <w:pPr>
+        <w:rPr>
+          <w:sz w:val="28"/>
+          <w:szCs w:val="28"/>
+        </w:rPr>
+      </w:pPr>
+      <w:r>
+        <w:rPr>
+          <w:sz w:val="28"/>
+          <w:szCs w:val="28"/>
+        </w:rPr>
+        <w:lastRenderedPageBreak/>
+        <w:drawing>
+          <wp:inline distT="0" distB="0" distL="0" distR="0" wp14:anchorId="0090610B" wp14:editId="0A212E48">
+            <wp:extent cx="4915949" cy="5758937"/>
+            <wp:effectExtent l="0" t="0" r="0" b="0"/>
+            <wp:docPr id="3" name="Picture 3"/>
+            <wp:cNvGraphicFramePr>
+              <a:graphicFrameLocks xmlns:a="http://schemas.openxmlformats.org/drawingml/2006/main" noChangeAspect="1"/>
+            </wp:cNvGraphicFramePr>
+            <a:graphic xmlns:a="http://schemas.openxmlformats.org/drawingml/2006/main">
+              <a:graphicData uri="http://schemas.openxmlformats.org/drawingml/2006/picture">
+                <pic:pic xmlns:pic="http://schemas.openxmlformats.org/drawingml/2006/picture">
+                  <pic:nvPicPr>
+                    <pic:cNvPr id="1" name=""/>
+                    <pic:cNvPicPr/>
+                  </pic:nvPicPr>
+                  <pic:blipFill>
+                    <a:blip r:embed="rId14"/>
+                    <a:stretch>
+                      <a:fillRect/>
+                    </a:stretch>
+                  </pic:blipFill>
+                  <pic:spPr>
+                    <a:xfrm>
+                      <a:off x="0" y="0"/>
+                      <a:ext cx="4921453" cy="5765385"/>
+                    </a:xfrm>
+                    <a:prstGeom prst="rect">
+                      <a:avLst/>
+                    </a:prstGeom>
+                  </pic:spPr>
+                </pic:pic>
+              </a:graphicData>
+            </a:graphic>
+          </wp:inline>
+        </w:drawing>
+      </w:r>
+    </w:p>
+    <w:p>
+      <w:pPr>
+        <w:rPr>
+          <w:sz w:val="28"/>
+          <w:szCs w:val="28"/>
+        </w:rPr>
+      </w:pPr>
+      <w:r>
+        <w:rPr>
+          <w:sz w:val="28"/>
+          <w:szCs w:val="28"/>
+        </w:rPr>
+        <w:t>+</w:t>
+      </w:r>
+      <w:proofErr w:type="spellStart"/>
+      <w:r>
+        <w:rPr>
+          <w:sz w:val="28"/>
+          <w:szCs w:val="28"/>
+        </w:rPr>
+        <w:t>Sau</w:t>
+      </w:r>
+      <w:proofErr w:type="spellEnd"/>
+      <w:r>
+        <w:rPr>
+          <w:sz w:val="28"/>
+          <w:szCs w:val="28"/>
+        </w:rPr>
+        <w:t xml:space="preserve"> </w:t>
+      </w:r>
+      <w:proofErr w:type="spellStart"/>
+      <w:r>
+        <w:rPr>
+          <w:sz w:val="28"/>
+          <w:szCs w:val="28"/>
+        </w:rPr>
+        <w:t>khi</w:t>
+      </w:r>
+      <w:proofErr w:type="spellEnd"/>
+      <w:r>
+        <w:rPr>
+          <w:sz w:val="28"/>
+          <w:szCs w:val="28"/>
+        </w:rPr>
+        <w:t xml:space="preserve"> </w:t>
+      </w:r>
+      <w:proofErr w:type="spellStart"/>
+      <w:r>
+        <w:rPr>
+          <w:sz w:val="28"/>
+          <w:szCs w:val="28"/>
+        </w:rPr>
+        <w:t>thêm</w:t>
+      </w:r>
+      <w:proofErr w:type="spellEnd"/>
+      <w:r>
+        <w:rPr>
+          <w:sz w:val="28"/>
+          <w:szCs w:val="28"/>
+        </w:rPr>
+        <w:t xml:space="preserve">, </w:t>
+      </w:r>
+      <w:proofErr w:type="spellStart"/>
+      <w:r>
+        <w:rPr>
+          <w:sz w:val="28"/>
+          <w:szCs w:val="28"/>
+        </w:rPr>
+        <w:t>bộ</w:t>
+      </w:r>
+      <w:proofErr w:type="spellEnd"/>
+      <w:r>
+        <w:rPr>
+          <w:sz w:val="28"/>
+          <w:szCs w:val="28"/>
+        </w:rPr>
+        <w:t xml:space="preserve"> </w:t>
+      </w:r>
+      <w:proofErr w:type="spellStart"/>
+      <w:r>
+        <w:rPr>
+          <w:sz w:val="28"/>
+          <w:szCs w:val="28"/>
+        </w:rPr>
+        <w:t>thẻ</w:t>
+      </w:r>
+      <w:proofErr w:type="spellEnd"/>
+      <w:r>
+        <w:rPr>
+          <w:sz w:val="28"/>
+          <w:szCs w:val="28"/>
+        </w:rPr>
+        <w:t xml:space="preserve"> </w:t>
+      </w:r>
+      <w:proofErr w:type="spellStart"/>
+      <w:r>
+        <w:rPr>
+          <w:sz w:val="28"/>
+          <w:szCs w:val="28"/>
+        </w:rPr>
+        <w:t>sẽ</w:t>
+      </w:r>
+      <w:proofErr w:type="spellEnd"/>
+      <w:r>
+        <w:rPr>
+          <w:sz w:val="28"/>
+          <w:szCs w:val="28"/>
+        </w:rPr>
+        <w:t xml:space="preserve"> </w:t>
+      </w:r>
+      <w:proofErr w:type="spellStart"/>
+      <w:r>
+        <w:rPr>
+          <w:sz w:val="28"/>
+          <w:szCs w:val="28"/>
+        </w:rPr>
+        <w:t>hiển</w:t>
+      </w:r>
+      <w:proofErr w:type="spellEnd"/>
+      <w:r>
+        <w:rPr>
+          <w:sz w:val="28"/>
+          <w:szCs w:val="28"/>
+        </w:rPr>
+        <w:t xml:space="preserve"> </w:t>
+      </w:r>
+      <w:proofErr w:type="spellStart"/>
+      <w:r>
+        <w:rPr>
+          <w:sz w:val="28"/>
+          <w:szCs w:val="28"/>
+        </w:rPr>
+        <w:t>thị</w:t>
+      </w:r>
+      <w:proofErr w:type="spellEnd"/>
+      <w:r>
+        <w:rPr>
+          <w:sz w:val="28"/>
+          <w:szCs w:val="28"/>
+        </w:rPr>
+        <w:t xml:space="preserve"> </w:t>
+      </w:r>
+      <w:proofErr w:type="spellStart"/>
+      <w:r>
+        <w:rPr>
+          <w:sz w:val="28"/>
+          <w:szCs w:val="28"/>
+        </w:rPr>
+        <w:t>trên</w:t>
+      </w:r>
+      <w:proofErr w:type="spellEnd"/>
+      <w:r>
+        <w:rPr>
+          <w:sz w:val="28"/>
+          <w:szCs w:val="28"/>
+        </w:rPr>
+        <w:t xml:space="preserve"> </w:t>
+      </w:r>
+      <w:proofErr w:type="spellStart"/>
+      <w:r>
+        <w:rPr>
+          <w:sz w:val="28"/>
+          <w:szCs w:val="28"/>
+        </w:rPr>
+        <w:t>trang</w:t>
+      </w:r>
+      <w:proofErr w:type="spellEnd"/>
+      <w:r>
+        <w:rPr>
+          <w:sz w:val="28"/>
+          <w:szCs w:val="28"/>
+        </w:rPr>
+        <w:t xml:space="preserve"> </w:t>
+      </w:r>
+      <w:proofErr w:type="spellStart"/>
+      <w:r>
+        <w:rPr>
+          <w:sz w:val="28"/>
+          <w:szCs w:val="28"/>
+        </w:rPr>
+        <w:t>chủ</w:t>
+      </w:r>
+      <w:proofErr w:type="spellEnd"/>
+      <w:r>
+        <w:rPr>
+          <w:sz w:val="28"/>
+          <w:szCs w:val="28"/>
+        </w:rPr>
+        <w:t>.</w:t>
+      </w:r>
+    </w:p>
+    <w:p>
+      <w:pPr>
+        <w:rPr>
+          <w:sz w:val="28"/>
+          <w:szCs w:val="28"/>
+        </w:rPr>
+      </w:pPr>
+      <w:r>
+        <w:rPr>
+          <w:sz w:val="28"/>
+          <w:szCs w:val="28"/>
+        </w:rPr>
+        <w:t xml:space="preserve">-Click 1 </w:t>
+      </w:r>
+      <w:proofErr w:type="spellStart"/>
+      <w:r>
+        <w:rPr>
+          <w:sz w:val="28"/>
+          <w:szCs w:val="28"/>
+        </w:rPr>
+        <w:t>chạm</w:t>
+      </w:r>
+      <w:proofErr w:type="spellEnd"/>
+      <w:r>
+        <w:rPr>
+          <w:sz w:val="28"/>
+          <w:szCs w:val="28"/>
+        </w:rPr>
+        <w:t>:</w:t>
+      </w:r>
+    </w:p>
+    <w:p>
+      <w:pPr>
+        <w:rPr>
+          <w:sz w:val="28"/>
+          <w:szCs w:val="28"/>
+        </w:rPr>
+      </w:pPr>
+      <w:r>
+        <w:rPr>
+          <w:sz w:val="28"/>
+          <w:szCs w:val="28"/>
+        </w:rPr>
+        <w:t>+</w:t>
+      </w:r>
+      <w:proofErr w:type="spellStart"/>
+      <w:r>
+        <w:rPr>
+          <w:sz w:val="28"/>
+          <w:szCs w:val="28"/>
+        </w:rPr>
+        <w:t>Nếu</w:t>
+      </w:r>
+      <w:proofErr w:type="spellEnd"/>
+      <w:r>
+        <w:rPr>
+          <w:sz w:val="28"/>
+          <w:szCs w:val="28"/>
+        </w:rPr>
+        <w:t xml:space="preserve"> </w:t>
+      </w:r>
+      <w:proofErr w:type="spellStart"/>
+      <w:r>
+        <w:rPr>
+          <w:sz w:val="28"/>
+          <w:szCs w:val="28"/>
+        </w:rPr>
+        <w:t>bộ</w:t>
+      </w:r>
+      <w:proofErr w:type="spellEnd"/>
+      <w:r>
+        <w:rPr>
+          <w:sz w:val="28"/>
+          <w:szCs w:val="28"/>
+        </w:rPr>
+        <w:t xml:space="preserve"> </w:t>
+      </w:r>
+      <w:proofErr w:type="spellStart"/>
+      <w:r>
+        <w:rPr>
+          <w:sz w:val="28"/>
+          <w:szCs w:val="28"/>
+        </w:rPr>
+        <w:t>thẻ</w:t>
+      </w:r>
+      <w:proofErr w:type="spellEnd"/>
+      <w:r>
+        <w:rPr>
+          <w:sz w:val="28"/>
+          <w:szCs w:val="28"/>
+        </w:rPr>
+        <w:t xml:space="preserve"> </w:t>
+      </w:r>
+      <w:proofErr w:type="spellStart"/>
+      <w:r>
+        <w:rPr>
+          <w:sz w:val="28"/>
+          <w:szCs w:val="28"/>
+        </w:rPr>
+        <w:t>không</w:t>
+      </w:r>
+      <w:proofErr w:type="spellEnd"/>
+      <w:r>
+        <w:rPr>
+          <w:sz w:val="28"/>
+          <w:szCs w:val="28"/>
+        </w:rPr>
+        <w:t xml:space="preserve"> </w:t>
+      </w:r>
+      <w:proofErr w:type="spellStart"/>
+      <w:r>
+        <w:rPr>
+          <w:sz w:val="28"/>
+          <w:szCs w:val="28"/>
+        </w:rPr>
+        <w:t>có</w:t>
+      </w:r>
+      <w:proofErr w:type="spellEnd"/>
+      <w:r>
+        <w:rPr>
+          <w:sz w:val="28"/>
+          <w:szCs w:val="28"/>
+        </w:rPr>
+        <w:t xml:space="preserve"> </w:t>
+      </w:r>
+      <w:proofErr w:type="spellStart"/>
+      <w:r>
+        <w:rPr>
+          <w:sz w:val="28"/>
+          <w:szCs w:val="28"/>
+        </w:rPr>
+        <w:t>thẻ</w:t>
+      </w:r>
+      <w:proofErr w:type="spellEnd"/>
+      <w:r>
+        <w:rPr>
+          <w:sz w:val="28"/>
+          <w:szCs w:val="28"/>
+        </w:rPr>
+        <w:t xml:space="preserve"> </w:t>
+      </w:r>
+      <w:proofErr w:type="spellStart"/>
+      <w:r>
+        <w:rPr>
+          <w:sz w:val="28"/>
+          <w:szCs w:val="28"/>
+        </w:rPr>
+        <w:t>nhớ</w:t>
+      </w:r>
+      <w:proofErr w:type="spellEnd"/>
+      <w:r>
+        <w:rPr>
+          <w:sz w:val="28"/>
+          <w:szCs w:val="28"/>
+        </w:rPr>
+        <w:t xml:space="preserve">, </w:t>
+      </w:r>
+      <w:proofErr w:type="spellStart"/>
+      <w:r>
+        <w:rPr>
+          <w:sz w:val="28"/>
+          <w:szCs w:val="28"/>
+        </w:rPr>
+        <w:t>hiển</w:t>
+      </w:r>
+      <w:proofErr w:type="spellEnd"/>
+      <w:r>
+        <w:rPr>
+          <w:sz w:val="28"/>
+          <w:szCs w:val="28"/>
+        </w:rPr>
+        <w:t xml:space="preserve"> </w:t>
+      </w:r>
+      <w:proofErr w:type="spellStart"/>
+      <w:r>
+        <w:rPr>
+          <w:sz w:val="28"/>
+          <w:szCs w:val="28"/>
+        </w:rPr>
+        <w:t>thị</w:t>
+      </w:r>
+      <w:proofErr w:type="spellEnd"/>
+      <w:r>
+        <w:rPr>
+          <w:sz w:val="28"/>
+          <w:szCs w:val="28"/>
+        </w:rPr>
+        <w:t xml:space="preserve"> </w:t>
+      </w:r>
+      <w:proofErr w:type="spellStart"/>
+      <w:r>
+        <w:rPr>
+          <w:sz w:val="28"/>
+          <w:szCs w:val="28"/>
+        </w:rPr>
+        <w:t>thông</w:t>
+      </w:r>
+      <w:proofErr w:type="spellEnd"/>
+      <w:r>
+        <w:rPr>
+          <w:sz w:val="28"/>
+          <w:szCs w:val="28"/>
+        </w:rPr>
+        <w:t xml:space="preserve"> </w:t>
+      </w:r>
+      <w:proofErr w:type="spellStart"/>
+      <w:r>
+        <w:rPr>
+          <w:sz w:val="28"/>
+          <w:szCs w:val="28"/>
+        </w:rPr>
+        <w:t>báo</w:t>
+      </w:r>
+      <w:proofErr w:type="spellEnd"/>
+      <w:r>
+        <w:rPr>
+          <w:sz w:val="28"/>
+          <w:szCs w:val="28"/>
+        </w:rPr>
+        <w:t xml:space="preserve"> </w:t>
+      </w:r>
+      <w:proofErr w:type="spellStart"/>
+      <w:r>
+        <w:rPr>
+          <w:sz w:val="28"/>
+          <w:szCs w:val="28"/>
+        </w:rPr>
+        <w:t>thêm</w:t>
+      </w:r>
+      <w:proofErr w:type="spellEnd"/>
+      <w:r>
+        <w:rPr>
+          <w:sz w:val="28"/>
+          <w:szCs w:val="28"/>
+        </w:rPr>
+        <w:t xml:space="preserve"> </w:t>
+      </w:r>
+      <w:proofErr w:type="spellStart"/>
+      <w:r>
+        <w:rPr>
+          <w:sz w:val="28"/>
+          <w:szCs w:val="28"/>
+        </w:rPr>
+        <w:t>thẻ</w:t>
+      </w:r>
+      <w:proofErr w:type="spellEnd"/>
+      <w:r>
+        <w:rPr>
+          <w:sz w:val="28"/>
+          <w:szCs w:val="28"/>
+        </w:rPr>
+        <w:t xml:space="preserve"> </w:t>
+      </w:r>
+      <w:proofErr w:type="spellStart"/>
+      <w:r>
+        <w:rPr>
+          <w:sz w:val="28"/>
+          <w:szCs w:val="28"/>
+        </w:rPr>
+        <w:t>nhớ</w:t>
+      </w:r>
+      <w:proofErr w:type="spellEnd"/>
+      <w:r>
+        <w:rPr>
+          <w:sz w:val="28"/>
+          <w:szCs w:val="28"/>
+        </w:rPr>
+        <w:t>:</w:t>
+      </w:r>
+    </w:p>
+    <w:p>
+      <w:pPr>
+        <w:rPr>
+          <w:sz w:val="28"/>
+          <w:szCs w:val="28"/>
+        </w:rPr>
+      </w:pPr>
+    </w:p>
+    <w:p>
+      <w:pPr>
+        <w:rPr>
+          <w:sz w:val="28"/>
+          <w:szCs w:val="28"/>
+        </w:rPr>
+      </w:pPr>
+      <w:r>
+        <w:rPr>
+          <w:sz w:val="28"/>
+          <w:szCs w:val="28"/>
+        </w:rPr>
+        <w:lastRenderedPageBreak/>
+        <w:drawing>
+          <wp:inline distT="0" distB="0" distL="0" distR="0" wp14:anchorId="285E5C5D" wp14:editId="6DDA8B3E">
+            <wp:extent cx="5391902" cy="2019582"/>
+            <wp:effectExtent l="0" t="0" r="0" b="0"/>
+            <wp:docPr id="11" name="Picture 11"/>
+            <wp:cNvGraphicFramePr>
+              <a:graphicFrameLocks xmlns:a="http://schemas.openxmlformats.org/drawingml/2006/main" noChangeAspect="1"/>
+            </wp:cNvGraphicFramePr>
+            <a:graphic xmlns:a="http://schemas.openxmlformats.org/drawingml/2006/main">
+              <a:graphicData uri="http://schemas.openxmlformats.org/drawingml/2006/picture">
+                <pic:pic xmlns:pic="http://schemas.openxmlformats.org/drawingml/2006/picture">
+                  <pic:nvPicPr>
+                    <pic:cNvPr id="1" name=""/>
+                    <pic:cNvPicPr/>
+                  </pic:nvPicPr>
+                  <pic:blipFill>
+                    <a:blip r:embed="rId15"/>
+                    <a:stretch>
+                      <a:fillRect/>
+                    </a:stretch>
+                  </pic:blipFill>
+                  <pic:spPr>
+                    <a:xfrm>
+                      <a:off x="0" y="0"/>
+                      <a:ext cx="5391902" cy="2019582"/>
+                    </a:xfrm>
+                    <a:prstGeom prst="rect">
+                      <a:avLst/>
+                    </a:prstGeom>
+                  </pic:spPr>
+                </pic:pic>
+              </a:graphicData>
+            </a:graphic>
+          </wp:inline>
+        </w:drawing>
+      </w:r>
+    </w:p>
+    <w:p>
+      <w:pPr>
+        <w:rPr>
+          <w:sz w:val="28"/>
+          <w:szCs w:val="28"/>
+        </w:rPr>
+      </w:pPr>
+      <w:r>
+        <w:rPr>
+          <w:sz w:val="28"/>
+          <w:szCs w:val="28"/>
+        </w:rPr>
+        <w:t>+</w:t>
+      </w:r>
+      <w:proofErr w:type="spellStart"/>
+      <w:r>
+        <w:rPr>
+          <w:sz w:val="28"/>
+          <w:szCs w:val="28"/>
+        </w:rPr>
+        <w:t>Nếu</w:t>
+      </w:r>
+      <w:proofErr w:type="spellEnd"/>
+      <w:r>
+        <w:rPr>
+          <w:sz w:val="28"/>
+          <w:szCs w:val="28"/>
+        </w:rPr>
+        <w:t xml:space="preserve"> </w:t>
+      </w:r>
+      <w:proofErr w:type="spellStart"/>
+      <w:r>
+        <w:rPr>
+          <w:sz w:val="28"/>
+          <w:szCs w:val="28"/>
+        </w:rPr>
+        <w:t>bộ</w:t>
+      </w:r>
+      <w:proofErr w:type="spellEnd"/>
+      <w:r>
+        <w:rPr>
+          <w:sz w:val="28"/>
+          <w:szCs w:val="28"/>
+        </w:rPr>
+        <w:t xml:space="preserve"> </w:t>
+      </w:r>
+      <w:proofErr w:type="spellStart"/>
+      <w:r>
+        <w:rPr>
+          <w:sz w:val="28"/>
+          <w:szCs w:val="28"/>
+        </w:rPr>
+        <w:t>thẻ</w:t>
+      </w:r>
+      <w:proofErr w:type="spellEnd"/>
+      <w:r>
+        <w:rPr>
+          <w:sz w:val="28"/>
+          <w:szCs w:val="28"/>
+        </w:rPr>
+        <w:t xml:space="preserve"> </w:t>
+      </w:r>
+      <w:proofErr w:type="spellStart"/>
+      <w:r>
+        <w:rPr>
+          <w:sz w:val="28"/>
+          <w:szCs w:val="28"/>
+        </w:rPr>
+        <w:t>có</w:t>
+      </w:r>
+      <w:proofErr w:type="spellEnd"/>
+      <w:r>
+        <w:rPr>
+          <w:sz w:val="28"/>
+          <w:szCs w:val="28"/>
+        </w:rPr>
+        <w:t xml:space="preserve"> </w:t>
+      </w:r>
+      <w:proofErr w:type="spellStart"/>
+      <w:r>
+        <w:rPr>
+          <w:sz w:val="28"/>
+          <w:szCs w:val="28"/>
+        </w:rPr>
+        <w:t>chứa</w:t>
+      </w:r>
+      <w:proofErr w:type="spellEnd"/>
+      <w:r>
+        <w:rPr>
+          <w:sz w:val="28"/>
+          <w:szCs w:val="28"/>
+        </w:rPr>
+        <w:t xml:space="preserve"> </w:t>
+      </w:r>
+      <w:proofErr w:type="spellStart"/>
+      <w:r>
+        <w:rPr>
+          <w:sz w:val="28"/>
+          <w:szCs w:val="28"/>
+        </w:rPr>
+        <w:t>thẻ</w:t>
+      </w:r>
+      <w:proofErr w:type="spellEnd"/>
+      <w:r>
+        <w:rPr>
+          <w:sz w:val="28"/>
+          <w:szCs w:val="28"/>
+        </w:rPr>
+        <w:t xml:space="preserve"> </w:t>
+      </w:r>
+      <w:proofErr w:type="spellStart"/>
+      <w:r>
+        <w:rPr>
+          <w:sz w:val="28"/>
+          <w:szCs w:val="28"/>
+        </w:rPr>
+        <w:t>nhớ</w:t>
+      </w:r>
+      <w:proofErr w:type="spellEnd"/>
+      <w:r>
+        <w:rPr>
+          <w:sz w:val="28"/>
+          <w:szCs w:val="28"/>
+        </w:rPr>
+        <w:t xml:space="preserve">, </w:t>
+      </w:r>
+      <w:proofErr w:type="spellStart"/>
+      <w:r>
+        <w:rPr>
+          <w:sz w:val="28"/>
+          <w:szCs w:val="28"/>
+        </w:rPr>
+        <w:t>vào</w:t>
+      </w:r>
+      <w:proofErr w:type="spellEnd"/>
+      <w:r>
+        <w:rPr>
+          <w:sz w:val="28"/>
+          <w:szCs w:val="28"/>
+        </w:rPr>
+        <w:t xml:space="preserve"> </w:t>
+      </w:r>
+      <w:proofErr w:type="spellStart"/>
+      <w:r>
+        <w:rPr>
+          <w:sz w:val="28"/>
+          <w:szCs w:val="28"/>
+        </w:rPr>
+        <w:t>phần</w:t>
+      </w:r>
+      <w:proofErr w:type="spellEnd"/>
+      <w:r>
+        <w:rPr>
+          <w:sz w:val="28"/>
+          <w:szCs w:val="28"/>
+        </w:rPr>
+        <w:t xml:space="preserve"> </w:t>
+      </w:r>
+      <w:proofErr w:type="spellStart"/>
+      <w:r>
+        <w:rPr>
+          <w:sz w:val="28"/>
+          <w:szCs w:val="28"/>
+        </w:rPr>
+        <w:t>giao</w:t>
+      </w:r>
+      <w:proofErr w:type="spellEnd"/>
+      <w:r>
+        <w:rPr>
+          <w:sz w:val="28"/>
+          <w:szCs w:val="28"/>
+        </w:rPr>
+        <w:t xml:space="preserve"> </w:t>
+      </w:r>
+      <w:proofErr w:type="spellStart"/>
+      <w:r>
+        <w:rPr>
+          <w:sz w:val="28"/>
+          <w:szCs w:val="28"/>
+        </w:rPr>
+        <w:t>diện</w:t>
+      </w:r>
+      <w:proofErr w:type="spellEnd"/>
+      <w:r>
+        <w:rPr>
+          <w:sz w:val="28"/>
+          <w:szCs w:val="28"/>
+        </w:rPr>
+        <w:t xml:space="preserve"> </w:t>
+      </w:r>
+      <w:proofErr w:type="spellStart"/>
+      <w:r>
+        <w:rPr>
+          <w:sz w:val="28"/>
+          <w:szCs w:val="28"/>
+        </w:rPr>
+        <w:t>người</w:t>
+      </w:r>
+      <w:proofErr w:type="spellEnd"/>
+      <w:r>
+        <w:rPr>
+          <w:sz w:val="28"/>
+          <w:szCs w:val="28"/>
+        </w:rPr>
+        <w:t xml:space="preserve"> </w:t>
+      </w:r>
+      <w:proofErr w:type="spellStart"/>
+      <w:r>
+        <w:rPr>
+          <w:sz w:val="28"/>
+          <w:szCs w:val="28"/>
+        </w:rPr>
+        <w:t>học</w:t>
+      </w:r>
+      <w:proofErr w:type="spellEnd"/>
+      <w:r>
+        <w:rPr>
+          <w:sz w:val="28"/>
+          <w:szCs w:val="28"/>
+        </w:rPr>
+        <w:t>:</w:t>
+      </w:r>
+    </w:p>
+    <w:p>
+      <w:pPr>
+        <w:rPr>
+          <w:sz w:val="28"/>
+          <w:szCs w:val="28"/>
+        </w:rPr>
+      </w:pPr>
+      <w:r>
+        <w:rPr>
+          <w:sz w:val="28"/>
+          <w:szCs w:val="28"/>
+        </w:rPr>
+        <w:lastRenderedPageBreak/>
+        <w:drawing>
+          <wp:inline distT="0" distB="0" distL="0" distR="0" wp14:anchorId="070586C6" wp14:editId="059FDC50">
+            <wp:extent cx="4330005" cy="7038363"/>
+            <wp:effectExtent l="0" t="0" r="0" b="0"/>
+            <wp:docPr id="12" name="Picture 12"/>
+            <wp:cNvGraphicFramePr>
+              <a:graphicFrameLocks xmlns:a="http://schemas.openxmlformats.org/drawingml/2006/main" noChangeAspect="1"/>
+            </wp:cNvGraphicFramePr>
+            <a:graphic xmlns:a="http://schemas.openxmlformats.org/drawingml/2006/main">
+              <a:graphicData uri="http://schemas.openxmlformats.org/drawingml/2006/picture">
+                <pic:pic xmlns:pic="http://schemas.openxmlformats.org/drawingml/2006/picture">
+                  <pic:nvPicPr>
+                    <pic:cNvPr id="1" name=""/>
+                    <pic:cNvPicPr/>
+                  </pic:nvPicPr>
+                  <pic:blipFill>
+                    <a:blip r:embed="rId16"/>
+                    <a:stretch>
+                      <a:fillRect/>
+                    </a:stretch>
+                  </pic:blipFill>
+                  <pic:spPr>
+                    <a:xfrm>
+                      <a:off x="0" y="0"/>
+                      <a:ext cx="4335310" cy="7046986"/>
+                    </a:xfrm>
+                    <a:prstGeom prst="rect">
+                      <a:avLst/>
+                    </a:prstGeom>
+                  </pic:spPr>
+                </pic:pic>
+              </a:graphicData>
+            </a:graphic>
+          </wp:inline>
+        </w:drawing>
+      </w:r>
+    </w:p>
+    <w:p>
+      <w:pPr>
+        <w:rPr>
+          <w:sz w:val="28"/>
+          <w:szCs w:val="28"/>
+        </w:rPr>
+      </w:pPr>
+      <w:r>
+        <w:rPr>
+          <w:sz w:val="28"/>
+          <w:szCs w:val="28"/>
+        </w:rPr>
+        <w:t>-</w:t>
+      </w:r>
+      <w:proofErr w:type="spellStart"/>
+      <w:r>
+        <w:rPr>
+          <w:sz w:val="28"/>
+          <w:szCs w:val="28"/>
+        </w:rPr>
+        <w:t>Khi</w:t>
+      </w:r>
+      <w:proofErr w:type="spellEnd"/>
+      <w:r>
+        <w:rPr>
+          <w:sz w:val="28"/>
+          <w:szCs w:val="28"/>
+        </w:rPr>
+        <w:t xml:space="preserve"> </w:t>
+      </w:r>
+      <w:proofErr w:type="spellStart"/>
+      <w:r>
+        <w:rPr>
+          <w:sz w:val="28"/>
+          <w:szCs w:val="28"/>
+        </w:rPr>
+        <w:t>nhấn</w:t>
+      </w:r>
+      <w:proofErr w:type="spellEnd"/>
+      <w:r>
+        <w:rPr>
+          <w:sz w:val="28"/>
+          <w:szCs w:val="28"/>
+        </w:rPr>
+        <w:t xml:space="preserve"> </w:t>
+      </w:r>
+      <w:proofErr w:type="spellStart"/>
+      <w:r>
+        <w:rPr>
+          <w:sz w:val="28"/>
+          <w:szCs w:val="28"/>
+        </w:rPr>
+        <w:t>giữ</w:t>
+      </w:r>
+      <w:proofErr w:type="spellEnd"/>
+      <w:r>
+        <w:rPr>
+          <w:sz w:val="28"/>
+          <w:szCs w:val="28"/>
+        </w:rPr>
+        <w:t xml:space="preserve"> </w:t>
+      </w:r>
+      <w:proofErr w:type="spellStart"/>
+      <w:r>
+        <w:rPr>
+          <w:sz w:val="28"/>
+          <w:szCs w:val="28"/>
+        </w:rPr>
+        <w:t>bộ</w:t>
+      </w:r>
+      <w:proofErr w:type="spellEnd"/>
+      <w:r>
+        <w:rPr>
+          <w:sz w:val="28"/>
+          <w:szCs w:val="28"/>
+        </w:rPr>
+        <w:t xml:space="preserve"> </w:t>
+      </w:r>
+      <w:proofErr w:type="spellStart"/>
+      <w:r>
+        <w:rPr>
+          <w:sz w:val="28"/>
+          <w:szCs w:val="28"/>
+        </w:rPr>
+        <w:t>thẻ</w:t>
+      </w:r>
+      <w:proofErr w:type="spellEnd"/>
+      <w:r>
+        <w:rPr>
+          <w:sz w:val="28"/>
+          <w:szCs w:val="28"/>
+        </w:rPr>
+        <w:t xml:space="preserve">, </w:t>
+      </w:r>
+      <w:proofErr w:type="spellStart"/>
+      <w:r>
+        <w:rPr>
+          <w:sz w:val="28"/>
+          <w:szCs w:val="28"/>
+        </w:rPr>
+        <w:t>hiện</w:t>
+      </w:r>
+      <w:proofErr w:type="spellEnd"/>
+      <w:r>
+        <w:rPr>
+          <w:sz w:val="28"/>
+          <w:szCs w:val="28"/>
+        </w:rPr>
+        <w:t xml:space="preserve"> popup menu CRUD: </w:t>
+      </w:r>
+    </w:p>
+    <w:p>
+      <w:pPr>
+        <w:rPr>
+          <w:sz w:val="28"/>
+          <w:szCs w:val="28"/>
+        </w:rPr>
+      </w:pPr>
+      <w:r>
+        <w:rPr>
+          <w:sz w:val="28"/>
+          <w:szCs w:val="28"/>
+        </w:rPr>
+        <w:t>+</w:t>
+      </w:r>
+      <w:proofErr w:type="spellStart"/>
+      <w:r>
+        <w:rPr>
+          <w:sz w:val="28"/>
+          <w:szCs w:val="28"/>
+        </w:rPr>
+        <w:t>Thêm</w:t>
+      </w:r>
+      <w:proofErr w:type="spellEnd"/>
+      <w:r>
+        <w:rPr>
+          <w:sz w:val="28"/>
+          <w:szCs w:val="28"/>
+        </w:rPr>
+        <w:t xml:space="preserve"> </w:t>
+      </w:r>
+      <w:proofErr w:type="spellStart"/>
+      <w:r>
+        <w:rPr>
+          <w:sz w:val="28"/>
+          <w:szCs w:val="28"/>
+        </w:rPr>
+        <w:t>thẻ</w:t>
+      </w:r>
+      <w:proofErr w:type="spellEnd"/>
+      <w:r>
+        <w:rPr>
+          <w:sz w:val="28"/>
+          <w:szCs w:val="28"/>
+        </w:rPr>
+        <w:t xml:space="preserve"> </w:t>
+      </w:r>
+    </w:p>
+    <w:p>
+      <w:pPr>
+        <w:rPr>
+          <w:sz w:val="28"/>
+          <w:szCs w:val="28"/>
+        </w:rPr>
+      </w:pPr>
+      <w:r>
+        <w:rPr>
+          <w:sz w:val="28"/>
+          <w:szCs w:val="28"/>
+        </w:rPr>
+        <w:lastRenderedPageBreak/>
+        <w:drawing>
+          <wp:inline distT="0" distB="0" distL="0" distR="0" wp14:anchorId="7BE769AA" wp14:editId="6EBCC500">
+            <wp:extent cx="5220429" cy="6354062"/>
+            <wp:effectExtent l="0" t="0" r="0" b="8890"/>
+            <wp:docPr id="13" name="Picture 13"/>
+            <wp:cNvGraphicFramePr>
+              <a:graphicFrameLocks xmlns:a="http://schemas.openxmlformats.org/drawingml/2006/main" noChangeAspect="1"/>
+            </wp:cNvGraphicFramePr>
+            <a:graphic xmlns:a="http://schemas.openxmlformats.org/drawingml/2006/main">
+              <a:graphicData uri="http://schemas.openxmlformats.org/drawingml/2006/picture">
+                <pic:pic xmlns:pic="http://schemas.openxmlformats.org/drawingml/2006/picture">
+                  <pic:nvPicPr>
+                    <pic:cNvPr id="1" name=""/>
+                    <pic:cNvPicPr/>
+                  </pic:nvPicPr>
+                  <pic:blipFill>
+                    <a:blip r:embed="rId17"/>
+                    <a:stretch>
+                      <a:fillRect/>
+                    </a:stretch>
+                  </pic:blipFill>
+                  <pic:spPr>
+                    <a:xfrm>
+                      <a:off x="0" y="0"/>
+                      <a:ext cx="5220429" cy="6354062"/>
+                    </a:xfrm>
+                    <a:prstGeom prst="rect">
+                      <a:avLst/>
+                    </a:prstGeom>
+                  </pic:spPr>
+                </pic:pic>
+              </a:graphicData>
+            </a:graphic>
+          </wp:inline>
+        </w:drawing>
+      </w:r>
+    </w:p>
+    <w:p>
+      <w:pPr>
+        <w:rPr>
+          <w:sz w:val="28"/>
+          <w:szCs w:val="28"/>
+        </w:rPr>
+      </w:pPr>
+      <w:r>
+        <w:rPr>
+          <w:sz w:val="28"/>
+          <w:szCs w:val="28"/>
+        </w:rPr>
+        <w:t>+</w:t>
+      </w:r>
+      <w:proofErr w:type="spellStart"/>
+      <w:r>
+        <w:rPr>
+          <w:sz w:val="28"/>
+          <w:szCs w:val="28"/>
+        </w:rPr>
+        <w:t>Hiển</w:t>
+      </w:r>
+      <w:proofErr w:type="spellEnd"/>
+      <w:r>
+        <w:rPr>
+          <w:sz w:val="28"/>
+          <w:szCs w:val="28"/>
+        </w:rPr>
+        <w:t xml:space="preserve"> </w:t>
+      </w:r>
+      <w:proofErr w:type="spellStart"/>
+      <w:r>
+        <w:rPr>
+          <w:sz w:val="28"/>
+          <w:szCs w:val="28"/>
+        </w:rPr>
+        <w:t>thị</w:t>
+      </w:r>
+      <w:proofErr w:type="spellEnd"/>
+      <w:r>
+        <w:rPr>
+          <w:sz w:val="28"/>
+          <w:szCs w:val="28"/>
+        </w:rPr>
+        <w:t xml:space="preserve"> </w:t>
+      </w:r>
+      <w:proofErr w:type="spellStart"/>
+      <w:r>
+        <w:rPr>
+          <w:sz w:val="28"/>
+          <w:szCs w:val="28"/>
+        </w:rPr>
+        <w:t>các</w:t>
+      </w:r>
+      <w:proofErr w:type="spellEnd"/>
+      <w:r>
+        <w:rPr>
+          <w:sz w:val="28"/>
+          <w:szCs w:val="28"/>
+        </w:rPr>
+        <w:t xml:space="preserve"> </w:t>
+      </w:r>
+      <w:proofErr w:type="spellStart"/>
+      <w:r>
+        <w:rPr>
+          <w:sz w:val="28"/>
+          <w:szCs w:val="28"/>
+        </w:rPr>
+        <w:t>thẻ</w:t>
+      </w:r>
+      <w:proofErr w:type="spellEnd"/>
+      <w:r>
+        <w:rPr>
+          <w:sz w:val="28"/>
+          <w:szCs w:val="28"/>
+        </w:rPr>
+        <w:t>:</w:t>
+      </w:r>
+    </w:p>
+    <w:p>
+      <w:pPr>
+        <w:rPr>
+          <w:sz w:val="28"/>
+          <w:szCs w:val="28"/>
+        </w:rPr>
+      </w:pPr>
+      <w:r>
+        <w:rPr>
+          <w:sz w:val="28"/>
+          <w:szCs w:val="28"/>
+        </w:rPr>
+        <w:lastRenderedPageBreak/>
+        <w:drawing>
+          <wp:inline distT="0" distB="0" distL="0" distR="0" wp14:anchorId="498A1536" wp14:editId="76CD147F">
+            <wp:extent cx="4481999" cy="5561901"/>
+            <wp:effectExtent l="0" t="0" r="0" b="1270"/>
+            <wp:docPr id="14" name="Picture 14"/>
+            <wp:cNvGraphicFramePr>
+              <a:graphicFrameLocks xmlns:a="http://schemas.openxmlformats.org/drawingml/2006/main" noChangeAspect="1"/>
+            </wp:cNvGraphicFramePr>
+            <a:graphic xmlns:a="http://schemas.openxmlformats.org/drawingml/2006/main">
+              <a:graphicData uri="http://schemas.openxmlformats.org/drawingml/2006/picture">
+                <pic:pic xmlns:pic="http://schemas.openxmlformats.org/drawingml/2006/picture">
+                  <pic:nvPicPr>
+                    <pic:cNvPr id="1" name=""/>
+                    <pic:cNvPicPr/>
+                  </pic:nvPicPr>
+                  <pic:blipFill>
+                    <a:blip r:embed="rId18"/>
+                    <a:stretch>
+                      <a:fillRect/>
+                    </a:stretch>
+                  </pic:blipFill>
+                  <pic:spPr>
+                    <a:xfrm>
+                      <a:off x="0" y="0"/>
+                      <a:ext cx="4485863" cy="5566696"/>
+                    </a:xfrm>
+                    <a:prstGeom prst="rect">
+                      <a:avLst/>
+                    </a:prstGeom>
+                  </pic:spPr>
+                </pic:pic>
+              </a:graphicData>
+            </a:graphic>
+          </wp:inline>
+        </w:drawing>
+      </w:r>
+    </w:p>
+    <w:p>
+      <w:pPr>
+        <w:rPr>
+          <w:sz w:val="28"/>
+          <w:szCs w:val="28"/>
+        </w:rPr>
+      </w:pPr>
+      <w:proofErr w:type="spellStart"/>
+      <w:r>
+        <w:rPr>
+          <w:sz w:val="28"/>
+          <w:szCs w:val="28"/>
+        </w:rPr>
+        <w:t>Trên</w:t>
+      </w:r>
+      <w:proofErr w:type="spellEnd"/>
+      <w:r>
+        <w:rPr>
+          <w:sz w:val="28"/>
+          <w:szCs w:val="28"/>
+        </w:rPr>
+        <w:t xml:space="preserve"> </w:t>
+      </w:r>
+      <w:proofErr w:type="spellStart"/>
+      <w:r>
+        <w:rPr>
+          <w:sz w:val="28"/>
+          <w:szCs w:val="28"/>
+        </w:rPr>
+        <w:t>thanh</w:t>
+      </w:r>
+      <w:proofErr w:type="spellEnd"/>
+      <w:r>
+        <w:rPr>
+          <w:sz w:val="28"/>
+          <w:szCs w:val="28"/>
+        </w:rPr>
+        <w:t xml:space="preserve"> menu, </w:t>
+      </w:r>
+      <w:proofErr w:type="spellStart"/>
+      <w:r>
+        <w:rPr>
+          <w:sz w:val="28"/>
+          <w:szCs w:val="28"/>
+        </w:rPr>
+        <w:t>sẽ</w:t>
+      </w:r>
+      <w:proofErr w:type="spellEnd"/>
+      <w:r>
+        <w:rPr>
+          <w:sz w:val="28"/>
+          <w:szCs w:val="28"/>
+        </w:rPr>
+        <w:t xml:space="preserve"> </w:t>
+      </w:r>
+      <w:proofErr w:type="spellStart"/>
+      <w:r>
+        <w:rPr>
+          <w:sz w:val="28"/>
+          <w:szCs w:val="28"/>
+        </w:rPr>
+        <w:t>thiết</w:t>
+      </w:r>
+      <w:proofErr w:type="spellEnd"/>
+      <w:r>
+        <w:rPr>
+          <w:sz w:val="28"/>
+          <w:szCs w:val="28"/>
+        </w:rPr>
+        <w:t xml:space="preserve"> </w:t>
+      </w:r>
+      <w:proofErr w:type="spellStart"/>
+      <w:r>
+        <w:rPr>
+          <w:sz w:val="28"/>
+          <w:szCs w:val="28"/>
+        </w:rPr>
+        <w:t>kế</w:t>
+      </w:r>
+      <w:proofErr w:type="spellEnd"/>
+      <w:r>
+        <w:rPr>
+          <w:sz w:val="28"/>
+          <w:szCs w:val="28"/>
+        </w:rPr>
+        <w:t xml:space="preserve"> </w:t>
+      </w:r>
+      <w:proofErr w:type="spellStart"/>
+      <w:r>
+        <w:rPr>
+          <w:sz w:val="28"/>
+          <w:szCs w:val="28"/>
+        </w:rPr>
+        <w:t>thêm</w:t>
+      </w:r>
+      <w:proofErr w:type="spellEnd"/>
+      <w:r>
+        <w:rPr>
+          <w:sz w:val="28"/>
+          <w:szCs w:val="28"/>
+        </w:rPr>
+        <w:t xml:space="preserve"> </w:t>
+      </w:r>
+      <w:proofErr w:type="spellStart"/>
+      <w:r>
+        <w:rPr>
+          <w:sz w:val="28"/>
+          <w:szCs w:val="28"/>
+        </w:rPr>
+        <w:t>các</w:t>
+      </w:r>
+      <w:proofErr w:type="spellEnd"/>
+      <w:r>
+        <w:rPr>
+          <w:sz w:val="28"/>
+          <w:szCs w:val="28"/>
+        </w:rPr>
+        <w:t xml:space="preserve"> </w:t>
+      </w:r>
+      <w:proofErr w:type="spellStart"/>
+      <w:r>
+        <w:rPr>
+          <w:sz w:val="28"/>
+          <w:szCs w:val="28"/>
+        </w:rPr>
+        <w:t>chức</w:t>
+      </w:r>
+      <w:proofErr w:type="spellEnd"/>
+      <w:r>
+        <w:rPr>
+          <w:sz w:val="28"/>
+          <w:szCs w:val="28"/>
+        </w:rPr>
+        <w:t xml:space="preserve"> </w:t>
+      </w:r>
+      <w:proofErr w:type="spellStart"/>
+      <w:r>
+        <w:rPr>
+          <w:sz w:val="28"/>
+          <w:szCs w:val="28"/>
+        </w:rPr>
+        <w:t>năng</w:t>
+      </w:r>
+      <w:proofErr w:type="spellEnd"/>
+      <w:r>
+        <w:rPr>
+          <w:sz w:val="28"/>
+          <w:szCs w:val="28"/>
+        </w:rPr>
+        <w:t xml:space="preserve">: </w:t>
+      </w:r>
+      <w:proofErr w:type="spellStart"/>
+      <w:r>
+        <w:rPr>
+          <w:sz w:val="28"/>
+          <w:szCs w:val="28"/>
+        </w:rPr>
+        <w:t>Thêm</w:t>
+      </w:r>
+      <w:proofErr w:type="spellEnd"/>
+      <w:r>
+        <w:rPr>
+          <w:sz w:val="28"/>
+          <w:szCs w:val="28"/>
+        </w:rPr>
+        <w:t xml:space="preserve"> </w:t>
+      </w:r>
+      <w:proofErr w:type="spellStart"/>
+      <w:r>
+        <w:rPr>
+          <w:sz w:val="28"/>
+          <w:szCs w:val="28"/>
+        </w:rPr>
+        <w:t>thẻ</w:t>
+      </w:r>
+      <w:proofErr w:type="spellEnd"/>
+      <w:r>
+        <w:rPr>
+          <w:sz w:val="28"/>
+          <w:szCs w:val="28"/>
+        </w:rPr>
+        <w:t xml:space="preserve"> </w:t>
+      </w:r>
+      <w:proofErr w:type="spellStart"/>
+      <w:r>
+        <w:rPr>
+          <w:sz w:val="28"/>
+          <w:szCs w:val="28"/>
+        </w:rPr>
+        <w:t>nhớ</w:t>
+      </w:r>
+      <w:proofErr w:type="spellEnd"/>
+      <w:r>
+        <w:rPr>
+          <w:sz w:val="28"/>
+          <w:szCs w:val="28"/>
+        </w:rPr>
+        <w:t xml:space="preserve">, </w:t>
+      </w:r>
+      <w:proofErr w:type="spellStart"/>
+      <w:r>
+        <w:rPr>
+          <w:sz w:val="28"/>
+          <w:szCs w:val="28"/>
+        </w:rPr>
+        <w:t>tìm</w:t>
+      </w:r>
+      <w:proofErr w:type="spellEnd"/>
+      <w:r>
+        <w:rPr>
+          <w:sz w:val="28"/>
+          <w:szCs w:val="28"/>
+        </w:rPr>
+        <w:t xml:space="preserve"> </w:t>
+      </w:r>
+      <w:proofErr w:type="spellStart"/>
+      <w:r>
+        <w:rPr>
+          <w:sz w:val="28"/>
+          <w:szCs w:val="28"/>
+        </w:rPr>
+        <w:t>kiếm</w:t>
+      </w:r>
+      <w:proofErr w:type="spellEnd"/>
+    </w:p>
+    <w:p>
+      <w:pPr>
+        <w:rPr>
+          <w:sz w:val="28"/>
+          <w:szCs w:val="28"/>
+        </w:rPr>
+      </w:pPr>
+      <w:proofErr w:type="spellStart"/>
+      <w:r>
+        <w:rPr>
+          <w:sz w:val="28"/>
+          <w:szCs w:val="28"/>
+        </w:rPr>
+        <w:t>Khi</w:t>
+      </w:r>
+      <w:proofErr w:type="spellEnd"/>
+      <w:r>
+        <w:rPr>
+          <w:sz w:val="28"/>
+          <w:szCs w:val="28"/>
+        </w:rPr>
+        <w:t xml:space="preserve"> </w:t>
+      </w:r>
+      <w:proofErr w:type="spellStart"/>
+      <w:r>
+        <w:rPr>
+          <w:sz w:val="28"/>
+          <w:szCs w:val="28"/>
+        </w:rPr>
+        <w:t>bấm</w:t>
+      </w:r>
+      <w:proofErr w:type="spellEnd"/>
+      <w:r>
+        <w:rPr>
+          <w:sz w:val="28"/>
+          <w:szCs w:val="28"/>
+        </w:rPr>
+        <w:t xml:space="preserve"> </w:t>
+      </w:r>
+      <w:proofErr w:type="spellStart"/>
+      <w:r>
+        <w:rPr>
+          <w:sz w:val="28"/>
+          <w:szCs w:val="28"/>
+        </w:rPr>
+        <w:t>vào</w:t>
+      </w:r>
+      <w:proofErr w:type="spellEnd"/>
+      <w:r>
+        <w:rPr>
+          <w:sz w:val="28"/>
+          <w:szCs w:val="28"/>
+        </w:rPr>
+        <w:t xml:space="preserve"> </w:t>
+      </w:r>
+      <w:proofErr w:type="spellStart"/>
+      <w:r>
+        <w:rPr>
+          <w:sz w:val="28"/>
+          <w:szCs w:val="28"/>
+        </w:rPr>
+        <w:t>thẻ</w:t>
+      </w:r>
+      <w:proofErr w:type="spellEnd"/>
+      <w:r>
+        <w:rPr>
+          <w:sz w:val="28"/>
+          <w:szCs w:val="28"/>
+        </w:rPr>
+        <w:t xml:space="preserve">, </w:t>
+      </w:r>
+      <w:proofErr w:type="spellStart"/>
+      <w:r>
+        <w:rPr>
+          <w:sz w:val="28"/>
+          <w:szCs w:val="28"/>
+        </w:rPr>
+        <w:t>sẽ</w:t>
+      </w:r>
+      <w:proofErr w:type="spellEnd"/>
+      <w:r>
+        <w:rPr>
+          <w:sz w:val="28"/>
+          <w:szCs w:val="28"/>
+        </w:rPr>
+        <w:t xml:space="preserve"> </w:t>
+      </w:r>
+      <w:proofErr w:type="spellStart"/>
+      <w:r>
+        <w:rPr>
+          <w:sz w:val="28"/>
+          <w:szCs w:val="28"/>
+        </w:rPr>
+        <w:t>chuyển</w:t>
+      </w:r>
+      <w:proofErr w:type="spellEnd"/>
+      <w:r>
+        <w:rPr>
+          <w:sz w:val="28"/>
+          <w:szCs w:val="28"/>
+        </w:rPr>
+        <w:t xml:space="preserve"> sang </w:t>
+      </w:r>
+      <w:proofErr w:type="spellStart"/>
+      <w:r>
+        <w:rPr>
+          <w:sz w:val="28"/>
+          <w:szCs w:val="28"/>
+        </w:rPr>
+        <w:t>trang</w:t>
+      </w:r>
+      <w:proofErr w:type="spellEnd"/>
+      <w:r>
+        <w:rPr>
+          <w:sz w:val="28"/>
+          <w:szCs w:val="28"/>
+        </w:rPr>
+        <w:t xml:space="preserve"> update </w:t>
+      </w:r>
+      <w:proofErr w:type="spellStart"/>
+      <w:r>
+        <w:rPr>
+          <w:sz w:val="28"/>
+          <w:szCs w:val="28"/>
+        </w:rPr>
+        <w:t>thẻ</w:t>
+      </w:r>
+      <w:proofErr w:type="spellEnd"/>
+      <w:r>
+        <w:rPr>
+          <w:sz w:val="28"/>
+          <w:szCs w:val="28"/>
+        </w:rPr>
+        <w:t>:</w:t>
+      </w:r>
+    </w:p>
+    <w:p>
+      <w:pPr>
+        <w:rPr>
+          <w:sz w:val="28"/>
+          <w:szCs w:val="28"/>
+        </w:rPr>
+      </w:pPr>
+      <w:r>
+        <w:rPr>
+          <w:sz w:val="28"/>
+          <w:szCs w:val="28"/>
+        </w:rPr>
+        <w:lastRenderedPageBreak/>
+        <w:drawing>
+          <wp:inline distT="0" distB="0" distL="0" distR="0" wp14:anchorId="2DFA7AB6" wp14:editId="6E8BBE9A">
+            <wp:extent cx="4655154" cy="4689446"/>
+            <wp:effectExtent l="0" t="0" r="0" b="0"/>
+            <wp:docPr id="15" name="Picture 15"/>
+            <wp:cNvGraphicFramePr>
+              <a:graphicFrameLocks xmlns:a="http://schemas.openxmlformats.org/drawingml/2006/main" noChangeAspect="1"/>
+            </wp:cNvGraphicFramePr>
+            <a:graphic xmlns:a="http://schemas.openxmlformats.org/drawingml/2006/main">
+              <a:graphicData uri="http://schemas.openxmlformats.org/drawingml/2006/picture">
+                <pic:pic xmlns:pic="http://schemas.openxmlformats.org/drawingml/2006/picture">
+                  <pic:nvPicPr>
+                    <pic:cNvPr id="1" name=""/>
+                    <pic:cNvPicPr/>
+                  </pic:nvPicPr>
+                  <pic:blipFill>
+                    <a:blip r:embed="rId19"/>
+                    <a:stretch>
+                      <a:fillRect/>
+                    </a:stretch>
+                  </pic:blipFill>
+                  <pic:spPr>
+                    <a:xfrm>
+                      <a:off x="0" y="0"/>
+                      <a:ext cx="4663542" cy="4697896"/>
+                    </a:xfrm>
+                    <a:prstGeom prst="rect">
+                      <a:avLst/>
+                    </a:prstGeom>
+                  </pic:spPr>
+                </pic:pic>
+              </a:graphicData>
+            </a:graphic>
+          </wp:inline>
+        </w:drawing>
+      </w:r>
+    </w:p>
+    <w:p>
+      <w:pPr>
+        <w:rPr>
+          <w:sz w:val="28"/>
+          <w:szCs w:val="28"/>
+        </w:rPr>
+      </w:pPr>
+    </w:p>
+    <w:p>
+      <w:pPr>
+        <w:rPr>
+          <w:sz w:val="28"/>
+          <w:szCs w:val="28"/>
+        </w:rPr>
+      </w:pPr>
+      <w:r>
+        <w:rPr>
+          <w:sz w:val="28"/>
+          <w:szCs w:val="28"/>
+        </w:rPr>
+        <w:t>+</w:t>
+      </w:r>
+      <w:proofErr w:type="spellStart"/>
+      <w:r>
+        <w:rPr>
+          <w:sz w:val="28"/>
+          <w:szCs w:val="28"/>
+        </w:rPr>
+        <w:t>Đổi</w:t>
+      </w:r>
+      <w:proofErr w:type="spellEnd"/>
+      <w:r>
+        <w:rPr>
+          <w:sz w:val="28"/>
+          <w:szCs w:val="28"/>
+        </w:rPr>
+        <w:t xml:space="preserve"> </w:t>
+      </w:r>
+      <w:proofErr w:type="spellStart"/>
+      <w:r>
+        <w:rPr>
+          <w:sz w:val="28"/>
+          <w:szCs w:val="28"/>
+        </w:rPr>
+        <w:t>tên</w:t>
+      </w:r>
+      <w:proofErr w:type="spellEnd"/>
+      <w:r>
+        <w:rPr>
+          <w:sz w:val="28"/>
+          <w:szCs w:val="28"/>
+        </w:rPr>
+        <w:t xml:space="preserve"> </w:t>
+      </w:r>
+      <w:proofErr w:type="spellStart"/>
+      <w:r>
+        <w:rPr>
+          <w:sz w:val="28"/>
+          <w:szCs w:val="28"/>
+        </w:rPr>
+        <w:t>bộ</w:t>
+      </w:r>
+      <w:proofErr w:type="spellEnd"/>
+      <w:r>
+        <w:rPr>
+          <w:sz w:val="28"/>
+          <w:szCs w:val="28"/>
+        </w:rPr>
+        <w:t xml:space="preserve"> </w:t>
+      </w:r>
+      <w:proofErr w:type="spellStart"/>
+      <w:r>
+        <w:rPr>
+          <w:sz w:val="28"/>
+          <w:szCs w:val="28"/>
+        </w:rPr>
+        <w:t>thẻ</w:t>
+      </w:r>
+      <w:proofErr w:type="spellEnd"/>
+      <w:r>
+        <w:rPr>
+          <w:sz w:val="28"/>
+          <w:szCs w:val="28"/>
+        </w:rPr>
+        <w:t xml:space="preserve">: </w:t>
+      </w:r>
+    </w:p>
+    <w:p>
+      <w:pPr>
+        <w:rPr>
+          <w:sz w:val="28"/>
+          <w:szCs w:val="28"/>
+        </w:rPr>
+      </w:pPr>
+      <w:r>
+        <w:rPr>
+          <w:sz w:val="28"/>
+          <w:szCs w:val="28"/>
+        </w:rPr>
+        <w:t>+</w:t>
+      </w:r>
+      <w:proofErr w:type="spellStart"/>
+      <w:r>
+        <w:rPr>
+          <w:sz w:val="28"/>
+          <w:szCs w:val="28"/>
+        </w:rPr>
+        <w:t>Xóa</w:t>
+      </w:r>
+      <w:proofErr w:type="spellEnd"/>
+      <w:r>
+        <w:rPr>
+          <w:sz w:val="28"/>
+          <w:szCs w:val="28"/>
+        </w:rPr>
+        <w:t xml:space="preserve"> </w:t>
+      </w:r>
+      <w:proofErr w:type="spellStart"/>
+      <w:r>
+        <w:rPr>
+          <w:sz w:val="28"/>
+          <w:szCs w:val="28"/>
+        </w:rPr>
+        <w:t>bộ</w:t>
+      </w:r>
+      <w:proofErr w:type="spellEnd"/>
+      <w:r>
+        <w:rPr>
+          <w:sz w:val="28"/>
+          <w:szCs w:val="28"/>
+        </w:rPr>
+        <w:t xml:space="preserve"> </w:t>
+      </w:r>
+      <w:proofErr w:type="spellStart"/>
+      <w:r>
+        <w:rPr>
+          <w:sz w:val="28"/>
+          <w:szCs w:val="28"/>
+        </w:rPr>
+        <w:t>thẻ</w:t>
+      </w:r>
+      <w:proofErr w:type="spellEnd"/>
+    </w:p>
+    <w:p>
+      <w:pPr>
+        <w:rPr>
+          <w:sz w:val="28"/>
+          <w:szCs w:val="28"/>
+        </w:rPr>
+      </w:pPr>
+      <w:r>
+        <w:rPr>
+          <w:sz w:val="28"/>
+          <w:szCs w:val="28"/>
+        </w:rPr>
+        <w:t xml:space="preserve">-Statistic: </w:t>
+      </w:r>
+      <w:proofErr w:type="spellStart"/>
+      <w:r>
+        <w:rPr>
+          <w:sz w:val="28"/>
+          <w:szCs w:val="28"/>
+        </w:rPr>
+        <w:t>Thống</w:t>
+      </w:r>
+      <w:proofErr w:type="spellEnd"/>
+      <w:r>
+        <w:rPr>
+          <w:sz w:val="28"/>
+          <w:szCs w:val="28"/>
+        </w:rPr>
+        <w:t xml:space="preserve"> </w:t>
+      </w:r>
+      <w:proofErr w:type="spellStart"/>
+      <w:r>
+        <w:rPr>
+          <w:sz w:val="28"/>
+          <w:szCs w:val="28"/>
+        </w:rPr>
+        <w:t>kê</w:t>
+      </w:r>
+      <w:proofErr w:type="spellEnd"/>
+      <w:r>
+        <w:rPr>
+          <w:sz w:val="28"/>
+          <w:szCs w:val="28"/>
+        </w:rPr>
+        <w:t xml:space="preserve"> </w:t>
+      </w:r>
+      <w:proofErr w:type="spellStart"/>
+      <w:r>
+        <w:rPr>
+          <w:sz w:val="28"/>
+          <w:szCs w:val="28"/>
+        </w:rPr>
+        <w:t>các</w:t>
+      </w:r>
+      <w:proofErr w:type="spellEnd"/>
+      <w:r>
+        <w:rPr>
+          <w:sz w:val="28"/>
+          <w:szCs w:val="28"/>
+        </w:rPr>
+        <w:t xml:space="preserve"> </w:t>
+      </w:r>
+      <w:proofErr w:type="spellStart"/>
+      <w:r>
+        <w:rPr>
+          <w:sz w:val="28"/>
+          <w:szCs w:val="28"/>
+        </w:rPr>
+        <w:t>biểu</w:t>
+      </w:r>
+      <w:proofErr w:type="spellEnd"/>
+      <w:r>
+        <w:rPr>
+          <w:sz w:val="28"/>
+          <w:szCs w:val="28"/>
+        </w:rPr>
+        <w:t xml:space="preserve"> </w:t>
+      </w:r>
+      <w:proofErr w:type="spellStart"/>
+      <w:r>
+        <w:rPr>
+          <w:sz w:val="28"/>
+          <w:szCs w:val="28"/>
+        </w:rPr>
+        <w:t>đồ</w:t>
+      </w:r>
+      <w:proofErr w:type="spellEnd"/>
+    </w:p>
+    <w:p>
+      <w:pPr>
+        <w:rPr>
+          <w:sz w:val="28"/>
+          <w:szCs w:val="28"/>
+        </w:rPr>
+      </w:pPr>
+      <w:r>
+        <w:rPr>
+          <w:sz w:val="28"/>
+          <w:szCs w:val="28"/>
+        </w:rPr>
+        <w:t>+</w:t>
+      </w:r>
+      <w:proofErr w:type="spellStart"/>
+      <w:r>
+        <w:rPr>
+          <w:sz w:val="28"/>
+          <w:szCs w:val="28"/>
+        </w:rPr>
+        <w:t>Thống</w:t>
+      </w:r>
+      <w:proofErr w:type="spellEnd"/>
+      <w:r>
+        <w:rPr>
+          <w:sz w:val="28"/>
+          <w:szCs w:val="28"/>
+        </w:rPr>
+        <w:t xml:space="preserve"> </w:t>
+      </w:r>
+      <w:proofErr w:type="spellStart"/>
+      <w:r>
+        <w:rPr>
+          <w:sz w:val="28"/>
+          <w:szCs w:val="28"/>
+        </w:rPr>
+        <w:t>kê</w:t>
+      </w:r>
+      <w:proofErr w:type="spellEnd"/>
+      <w:r>
+        <w:rPr>
+          <w:sz w:val="28"/>
+          <w:szCs w:val="28"/>
+        </w:rPr>
+        <w:t xml:space="preserve"> </w:t>
+      </w:r>
+      <w:proofErr w:type="spellStart"/>
+      <w:r>
+        <w:rPr>
+          <w:sz w:val="28"/>
+          <w:szCs w:val="28"/>
+        </w:rPr>
+        <w:t>các</w:t>
+      </w:r>
+      <w:proofErr w:type="spellEnd"/>
+      <w:r>
+        <w:rPr>
+          <w:sz w:val="28"/>
+          <w:szCs w:val="28"/>
+        </w:rPr>
+        <w:t xml:space="preserve"> </w:t>
+      </w:r>
+      <w:proofErr w:type="spellStart"/>
+      <w:r>
+        <w:rPr>
+          <w:sz w:val="28"/>
+          <w:szCs w:val="28"/>
+        </w:rPr>
+        <w:t>thẻ</w:t>
+      </w:r>
+      <w:proofErr w:type="spellEnd"/>
+      <w:r>
+        <w:rPr>
+          <w:sz w:val="28"/>
+          <w:szCs w:val="28"/>
+        </w:rPr>
+        <w:t xml:space="preserve"> </w:t>
+      </w:r>
+      <w:proofErr w:type="spellStart"/>
+      <w:r>
+        <w:rPr>
+          <w:sz w:val="28"/>
+          <w:szCs w:val="28"/>
+        </w:rPr>
+        <w:t>đã</w:t>
+      </w:r>
+      <w:proofErr w:type="spellEnd"/>
+      <w:r>
+        <w:rPr>
+          <w:sz w:val="28"/>
+          <w:szCs w:val="28"/>
+        </w:rPr>
+        <w:t xml:space="preserve"> </w:t>
+      </w:r>
+      <w:proofErr w:type="spellStart"/>
+      <w:r>
+        <w:rPr>
+          <w:sz w:val="28"/>
+          <w:szCs w:val="28"/>
+        </w:rPr>
+        <w:t>học</w:t>
+      </w:r>
+      <w:proofErr w:type="spellEnd"/>
+      <w:r>
+        <w:rPr>
+          <w:sz w:val="28"/>
+          <w:szCs w:val="28"/>
+        </w:rPr>
+        <w:t xml:space="preserve"> </w:t>
+      </w:r>
+      <w:proofErr w:type="spellStart"/>
+      <w:r>
+        <w:rPr>
+          <w:sz w:val="28"/>
+          <w:szCs w:val="28"/>
+        </w:rPr>
+        <w:t>hôm</w:t>
+      </w:r>
+      <w:proofErr w:type="spellEnd"/>
+      <w:r>
+        <w:rPr>
+          <w:sz w:val="28"/>
+          <w:szCs w:val="28"/>
+        </w:rPr>
+        <w:t xml:space="preserve"> nay</w:t>
+      </w:r>
+    </w:p>
+    <w:p>
+      <w:pPr>
+        <w:rPr>
+          <w:sz w:val="28"/>
+          <w:szCs w:val="28"/>
+        </w:rPr>
+      </w:pPr>
+      <w:r>
+        <w:rPr>
+          <w:sz w:val="28"/>
+          <w:szCs w:val="28"/>
+        </w:rPr>
+        <w:t>+</w:t>
+      </w:r>
+      <w:proofErr w:type="spellStart"/>
+      <w:r>
+        <w:rPr>
+          <w:sz w:val="28"/>
+          <w:szCs w:val="28"/>
+        </w:rPr>
+        <w:t>Biểu</w:t>
+      </w:r>
+      <w:proofErr w:type="spellEnd"/>
+      <w:r>
+        <w:rPr>
+          <w:sz w:val="28"/>
+          <w:szCs w:val="28"/>
+        </w:rPr>
+        <w:t xml:space="preserve"> </w:t>
+      </w:r>
+      <w:proofErr w:type="spellStart"/>
+      <w:r>
+        <w:rPr>
+          <w:sz w:val="28"/>
+          <w:szCs w:val="28"/>
+        </w:rPr>
+        <w:t>đồ</w:t>
+      </w:r>
+      <w:proofErr w:type="spellEnd"/>
+      <w:r>
+        <w:rPr>
+          <w:sz w:val="28"/>
+          <w:szCs w:val="28"/>
+        </w:rPr>
+        <w:t xml:space="preserve"> </w:t>
+      </w:r>
+      <w:proofErr w:type="spellStart"/>
+      <w:r>
+        <w:rPr>
+          <w:sz w:val="28"/>
+          <w:szCs w:val="28"/>
+        </w:rPr>
+        <w:t>tròn</w:t>
+      </w:r>
+      <w:proofErr w:type="spellEnd"/>
+      <w:r>
+        <w:rPr>
+          <w:sz w:val="28"/>
+          <w:szCs w:val="28"/>
+        </w:rPr>
+        <w:t xml:space="preserve"> </w:t>
+      </w:r>
+      <w:proofErr w:type="spellStart"/>
+      <w:r>
+        <w:rPr>
+          <w:sz w:val="28"/>
+          <w:szCs w:val="28"/>
+        </w:rPr>
+        <w:t>hiển</w:t>
+      </w:r>
+      <w:proofErr w:type="spellEnd"/>
+      <w:r>
+        <w:rPr>
+          <w:sz w:val="28"/>
+          <w:szCs w:val="28"/>
+        </w:rPr>
+        <w:t xml:space="preserve"> </w:t>
+      </w:r>
+      <w:proofErr w:type="spellStart"/>
+      <w:r>
+        <w:rPr>
+          <w:sz w:val="28"/>
+          <w:szCs w:val="28"/>
+        </w:rPr>
+        <w:t>thị</w:t>
+      </w:r>
+      <w:proofErr w:type="spellEnd"/>
+      <w:r>
+        <w:rPr>
+          <w:sz w:val="28"/>
+          <w:szCs w:val="28"/>
+        </w:rPr>
+        <w:t xml:space="preserve"> </w:t>
+      </w:r>
+      <w:proofErr w:type="spellStart"/>
+      <w:r>
+        <w:rPr>
+          <w:sz w:val="28"/>
+          <w:szCs w:val="28"/>
+        </w:rPr>
+        <w:t>dữ</w:t>
+      </w:r>
+      <w:proofErr w:type="spellEnd"/>
+      <w:r>
+        <w:rPr>
+          <w:sz w:val="28"/>
+          <w:szCs w:val="28"/>
+        </w:rPr>
+        <w:t xml:space="preserve"> </w:t>
+      </w:r>
+      <w:proofErr w:type="spellStart"/>
+      <w:r>
+        <w:rPr>
+          <w:sz w:val="28"/>
+          <w:szCs w:val="28"/>
+        </w:rPr>
+        <w:t>liệu</w:t>
+      </w:r>
+      <w:proofErr w:type="spellEnd"/>
+      <w:r>
+        <w:rPr>
+          <w:sz w:val="28"/>
+          <w:szCs w:val="28"/>
+        </w:rPr>
+        <w:t xml:space="preserve"> </w:t>
+      </w:r>
+      <w:proofErr w:type="spellStart"/>
+      <w:r>
+        <w:rPr>
+          <w:sz w:val="28"/>
+          <w:szCs w:val="28"/>
+        </w:rPr>
+        <w:t>thẻ</w:t>
+      </w:r>
+      <w:proofErr w:type="spellEnd"/>
+      <w:r>
+        <w:rPr>
+          <w:sz w:val="28"/>
+          <w:szCs w:val="28"/>
+        </w:rPr>
+        <w:t xml:space="preserve"> </w:t>
+      </w:r>
+      <w:proofErr w:type="spellStart"/>
+      <w:r>
+        <w:rPr>
+          <w:sz w:val="28"/>
+          <w:szCs w:val="28"/>
+        </w:rPr>
+        <w:t>đã</w:t>
+      </w:r>
+      <w:proofErr w:type="spellEnd"/>
+      <w:r>
+        <w:rPr>
+          <w:sz w:val="28"/>
+          <w:szCs w:val="28"/>
+        </w:rPr>
+        <w:t xml:space="preserve"> </w:t>
+      </w:r>
+      <w:proofErr w:type="spellStart"/>
+      <w:r>
+        <w:rPr>
+          <w:sz w:val="28"/>
+          <w:szCs w:val="28"/>
+        </w:rPr>
+        <w:t>học</w:t>
+      </w:r>
+      <w:proofErr w:type="spellEnd"/>
+      <w:r>
+        <w:rPr>
+          <w:sz w:val="28"/>
+          <w:szCs w:val="28"/>
+        </w:rPr>
+        <w:t xml:space="preserve"> </w:t>
+      </w:r>
+      <w:proofErr w:type="spellStart"/>
+      <w:r>
+        <w:rPr>
+          <w:sz w:val="28"/>
+          <w:szCs w:val="28"/>
+        </w:rPr>
+        <w:t>và</w:t>
+      </w:r>
+      <w:proofErr w:type="spellEnd"/>
+      <w:r>
+        <w:rPr>
+          <w:sz w:val="28"/>
+          <w:szCs w:val="28"/>
+        </w:rPr>
+        <w:t xml:space="preserve"> </w:t>
+      </w:r>
+      <w:proofErr w:type="spellStart"/>
+      <w:r>
+        <w:rPr>
+          <w:sz w:val="28"/>
+          <w:szCs w:val="28"/>
+        </w:rPr>
+        <w:t>chưa</w:t>
+      </w:r>
+      <w:proofErr w:type="spellEnd"/>
+      <w:r>
+        <w:rPr>
+          <w:sz w:val="28"/>
+          <w:szCs w:val="28"/>
+        </w:rPr>
+        <w:t xml:space="preserve"> </w:t>
+      </w:r>
+      <w:proofErr w:type="spellStart"/>
+      <w:r>
+        <w:rPr>
+          <w:sz w:val="28"/>
+          <w:szCs w:val="28"/>
+        </w:rPr>
+        <w:t>học</w:t>
+      </w:r>
+      <w:proofErr w:type="spellEnd"/>
+    </w:p>
+    <w:p>
+      <w:pPr>
+        <w:rPr>
+          <w:sz w:val="28"/>
+          <w:szCs w:val="28"/>
+        </w:rPr>
+      </w:pPr>
+      <w:r>
+        <w:rPr>
+          <w:sz w:val="28"/>
+          <w:szCs w:val="28"/>
+        </w:rPr>
+        <w:t>+</w:t>
+      </w:r>
+      <w:proofErr w:type="spellStart"/>
+      <w:r>
+        <w:rPr>
+          <w:sz w:val="28"/>
+          <w:szCs w:val="28"/>
+        </w:rPr>
+        <w:t>Biểu</w:t>
+      </w:r>
+      <w:proofErr w:type="spellEnd"/>
+      <w:r>
+        <w:rPr>
+          <w:sz w:val="28"/>
+          <w:szCs w:val="28"/>
+        </w:rPr>
+        <w:t xml:space="preserve"> </w:t>
+      </w:r>
+      <w:proofErr w:type="spellStart"/>
+      <w:r>
+        <w:rPr>
+          <w:sz w:val="28"/>
+          <w:szCs w:val="28"/>
+        </w:rPr>
+        <w:t>đồ</w:t>
+      </w:r>
+      <w:proofErr w:type="spellEnd"/>
+      <w:r>
+        <w:rPr>
+          <w:sz w:val="28"/>
+          <w:szCs w:val="28"/>
+        </w:rPr>
+        <w:t xml:space="preserve"> </w:t>
+      </w:r>
+      <w:proofErr w:type="spellStart"/>
+      <w:r>
+        <w:rPr>
+          <w:sz w:val="28"/>
+          <w:szCs w:val="28"/>
+        </w:rPr>
+        <w:t>cột</w:t>
+      </w:r>
+      <w:proofErr w:type="spellEnd"/>
+      <w:r>
+        <w:rPr>
+          <w:sz w:val="28"/>
+          <w:szCs w:val="28"/>
+        </w:rPr>
+        <w:t xml:space="preserve"> </w:t>
+      </w:r>
+      <w:proofErr w:type="spellStart"/>
+      <w:r>
+        <w:rPr>
+          <w:sz w:val="28"/>
+          <w:szCs w:val="28"/>
+        </w:rPr>
+        <w:t>hiển</w:t>
+      </w:r>
+      <w:proofErr w:type="spellEnd"/>
+      <w:r>
+        <w:rPr>
+          <w:sz w:val="28"/>
+          <w:szCs w:val="28"/>
+        </w:rPr>
+        <w:t xml:space="preserve"> </w:t>
+      </w:r>
+      <w:proofErr w:type="spellStart"/>
+      <w:r>
+        <w:rPr>
+          <w:sz w:val="28"/>
+          <w:szCs w:val="28"/>
+        </w:rPr>
+        <w:t>thị</w:t>
+      </w:r>
+      <w:proofErr w:type="spellEnd"/>
+      <w:r>
+        <w:rPr>
+          <w:sz w:val="28"/>
+          <w:szCs w:val="28"/>
+        </w:rPr>
+        <w:t xml:space="preserve"> </w:t>
+      </w:r>
+      <w:proofErr w:type="spellStart"/>
+      <w:r>
+        <w:rPr>
+          <w:sz w:val="28"/>
+          <w:szCs w:val="28"/>
+        </w:rPr>
+        <w:t>số</w:t>
+      </w:r>
+      <w:proofErr w:type="spellEnd"/>
+      <w:r>
+        <w:rPr>
+          <w:sz w:val="28"/>
+          <w:szCs w:val="28"/>
+        </w:rPr>
+        <w:t xml:space="preserve"> </w:t>
+      </w:r>
+      <w:proofErr w:type="spellStart"/>
+      <w:r>
+        <w:rPr>
+          <w:sz w:val="28"/>
+          <w:szCs w:val="28"/>
+        </w:rPr>
+        <w:t>thẻ</w:t>
+      </w:r>
+      <w:proofErr w:type="spellEnd"/>
+      <w:r>
+        <w:rPr>
+          <w:sz w:val="28"/>
+          <w:szCs w:val="28"/>
+        </w:rPr>
+        <w:t xml:space="preserve"> </w:t>
+      </w:r>
+      <w:proofErr w:type="spellStart"/>
+      <w:r>
+        <w:rPr>
+          <w:sz w:val="28"/>
+          <w:szCs w:val="28"/>
+        </w:rPr>
+        <w:t>thêm</w:t>
+      </w:r>
+      <w:proofErr w:type="spellEnd"/>
+      <w:r>
+        <w:rPr>
+          <w:sz w:val="28"/>
+          <w:szCs w:val="28"/>
+        </w:rPr>
+        <w:t xml:space="preserve"> </w:t>
+      </w:r>
+      <w:proofErr w:type="spellStart"/>
+      <w:r>
+        <w:rPr>
+          <w:sz w:val="28"/>
+          <w:szCs w:val="28"/>
+        </w:rPr>
+        <w:t>mỗi</w:t>
+      </w:r>
+      <w:proofErr w:type="spellEnd"/>
+      <w:r>
+        <w:rPr>
+          <w:sz w:val="28"/>
+          <w:szCs w:val="28"/>
+        </w:rPr>
+        <w:t xml:space="preserve"> </w:t>
+      </w:r>
+      <w:proofErr w:type="spellStart"/>
+      <w:r>
+        <w:rPr>
+          <w:sz w:val="28"/>
+          <w:szCs w:val="28"/>
+        </w:rPr>
+        <w:t>ngày</w:t>
+      </w:r>
+      <w:proofErr w:type="spellEnd"/>
+    </w:p>
+    <w:p>
+      <w:pPr>
+        <w:rPr>
+          <w:sz w:val="28"/>
+          <w:szCs w:val="28"/>
+        </w:rPr>
+      </w:pPr>
+      <w:r>
+        <w:rPr>
+          <w:sz w:val="28"/>
+          <w:szCs w:val="28"/>
+        </w:rPr>
+        <w:t>-</w:t>
+      </w:r>
+      <w:proofErr w:type="spellStart"/>
+      <w:r>
+        <w:rPr>
+          <w:sz w:val="28"/>
+          <w:szCs w:val="28"/>
+        </w:rPr>
+        <w:t>Cài</w:t>
+      </w:r>
+      <w:proofErr w:type="spellEnd"/>
+      <w:r>
+        <w:rPr>
+          <w:sz w:val="28"/>
+          <w:szCs w:val="28"/>
+        </w:rPr>
+        <w:t xml:space="preserve"> </w:t>
+      </w:r>
+      <w:proofErr w:type="spellStart"/>
+      <w:r>
+        <w:rPr>
+          <w:sz w:val="28"/>
+          <w:szCs w:val="28"/>
+        </w:rPr>
+        <w:t>đặt</w:t>
+      </w:r>
+      <w:proofErr w:type="spellEnd"/>
+    </w:p>
+    <w:p>
+      <w:pPr>
+        <w:rPr>
+          <w:sz w:val="28"/>
+          <w:szCs w:val="28"/>
+        </w:rPr>
+      </w:pPr>
+      <w:r>
+        <w:rPr>
+          <w:sz w:val="28"/>
+          <w:szCs w:val="28"/>
+        </w:rPr>
+        <w:t>+</w:t>
+      </w:r>
+      <w:proofErr w:type="spellStart"/>
+      <w:r>
+        <w:rPr>
+          <w:sz w:val="28"/>
+          <w:szCs w:val="28"/>
+        </w:rPr>
+        <w:t>Cài</w:t>
+      </w:r>
+      <w:proofErr w:type="spellEnd"/>
+      <w:r>
+        <w:rPr>
+          <w:sz w:val="28"/>
+          <w:szCs w:val="28"/>
+        </w:rPr>
+        <w:t xml:space="preserve"> </w:t>
+      </w:r>
+      <w:proofErr w:type="spellStart"/>
+      <w:r>
+        <w:rPr>
+          <w:sz w:val="28"/>
+          <w:szCs w:val="28"/>
+        </w:rPr>
+        <w:t>đặt</w:t>
+      </w:r>
+      <w:proofErr w:type="spellEnd"/>
+      <w:r>
+        <w:rPr>
+          <w:sz w:val="28"/>
+          <w:szCs w:val="28"/>
+        </w:rPr>
+        <w:t xml:space="preserve"> </w:t>
+      </w:r>
+      <w:proofErr w:type="spellStart"/>
+      <w:r>
+        <w:rPr>
+          <w:sz w:val="28"/>
+          <w:szCs w:val="28"/>
+        </w:rPr>
+        <w:t>ngôn</w:t>
+      </w:r>
+      <w:proofErr w:type="spellEnd"/>
+      <w:r>
+        <w:rPr>
+          <w:sz w:val="28"/>
+          <w:szCs w:val="28"/>
+        </w:rPr>
+        <w:t xml:space="preserve"> </w:t>
+      </w:r>
+      <w:proofErr w:type="spellStart"/>
+      <w:r>
+        <w:rPr>
+          <w:sz w:val="28"/>
+          <w:szCs w:val="28"/>
+        </w:rPr>
+        <w:t>ngữ</w:t>
+      </w:r>
+      <w:proofErr w:type="spellEnd"/>
+    </w:p>
+    <w:p>
+      <w:pPr>
+        <w:rPr>
+          <w:sz w:val="28"/>
+          <w:szCs w:val="28"/>
+        </w:rPr>
+      </w:pPr>
+      <w:r>
+        <w:rPr>
+          <w:sz w:val="28"/>
+          <w:szCs w:val="28"/>
+        </w:rPr>
+        <w:t>+</w:t>
+      </w:r>
+      <w:proofErr w:type="spellStart"/>
+      <w:r>
+        <w:rPr>
+          <w:sz w:val="28"/>
+          <w:szCs w:val="28"/>
+        </w:rPr>
+        <w:t>Cài</w:t>
+      </w:r>
+      <w:proofErr w:type="spellEnd"/>
+      <w:r>
+        <w:rPr>
+          <w:sz w:val="28"/>
+          <w:szCs w:val="28"/>
+        </w:rPr>
+        <w:t xml:space="preserve"> </w:t>
+      </w:r>
+      <w:proofErr w:type="spellStart"/>
+      <w:r>
+        <w:rPr>
+          <w:sz w:val="28"/>
+          <w:szCs w:val="28"/>
+        </w:rPr>
+        <w:t>đặt</w:t>
+      </w:r>
+      <w:proofErr w:type="spellEnd"/>
+      <w:r>
+        <w:rPr>
+          <w:sz w:val="28"/>
+          <w:szCs w:val="28"/>
+        </w:rPr>
+        <w:t xml:space="preserve"> </w:t>
+      </w:r>
+      <w:proofErr w:type="spellStart"/>
+      <w:r>
+        <w:rPr>
+          <w:sz w:val="28"/>
+          <w:szCs w:val="28"/>
+        </w:rPr>
+        <w:t>thông</w:t>
+      </w:r>
+      <w:proofErr w:type="spellEnd"/>
+      <w:r>
+        <w:rPr>
+          <w:sz w:val="28"/>
+          <w:szCs w:val="28"/>
+        </w:rPr>
+        <w:t xml:space="preserve"> </w:t>
+      </w:r>
+      <w:proofErr w:type="spellStart"/>
+      <w:r>
+        <w:rPr>
+          <w:sz w:val="28"/>
+          <w:szCs w:val="28"/>
+        </w:rPr>
+        <w:t>báo</w:t>
+      </w:r>
+      <w:proofErr w:type="spellEnd"/>
+    </w:p>
+    <w:p>
+      <w:pPr>
+        <w:rPr>
+          <w:sz w:val="28"/>
+          <w:szCs w:val="28"/>
+        </w:rPr>
+      </w:pPr>
+      <w:r>
+        <w:rPr>
+          <w:sz w:val="28"/>
+          <w:szCs w:val="28"/>
+        </w:rPr>
+        <w:lastRenderedPageBreak/>
+        <w:t>+</w:t>
+      </w:r>
+      <w:proofErr w:type="spellStart"/>
+      <w:r>
+        <w:rPr>
+          <w:sz w:val="28"/>
+          <w:szCs w:val="28"/>
+        </w:rPr>
+        <w:t>Cài</w:t>
+      </w:r>
+      <w:proofErr w:type="spellEnd"/>
+      <w:r>
+        <w:rPr>
+          <w:sz w:val="28"/>
+          <w:szCs w:val="28"/>
+        </w:rPr>
+        <w:t xml:space="preserve"> </w:t>
+      </w:r>
+      <w:proofErr w:type="spellStart"/>
+      <w:r>
+        <w:rPr>
+          <w:sz w:val="28"/>
+          <w:szCs w:val="28"/>
+        </w:rPr>
+        <w:t>đặt</w:t>
+      </w:r>
+      <w:proofErr w:type="spellEnd"/>
+      <w:r>
+        <w:rPr>
+          <w:sz w:val="28"/>
+          <w:szCs w:val="28"/>
+        </w:rPr>
+        <w:t xml:space="preserve"> </w:t>
+      </w:r>
+      <w:proofErr w:type="spellStart"/>
+      <w:r>
+        <w:rPr>
+          <w:sz w:val="28"/>
+          <w:szCs w:val="28"/>
+        </w:rPr>
+        <w:t>giao</w:t>
+      </w:r>
+      <w:proofErr w:type="spellEnd"/>
+      <w:r>
+        <w:rPr>
+          <w:sz w:val="28"/>
+          <w:szCs w:val="28"/>
+        </w:rPr>
+        <w:t xml:space="preserve"> </w:t>
+      </w:r>
+      <w:proofErr w:type="spellStart"/>
+      <w:r>
+        <w:rPr>
+          <w:sz w:val="28"/>
+          <w:szCs w:val="28"/>
+        </w:rPr>
+        <w:t>diện</w:t>
+      </w:r>
+      <w:proofErr w:type="spellEnd"/>
+      <w:r>
+        <w:rPr>
+          <w:sz w:val="28"/>
+          <w:szCs w:val="28"/>
+        </w:rPr>
+        <w:t>: Theme, Background</w:t>
+      </w:r>
+    </w:p>
+    <w:p>
+      <w:pPr>
+        <w:rPr>
+          <w:sz w:val="28"/>
+          <w:szCs w:val="28"/>
+        </w:rPr>
+      </w:pPr>
+      <w:r>
+        <w:rPr>
+          <w:sz w:val="28"/>
+          <w:szCs w:val="28"/>
+        </w:rPr>
+        <w:t>+</w:t>
+      </w:r>
+      <w:proofErr w:type="spellStart"/>
+      <w:r>
+        <w:rPr>
+          <w:sz w:val="28"/>
+          <w:szCs w:val="28"/>
+        </w:rPr>
+        <w:t>Giới</w:t>
+      </w:r>
+      <w:proofErr w:type="spellEnd"/>
+      <w:r>
+        <w:rPr>
+          <w:sz w:val="28"/>
+          <w:szCs w:val="28"/>
+        </w:rPr>
+        <w:t xml:space="preserve"> </w:t>
+      </w:r>
+      <w:proofErr w:type="spellStart"/>
+      <w:r>
+        <w:rPr>
+          <w:sz w:val="28"/>
+          <w:szCs w:val="28"/>
+        </w:rPr>
+        <w:t>thiệu</w:t>
+      </w:r>
+      <w:proofErr w:type="spellEnd"/>
+      <w:r>
+        <w:rPr>
+          <w:sz w:val="28"/>
+          <w:szCs w:val="28"/>
+        </w:rPr>
+        <w:t xml:space="preserve">: </w:t>
+      </w:r>
+      <w:proofErr w:type="spellStart"/>
+      <w:r>
+        <w:rPr>
+          <w:sz w:val="28"/>
+          <w:szCs w:val="28"/>
+        </w:rPr>
+        <w:t>Thông</w:t>
+      </w:r>
+      <w:proofErr w:type="spellEnd"/>
+      <w:r>
+        <w:rPr>
+          <w:sz w:val="28"/>
+          <w:szCs w:val="28"/>
+        </w:rPr>
+        <w:t xml:space="preserve"> tin </w:t>
+      </w:r>
+      <w:proofErr w:type="spellStart"/>
+      <w:r>
+        <w:rPr>
+          <w:sz w:val="28"/>
+          <w:szCs w:val="28"/>
+        </w:rPr>
+        <w:t>về</w:t>
+      </w:r>
+      <w:proofErr w:type="spellEnd"/>
+      <w:r>
+        <w:rPr>
+          <w:sz w:val="28"/>
+          <w:szCs w:val="28"/>
+        </w:rPr>
+        <w:t xml:space="preserve"> </w:t>
+      </w:r>
+      <w:proofErr w:type="spellStart"/>
+      <w:r>
+        <w:rPr>
+          <w:sz w:val="28"/>
+          <w:szCs w:val="28"/>
+        </w:rPr>
+        <w:t>ứng</w:t>
+      </w:r>
+      <w:proofErr w:type="spellEnd"/>
+      <w:r>
+        <w:rPr>
+          <w:sz w:val="28"/>
+          <w:szCs w:val="28"/>
+        </w:rPr>
+        <w:t xml:space="preserve"> </w:t>
+      </w:r>
+      <w:proofErr w:type="spellStart"/>
+      <w:r>
+        <w:rPr>
+          <w:sz w:val="28"/>
+          <w:szCs w:val="28"/>
+        </w:rPr>
+        <w:t>dụng</w:t>
+      </w:r>
+      <w:proofErr w:type="spellEnd"/>
+      <w:r>
+        <w:rPr>
+          <w:sz w:val="28"/>
+          <w:szCs w:val="28"/>
+        </w:rPr>
+        <w:t xml:space="preserve">: </w:t>
+      </w:r>
+      <w:proofErr w:type="spellStart"/>
+      <w:r>
+        <w:rPr>
+          <w:sz w:val="28"/>
+          <w:szCs w:val="28"/>
+        </w:rPr>
+        <w:t>giấy</w:t>
+      </w:r>
+      <w:proofErr w:type="spellEnd"/>
+      <w:r>
+        <w:rPr>
+          <w:sz w:val="28"/>
+          <w:szCs w:val="28"/>
+        </w:rPr>
+        <w:t xml:space="preserve"> </w:t>
+      </w:r>
+      <w:proofErr w:type="spellStart"/>
+      <w:r>
+        <w:rPr>
+          <w:sz w:val="28"/>
+          <w:szCs w:val="28"/>
+        </w:rPr>
+        <w:t>phép</w:t>
+      </w:r>
+      <w:proofErr w:type="spellEnd"/>
+      <w:r>
+        <w:rPr>
+          <w:sz w:val="28"/>
+          <w:szCs w:val="28"/>
+        </w:rPr>
+        <w:t>, donate…</w:t>
+      </w:r>
+    </w:p>
+    <w:p>
+      <w:pPr>
+        <w:rPr>
+          <w:sz w:val="28"/>
+          <w:szCs w:val="28"/>
+        </w:rPr>
+      </w:pPr>
+      <w:r>
+        <w:rPr>
+          <w:sz w:val="28"/>
+          <w:szCs w:val="28"/>
+        </w:rPr>
+        <w:t>-</w:t>
+      </w:r>
+      <w:proofErr w:type="spellStart"/>
+      <w:r>
+        <w:rPr>
+          <w:sz w:val="28"/>
+          <w:szCs w:val="28"/>
+        </w:rPr>
+        <w:t>Trợ</w:t>
+      </w:r>
+      <w:proofErr w:type="spellEnd"/>
+      <w:r>
+        <w:rPr>
+          <w:sz w:val="28"/>
+          <w:szCs w:val="28"/>
+        </w:rPr>
+        <w:t xml:space="preserve"> </w:t>
+      </w:r>
+      <w:proofErr w:type="spellStart"/>
+      <w:r>
+        <w:rPr>
+          <w:sz w:val="28"/>
+          <w:szCs w:val="28"/>
+        </w:rPr>
+        <w:t>giúp</w:t>
+      </w:r>
+      <w:proofErr w:type="spellEnd"/>
+      <w:r>
+        <w:rPr>
+          <w:sz w:val="28"/>
+          <w:szCs w:val="28"/>
+        </w:rPr>
+        <w:t xml:space="preserve">: </w:t>
+      </w:r>
+      <w:proofErr w:type="spellStart"/>
+      <w:r>
+        <w:rPr>
+          <w:sz w:val="28"/>
+          <w:szCs w:val="28"/>
+        </w:rPr>
+        <w:t>Các</w:t>
+      </w:r>
+      <w:proofErr w:type="spellEnd"/>
+      <w:r>
+        <w:rPr>
+          <w:sz w:val="28"/>
+          <w:szCs w:val="28"/>
+        </w:rPr>
+        <w:t xml:space="preserve"> </w:t>
+      </w:r>
+      <w:proofErr w:type="spellStart"/>
+      <w:r>
+        <w:rPr>
+          <w:sz w:val="28"/>
+          <w:szCs w:val="28"/>
+        </w:rPr>
+        <w:t>hướng</w:t>
+      </w:r>
+      <w:proofErr w:type="spellEnd"/>
+      <w:r>
+        <w:rPr>
+          <w:sz w:val="28"/>
+          <w:szCs w:val="28"/>
+        </w:rPr>
+        <w:t xml:space="preserve"> </w:t>
+      </w:r>
+      <w:proofErr w:type="spellStart"/>
+      <w:r>
+        <w:rPr>
+          <w:sz w:val="28"/>
+          <w:szCs w:val="28"/>
+        </w:rPr>
+        <w:t>dẫn</w:t>
+      </w:r>
+      <w:proofErr w:type="spellEnd"/>
+      <w:r>
+        <w:rPr>
+          <w:sz w:val="28"/>
+          <w:szCs w:val="28"/>
+        </w:rPr>
+        <w:t xml:space="preserve"> </w:t>
+      </w:r>
+      <w:proofErr w:type="spellStart"/>
+      <w:r>
+        <w:rPr>
+          <w:sz w:val="28"/>
+          <w:szCs w:val="28"/>
+        </w:rPr>
+        <w:t>dành</w:t>
+      </w:r>
+      <w:proofErr w:type="spellEnd"/>
+      <w:r>
+        <w:rPr>
+          <w:sz w:val="28"/>
+          <w:szCs w:val="28"/>
+        </w:rPr>
+        <w:t xml:space="preserve"> </w:t>
+      </w:r>
+      <w:proofErr w:type="spellStart"/>
+      <w:r>
+        <w:rPr>
+          <w:sz w:val="28"/>
+          <w:szCs w:val="28"/>
+        </w:rPr>
+        <w:t>cho</w:t>
+      </w:r>
+      <w:proofErr w:type="spellEnd"/>
+      <w:r>
+        <w:rPr>
+          <w:sz w:val="28"/>
+          <w:szCs w:val="28"/>
+        </w:rPr>
+        <w:t xml:space="preserve"> </w:t>
+      </w:r>
+      <w:proofErr w:type="spellStart"/>
+      <w:r>
+        <w:rPr>
+          <w:sz w:val="28"/>
+          <w:szCs w:val="28"/>
+        </w:rPr>
+        <w:t>người</w:t>
+      </w:r>
+      <w:proofErr w:type="spellEnd"/>
+      <w:r>
+        <w:rPr>
+          <w:sz w:val="28"/>
+          <w:szCs w:val="28"/>
+        </w:rPr>
+        <w:t xml:space="preserve"> dung</w:t>
+      </w:r>
+    </w:p>
+    <w:p>
+      <w:pPr>
+        <w:rPr>
+          <w:sz w:val="28"/>
+          <w:szCs w:val="28"/>
+        </w:rPr>
+      </w:pPr>
+      <w:r>
+        <w:rPr>
+          <w:sz w:val="28"/>
+          <w:szCs w:val="28"/>
+        </w:rPr>
+        <w:t>-</w:t>
+      </w:r>
+      <w:proofErr w:type="spellStart"/>
+      <w:r>
+        <w:rPr>
+          <w:sz w:val="28"/>
+          <w:szCs w:val="28"/>
+        </w:rPr>
+        <w:t>Hỗ</w:t>
+      </w:r>
+      <w:proofErr w:type="spellEnd"/>
+      <w:r>
+        <w:rPr>
+          <w:sz w:val="28"/>
+          <w:szCs w:val="28"/>
+        </w:rPr>
+        <w:t xml:space="preserve"> </w:t>
+      </w:r>
+      <w:proofErr w:type="spellStart"/>
+      <w:r>
+        <w:rPr>
+          <w:sz w:val="28"/>
+          <w:szCs w:val="28"/>
+        </w:rPr>
+        <w:t>trợ</w:t>
+      </w:r>
+      <w:proofErr w:type="spellEnd"/>
+      <w:r>
+        <w:rPr>
+          <w:sz w:val="28"/>
+          <w:szCs w:val="28"/>
+        </w:rPr>
+        <w:t xml:space="preserve">: Donate, </w:t>
+      </w:r>
+      <w:proofErr w:type="spellStart"/>
+      <w:r>
+        <w:rPr>
+          <w:sz w:val="28"/>
+          <w:szCs w:val="28"/>
+        </w:rPr>
+        <w:t>Đánh</w:t>
+      </w:r>
+      <w:proofErr w:type="spellEnd"/>
+      <w:r>
+        <w:rPr>
+          <w:sz w:val="28"/>
+          <w:szCs w:val="28"/>
+        </w:rPr>
+        <w:t xml:space="preserve"> </w:t>
+      </w:r>
+      <w:proofErr w:type="spellStart"/>
+      <w:r>
+        <w:rPr>
+          <w:sz w:val="28"/>
+          <w:szCs w:val="28"/>
+        </w:rPr>
+        <w:t>giá</w:t>
+      </w:r>
+      <w:proofErr w:type="spellEnd"/>
+      <w:r>
+        <w:rPr>
+          <w:sz w:val="28"/>
+          <w:szCs w:val="28"/>
+        </w:rPr>
+        <w:t xml:space="preserve">, </w:t>
+      </w:r>
+      <w:proofErr w:type="spellStart"/>
+      <w:r>
+        <w:rPr>
+          <w:sz w:val="28"/>
+          <w:szCs w:val="28"/>
+        </w:rPr>
+        <w:t>Gửi</w:t>
+      </w:r>
+      <w:proofErr w:type="spellEnd"/>
+      <w:r>
+        <w:rPr>
+          <w:sz w:val="28"/>
+          <w:szCs w:val="28"/>
+        </w:rPr>
+        <w:t xml:space="preserve"> </w:t>
+      </w:r>
+      <w:proofErr w:type="spellStart"/>
+      <w:r>
+        <w:rPr>
+          <w:sz w:val="28"/>
+          <w:szCs w:val="28"/>
+        </w:rPr>
+        <w:t>phản</w:t>
+      </w:r>
+      <w:proofErr w:type="spellEnd"/>
+      <w:r>
+        <w:rPr>
+          <w:sz w:val="28"/>
+          <w:szCs w:val="28"/>
+        </w:rPr>
+        <w:t xml:space="preserve"> </w:t>
+      </w:r>
+      <w:proofErr w:type="spellStart"/>
+      <w:r>
+        <w:rPr>
+          <w:sz w:val="28"/>
+          <w:szCs w:val="28"/>
+        </w:rPr>
+        <w:t>hồi</w:t>
+      </w:r>
+      <w:proofErr w:type="spellEnd"/>
+      <w:r>
+        <w:rPr>
+          <w:sz w:val="28"/>
+          <w:szCs w:val="28"/>
+        </w:rPr>
+        <w:t xml:space="preserve"> Email</w:t>
+      </w:r>
+    </w:p>
+    <w:p>
+      <w:pPr>
+        <w:rPr>
+          <w:sz w:val="28"/>
+          <w:szCs w:val="28"/>
+        </w:rPr>
+      </w:pPr>
+    </w:p>
+    <w:p>
+      <w:pPr>
+        <w:rPr>
+          <w:sz w:val="28"/>
+          <w:szCs w:val="28"/>
+        </w:rPr>
+      </w:pPr>
+      <w:r>
+        <w:rPr>
+          <w:sz w:val="28"/>
+          <w:szCs w:val="28"/>
+        </w:rPr>
+        <w:t>+</w:t>
+      </w:r>
+      <w:bookmarkStart w:id="0" w:name="_GoBack"/>
       <w:bookmarkEnd w:id="0"/>
+      <w:r>
+        <w:rPr>
+          <w:sz w:val="28"/>
+          <w:szCs w:val="28"/>
+        </w:rPr>
+        <w:t xml:space="preserve">Chia </w:t>
+      </w:r>
+      <w:proofErr w:type="spellStart"/>
+      <w:r>
+        <w:rPr>
+          <w:sz w:val="28"/>
+          <w:szCs w:val="28"/>
+        </w:rPr>
+        <w:t>sẻ</w:t>
+      </w:r>
+      <w:proofErr w:type="spellEnd"/>
+      <w:r>
+        <w:rPr>
+          <w:sz w:val="28"/>
+          <w:szCs w:val="28"/>
+        </w:rPr>
+        <w:t xml:space="preserve"> </w:t>
+      </w:r>
+      <w:proofErr w:type="spellStart"/>
+      <w:r>
+        <w:rPr>
+          <w:sz w:val="28"/>
+          <w:szCs w:val="28"/>
+        </w:rPr>
+        <w:t>dữ</w:t>
+      </w:r>
+      <w:proofErr w:type="spellEnd"/>
+      <w:r>
+        <w:rPr>
+          <w:sz w:val="28"/>
+          <w:szCs w:val="28"/>
+        </w:rPr>
+        <w:t xml:space="preserve"> </w:t>
+      </w:r>
+      <w:proofErr w:type="spellStart"/>
+      <w:r>
+        <w:rPr>
+          <w:sz w:val="28"/>
+          <w:szCs w:val="28"/>
+        </w:rPr>
+        <w:t>liệu</w:t>
+      </w:r>
+      <w:proofErr w:type="spellEnd"/>
+      <w:r>
+        <w:rPr>
+          <w:sz w:val="28"/>
+          <w:szCs w:val="28"/>
+        </w:rPr>
+        <w:t xml:space="preserve"> </w:t>
+      </w:r>
+      <w:proofErr w:type="spellStart"/>
+      <w:r>
+        <w:rPr>
+          <w:sz w:val="28"/>
+          <w:szCs w:val="28"/>
+        </w:rPr>
+        <w:t>với</w:t>
+      </w:r>
+      <w:proofErr w:type="spellEnd"/>
+      <w:r>
+        <w:rPr>
+          <w:sz w:val="28"/>
+          <w:szCs w:val="28"/>
+        </w:rPr>
+        <w:t xml:space="preserve"> </w:t>
+      </w:r>
+      <w:proofErr w:type="spellStart"/>
+      <w:r>
+        <w:rPr>
+          <w:sz w:val="28"/>
+          <w:szCs w:val="28"/>
+        </w:rPr>
+        <w:t>người</w:t>
+      </w:r>
+      <w:proofErr w:type="spellEnd"/>
+      <w:r>
+        <w:rPr>
+          <w:sz w:val="28"/>
+          <w:szCs w:val="28"/>
+        </w:rPr>
+        <w:t xml:space="preserve"> dung: </w:t>
+      </w:r>
+      <w:proofErr w:type="spellStart"/>
+      <w:r>
+        <w:rPr>
+          <w:sz w:val="28"/>
+          <w:szCs w:val="28"/>
+        </w:rPr>
+        <w:t>Tạo</w:t>
+      </w:r>
+      <w:proofErr w:type="spellEnd"/>
+      <w:r>
+        <w:rPr>
+          <w:sz w:val="28"/>
+          <w:szCs w:val="28"/>
+        </w:rPr>
+        <w:t xml:space="preserve"> Server</w:t>
+      </w:r>
+    </w:p>
+    <w:p>
+      <w:pPr>
+        <w:rPr>
+          <w:sz w:val="28"/>
+          <w:szCs w:val="28"/>
+        </w:rPr>
+      </w:pPr>
+      <w:r>
+        <w:rPr>
+          <w:sz w:val="28"/>
+          <w:szCs w:val="28"/>
+        </w:rPr>
+        <w:t xml:space="preserve">-T4: </w:t>
+      </w:r>
+      <w:proofErr w:type="spellStart"/>
+      <w:r>
+        <w:rPr>
+          <w:sz w:val="28"/>
+          <w:szCs w:val="28"/>
+        </w:rPr>
+        <w:t>Hoàn</w:t>
+      </w:r>
+      <w:proofErr w:type="spellEnd"/>
+      <w:r>
+        <w:rPr>
+          <w:sz w:val="28"/>
+          <w:szCs w:val="28"/>
+        </w:rPr>
+        <w:t xml:space="preserve"> </w:t>
+      </w:r>
+      <w:proofErr w:type="spellStart"/>
+      <w:r>
+        <w:rPr>
+          <w:sz w:val="28"/>
+          <w:szCs w:val="28"/>
+        </w:rPr>
+        <w:t>thành</w:t>
+      </w:r>
+      <w:proofErr w:type="spellEnd"/>
+      <w:r>
+        <w:rPr>
+          <w:sz w:val="28"/>
+          <w:szCs w:val="28"/>
+        </w:rPr>
+        <w:t xml:space="preserve"> app Android</w:t>
+      </w:r>
+    </w:p>
+    <w:p>
+      <w:pPr>
+        <w:rPr>
+          <w:sz w:val="28"/>
+          <w:szCs w:val="28"/>
+        </w:rPr>
+      </w:pPr>
+      <w:r>
+        <w:rPr>
+          <w:sz w:val="28"/>
+          <w:szCs w:val="28"/>
+        </w:rPr>
+        <w:t xml:space="preserve">-T5: </w:t>
+      </w:r>
+      <w:proofErr w:type="spellStart"/>
+      <w:r>
+        <w:rPr>
+          <w:sz w:val="28"/>
+          <w:szCs w:val="28"/>
+        </w:rPr>
+        <w:t>Hoàn</w:t>
+      </w:r>
+      <w:proofErr w:type="spellEnd"/>
+      <w:r>
+        <w:rPr>
+          <w:sz w:val="28"/>
+          <w:szCs w:val="28"/>
+        </w:rPr>
+        <w:t xml:space="preserve"> </w:t>
+      </w:r>
+      <w:proofErr w:type="spellStart"/>
+      <w:r>
+        <w:rPr>
+          <w:sz w:val="28"/>
+          <w:szCs w:val="28"/>
+        </w:rPr>
+        <w:t>thành</w:t>
+      </w:r>
+      <w:proofErr w:type="spellEnd"/>
+      <w:r>
+        <w:rPr>
+          <w:sz w:val="28"/>
+          <w:szCs w:val="28"/>
+        </w:rPr>
+        <w:t xml:space="preserve"> </w:t>
+      </w:r>
+      <w:proofErr w:type="spellStart"/>
+      <w:r>
+        <w:rPr>
+          <w:sz w:val="28"/>
+          <w:szCs w:val="28"/>
+        </w:rPr>
+        <w:t>web+báo</w:t>
+      </w:r>
+      <w:proofErr w:type="spellEnd"/>
+      <w:r>
+        <w:rPr>
+          <w:sz w:val="28"/>
+          <w:szCs w:val="28"/>
+        </w:rPr>
+        <w:t xml:space="preserve"> </w:t>
+      </w:r>
+      <w:proofErr w:type="spellStart"/>
+      <w:r>
+        <w:rPr>
+          <w:sz w:val="28"/>
+          <w:szCs w:val="28"/>
+        </w:rPr>
+        <w:t>cáo</w:t>
+      </w:r>
+      <w:proofErr w:type="spellEnd"/>
+    </w:p>
+    <w:p>
+      <w:pPr>
+        <w:rPr>
+          <w:sz w:val="28"/>
+          <w:szCs w:val="28"/>
+        </w:rPr>
+      </w:pPr>
     </w:p>
     <w:sectPr>
       <w:pgSz w:w="12240" w:h="15840"/>

--- a/Document/Thiết_kế_hệ_thống.docx
+++ b/Document/Thiết_kế_hệ_thống.docx
@@ -1,6 +1,6 @@
 
 <file path=word/document.xml><?xml version="1.0" encoding="utf-8"?>
-<w:document xmlns:wpc="http://schemas.microsoft.com/office/word/2010/wordprocessingCanvas" xmlns:cx="http://schemas.microsoft.com/office/drawing/2014/chartex" xmlns:mc="http://schemas.openxmlformats.org/markup-compatibility/2006" xmlns:o="urn:schemas-microsoft-com:office:office" xmlns:r="http://schemas.openxmlformats.org/officeDocument/2006/relationships" xmlns:m="http://schemas.openxmlformats.org/officeDocument/2006/math" xmlns:v="urn:schemas-microsoft-com:vml" xmlns:wp14="http://schemas.microsoft.com/office/word/2010/wordprocessingDrawing" xmlns:wp="http://schemas.openxmlformats.org/drawingml/2006/wordprocessingDrawing" xmlns:w10="urn:schemas-microsoft-com:office:word" xmlns:w="http://schemas.openxmlformats.org/wordprocessingml/2006/main" xmlns:w14="http://schemas.microsoft.com/office/word/2010/wordml" xmlns:w15="http://schemas.microsoft.com/office/word/2012/wordml" xmlns:w16se="http://schemas.microsoft.com/office/word/2015/wordml/symex" xmlns:wpg="http://schemas.microsoft.com/office/word/2010/wordprocessingGroup" xmlns:wpi="http://schemas.microsoft.com/office/word/2010/wordprocessingInk" xmlns:wne="http://schemas.microsoft.com/office/word/2006/wordml" xmlns:wps="http://schemas.microsoft.com/office/word/2010/wordprocessingShape" mc:Ignorable="w14 w15 w16se wp14">
+<w:document xmlns:wpc="http://schemas.microsoft.com/office/word/2010/wordprocessingCanvas" xmlns:mc="http://schemas.openxmlformats.org/markup-compatibility/2006" xmlns:o="urn:schemas-microsoft-com:office:office" xmlns:r="http://schemas.openxmlformats.org/officeDocument/2006/relationships" xmlns:m="http://schemas.openxmlformats.org/officeDocument/2006/math" xmlns:v="urn:schemas-microsoft-com:vml" xmlns:wp14="http://schemas.microsoft.com/office/word/2010/wordprocessingDrawing" xmlns:wp="http://schemas.openxmlformats.org/drawingml/2006/wordprocessingDrawing" xmlns:w10="urn:schemas-microsoft-com:office:word" xmlns:w="http://schemas.openxmlformats.org/wordprocessingml/2006/main" xmlns:w14="http://schemas.microsoft.com/office/word/2010/wordml" xmlns:w15="http://schemas.microsoft.com/office/word/2012/wordml" xmlns:wpg="http://schemas.microsoft.com/office/word/2010/wordprocessingGroup" xmlns:wpi="http://schemas.microsoft.com/office/word/2010/wordprocessingInk" xmlns:wne="http://schemas.microsoft.com/office/word/2006/wordml" xmlns:wps="http://schemas.microsoft.com/office/word/2010/wordprocessingShape" mc:Ignorable="w14 w15 wp14">
   <w:body>
     <w:p>
       <w:pPr>
@@ -2496,6 +2496,7 @@
       </w:pPr>
       <w:r>
         <w:rPr>
+          <w:noProof/>
           <w:sz w:val="28"/>
           <w:szCs w:val="28"/>
         </w:rPr>
@@ -3015,6 +3016,7 @@
       </w:pPr>
       <w:r>
         <w:rPr>
+          <w:noProof/>
           <w:sz w:val="28"/>
           <w:szCs w:val="28"/>
         </w:rPr>
@@ -3288,6 +3290,7 @@
       </w:pPr>
       <w:r>
         <w:rPr>
+          <w:noProof/>
           <w:sz w:val="28"/>
           <w:szCs w:val="28"/>
         </w:rPr>
@@ -3496,6 +3499,7 @@
       </w:pPr>
       <w:r>
         <w:rPr>
+          <w:noProof/>
           <w:sz w:val="28"/>
           <w:szCs w:val="28"/>
         </w:rPr>
@@ -3625,6 +3629,7 @@
       </w:pPr>
       <w:r>
         <w:rPr>
+          <w:noProof/>
           <w:sz w:val="28"/>
           <w:szCs w:val="28"/>
         </w:rPr>
@@ -4036,6 +4041,7 @@
       </w:pPr>
       <w:r>
         <w:rPr>
+          <w:noProof/>
           <w:sz w:val="28"/>
           <w:szCs w:val="28"/>
         </w:rPr>
@@ -5516,113 +5522,106 @@
           <w:sz w:val="28"/>
           <w:szCs w:val="28"/>
         </w:rPr>
-        <w:t>+</w:t>
+        <w:t xml:space="preserve">+Chia </w:t>
+      </w:r>
+      <w:proofErr w:type="spellStart"/>
+      <w:r>
+        <w:rPr>
+          <w:sz w:val="28"/>
+          <w:szCs w:val="28"/>
+        </w:rPr>
+        <w:t>sẻ</w:t>
+      </w:r>
+      <w:proofErr w:type="spellEnd"/>
+      <w:r>
+        <w:rPr>
+          <w:sz w:val="28"/>
+          <w:szCs w:val="28"/>
+        </w:rPr>
+        <w:t xml:space="preserve"> </w:t>
+      </w:r>
+      <w:proofErr w:type="spellStart"/>
+      <w:r>
+        <w:rPr>
+          <w:sz w:val="28"/>
+          <w:szCs w:val="28"/>
+        </w:rPr>
+        <w:t>dữ</w:t>
+      </w:r>
+      <w:proofErr w:type="spellEnd"/>
+      <w:r>
+        <w:rPr>
+          <w:sz w:val="28"/>
+          <w:szCs w:val="28"/>
+        </w:rPr>
+        <w:t xml:space="preserve"> </w:t>
+      </w:r>
+      <w:proofErr w:type="spellStart"/>
+      <w:r>
+        <w:rPr>
+          <w:sz w:val="28"/>
+          <w:szCs w:val="28"/>
+        </w:rPr>
+        <w:t>liệu</w:t>
+      </w:r>
+      <w:proofErr w:type="spellEnd"/>
+      <w:r>
+        <w:rPr>
+          <w:sz w:val="28"/>
+          <w:szCs w:val="28"/>
+        </w:rPr>
+        <w:t xml:space="preserve"> </w:t>
+      </w:r>
+      <w:proofErr w:type="spellStart"/>
+      <w:r>
+        <w:rPr>
+          <w:sz w:val="28"/>
+          <w:szCs w:val="28"/>
+        </w:rPr>
+        <w:t>với</w:t>
+      </w:r>
+      <w:proofErr w:type="spellEnd"/>
+      <w:r>
+        <w:rPr>
+          <w:sz w:val="28"/>
+          <w:szCs w:val="28"/>
+        </w:rPr>
+        <w:t xml:space="preserve"> </w:t>
+      </w:r>
+      <w:proofErr w:type="spellStart"/>
+      <w:r>
+        <w:rPr>
+          <w:sz w:val="28"/>
+          <w:szCs w:val="28"/>
+        </w:rPr>
+        <w:t>người</w:t>
+      </w:r>
+      <w:proofErr w:type="spellEnd"/>
+      <w:r>
+        <w:rPr>
+          <w:sz w:val="28"/>
+          <w:szCs w:val="28"/>
+        </w:rPr>
+        <w:t xml:space="preserve"> dung: </w:t>
+      </w:r>
+      <w:proofErr w:type="spellStart"/>
+      <w:r>
+        <w:rPr>
+          <w:sz w:val="28"/>
+          <w:szCs w:val="28"/>
+        </w:rPr>
+        <w:t>Tạo</w:t>
+      </w:r>
+      <w:proofErr w:type="spellEnd"/>
+      <w:r>
+        <w:rPr>
+          <w:sz w:val="28"/>
+          <w:szCs w:val="28"/>
+        </w:rPr>
+        <w:t xml:space="preserve"> Server</w:t>
       </w:r>
       <w:bookmarkStart w:id="0" w:name="_GoBack"/>
       <w:bookmarkEnd w:id="0"/>
-      <w:r>
-        <w:rPr>
-          <w:sz w:val="28"/>
-          <w:szCs w:val="28"/>
-        </w:rPr>
-        <w:t xml:space="preserve">Chia </w:t>
-      </w:r>
-      <w:proofErr w:type="spellStart"/>
-      <w:r>
-        <w:rPr>
-          <w:sz w:val="28"/>
-          <w:szCs w:val="28"/>
-        </w:rPr>
-        <w:t>sẻ</w:t>
-      </w:r>
-      <w:proofErr w:type="spellEnd"/>
-      <w:r>
-        <w:rPr>
-          <w:sz w:val="28"/>
-          <w:szCs w:val="28"/>
-        </w:rPr>
-        <w:t xml:space="preserve"> </w:t>
-      </w:r>
-      <w:proofErr w:type="spellStart"/>
-      <w:r>
-        <w:rPr>
-          <w:sz w:val="28"/>
-          <w:szCs w:val="28"/>
-        </w:rPr>
-        <w:t>dữ</w:t>
-      </w:r>
-      <w:proofErr w:type="spellEnd"/>
-      <w:r>
-        <w:rPr>
-          <w:sz w:val="28"/>
-          <w:szCs w:val="28"/>
-        </w:rPr>
-        <w:t xml:space="preserve"> </w:t>
-      </w:r>
-      <w:proofErr w:type="spellStart"/>
-      <w:r>
-        <w:rPr>
-          <w:sz w:val="28"/>
-          <w:szCs w:val="28"/>
-        </w:rPr>
-        <w:t>liệu</w:t>
-      </w:r>
-      <w:proofErr w:type="spellEnd"/>
-      <w:r>
-        <w:rPr>
-          <w:sz w:val="28"/>
-          <w:szCs w:val="28"/>
-        </w:rPr>
-        <w:t xml:space="preserve"> </w:t>
-      </w:r>
-      <w:proofErr w:type="spellStart"/>
-      <w:r>
-        <w:rPr>
-          <w:sz w:val="28"/>
-          <w:szCs w:val="28"/>
-        </w:rPr>
-        <w:t>với</w:t>
-      </w:r>
-      <w:proofErr w:type="spellEnd"/>
-      <w:r>
-        <w:rPr>
-          <w:sz w:val="28"/>
-          <w:szCs w:val="28"/>
-        </w:rPr>
-        <w:t xml:space="preserve"> </w:t>
-      </w:r>
-      <w:proofErr w:type="spellStart"/>
-      <w:r>
-        <w:rPr>
-          <w:sz w:val="28"/>
-          <w:szCs w:val="28"/>
-        </w:rPr>
-        <w:t>người</w:t>
-      </w:r>
-      <w:proofErr w:type="spellEnd"/>
-      <w:r>
-        <w:rPr>
-          <w:sz w:val="28"/>
-          <w:szCs w:val="28"/>
-        </w:rPr>
-        <w:t xml:space="preserve"> dung: </w:t>
-      </w:r>
-      <w:proofErr w:type="spellStart"/>
-      <w:r>
-        <w:rPr>
-          <w:sz w:val="28"/>
-          <w:szCs w:val="28"/>
-        </w:rPr>
-        <w:t>Tạo</w:t>
-      </w:r>
-      <w:proofErr w:type="spellEnd"/>
-      <w:r>
-        <w:rPr>
-          <w:sz w:val="28"/>
-          <w:szCs w:val="28"/>
-        </w:rPr>
-        <w:t xml:space="preserve"> Server</w:t>
-      </w:r>
     </w:p>
     <w:p>
       <w:pPr>
@@ -5631,44 +5630,87 @@
           <w:szCs w:val="28"/>
         </w:rPr>
       </w:pPr>
-      <w:r>
-        <w:rPr>
-          <w:sz w:val="28"/>
-          <w:szCs w:val="28"/>
-        </w:rPr>
-        <w:t xml:space="preserve">-T4: </w:t>
-      </w:r>
-      <w:proofErr w:type="spellStart"/>
-      <w:r>
-        <w:rPr>
-          <w:sz w:val="28"/>
-          <w:szCs w:val="28"/>
-        </w:rPr>
-        <w:t>Hoàn</w:t>
-      </w:r>
-      <w:proofErr w:type="spellEnd"/>
-      <w:r>
-        <w:rPr>
-          <w:sz w:val="28"/>
-          <w:szCs w:val="28"/>
-        </w:rPr>
-        <w:t xml:space="preserve"> </w:t>
-      </w:r>
-      <w:proofErr w:type="spellStart"/>
-      <w:r>
-        <w:rPr>
-          <w:sz w:val="28"/>
-          <w:szCs w:val="28"/>
-        </w:rPr>
-        <w:t>thành</w:t>
-      </w:r>
-      <w:proofErr w:type="spellEnd"/>
-      <w:r>
-        <w:rPr>
-          <w:sz w:val="28"/>
-          <w:szCs w:val="28"/>
-        </w:rPr>
-        <w:t xml:space="preserve"> app Android</w:t>
+      <w:proofErr w:type="spellStart"/>
+      <w:proofErr w:type="gramStart"/>
+      <w:r>
+        <w:rPr>
+          <w:sz w:val="28"/>
+          <w:szCs w:val="28"/>
+        </w:rPr>
+        <w:t>javac</w:t>
+      </w:r>
+      <w:proofErr w:type="spellEnd"/>
+      <w:proofErr w:type="gramEnd"/>
+      <w:r>
+        <w:rPr>
+          <w:sz w:val="28"/>
+          <w:szCs w:val="28"/>
+        </w:rPr>
+        <w:t xml:space="preserve"> MySqlExample.java &amp;&amp; java -</w:t>
+      </w:r>
+      <w:proofErr w:type="spellStart"/>
+      <w:r>
+        <w:rPr>
+          <w:sz w:val="28"/>
+          <w:szCs w:val="28"/>
+        </w:rPr>
+        <w:t>cp</w:t>
+      </w:r>
+      <w:proofErr w:type="spellEnd"/>
+      <w:r>
+        <w:rPr>
+          <w:sz w:val="28"/>
+          <w:szCs w:val="28"/>
+        </w:rPr>
+        <w:t xml:space="preserve"> mysql-driver-8.0.28.jar:. </w:t>
+      </w:r>
+      <w:proofErr w:type="spellStart"/>
+      <w:r>
+        <w:rPr>
+          <w:sz w:val="28"/>
+          <w:szCs w:val="28"/>
+        </w:rPr>
+        <w:t>MySqlExample</w:t>
+      </w:r>
+      <w:proofErr w:type="spellEnd"/>
+      <w:r>
+        <w:rPr>
+          <w:sz w:val="28"/>
+          <w:szCs w:val="28"/>
+        </w:rPr>
+        <w:t xml:space="preserve"> -host mysql-26a06367-neekon250803.j.aivencloud.com -port 12350 -database </w:t>
+      </w:r>
+      <w:proofErr w:type="spellStart"/>
+      <w:r>
+        <w:rPr>
+          <w:sz w:val="28"/>
+          <w:szCs w:val="28"/>
+        </w:rPr>
+        <w:t>defaultdb</w:t>
+      </w:r>
+      <w:proofErr w:type="spellEnd"/>
+      <w:r>
+        <w:rPr>
+          <w:sz w:val="28"/>
+          <w:szCs w:val="28"/>
+        </w:rPr>
+        <w:t xml:space="preserve"> -username </w:t>
+      </w:r>
+      <w:proofErr w:type="spellStart"/>
+      <w:r>
+        <w:rPr>
+          <w:sz w:val="28"/>
+          <w:szCs w:val="28"/>
+        </w:rPr>
+        <w:t>avnadmin</w:t>
+      </w:r>
+      <w:proofErr w:type="spellEnd"/>
+      <w:r>
+        <w:rPr>
+          <w:sz w:val="28"/>
+          <w:szCs w:val="28"/>
+        </w:rPr>
+        <w:t xml:space="preserve"> -password AVNS_B2BPHB23YlxcEZtxfDW</w:t>
       </w:r>
     </w:p>
     <w:p>
@@ -5683,7 +5725,7 @@
           <w:sz w:val="28"/>
           <w:szCs w:val="28"/>
         </w:rPr>
-        <w:t xml:space="preserve">-T5: </w:t>
+        <w:t xml:space="preserve">-T4: </w:t>
       </w:r>
       <w:proofErr w:type="spellStart"/>
       <w:r>
@@ -5715,33 +5757,8 @@
           <w:sz w:val="28"/>
           <w:szCs w:val="28"/>
         </w:rPr>
-        <w:t xml:space="preserve"> </w:t>
-      </w:r>
-      <w:proofErr w:type="spellStart"/>
-      <w:r>
-        <w:rPr>
-          <w:sz w:val="28"/>
-          <w:szCs w:val="28"/>
-        </w:rPr>
-        <w:t>web+báo</w:t>
-      </w:r>
-      <w:proofErr w:type="spellEnd"/>
-      <w:r>
-        <w:rPr>
-          <w:sz w:val="28"/>
-          <w:szCs w:val="28"/>
-        </w:rPr>
-        <w:t xml:space="preserve"> </w:t>
-      </w:r>
-      <w:proofErr w:type="spellStart"/>
-      <w:r>
-        <w:rPr>
-          <w:sz w:val="28"/>
-          <w:szCs w:val="28"/>
-        </w:rPr>
-        <w:t>cáo</w:t>
-      </w:r>
-      <w:proofErr w:type="spellEnd"/>
+        <w:t xml:space="preserve"> app Android</w:t>
+      </w:r>
     </w:p>
     <w:p>
       <w:pPr>
@@ -5750,6 +5767,1941 @@
           <w:szCs w:val="28"/>
         </w:rPr>
       </w:pPr>
+      <w:r>
+        <w:rPr>
+          <w:sz w:val="28"/>
+          <w:szCs w:val="28"/>
+        </w:rPr>
+        <w:t xml:space="preserve">-T5: </w:t>
+      </w:r>
+      <w:proofErr w:type="spellStart"/>
+      <w:r>
+        <w:rPr>
+          <w:sz w:val="28"/>
+          <w:szCs w:val="28"/>
+        </w:rPr>
+        <w:t>Hoàn</w:t>
+      </w:r>
+      <w:proofErr w:type="spellEnd"/>
+      <w:r>
+        <w:rPr>
+          <w:sz w:val="28"/>
+          <w:szCs w:val="28"/>
+        </w:rPr>
+        <w:t xml:space="preserve"> </w:t>
+      </w:r>
+      <w:proofErr w:type="spellStart"/>
+      <w:r>
+        <w:rPr>
+          <w:sz w:val="28"/>
+          <w:szCs w:val="28"/>
+        </w:rPr>
+        <w:t>thành</w:t>
+      </w:r>
+      <w:proofErr w:type="spellEnd"/>
+      <w:r>
+        <w:rPr>
+          <w:sz w:val="28"/>
+          <w:szCs w:val="28"/>
+        </w:rPr>
+        <w:t xml:space="preserve"> </w:t>
+      </w:r>
+      <w:proofErr w:type="spellStart"/>
+      <w:r>
+        <w:rPr>
+          <w:sz w:val="28"/>
+          <w:szCs w:val="28"/>
+        </w:rPr>
+        <w:t>web+báo</w:t>
+      </w:r>
+      <w:proofErr w:type="spellEnd"/>
+      <w:r>
+        <w:rPr>
+          <w:sz w:val="28"/>
+          <w:szCs w:val="28"/>
+        </w:rPr>
+        <w:t xml:space="preserve"> </w:t>
+      </w:r>
+      <w:proofErr w:type="spellStart"/>
+      <w:r>
+        <w:rPr>
+          <w:sz w:val="28"/>
+          <w:szCs w:val="28"/>
+        </w:rPr>
+        <w:t>cáo</w:t>
+      </w:r>
+      <w:proofErr w:type="spellEnd"/>
+    </w:p>
+    <w:p>
+      <w:pPr>
+        <w:spacing w:before="100" w:beforeAutospacing="1" w:after="100" w:afterAutospacing="1" w:line="240" w:lineRule="auto"/>
+        <w:rPr>
+          <w:rFonts w:ascii="Times New Roman" w:eastAsia="Times New Roman" w:hAnsi="Times New Roman" w:cs="Times New Roman"/>
+          <w:sz w:val="24"/>
+          <w:szCs w:val="24"/>
+        </w:rPr>
+      </w:pPr>
+      <w:proofErr w:type="spellStart"/>
+      <w:r>
+        <w:rPr>
+          <w:rFonts w:ascii="Times New Roman" w:eastAsia="Times New Roman" w:hAnsi="Times New Roman" w:cs="Times New Roman"/>
+          <w:sz w:val="24"/>
+          <w:szCs w:val="24"/>
+        </w:rPr>
+        <w:t>Sau</w:t>
+      </w:r>
+      <w:proofErr w:type="spellEnd"/>
+      <w:r>
+        <w:rPr>
+          <w:rFonts w:ascii="Times New Roman" w:eastAsia="Times New Roman" w:hAnsi="Times New Roman" w:cs="Times New Roman"/>
+          <w:sz w:val="24"/>
+          <w:szCs w:val="24"/>
+        </w:rPr>
+        <w:t xml:space="preserve"> </w:t>
+      </w:r>
+      <w:proofErr w:type="spellStart"/>
+      <w:r>
+        <w:rPr>
+          <w:rFonts w:ascii="Times New Roman" w:eastAsia="Times New Roman" w:hAnsi="Times New Roman" w:cs="Times New Roman"/>
+          <w:sz w:val="24"/>
+          <w:szCs w:val="24"/>
+        </w:rPr>
+        <w:t>khi</w:t>
+      </w:r>
+      <w:proofErr w:type="spellEnd"/>
+      <w:r>
+        <w:rPr>
+          <w:rFonts w:ascii="Times New Roman" w:eastAsia="Times New Roman" w:hAnsi="Times New Roman" w:cs="Times New Roman"/>
+          <w:sz w:val="24"/>
+          <w:szCs w:val="24"/>
+        </w:rPr>
+        <w:t xml:space="preserve"> </w:t>
+      </w:r>
+      <w:proofErr w:type="spellStart"/>
+      <w:r>
+        <w:rPr>
+          <w:rFonts w:ascii="Times New Roman" w:eastAsia="Times New Roman" w:hAnsi="Times New Roman" w:cs="Times New Roman"/>
+          <w:sz w:val="24"/>
+          <w:szCs w:val="24"/>
+        </w:rPr>
+        <w:t>thiết</w:t>
+      </w:r>
+      <w:proofErr w:type="spellEnd"/>
+      <w:r>
+        <w:rPr>
+          <w:rFonts w:ascii="Times New Roman" w:eastAsia="Times New Roman" w:hAnsi="Times New Roman" w:cs="Times New Roman"/>
+          <w:sz w:val="24"/>
+          <w:szCs w:val="24"/>
+        </w:rPr>
+        <w:t xml:space="preserve"> </w:t>
+      </w:r>
+      <w:proofErr w:type="spellStart"/>
+      <w:r>
+        <w:rPr>
+          <w:rFonts w:ascii="Times New Roman" w:eastAsia="Times New Roman" w:hAnsi="Times New Roman" w:cs="Times New Roman"/>
+          <w:sz w:val="24"/>
+          <w:szCs w:val="24"/>
+        </w:rPr>
+        <w:t>lập</w:t>
+      </w:r>
+      <w:proofErr w:type="spellEnd"/>
+      <w:r>
+        <w:rPr>
+          <w:rFonts w:ascii="Times New Roman" w:eastAsia="Times New Roman" w:hAnsi="Times New Roman" w:cs="Times New Roman"/>
+          <w:sz w:val="24"/>
+          <w:szCs w:val="24"/>
+        </w:rPr>
+        <w:t xml:space="preserve"> API REST </w:t>
+      </w:r>
+      <w:proofErr w:type="spellStart"/>
+      <w:r>
+        <w:rPr>
+          <w:rFonts w:ascii="Times New Roman" w:eastAsia="Times New Roman" w:hAnsi="Times New Roman" w:cs="Times New Roman"/>
+          <w:sz w:val="24"/>
+          <w:szCs w:val="24"/>
+        </w:rPr>
+        <w:t>với</w:t>
+      </w:r>
+      <w:proofErr w:type="spellEnd"/>
+      <w:r>
+        <w:rPr>
+          <w:rFonts w:ascii="Times New Roman" w:eastAsia="Times New Roman" w:hAnsi="Times New Roman" w:cs="Times New Roman"/>
+          <w:sz w:val="24"/>
+          <w:szCs w:val="24"/>
+        </w:rPr>
+        <w:t xml:space="preserve"> Java </w:t>
+      </w:r>
+      <w:proofErr w:type="spellStart"/>
+      <w:r>
+        <w:rPr>
+          <w:rFonts w:ascii="Times New Roman" w:eastAsia="Times New Roman" w:hAnsi="Times New Roman" w:cs="Times New Roman"/>
+          <w:sz w:val="24"/>
+          <w:szCs w:val="24"/>
+        </w:rPr>
+        <w:t>và</w:t>
+      </w:r>
+      <w:proofErr w:type="spellEnd"/>
+      <w:r>
+        <w:rPr>
+          <w:rFonts w:ascii="Times New Roman" w:eastAsia="Times New Roman" w:hAnsi="Times New Roman" w:cs="Times New Roman"/>
+          <w:sz w:val="24"/>
+          <w:szCs w:val="24"/>
+        </w:rPr>
+        <w:t xml:space="preserve"> MySQL, </w:t>
+      </w:r>
+      <w:proofErr w:type="spellStart"/>
+      <w:r>
+        <w:rPr>
+          <w:rFonts w:ascii="Times New Roman" w:eastAsia="Times New Roman" w:hAnsi="Times New Roman" w:cs="Times New Roman"/>
+          <w:sz w:val="24"/>
+          <w:szCs w:val="24"/>
+        </w:rPr>
+        <w:t>bạn</w:t>
+      </w:r>
+      <w:proofErr w:type="spellEnd"/>
+      <w:r>
+        <w:rPr>
+          <w:rFonts w:ascii="Times New Roman" w:eastAsia="Times New Roman" w:hAnsi="Times New Roman" w:cs="Times New Roman"/>
+          <w:sz w:val="24"/>
+          <w:szCs w:val="24"/>
+        </w:rPr>
+        <w:t xml:space="preserve"> </w:t>
+      </w:r>
+      <w:proofErr w:type="spellStart"/>
+      <w:r>
+        <w:rPr>
+          <w:rFonts w:ascii="Times New Roman" w:eastAsia="Times New Roman" w:hAnsi="Times New Roman" w:cs="Times New Roman"/>
+          <w:sz w:val="24"/>
+          <w:szCs w:val="24"/>
+        </w:rPr>
+        <w:t>cần</w:t>
+      </w:r>
+      <w:proofErr w:type="spellEnd"/>
+      <w:r>
+        <w:rPr>
+          <w:rFonts w:ascii="Times New Roman" w:eastAsia="Times New Roman" w:hAnsi="Times New Roman" w:cs="Times New Roman"/>
+          <w:sz w:val="24"/>
+          <w:szCs w:val="24"/>
+        </w:rPr>
+        <w:t xml:space="preserve"> </w:t>
+      </w:r>
+      <w:proofErr w:type="spellStart"/>
+      <w:r>
+        <w:rPr>
+          <w:rFonts w:ascii="Times New Roman" w:eastAsia="Times New Roman" w:hAnsi="Times New Roman" w:cs="Times New Roman"/>
+          <w:sz w:val="24"/>
+          <w:szCs w:val="24"/>
+        </w:rPr>
+        <w:t>kiểm</w:t>
+      </w:r>
+      <w:proofErr w:type="spellEnd"/>
+      <w:r>
+        <w:rPr>
+          <w:rFonts w:ascii="Times New Roman" w:eastAsia="Times New Roman" w:hAnsi="Times New Roman" w:cs="Times New Roman"/>
+          <w:sz w:val="24"/>
+          <w:szCs w:val="24"/>
+        </w:rPr>
+        <w:t xml:space="preserve"> </w:t>
+      </w:r>
+      <w:proofErr w:type="spellStart"/>
+      <w:r>
+        <w:rPr>
+          <w:rFonts w:ascii="Times New Roman" w:eastAsia="Times New Roman" w:hAnsi="Times New Roman" w:cs="Times New Roman"/>
+          <w:sz w:val="24"/>
+          <w:szCs w:val="24"/>
+        </w:rPr>
+        <w:t>tra</w:t>
+      </w:r>
+      <w:proofErr w:type="spellEnd"/>
+      <w:r>
+        <w:rPr>
+          <w:rFonts w:ascii="Times New Roman" w:eastAsia="Times New Roman" w:hAnsi="Times New Roman" w:cs="Times New Roman"/>
+          <w:sz w:val="24"/>
+          <w:szCs w:val="24"/>
+        </w:rPr>
+        <w:t xml:space="preserve"> </w:t>
+      </w:r>
+      <w:proofErr w:type="spellStart"/>
+      <w:r>
+        <w:rPr>
+          <w:rFonts w:ascii="Times New Roman" w:eastAsia="Times New Roman" w:hAnsi="Times New Roman" w:cs="Times New Roman"/>
+          <w:sz w:val="24"/>
+          <w:szCs w:val="24"/>
+        </w:rPr>
+        <w:t>xem</w:t>
+      </w:r>
+      <w:proofErr w:type="spellEnd"/>
+      <w:r>
+        <w:rPr>
+          <w:rFonts w:ascii="Times New Roman" w:eastAsia="Times New Roman" w:hAnsi="Times New Roman" w:cs="Times New Roman"/>
+          <w:sz w:val="24"/>
+          <w:szCs w:val="24"/>
+        </w:rPr>
+        <w:t xml:space="preserve"> </w:t>
+      </w:r>
+      <w:proofErr w:type="spellStart"/>
+      <w:r>
+        <w:rPr>
+          <w:rFonts w:ascii="Times New Roman" w:eastAsia="Times New Roman" w:hAnsi="Times New Roman" w:cs="Times New Roman"/>
+          <w:sz w:val="24"/>
+          <w:szCs w:val="24"/>
+        </w:rPr>
+        <w:t>hệ</w:t>
+      </w:r>
+      <w:proofErr w:type="spellEnd"/>
+      <w:r>
+        <w:rPr>
+          <w:rFonts w:ascii="Times New Roman" w:eastAsia="Times New Roman" w:hAnsi="Times New Roman" w:cs="Times New Roman"/>
+          <w:sz w:val="24"/>
+          <w:szCs w:val="24"/>
+        </w:rPr>
+        <w:t xml:space="preserve"> </w:t>
+      </w:r>
+      <w:proofErr w:type="spellStart"/>
+      <w:r>
+        <w:rPr>
+          <w:rFonts w:ascii="Times New Roman" w:eastAsia="Times New Roman" w:hAnsi="Times New Roman" w:cs="Times New Roman"/>
+          <w:sz w:val="24"/>
+          <w:szCs w:val="24"/>
+        </w:rPr>
+        <w:t>thống</w:t>
+      </w:r>
+      <w:proofErr w:type="spellEnd"/>
+      <w:r>
+        <w:rPr>
+          <w:rFonts w:ascii="Times New Roman" w:eastAsia="Times New Roman" w:hAnsi="Times New Roman" w:cs="Times New Roman"/>
+          <w:sz w:val="24"/>
+          <w:szCs w:val="24"/>
+        </w:rPr>
+        <w:t xml:space="preserve"> </w:t>
+      </w:r>
+      <w:proofErr w:type="spellStart"/>
+      <w:r>
+        <w:rPr>
+          <w:rFonts w:ascii="Times New Roman" w:eastAsia="Times New Roman" w:hAnsi="Times New Roman" w:cs="Times New Roman"/>
+          <w:sz w:val="24"/>
+          <w:szCs w:val="24"/>
+        </w:rPr>
+        <w:t>hoạt</w:t>
+      </w:r>
+      <w:proofErr w:type="spellEnd"/>
+      <w:r>
+        <w:rPr>
+          <w:rFonts w:ascii="Times New Roman" w:eastAsia="Times New Roman" w:hAnsi="Times New Roman" w:cs="Times New Roman"/>
+          <w:sz w:val="24"/>
+          <w:szCs w:val="24"/>
+        </w:rPr>
+        <w:t xml:space="preserve"> </w:t>
+      </w:r>
+      <w:proofErr w:type="spellStart"/>
+      <w:r>
+        <w:rPr>
+          <w:rFonts w:ascii="Times New Roman" w:eastAsia="Times New Roman" w:hAnsi="Times New Roman" w:cs="Times New Roman"/>
+          <w:sz w:val="24"/>
+          <w:szCs w:val="24"/>
+        </w:rPr>
+        <w:t>động</w:t>
+      </w:r>
+      <w:proofErr w:type="spellEnd"/>
+      <w:r>
+        <w:rPr>
+          <w:rFonts w:ascii="Times New Roman" w:eastAsia="Times New Roman" w:hAnsi="Times New Roman" w:cs="Times New Roman"/>
+          <w:sz w:val="24"/>
+          <w:szCs w:val="24"/>
+        </w:rPr>
+        <w:t xml:space="preserve"> </w:t>
+      </w:r>
+      <w:proofErr w:type="spellStart"/>
+      <w:r>
+        <w:rPr>
+          <w:rFonts w:ascii="Times New Roman" w:eastAsia="Times New Roman" w:hAnsi="Times New Roman" w:cs="Times New Roman"/>
+          <w:sz w:val="24"/>
+          <w:szCs w:val="24"/>
+        </w:rPr>
+        <w:t>đúng</w:t>
+      </w:r>
+      <w:proofErr w:type="spellEnd"/>
+      <w:r>
+        <w:rPr>
+          <w:rFonts w:ascii="Times New Roman" w:eastAsia="Times New Roman" w:hAnsi="Times New Roman" w:cs="Times New Roman"/>
+          <w:sz w:val="24"/>
+          <w:szCs w:val="24"/>
+        </w:rPr>
+        <w:t xml:space="preserve"> </w:t>
+      </w:r>
+      <w:proofErr w:type="spellStart"/>
+      <w:r>
+        <w:rPr>
+          <w:rFonts w:ascii="Times New Roman" w:eastAsia="Times New Roman" w:hAnsi="Times New Roman" w:cs="Times New Roman"/>
+          <w:sz w:val="24"/>
+          <w:szCs w:val="24"/>
+        </w:rPr>
+        <w:t>cách</w:t>
+      </w:r>
+      <w:proofErr w:type="spellEnd"/>
+      <w:r>
+        <w:rPr>
+          <w:rFonts w:ascii="Times New Roman" w:eastAsia="Times New Roman" w:hAnsi="Times New Roman" w:cs="Times New Roman"/>
+          <w:sz w:val="24"/>
+          <w:szCs w:val="24"/>
+        </w:rPr>
+        <w:t xml:space="preserve"> </w:t>
+      </w:r>
+      <w:proofErr w:type="spellStart"/>
+      <w:r>
+        <w:rPr>
+          <w:rFonts w:ascii="Times New Roman" w:eastAsia="Times New Roman" w:hAnsi="Times New Roman" w:cs="Times New Roman"/>
+          <w:sz w:val="24"/>
+          <w:szCs w:val="24"/>
+        </w:rPr>
+        <w:t>và</w:t>
+      </w:r>
+      <w:proofErr w:type="spellEnd"/>
+      <w:r>
+        <w:rPr>
+          <w:rFonts w:ascii="Times New Roman" w:eastAsia="Times New Roman" w:hAnsi="Times New Roman" w:cs="Times New Roman"/>
+          <w:sz w:val="24"/>
+          <w:szCs w:val="24"/>
+        </w:rPr>
+        <w:t xml:space="preserve"> </w:t>
+      </w:r>
+      <w:proofErr w:type="spellStart"/>
+      <w:r>
+        <w:rPr>
+          <w:rFonts w:ascii="Times New Roman" w:eastAsia="Times New Roman" w:hAnsi="Times New Roman" w:cs="Times New Roman"/>
+          <w:sz w:val="24"/>
+          <w:szCs w:val="24"/>
+        </w:rPr>
+        <w:t>triển</w:t>
+      </w:r>
+      <w:proofErr w:type="spellEnd"/>
+      <w:r>
+        <w:rPr>
+          <w:rFonts w:ascii="Times New Roman" w:eastAsia="Times New Roman" w:hAnsi="Times New Roman" w:cs="Times New Roman"/>
+          <w:sz w:val="24"/>
+          <w:szCs w:val="24"/>
+        </w:rPr>
+        <w:t xml:space="preserve"> </w:t>
+      </w:r>
+      <w:proofErr w:type="spellStart"/>
+      <w:r>
+        <w:rPr>
+          <w:rFonts w:ascii="Times New Roman" w:eastAsia="Times New Roman" w:hAnsi="Times New Roman" w:cs="Times New Roman"/>
+          <w:sz w:val="24"/>
+          <w:szCs w:val="24"/>
+        </w:rPr>
+        <w:t>khai</w:t>
+      </w:r>
+      <w:proofErr w:type="spellEnd"/>
+      <w:r>
+        <w:rPr>
+          <w:rFonts w:ascii="Times New Roman" w:eastAsia="Times New Roman" w:hAnsi="Times New Roman" w:cs="Times New Roman"/>
+          <w:sz w:val="24"/>
+          <w:szCs w:val="24"/>
+        </w:rPr>
+        <w:t xml:space="preserve"> </w:t>
+      </w:r>
+      <w:proofErr w:type="spellStart"/>
+      <w:r>
+        <w:rPr>
+          <w:rFonts w:ascii="Times New Roman" w:eastAsia="Times New Roman" w:hAnsi="Times New Roman" w:cs="Times New Roman"/>
+          <w:sz w:val="24"/>
+          <w:szCs w:val="24"/>
+        </w:rPr>
+        <w:t>lên</w:t>
+      </w:r>
+      <w:proofErr w:type="spellEnd"/>
+      <w:r>
+        <w:rPr>
+          <w:rFonts w:ascii="Times New Roman" w:eastAsia="Times New Roman" w:hAnsi="Times New Roman" w:cs="Times New Roman"/>
+          <w:sz w:val="24"/>
+          <w:szCs w:val="24"/>
+        </w:rPr>
+        <w:t xml:space="preserve"> </w:t>
+      </w:r>
+      <w:proofErr w:type="spellStart"/>
+      <w:r>
+        <w:rPr>
+          <w:rFonts w:ascii="Times New Roman" w:eastAsia="Times New Roman" w:hAnsi="Times New Roman" w:cs="Times New Roman"/>
+          <w:sz w:val="24"/>
+          <w:szCs w:val="24"/>
+        </w:rPr>
+        <w:t>máy</w:t>
+      </w:r>
+      <w:proofErr w:type="spellEnd"/>
+      <w:r>
+        <w:rPr>
+          <w:rFonts w:ascii="Times New Roman" w:eastAsia="Times New Roman" w:hAnsi="Times New Roman" w:cs="Times New Roman"/>
+          <w:sz w:val="24"/>
+          <w:szCs w:val="24"/>
+        </w:rPr>
+        <w:t xml:space="preserve"> </w:t>
+      </w:r>
+      <w:proofErr w:type="spellStart"/>
+      <w:r>
+        <w:rPr>
+          <w:rFonts w:ascii="Times New Roman" w:eastAsia="Times New Roman" w:hAnsi="Times New Roman" w:cs="Times New Roman"/>
+          <w:sz w:val="24"/>
+          <w:szCs w:val="24"/>
+        </w:rPr>
+        <w:t>chủ</w:t>
+      </w:r>
+      <w:proofErr w:type="spellEnd"/>
+      <w:r>
+        <w:rPr>
+          <w:rFonts w:ascii="Times New Roman" w:eastAsia="Times New Roman" w:hAnsi="Times New Roman" w:cs="Times New Roman"/>
+          <w:sz w:val="24"/>
+          <w:szCs w:val="24"/>
+        </w:rPr>
+        <w:t xml:space="preserve"> </w:t>
+      </w:r>
+      <w:proofErr w:type="spellStart"/>
+      <w:r>
+        <w:rPr>
+          <w:rFonts w:ascii="Times New Roman" w:eastAsia="Times New Roman" w:hAnsi="Times New Roman" w:cs="Times New Roman"/>
+          <w:sz w:val="24"/>
+          <w:szCs w:val="24"/>
+        </w:rPr>
+        <w:t>nếu</w:t>
+      </w:r>
+      <w:proofErr w:type="spellEnd"/>
+      <w:r>
+        <w:rPr>
+          <w:rFonts w:ascii="Times New Roman" w:eastAsia="Times New Roman" w:hAnsi="Times New Roman" w:cs="Times New Roman"/>
+          <w:sz w:val="24"/>
+          <w:szCs w:val="24"/>
+        </w:rPr>
+        <w:t xml:space="preserve"> </w:t>
+      </w:r>
+      <w:proofErr w:type="spellStart"/>
+      <w:r>
+        <w:rPr>
+          <w:rFonts w:ascii="Times New Roman" w:eastAsia="Times New Roman" w:hAnsi="Times New Roman" w:cs="Times New Roman"/>
+          <w:sz w:val="24"/>
+          <w:szCs w:val="24"/>
+        </w:rPr>
+        <w:t>muốn</w:t>
+      </w:r>
+      <w:proofErr w:type="spellEnd"/>
+      <w:r>
+        <w:rPr>
+          <w:rFonts w:ascii="Times New Roman" w:eastAsia="Times New Roman" w:hAnsi="Times New Roman" w:cs="Times New Roman"/>
+          <w:sz w:val="24"/>
+          <w:szCs w:val="24"/>
+        </w:rPr>
+        <w:t xml:space="preserve"> </w:t>
+      </w:r>
+      <w:proofErr w:type="spellStart"/>
+      <w:r>
+        <w:rPr>
+          <w:rFonts w:ascii="Times New Roman" w:eastAsia="Times New Roman" w:hAnsi="Times New Roman" w:cs="Times New Roman"/>
+          <w:sz w:val="24"/>
+          <w:szCs w:val="24"/>
+        </w:rPr>
+        <w:t>ứng</w:t>
+      </w:r>
+      <w:proofErr w:type="spellEnd"/>
+      <w:r>
+        <w:rPr>
+          <w:rFonts w:ascii="Times New Roman" w:eastAsia="Times New Roman" w:hAnsi="Times New Roman" w:cs="Times New Roman"/>
+          <w:sz w:val="24"/>
+          <w:szCs w:val="24"/>
+        </w:rPr>
+        <w:t xml:space="preserve"> </w:t>
+      </w:r>
+      <w:proofErr w:type="spellStart"/>
+      <w:r>
+        <w:rPr>
+          <w:rFonts w:ascii="Times New Roman" w:eastAsia="Times New Roman" w:hAnsi="Times New Roman" w:cs="Times New Roman"/>
+          <w:sz w:val="24"/>
+          <w:szCs w:val="24"/>
+        </w:rPr>
+        <w:t>dụng</w:t>
+      </w:r>
+      <w:proofErr w:type="spellEnd"/>
+      <w:r>
+        <w:rPr>
+          <w:rFonts w:ascii="Times New Roman" w:eastAsia="Times New Roman" w:hAnsi="Times New Roman" w:cs="Times New Roman"/>
+          <w:sz w:val="24"/>
+          <w:szCs w:val="24"/>
+        </w:rPr>
+        <w:t xml:space="preserve"> </w:t>
+      </w:r>
+      <w:proofErr w:type="spellStart"/>
+      <w:r>
+        <w:rPr>
+          <w:rFonts w:ascii="Times New Roman" w:eastAsia="Times New Roman" w:hAnsi="Times New Roman" w:cs="Times New Roman"/>
+          <w:sz w:val="24"/>
+          <w:szCs w:val="24"/>
+        </w:rPr>
+        <w:t>của</w:t>
+      </w:r>
+      <w:proofErr w:type="spellEnd"/>
+      <w:r>
+        <w:rPr>
+          <w:rFonts w:ascii="Times New Roman" w:eastAsia="Times New Roman" w:hAnsi="Times New Roman" w:cs="Times New Roman"/>
+          <w:sz w:val="24"/>
+          <w:szCs w:val="24"/>
+        </w:rPr>
+        <w:t xml:space="preserve"> </w:t>
+      </w:r>
+      <w:proofErr w:type="spellStart"/>
+      <w:r>
+        <w:rPr>
+          <w:rFonts w:ascii="Times New Roman" w:eastAsia="Times New Roman" w:hAnsi="Times New Roman" w:cs="Times New Roman"/>
+          <w:sz w:val="24"/>
+          <w:szCs w:val="24"/>
+        </w:rPr>
+        <w:t>mình</w:t>
+      </w:r>
+      <w:proofErr w:type="spellEnd"/>
+      <w:r>
+        <w:rPr>
+          <w:rFonts w:ascii="Times New Roman" w:eastAsia="Times New Roman" w:hAnsi="Times New Roman" w:cs="Times New Roman"/>
+          <w:sz w:val="24"/>
+          <w:szCs w:val="24"/>
+        </w:rPr>
+        <w:t xml:space="preserve"> </w:t>
+      </w:r>
+      <w:proofErr w:type="spellStart"/>
+      <w:r>
+        <w:rPr>
+          <w:rFonts w:ascii="Times New Roman" w:eastAsia="Times New Roman" w:hAnsi="Times New Roman" w:cs="Times New Roman"/>
+          <w:sz w:val="24"/>
+          <w:szCs w:val="24"/>
+        </w:rPr>
+        <w:t>có</w:t>
+      </w:r>
+      <w:proofErr w:type="spellEnd"/>
+      <w:r>
+        <w:rPr>
+          <w:rFonts w:ascii="Times New Roman" w:eastAsia="Times New Roman" w:hAnsi="Times New Roman" w:cs="Times New Roman"/>
+          <w:sz w:val="24"/>
+          <w:szCs w:val="24"/>
+        </w:rPr>
+        <w:t xml:space="preserve"> </w:t>
+      </w:r>
+      <w:proofErr w:type="spellStart"/>
+      <w:r>
+        <w:rPr>
+          <w:rFonts w:ascii="Times New Roman" w:eastAsia="Times New Roman" w:hAnsi="Times New Roman" w:cs="Times New Roman"/>
+          <w:sz w:val="24"/>
+          <w:szCs w:val="24"/>
+        </w:rPr>
+        <w:t>thể</w:t>
+      </w:r>
+      <w:proofErr w:type="spellEnd"/>
+      <w:r>
+        <w:rPr>
+          <w:rFonts w:ascii="Times New Roman" w:eastAsia="Times New Roman" w:hAnsi="Times New Roman" w:cs="Times New Roman"/>
+          <w:sz w:val="24"/>
+          <w:szCs w:val="24"/>
+        </w:rPr>
+        <w:t xml:space="preserve"> </w:t>
+      </w:r>
+      <w:proofErr w:type="spellStart"/>
+      <w:r>
+        <w:rPr>
+          <w:rFonts w:ascii="Times New Roman" w:eastAsia="Times New Roman" w:hAnsi="Times New Roman" w:cs="Times New Roman"/>
+          <w:sz w:val="24"/>
+          <w:szCs w:val="24"/>
+        </w:rPr>
+        <w:t>truy</w:t>
+      </w:r>
+      <w:proofErr w:type="spellEnd"/>
+      <w:r>
+        <w:rPr>
+          <w:rFonts w:ascii="Times New Roman" w:eastAsia="Times New Roman" w:hAnsi="Times New Roman" w:cs="Times New Roman"/>
+          <w:sz w:val="24"/>
+          <w:szCs w:val="24"/>
+        </w:rPr>
+        <w:t xml:space="preserve"> </w:t>
+      </w:r>
+      <w:proofErr w:type="spellStart"/>
+      <w:r>
+        <w:rPr>
+          <w:rFonts w:ascii="Times New Roman" w:eastAsia="Times New Roman" w:hAnsi="Times New Roman" w:cs="Times New Roman"/>
+          <w:sz w:val="24"/>
+          <w:szCs w:val="24"/>
+        </w:rPr>
+        <w:t>cập</w:t>
+      </w:r>
+      <w:proofErr w:type="spellEnd"/>
+      <w:r>
+        <w:rPr>
+          <w:rFonts w:ascii="Times New Roman" w:eastAsia="Times New Roman" w:hAnsi="Times New Roman" w:cs="Times New Roman"/>
+          <w:sz w:val="24"/>
+          <w:szCs w:val="24"/>
+        </w:rPr>
+        <w:t xml:space="preserve"> </w:t>
+      </w:r>
+      <w:proofErr w:type="spellStart"/>
+      <w:r>
+        <w:rPr>
+          <w:rFonts w:ascii="Times New Roman" w:eastAsia="Times New Roman" w:hAnsi="Times New Roman" w:cs="Times New Roman"/>
+          <w:sz w:val="24"/>
+          <w:szCs w:val="24"/>
+        </w:rPr>
+        <w:t>từ</w:t>
+      </w:r>
+      <w:proofErr w:type="spellEnd"/>
+      <w:r>
+        <w:rPr>
+          <w:rFonts w:ascii="Times New Roman" w:eastAsia="Times New Roman" w:hAnsi="Times New Roman" w:cs="Times New Roman"/>
+          <w:sz w:val="24"/>
+          <w:szCs w:val="24"/>
+        </w:rPr>
+        <w:t xml:space="preserve"> </w:t>
+      </w:r>
+      <w:proofErr w:type="spellStart"/>
+      <w:r>
+        <w:rPr>
+          <w:rFonts w:ascii="Times New Roman" w:eastAsia="Times New Roman" w:hAnsi="Times New Roman" w:cs="Times New Roman"/>
+          <w:sz w:val="24"/>
+          <w:szCs w:val="24"/>
+        </w:rPr>
+        <w:t>bất</w:t>
+      </w:r>
+      <w:proofErr w:type="spellEnd"/>
+      <w:r>
+        <w:rPr>
+          <w:rFonts w:ascii="Times New Roman" w:eastAsia="Times New Roman" w:hAnsi="Times New Roman" w:cs="Times New Roman"/>
+          <w:sz w:val="24"/>
+          <w:szCs w:val="24"/>
+        </w:rPr>
+        <w:t xml:space="preserve"> </w:t>
+      </w:r>
+      <w:proofErr w:type="spellStart"/>
+      <w:r>
+        <w:rPr>
+          <w:rFonts w:ascii="Times New Roman" w:eastAsia="Times New Roman" w:hAnsi="Times New Roman" w:cs="Times New Roman"/>
+          <w:sz w:val="24"/>
+          <w:szCs w:val="24"/>
+        </w:rPr>
+        <w:t>kỳ</w:t>
+      </w:r>
+      <w:proofErr w:type="spellEnd"/>
+      <w:r>
+        <w:rPr>
+          <w:rFonts w:ascii="Times New Roman" w:eastAsia="Times New Roman" w:hAnsi="Times New Roman" w:cs="Times New Roman"/>
+          <w:sz w:val="24"/>
+          <w:szCs w:val="24"/>
+        </w:rPr>
+        <w:t xml:space="preserve"> </w:t>
+      </w:r>
+      <w:proofErr w:type="spellStart"/>
+      <w:r>
+        <w:rPr>
+          <w:rFonts w:ascii="Times New Roman" w:eastAsia="Times New Roman" w:hAnsi="Times New Roman" w:cs="Times New Roman"/>
+          <w:sz w:val="24"/>
+          <w:szCs w:val="24"/>
+        </w:rPr>
+        <w:t>đâu</w:t>
+      </w:r>
+      <w:proofErr w:type="spellEnd"/>
+      <w:r>
+        <w:rPr>
+          <w:rFonts w:ascii="Times New Roman" w:eastAsia="Times New Roman" w:hAnsi="Times New Roman" w:cs="Times New Roman"/>
+          <w:sz w:val="24"/>
+          <w:szCs w:val="24"/>
+        </w:rPr>
+        <w:t xml:space="preserve">. </w:t>
+      </w:r>
+      <w:proofErr w:type="spellStart"/>
+      <w:r>
+        <w:rPr>
+          <w:rFonts w:ascii="Times New Roman" w:eastAsia="Times New Roman" w:hAnsi="Times New Roman" w:cs="Times New Roman"/>
+          <w:sz w:val="24"/>
+          <w:szCs w:val="24"/>
+        </w:rPr>
+        <w:t>Dưới</w:t>
+      </w:r>
+      <w:proofErr w:type="spellEnd"/>
+      <w:r>
+        <w:rPr>
+          <w:rFonts w:ascii="Times New Roman" w:eastAsia="Times New Roman" w:hAnsi="Times New Roman" w:cs="Times New Roman"/>
+          <w:sz w:val="24"/>
+          <w:szCs w:val="24"/>
+        </w:rPr>
+        <w:t xml:space="preserve"> </w:t>
+      </w:r>
+      <w:proofErr w:type="spellStart"/>
+      <w:r>
+        <w:rPr>
+          <w:rFonts w:ascii="Times New Roman" w:eastAsia="Times New Roman" w:hAnsi="Times New Roman" w:cs="Times New Roman"/>
+          <w:sz w:val="24"/>
+          <w:szCs w:val="24"/>
+        </w:rPr>
+        <w:t>đây</w:t>
+      </w:r>
+      <w:proofErr w:type="spellEnd"/>
+      <w:r>
+        <w:rPr>
+          <w:rFonts w:ascii="Times New Roman" w:eastAsia="Times New Roman" w:hAnsi="Times New Roman" w:cs="Times New Roman"/>
+          <w:sz w:val="24"/>
+          <w:szCs w:val="24"/>
+        </w:rPr>
+        <w:t xml:space="preserve"> </w:t>
+      </w:r>
+      <w:proofErr w:type="spellStart"/>
+      <w:r>
+        <w:rPr>
+          <w:rFonts w:ascii="Times New Roman" w:eastAsia="Times New Roman" w:hAnsi="Times New Roman" w:cs="Times New Roman"/>
+          <w:sz w:val="24"/>
+          <w:szCs w:val="24"/>
+        </w:rPr>
+        <w:t>là</w:t>
+      </w:r>
+      <w:proofErr w:type="spellEnd"/>
+      <w:r>
+        <w:rPr>
+          <w:rFonts w:ascii="Times New Roman" w:eastAsia="Times New Roman" w:hAnsi="Times New Roman" w:cs="Times New Roman"/>
+          <w:sz w:val="24"/>
+          <w:szCs w:val="24"/>
+        </w:rPr>
+        <w:t xml:space="preserve"> </w:t>
+      </w:r>
+      <w:proofErr w:type="spellStart"/>
+      <w:r>
+        <w:rPr>
+          <w:rFonts w:ascii="Times New Roman" w:eastAsia="Times New Roman" w:hAnsi="Times New Roman" w:cs="Times New Roman"/>
+          <w:sz w:val="24"/>
+          <w:szCs w:val="24"/>
+        </w:rPr>
+        <w:t>các</w:t>
+      </w:r>
+      <w:proofErr w:type="spellEnd"/>
+      <w:r>
+        <w:rPr>
+          <w:rFonts w:ascii="Times New Roman" w:eastAsia="Times New Roman" w:hAnsi="Times New Roman" w:cs="Times New Roman"/>
+          <w:sz w:val="24"/>
+          <w:szCs w:val="24"/>
+        </w:rPr>
+        <w:t xml:space="preserve"> </w:t>
+      </w:r>
+      <w:proofErr w:type="spellStart"/>
+      <w:r>
+        <w:rPr>
+          <w:rFonts w:ascii="Times New Roman" w:eastAsia="Times New Roman" w:hAnsi="Times New Roman" w:cs="Times New Roman"/>
+          <w:sz w:val="24"/>
+          <w:szCs w:val="24"/>
+        </w:rPr>
+        <w:t>bước</w:t>
+      </w:r>
+      <w:proofErr w:type="spellEnd"/>
+      <w:r>
+        <w:rPr>
+          <w:rFonts w:ascii="Times New Roman" w:eastAsia="Times New Roman" w:hAnsi="Times New Roman" w:cs="Times New Roman"/>
+          <w:sz w:val="24"/>
+          <w:szCs w:val="24"/>
+        </w:rPr>
+        <w:t xml:space="preserve"> </w:t>
+      </w:r>
+      <w:proofErr w:type="spellStart"/>
+      <w:r>
+        <w:rPr>
+          <w:rFonts w:ascii="Times New Roman" w:eastAsia="Times New Roman" w:hAnsi="Times New Roman" w:cs="Times New Roman"/>
+          <w:sz w:val="24"/>
+          <w:szCs w:val="24"/>
+        </w:rPr>
+        <w:t>tiếp</w:t>
+      </w:r>
+      <w:proofErr w:type="spellEnd"/>
+      <w:r>
+        <w:rPr>
+          <w:rFonts w:ascii="Times New Roman" w:eastAsia="Times New Roman" w:hAnsi="Times New Roman" w:cs="Times New Roman"/>
+          <w:sz w:val="24"/>
+          <w:szCs w:val="24"/>
+        </w:rPr>
+        <w:t xml:space="preserve"> </w:t>
+      </w:r>
+      <w:proofErr w:type="spellStart"/>
+      <w:proofErr w:type="gramStart"/>
+      <w:r>
+        <w:rPr>
+          <w:rFonts w:ascii="Times New Roman" w:eastAsia="Times New Roman" w:hAnsi="Times New Roman" w:cs="Times New Roman"/>
+          <w:sz w:val="24"/>
+          <w:szCs w:val="24"/>
+        </w:rPr>
+        <w:t>theo</w:t>
+      </w:r>
+      <w:proofErr w:type="spellEnd"/>
+      <w:proofErr w:type="gramEnd"/>
+      <w:r>
+        <w:rPr>
+          <w:rFonts w:ascii="Times New Roman" w:eastAsia="Times New Roman" w:hAnsi="Times New Roman" w:cs="Times New Roman"/>
+          <w:sz w:val="24"/>
+          <w:szCs w:val="24"/>
+        </w:rPr>
+        <w:t>:</w:t>
+      </w:r>
+    </w:p>
+    <w:p>
+      <w:pPr>
+        <w:spacing w:before="100" w:beforeAutospacing="1" w:after="100" w:afterAutospacing="1" w:line="240" w:lineRule="auto"/>
+        <w:rPr>
+          <w:rFonts w:ascii="Times New Roman" w:eastAsia="Times New Roman" w:hAnsi="Times New Roman" w:cs="Times New Roman"/>
+          <w:sz w:val="24"/>
+          <w:szCs w:val="24"/>
+        </w:rPr>
+      </w:pPr>
+      <w:r>
+        <w:rPr>
+          <w:rFonts w:ascii="Segoe UI Symbol" w:eastAsia="Times New Roman" w:hAnsi="Segoe UI Symbol" w:cs="Segoe UI Symbol"/>
+          <w:sz w:val="24"/>
+          <w:szCs w:val="24"/>
+        </w:rPr>
+        <w:t>🔹</w:t>
+      </w:r>
+      <w:r>
+        <w:rPr>
+          <w:rFonts w:ascii="Times New Roman" w:eastAsia="Times New Roman" w:hAnsi="Times New Roman" w:cs="Times New Roman"/>
+          <w:sz w:val="24"/>
+          <w:szCs w:val="24"/>
+        </w:rPr>
+        <w:t xml:space="preserve"> </w:t>
+      </w:r>
+      <w:r>
+        <w:rPr>
+          <w:rFonts w:ascii="Times New Roman" w:eastAsia="Times New Roman" w:hAnsi="Times New Roman" w:cs="Times New Roman"/>
+          <w:b/>
+          <w:bCs/>
+          <w:sz w:val="24"/>
+          <w:szCs w:val="24"/>
+        </w:rPr>
+        <w:t xml:space="preserve">3. </w:t>
+      </w:r>
+      <w:proofErr w:type="spellStart"/>
+      <w:r>
+        <w:rPr>
+          <w:rFonts w:ascii="Times New Roman" w:eastAsia="Times New Roman" w:hAnsi="Times New Roman" w:cs="Times New Roman"/>
+          <w:b/>
+          <w:bCs/>
+          <w:sz w:val="24"/>
+          <w:szCs w:val="24"/>
+        </w:rPr>
+        <w:t>Kết</w:t>
+      </w:r>
+      <w:proofErr w:type="spellEnd"/>
+      <w:r>
+        <w:rPr>
+          <w:rFonts w:ascii="Times New Roman" w:eastAsia="Times New Roman" w:hAnsi="Times New Roman" w:cs="Times New Roman"/>
+          <w:b/>
+          <w:bCs/>
+          <w:sz w:val="24"/>
+          <w:szCs w:val="24"/>
+        </w:rPr>
+        <w:t xml:space="preserve"> </w:t>
+      </w:r>
+      <w:proofErr w:type="spellStart"/>
+      <w:r>
+        <w:rPr>
+          <w:rFonts w:ascii="Times New Roman" w:eastAsia="Times New Roman" w:hAnsi="Times New Roman" w:cs="Times New Roman"/>
+          <w:b/>
+          <w:bCs/>
+          <w:sz w:val="24"/>
+          <w:szCs w:val="24"/>
+        </w:rPr>
+        <w:t>nối</w:t>
+      </w:r>
+      <w:proofErr w:type="spellEnd"/>
+      <w:r>
+        <w:rPr>
+          <w:rFonts w:ascii="Times New Roman" w:eastAsia="Times New Roman" w:hAnsi="Times New Roman" w:cs="Times New Roman"/>
+          <w:b/>
+          <w:bCs/>
+          <w:sz w:val="24"/>
+          <w:szCs w:val="24"/>
+        </w:rPr>
+        <w:t xml:space="preserve"> API </w:t>
+      </w:r>
+      <w:proofErr w:type="spellStart"/>
+      <w:r>
+        <w:rPr>
+          <w:rFonts w:ascii="Times New Roman" w:eastAsia="Times New Roman" w:hAnsi="Times New Roman" w:cs="Times New Roman"/>
+          <w:b/>
+          <w:bCs/>
+          <w:sz w:val="24"/>
+          <w:szCs w:val="24"/>
+        </w:rPr>
+        <w:t>với</w:t>
+      </w:r>
+      <w:proofErr w:type="spellEnd"/>
+      <w:r>
+        <w:rPr>
+          <w:rFonts w:ascii="Times New Roman" w:eastAsia="Times New Roman" w:hAnsi="Times New Roman" w:cs="Times New Roman"/>
+          <w:b/>
+          <w:bCs/>
+          <w:sz w:val="24"/>
+          <w:szCs w:val="24"/>
+        </w:rPr>
+        <w:t xml:space="preserve"> </w:t>
+      </w:r>
+      <w:proofErr w:type="spellStart"/>
+      <w:r>
+        <w:rPr>
+          <w:rFonts w:ascii="Times New Roman" w:eastAsia="Times New Roman" w:hAnsi="Times New Roman" w:cs="Times New Roman"/>
+          <w:b/>
+          <w:bCs/>
+          <w:sz w:val="24"/>
+          <w:szCs w:val="24"/>
+        </w:rPr>
+        <w:t>ứng</w:t>
+      </w:r>
+      <w:proofErr w:type="spellEnd"/>
+      <w:r>
+        <w:rPr>
+          <w:rFonts w:ascii="Times New Roman" w:eastAsia="Times New Roman" w:hAnsi="Times New Roman" w:cs="Times New Roman"/>
+          <w:b/>
+          <w:bCs/>
+          <w:sz w:val="24"/>
+          <w:szCs w:val="24"/>
+        </w:rPr>
+        <w:t xml:space="preserve"> </w:t>
+      </w:r>
+      <w:proofErr w:type="spellStart"/>
+      <w:r>
+        <w:rPr>
+          <w:rFonts w:ascii="Times New Roman" w:eastAsia="Times New Roman" w:hAnsi="Times New Roman" w:cs="Times New Roman"/>
+          <w:b/>
+          <w:bCs/>
+          <w:sz w:val="24"/>
+          <w:szCs w:val="24"/>
+        </w:rPr>
+        <w:t>dụng</w:t>
+      </w:r>
+      <w:proofErr w:type="spellEnd"/>
+      <w:r>
+        <w:rPr>
+          <w:rFonts w:ascii="Times New Roman" w:eastAsia="Times New Roman" w:hAnsi="Times New Roman" w:cs="Times New Roman"/>
+          <w:b/>
+          <w:bCs/>
+          <w:sz w:val="24"/>
+          <w:szCs w:val="24"/>
+        </w:rPr>
+        <w:t xml:space="preserve"> Android</w:t>
+      </w:r>
+    </w:p>
+    <w:p>
+      <w:pPr>
+        <w:numPr>
+          <w:ilvl w:val="0"/>
+          <w:numId w:val="4"/>
+        </w:numPr>
+        <w:spacing w:before="100" w:beforeAutospacing="1" w:after="100" w:afterAutospacing="1" w:line="240" w:lineRule="auto"/>
+        <w:rPr>
+          <w:rFonts w:ascii="Times New Roman" w:eastAsia="Times New Roman" w:hAnsi="Times New Roman" w:cs="Times New Roman"/>
+          <w:sz w:val="24"/>
+          <w:szCs w:val="24"/>
+        </w:rPr>
+      </w:pPr>
+      <w:proofErr w:type="spellStart"/>
+      <w:r>
+        <w:rPr>
+          <w:rFonts w:ascii="Times New Roman" w:eastAsia="Times New Roman" w:hAnsi="Times New Roman" w:cs="Times New Roman"/>
+          <w:sz w:val="24"/>
+          <w:szCs w:val="24"/>
+        </w:rPr>
+        <w:t>Trong</w:t>
+      </w:r>
+      <w:proofErr w:type="spellEnd"/>
+      <w:r>
+        <w:rPr>
+          <w:rFonts w:ascii="Times New Roman" w:eastAsia="Times New Roman" w:hAnsi="Times New Roman" w:cs="Times New Roman"/>
+          <w:sz w:val="24"/>
+          <w:szCs w:val="24"/>
+        </w:rPr>
+        <w:t xml:space="preserve"> Android, </w:t>
+      </w:r>
+      <w:proofErr w:type="spellStart"/>
+      <w:r>
+        <w:rPr>
+          <w:rFonts w:ascii="Times New Roman" w:eastAsia="Times New Roman" w:hAnsi="Times New Roman" w:cs="Times New Roman"/>
+          <w:sz w:val="24"/>
+          <w:szCs w:val="24"/>
+        </w:rPr>
+        <w:t>bạn</w:t>
+      </w:r>
+      <w:proofErr w:type="spellEnd"/>
+      <w:r>
+        <w:rPr>
+          <w:rFonts w:ascii="Times New Roman" w:eastAsia="Times New Roman" w:hAnsi="Times New Roman" w:cs="Times New Roman"/>
+          <w:sz w:val="24"/>
+          <w:szCs w:val="24"/>
+        </w:rPr>
+        <w:t xml:space="preserve"> </w:t>
+      </w:r>
+      <w:proofErr w:type="spellStart"/>
+      <w:r>
+        <w:rPr>
+          <w:rFonts w:ascii="Times New Roman" w:eastAsia="Times New Roman" w:hAnsi="Times New Roman" w:cs="Times New Roman"/>
+          <w:sz w:val="24"/>
+          <w:szCs w:val="24"/>
+        </w:rPr>
+        <w:t>có</w:t>
+      </w:r>
+      <w:proofErr w:type="spellEnd"/>
+      <w:r>
+        <w:rPr>
+          <w:rFonts w:ascii="Times New Roman" w:eastAsia="Times New Roman" w:hAnsi="Times New Roman" w:cs="Times New Roman"/>
+          <w:sz w:val="24"/>
+          <w:szCs w:val="24"/>
+        </w:rPr>
+        <w:t xml:space="preserve"> </w:t>
+      </w:r>
+      <w:proofErr w:type="spellStart"/>
+      <w:r>
+        <w:rPr>
+          <w:rFonts w:ascii="Times New Roman" w:eastAsia="Times New Roman" w:hAnsi="Times New Roman" w:cs="Times New Roman"/>
+          <w:sz w:val="24"/>
+          <w:szCs w:val="24"/>
+        </w:rPr>
+        <w:t>thể</w:t>
+      </w:r>
+      <w:proofErr w:type="spellEnd"/>
+      <w:r>
+        <w:rPr>
+          <w:rFonts w:ascii="Times New Roman" w:eastAsia="Times New Roman" w:hAnsi="Times New Roman" w:cs="Times New Roman"/>
+          <w:sz w:val="24"/>
+          <w:szCs w:val="24"/>
+        </w:rPr>
+        <w:t xml:space="preserve"> </w:t>
+      </w:r>
+      <w:proofErr w:type="spellStart"/>
+      <w:r>
+        <w:rPr>
+          <w:rFonts w:ascii="Times New Roman" w:eastAsia="Times New Roman" w:hAnsi="Times New Roman" w:cs="Times New Roman"/>
+          <w:sz w:val="24"/>
+          <w:szCs w:val="24"/>
+        </w:rPr>
+        <w:t>dùng</w:t>
+      </w:r>
+      <w:proofErr w:type="spellEnd"/>
+      <w:r>
+        <w:rPr>
+          <w:rFonts w:ascii="Times New Roman" w:eastAsia="Times New Roman" w:hAnsi="Times New Roman" w:cs="Times New Roman"/>
+          <w:sz w:val="24"/>
+          <w:szCs w:val="24"/>
+        </w:rPr>
+        <w:t xml:space="preserve"> </w:t>
+      </w:r>
+      <w:r>
+        <w:rPr>
+          <w:rFonts w:ascii="Times New Roman" w:eastAsia="Times New Roman" w:hAnsi="Times New Roman" w:cs="Times New Roman"/>
+          <w:b/>
+          <w:bCs/>
+          <w:sz w:val="24"/>
+          <w:szCs w:val="24"/>
+        </w:rPr>
+        <w:t>Retrofit</w:t>
+      </w:r>
+      <w:r>
+        <w:rPr>
+          <w:rFonts w:ascii="Times New Roman" w:eastAsia="Times New Roman" w:hAnsi="Times New Roman" w:cs="Times New Roman"/>
+          <w:sz w:val="24"/>
+          <w:szCs w:val="24"/>
+        </w:rPr>
+        <w:t xml:space="preserve"> </w:t>
+      </w:r>
+      <w:proofErr w:type="spellStart"/>
+      <w:r>
+        <w:rPr>
+          <w:rFonts w:ascii="Times New Roman" w:eastAsia="Times New Roman" w:hAnsi="Times New Roman" w:cs="Times New Roman"/>
+          <w:sz w:val="24"/>
+          <w:szCs w:val="24"/>
+        </w:rPr>
+        <w:t>hoặc</w:t>
+      </w:r>
+      <w:proofErr w:type="spellEnd"/>
+      <w:r>
+        <w:rPr>
+          <w:rFonts w:ascii="Times New Roman" w:eastAsia="Times New Roman" w:hAnsi="Times New Roman" w:cs="Times New Roman"/>
+          <w:sz w:val="24"/>
+          <w:szCs w:val="24"/>
+        </w:rPr>
+        <w:t xml:space="preserve"> </w:t>
+      </w:r>
+      <w:r>
+        <w:rPr>
+          <w:rFonts w:ascii="Times New Roman" w:eastAsia="Times New Roman" w:hAnsi="Times New Roman" w:cs="Times New Roman"/>
+          <w:b/>
+          <w:bCs/>
+          <w:sz w:val="24"/>
+          <w:szCs w:val="24"/>
+        </w:rPr>
+        <w:t>Volley</w:t>
+      </w:r>
+      <w:r>
+        <w:rPr>
+          <w:rFonts w:ascii="Times New Roman" w:eastAsia="Times New Roman" w:hAnsi="Times New Roman" w:cs="Times New Roman"/>
+          <w:sz w:val="24"/>
+          <w:szCs w:val="24"/>
+        </w:rPr>
+        <w:t xml:space="preserve"> </w:t>
+      </w:r>
+      <w:proofErr w:type="spellStart"/>
+      <w:r>
+        <w:rPr>
+          <w:rFonts w:ascii="Times New Roman" w:eastAsia="Times New Roman" w:hAnsi="Times New Roman" w:cs="Times New Roman"/>
+          <w:sz w:val="24"/>
+          <w:szCs w:val="24"/>
+        </w:rPr>
+        <w:t>để</w:t>
+      </w:r>
+      <w:proofErr w:type="spellEnd"/>
+      <w:r>
+        <w:rPr>
+          <w:rFonts w:ascii="Times New Roman" w:eastAsia="Times New Roman" w:hAnsi="Times New Roman" w:cs="Times New Roman"/>
+          <w:sz w:val="24"/>
+          <w:szCs w:val="24"/>
+        </w:rPr>
+        <w:t xml:space="preserve"> </w:t>
+      </w:r>
+      <w:proofErr w:type="spellStart"/>
+      <w:r>
+        <w:rPr>
+          <w:rFonts w:ascii="Times New Roman" w:eastAsia="Times New Roman" w:hAnsi="Times New Roman" w:cs="Times New Roman"/>
+          <w:sz w:val="24"/>
+          <w:szCs w:val="24"/>
+        </w:rPr>
+        <w:t>gọi</w:t>
+      </w:r>
+      <w:proofErr w:type="spellEnd"/>
+      <w:r>
+        <w:rPr>
+          <w:rFonts w:ascii="Times New Roman" w:eastAsia="Times New Roman" w:hAnsi="Times New Roman" w:cs="Times New Roman"/>
+          <w:sz w:val="24"/>
+          <w:szCs w:val="24"/>
+        </w:rPr>
+        <w:t xml:space="preserve"> API REST </w:t>
+      </w:r>
+      <w:proofErr w:type="spellStart"/>
+      <w:r>
+        <w:rPr>
+          <w:rFonts w:ascii="Times New Roman" w:eastAsia="Times New Roman" w:hAnsi="Times New Roman" w:cs="Times New Roman"/>
+          <w:sz w:val="24"/>
+          <w:szCs w:val="24"/>
+        </w:rPr>
+        <w:t>từ</w:t>
+      </w:r>
+      <w:proofErr w:type="spellEnd"/>
+      <w:r>
+        <w:rPr>
+          <w:rFonts w:ascii="Times New Roman" w:eastAsia="Times New Roman" w:hAnsi="Times New Roman" w:cs="Times New Roman"/>
+          <w:sz w:val="24"/>
+          <w:szCs w:val="24"/>
+        </w:rPr>
+        <w:t xml:space="preserve"> </w:t>
+      </w:r>
+      <w:proofErr w:type="spellStart"/>
+      <w:r>
+        <w:rPr>
+          <w:rFonts w:ascii="Times New Roman" w:eastAsia="Times New Roman" w:hAnsi="Times New Roman" w:cs="Times New Roman"/>
+          <w:sz w:val="24"/>
+          <w:szCs w:val="24"/>
+        </w:rPr>
+        <w:t>ứng</w:t>
+      </w:r>
+      <w:proofErr w:type="spellEnd"/>
+      <w:r>
+        <w:rPr>
+          <w:rFonts w:ascii="Times New Roman" w:eastAsia="Times New Roman" w:hAnsi="Times New Roman" w:cs="Times New Roman"/>
+          <w:sz w:val="24"/>
+          <w:szCs w:val="24"/>
+        </w:rPr>
+        <w:t xml:space="preserve"> </w:t>
+      </w:r>
+      <w:proofErr w:type="spellStart"/>
+      <w:r>
+        <w:rPr>
+          <w:rFonts w:ascii="Times New Roman" w:eastAsia="Times New Roman" w:hAnsi="Times New Roman" w:cs="Times New Roman"/>
+          <w:sz w:val="24"/>
+          <w:szCs w:val="24"/>
+        </w:rPr>
+        <w:t>dụng</w:t>
+      </w:r>
+      <w:proofErr w:type="spellEnd"/>
+      <w:r>
+        <w:rPr>
+          <w:rFonts w:ascii="Times New Roman" w:eastAsia="Times New Roman" w:hAnsi="Times New Roman" w:cs="Times New Roman"/>
+          <w:sz w:val="24"/>
+          <w:szCs w:val="24"/>
+        </w:rPr>
+        <w:t xml:space="preserve"> </w:t>
+      </w:r>
+      <w:proofErr w:type="spellStart"/>
+      <w:r>
+        <w:rPr>
+          <w:rFonts w:ascii="Times New Roman" w:eastAsia="Times New Roman" w:hAnsi="Times New Roman" w:cs="Times New Roman"/>
+          <w:sz w:val="24"/>
+          <w:szCs w:val="24"/>
+        </w:rPr>
+        <w:t>và</w:t>
+      </w:r>
+      <w:proofErr w:type="spellEnd"/>
+      <w:r>
+        <w:rPr>
+          <w:rFonts w:ascii="Times New Roman" w:eastAsia="Times New Roman" w:hAnsi="Times New Roman" w:cs="Times New Roman"/>
+          <w:sz w:val="24"/>
+          <w:szCs w:val="24"/>
+        </w:rPr>
+        <w:t xml:space="preserve"> </w:t>
+      </w:r>
+      <w:proofErr w:type="spellStart"/>
+      <w:r>
+        <w:rPr>
+          <w:rFonts w:ascii="Times New Roman" w:eastAsia="Times New Roman" w:hAnsi="Times New Roman" w:cs="Times New Roman"/>
+          <w:sz w:val="24"/>
+          <w:szCs w:val="24"/>
+        </w:rPr>
+        <w:t>hiển</w:t>
+      </w:r>
+      <w:proofErr w:type="spellEnd"/>
+      <w:r>
+        <w:rPr>
+          <w:rFonts w:ascii="Times New Roman" w:eastAsia="Times New Roman" w:hAnsi="Times New Roman" w:cs="Times New Roman"/>
+          <w:sz w:val="24"/>
+          <w:szCs w:val="24"/>
+        </w:rPr>
+        <w:t xml:space="preserve"> </w:t>
+      </w:r>
+      <w:proofErr w:type="spellStart"/>
+      <w:r>
+        <w:rPr>
+          <w:rFonts w:ascii="Times New Roman" w:eastAsia="Times New Roman" w:hAnsi="Times New Roman" w:cs="Times New Roman"/>
+          <w:sz w:val="24"/>
+          <w:szCs w:val="24"/>
+        </w:rPr>
+        <w:t>thị</w:t>
+      </w:r>
+      <w:proofErr w:type="spellEnd"/>
+      <w:r>
+        <w:rPr>
+          <w:rFonts w:ascii="Times New Roman" w:eastAsia="Times New Roman" w:hAnsi="Times New Roman" w:cs="Times New Roman"/>
+          <w:sz w:val="24"/>
+          <w:szCs w:val="24"/>
+        </w:rPr>
+        <w:t xml:space="preserve"> </w:t>
+      </w:r>
+      <w:proofErr w:type="spellStart"/>
+      <w:r>
+        <w:rPr>
+          <w:rFonts w:ascii="Times New Roman" w:eastAsia="Times New Roman" w:hAnsi="Times New Roman" w:cs="Times New Roman"/>
+          <w:sz w:val="24"/>
+          <w:szCs w:val="24"/>
+        </w:rPr>
+        <w:t>dữ</w:t>
+      </w:r>
+      <w:proofErr w:type="spellEnd"/>
+      <w:r>
+        <w:rPr>
+          <w:rFonts w:ascii="Times New Roman" w:eastAsia="Times New Roman" w:hAnsi="Times New Roman" w:cs="Times New Roman"/>
+          <w:sz w:val="24"/>
+          <w:szCs w:val="24"/>
+        </w:rPr>
+        <w:t xml:space="preserve"> </w:t>
+      </w:r>
+      <w:proofErr w:type="spellStart"/>
+      <w:r>
+        <w:rPr>
+          <w:rFonts w:ascii="Times New Roman" w:eastAsia="Times New Roman" w:hAnsi="Times New Roman" w:cs="Times New Roman"/>
+          <w:sz w:val="24"/>
+          <w:szCs w:val="24"/>
+        </w:rPr>
+        <w:t>liệu</w:t>
+      </w:r>
+      <w:proofErr w:type="spellEnd"/>
+      <w:r>
+        <w:rPr>
+          <w:rFonts w:ascii="Times New Roman" w:eastAsia="Times New Roman" w:hAnsi="Times New Roman" w:cs="Times New Roman"/>
+          <w:sz w:val="24"/>
+          <w:szCs w:val="24"/>
+        </w:rPr>
+        <w:t>.</w:t>
+      </w:r>
+    </w:p>
+    <w:p>
+      <w:pPr>
+        <w:numPr>
+          <w:ilvl w:val="0"/>
+          <w:numId w:val="4"/>
+        </w:numPr>
+        <w:spacing w:before="100" w:beforeAutospacing="1" w:after="100" w:afterAutospacing="1" w:line="240" w:lineRule="auto"/>
+        <w:rPr>
+          <w:rFonts w:ascii="Times New Roman" w:eastAsia="Times New Roman" w:hAnsi="Times New Roman" w:cs="Times New Roman"/>
+          <w:sz w:val="24"/>
+          <w:szCs w:val="24"/>
+        </w:rPr>
+      </w:pPr>
+      <w:proofErr w:type="spellStart"/>
+      <w:r>
+        <w:rPr>
+          <w:rFonts w:ascii="Times New Roman" w:eastAsia="Times New Roman" w:hAnsi="Times New Roman" w:cs="Times New Roman"/>
+          <w:sz w:val="24"/>
+          <w:szCs w:val="24"/>
+        </w:rPr>
+        <w:t>Ví</w:t>
+      </w:r>
+      <w:proofErr w:type="spellEnd"/>
+      <w:r>
+        <w:rPr>
+          <w:rFonts w:ascii="Times New Roman" w:eastAsia="Times New Roman" w:hAnsi="Times New Roman" w:cs="Times New Roman"/>
+          <w:sz w:val="24"/>
+          <w:szCs w:val="24"/>
+        </w:rPr>
+        <w:t xml:space="preserve"> </w:t>
+      </w:r>
+      <w:proofErr w:type="spellStart"/>
+      <w:r>
+        <w:rPr>
+          <w:rFonts w:ascii="Times New Roman" w:eastAsia="Times New Roman" w:hAnsi="Times New Roman" w:cs="Times New Roman"/>
+          <w:sz w:val="24"/>
+          <w:szCs w:val="24"/>
+        </w:rPr>
+        <w:t>dụ</w:t>
+      </w:r>
+      <w:proofErr w:type="spellEnd"/>
+      <w:r>
+        <w:rPr>
+          <w:rFonts w:ascii="Times New Roman" w:eastAsia="Times New Roman" w:hAnsi="Times New Roman" w:cs="Times New Roman"/>
+          <w:sz w:val="24"/>
+          <w:szCs w:val="24"/>
+        </w:rPr>
+        <w:t xml:space="preserve"> </w:t>
+      </w:r>
+      <w:proofErr w:type="spellStart"/>
+      <w:r>
+        <w:rPr>
+          <w:rFonts w:ascii="Times New Roman" w:eastAsia="Times New Roman" w:hAnsi="Times New Roman" w:cs="Times New Roman"/>
+          <w:sz w:val="24"/>
+          <w:szCs w:val="24"/>
+        </w:rPr>
+        <w:t>sử</w:t>
+      </w:r>
+      <w:proofErr w:type="spellEnd"/>
+      <w:r>
+        <w:rPr>
+          <w:rFonts w:ascii="Times New Roman" w:eastAsia="Times New Roman" w:hAnsi="Times New Roman" w:cs="Times New Roman"/>
+          <w:sz w:val="24"/>
+          <w:szCs w:val="24"/>
+        </w:rPr>
+        <w:t xml:space="preserve"> </w:t>
+      </w:r>
+      <w:proofErr w:type="spellStart"/>
+      <w:r>
+        <w:rPr>
+          <w:rFonts w:ascii="Times New Roman" w:eastAsia="Times New Roman" w:hAnsi="Times New Roman" w:cs="Times New Roman"/>
+          <w:sz w:val="24"/>
+          <w:szCs w:val="24"/>
+        </w:rPr>
+        <w:t>dụng</w:t>
+      </w:r>
+      <w:proofErr w:type="spellEnd"/>
+      <w:r>
+        <w:rPr>
+          <w:rFonts w:ascii="Times New Roman" w:eastAsia="Times New Roman" w:hAnsi="Times New Roman" w:cs="Times New Roman"/>
+          <w:sz w:val="24"/>
+          <w:szCs w:val="24"/>
+        </w:rPr>
+        <w:t xml:space="preserve"> Retrofit </w:t>
+      </w:r>
+      <w:proofErr w:type="spellStart"/>
+      <w:r>
+        <w:rPr>
+          <w:rFonts w:ascii="Times New Roman" w:eastAsia="Times New Roman" w:hAnsi="Times New Roman" w:cs="Times New Roman"/>
+          <w:sz w:val="24"/>
+          <w:szCs w:val="24"/>
+        </w:rPr>
+        <w:t>để</w:t>
+      </w:r>
+      <w:proofErr w:type="spellEnd"/>
+      <w:r>
+        <w:rPr>
+          <w:rFonts w:ascii="Times New Roman" w:eastAsia="Times New Roman" w:hAnsi="Times New Roman" w:cs="Times New Roman"/>
+          <w:sz w:val="24"/>
+          <w:szCs w:val="24"/>
+        </w:rPr>
+        <w:t xml:space="preserve"> </w:t>
+      </w:r>
+      <w:proofErr w:type="spellStart"/>
+      <w:r>
+        <w:rPr>
+          <w:rFonts w:ascii="Times New Roman" w:eastAsia="Times New Roman" w:hAnsi="Times New Roman" w:cs="Times New Roman"/>
+          <w:sz w:val="24"/>
+          <w:szCs w:val="24"/>
+        </w:rPr>
+        <w:t>lấy</w:t>
+      </w:r>
+      <w:proofErr w:type="spellEnd"/>
+      <w:r>
+        <w:rPr>
+          <w:rFonts w:ascii="Times New Roman" w:eastAsia="Times New Roman" w:hAnsi="Times New Roman" w:cs="Times New Roman"/>
+          <w:sz w:val="24"/>
+          <w:szCs w:val="24"/>
+        </w:rPr>
+        <w:t xml:space="preserve"> </w:t>
+      </w:r>
+      <w:proofErr w:type="spellStart"/>
+      <w:r>
+        <w:rPr>
+          <w:rFonts w:ascii="Times New Roman" w:eastAsia="Times New Roman" w:hAnsi="Times New Roman" w:cs="Times New Roman"/>
+          <w:sz w:val="24"/>
+          <w:szCs w:val="24"/>
+        </w:rPr>
+        <w:t>danh</w:t>
+      </w:r>
+      <w:proofErr w:type="spellEnd"/>
+      <w:r>
+        <w:rPr>
+          <w:rFonts w:ascii="Times New Roman" w:eastAsia="Times New Roman" w:hAnsi="Times New Roman" w:cs="Times New Roman"/>
+          <w:sz w:val="24"/>
+          <w:szCs w:val="24"/>
+        </w:rPr>
+        <w:t xml:space="preserve"> </w:t>
+      </w:r>
+      <w:proofErr w:type="spellStart"/>
+      <w:r>
+        <w:rPr>
+          <w:rFonts w:ascii="Times New Roman" w:eastAsia="Times New Roman" w:hAnsi="Times New Roman" w:cs="Times New Roman"/>
+          <w:sz w:val="24"/>
+          <w:szCs w:val="24"/>
+        </w:rPr>
+        <w:t>sách</w:t>
+      </w:r>
+      <w:proofErr w:type="spellEnd"/>
+      <w:r>
+        <w:rPr>
+          <w:rFonts w:ascii="Times New Roman" w:eastAsia="Times New Roman" w:hAnsi="Times New Roman" w:cs="Times New Roman"/>
+          <w:sz w:val="24"/>
+          <w:szCs w:val="24"/>
+        </w:rPr>
+        <w:t xml:space="preserve"> user:</w:t>
+      </w:r>
+    </w:p>
+    <w:p>
+      <w:pPr>
+        <w:spacing w:before="100" w:beforeAutospacing="1" w:after="100" w:afterAutospacing="1" w:line="240" w:lineRule="auto"/>
+        <w:ind w:left="720"/>
+        <w:rPr>
+          <w:rFonts w:ascii="Times New Roman" w:eastAsia="Times New Roman" w:hAnsi="Times New Roman" w:cs="Times New Roman"/>
+          <w:sz w:val="24"/>
+          <w:szCs w:val="24"/>
+        </w:rPr>
+      </w:pPr>
+      <w:proofErr w:type="spellStart"/>
+      <w:r>
+        <w:rPr>
+          <w:rFonts w:ascii="Times New Roman" w:eastAsia="Times New Roman" w:hAnsi="Times New Roman" w:cs="Times New Roman"/>
+          <w:sz w:val="24"/>
+          <w:szCs w:val="24"/>
+        </w:rPr>
+        <w:t>ApiService</w:t>
+      </w:r>
+      <w:proofErr w:type="spellEnd"/>
+      <w:r>
+        <w:rPr>
+          <w:rFonts w:ascii="Times New Roman" w:eastAsia="Times New Roman" w:hAnsi="Times New Roman" w:cs="Times New Roman"/>
+          <w:sz w:val="24"/>
+          <w:szCs w:val="24"/>
+        </w:rPr>
+        <w:t xml:space="preserve"> </w:t>
+      </w:r>
+      <w:proofErr w:type="spellStart"/>
+      <w:r>
+        <w:rPr>
+          <w:rFonts w:ascii="Times New Roman" w:eastAsia="Times New Roman" w:hAnsi="Times New Roman" w:cs="Times New Roman"/>
+          <w:sz w:val="24"/>
+          <w:szCs w:val="24"/>
+        </w:rPr>
+        <w:t>apiService</w:t>
+      </w:r>
+      <w:proofErr w:type="spellEnd"/>
+      <w:r>
+        <w:rPr>
+          <w:rFonts w:ascii="Times New Roman" w:eastAsia="Times New Roman" w:hAnsi="Times New Roman" w:cs="Times New Roman"/>
+          <w:sz w:val="24"/>
+          <w:szCs w:val="24"/>
+        </w:rPr>
+        <w:t xml:space="preserve"> = </w:t>
+      </w:r>
+      <w:proofErr w:type="spellStart"/>
+      <w:r>
+        <w:rPr>
+          <w:rFonts w:ascii="Times New Roman" w:eastAsia="Times New Roman" w:hAnsi="Times New Roman" w:cs="Times New Roman"/>
+          <w:sz w:val="24"/>
+          <w:szCs w:val="24"/>
+        </w:rPr>
+        <w:t>RetrofitClient.getClient</w:t>
+      </w:r>
+      <w:proofErr w:type="spellEnd"/>
+      <w:r>
+        <w:rPr>
+          <w:rFonts w:ascii="Times New Roman" w:eastAsia="Times New Roman" w:hAnsi="Times New Roman" w:cs="Times New Roman"/>
+          <w:sz w:val="24"/>
+          <w:szCs w:val="24"/>
+        </w:rPr>
+        <w:t>().create(</w:t>
+      </w:r>
+      <w:proofErr w:type="spellStart"/>
+      <w:r>
+        <w:rPr>
+          <w:rFonts w:ascii="Times New Roman" w:eastAsia="Times New Roman" w:hAnsi="Times New Roman" w:cs="Times New Roman"/>
+          <w:sz w:val="24"/>
+          <w:szCs w:val="24"/>
+        </w:rPr>
+        <w:t>ApiService.class</w:t>
+      </w:r>
+      <w:proofErr w:type="spellEnd"/>
+      <w:r>
+        <w:rPr>
+          <w:rFonts w:ascii="Times New Roman" w:eastAsia="Times New Roman" w:hAnsi="Times New Roman" w:cs="Times New Roman"/>
+          <w:sz w:val="24"/>
+          <w:szCs w:val="24"/>
+        </w:rPr>
+        <w:t xml:space="preserve">); Call&lt;List&gt; call = </w:t>
+      </w:r>
+      <w:proofErr w:type="spellStart"/>
+      <w:r>
+        <w:rPr>
+          <w:rFonts w:ascii="Times New Roman" w:eastAsia="Times New Roman" w:hAnsi="Times New Roman" w:cs="Times New Roman"/>
+          <w:sz w:val="24"/>
+          <w:szCs w:val="24"/>
+        </w:rPr>
+        <w:t>apiService.getUsers</w:t>
+      </w:r>
+      <w:proofErr w:type="spellEnd"/>
+      <w:r>
+        <w:rPr>
+          <w:rFonts w:ascii="Times New Roman" w:eastAsia="Times New Roman" w:hAnsi="Times New Roman" w:cs="Times New Roman"/>
+          <w:sz w:val="24"/>
+          <w:szCs w:val="24"/>
+        </w:rPr>
+        <w:t xml:space="preserve">(); </w:t>
+      </w:r>
+      <w:proofErr w:type="spellStart"/>
+      <w:r>
+        <w:rPr>
+          <w:rFonts w:ascii="Times New Roman" w:eastAsia="Times New Roman" w:hAnsi="Times New Roman" w:cs="Times New Roman"/>
+          <w:sz w:val="24"/>
+          <w:szCs w:val="24"/>
+        </w:rPr>
+        <w:t>call.enqueue</w:t>
+      </w:r>
+      <w:proofErr w:type="spellEnd"/>
+      <w:r>
+        <w:rPr>
+          <w:rFonts w:ascii="Times New Roman" w:eastAsia="Times New Roman" w:hAnsi="Times New Roman" w:cs="Times New Roman"/>
+          <w:sz w:val="24"/>
+          <w:szCs w:val="24"/>
+        </w:rPr>
+        <w:t xml:space="preserve">(new Callback&lt;List&gt;() { @Override public void </w:t>
+      </w:r>
+      <w:proofErr w:type="spellStart"/>
+      <w:r>
+        <w:rPr>
+          <w:rFonts w:ascii="Times New Roman" w:eastAsia="Times New Roman" w:hAnsi="Times New Roman" w:cs="Times New Roman"/>
+          <w:sz w:val="24"/>
+          <w:szCs w:val="24"/>
+        </w:rPr>
+        <w:t>onResponse</w:t>
+      </w:r>
+      <w:proofErr w:type="spellEnd"/>
+      <w:r>
+        <w:rPr>
+          <w:rFonts w:ascii="Times New Roman" w:eastAsia="Times New Roman" w:hAnsi="Times New Roman" w:cs="Times New Roman"/>
+          <w:sz w:val="24"/>
+          <w:szCs w:val="24"/>
+        </w:rPr>
+        <w:t xml:space="preserve">(Call&lt;List&gt; call, Response&lt;List&gt; response) { List users = </w:t>
+      </w:r>
+      <w:proofErr w:type="spellStart"/>
+      <w:r>
+        <w:rPr>
+          <w:rFonts w:ascii="Times New Roman" w:eastAsia="Times New Roman" w:hAnsi="Times New Roman" w:cs="Times New Roman"/>
+          <w:sz w:val="24"/>
+          <w:szCs w:val="24"/>
+        </w:rPr>
+        <w:t>response.body</w:t>
+      </w:r>
+      <w:proofErr w:type="spellEnd"/>
+      <w:r>
+        <w:rPr>
+          <w:rFonts w:ascii="Times New Roman" w:eastAsia="Times New Roman" w:hAnsi="Times New Roman" w:cs="Times New Roman"/>
+          <w:sz w:val="24"/>
+          <w:szCs w:val="24"/>
+        </w:rPr>
+        <w:t xml:space="preserve">(); // </w:t>
+      </w:r>
+      <w:proofErr w:type="spellStart"/>
+      <w:r>
+        <w:rPr>
+          <w:rFonts w:ascii="Times New Roman" w:eastAsia="Times New Roman" w:hAnsi="Times New Roman" w:cs="Times New Roman"/>
+          <w:sz w:val="24"/>
+          <w:szCs w:val="24"/>
+        </w:rPr>
+        <w:t>Hiển</w:t>
+      </w:r>
+      <w:proofErr w:type="spellEnd"/>
+      <w:r>
+        <w:rPr>
+          <w:rFonts w:ascii="Times New Roman" w:eastAsia="Times New Roman" w:hAnsi="Times New Roman" w:cs="Times New Roman"/>
+          <w:sz w:val="24"/>
+          <w:szCs w:val="24"/>
+        </w:rPr>
+        <w:t xml:space="preserve"> </w:t>
+      </w:r>
+      <w:proofErr w:type="spellStart"/>
+      <w:r>
+        <w:rPr>
+          <w:rFonts w:ascii="Times New Roman" w:eastAsia="Times New Roman" w:hAnsi="Times New Roman" w:cs="Times New Roman"/>
+          <w:sz w:val="24"/>
+          <w:szCs w:val="24"/>
+        </w:rPr>
+        <w:t>thị</w:t>
+      </w:r>
+      <w:proofErr w:type="spellEnd"/>
+      <w:r>
+        <w:rPr>
+          <w:rFonts w:ascii="Times New Roman" w:eastAsia="Times New Roman" w:hAnsi="Times New Roman" w:cs="Times New Roman"/>
+          <w:sz w:val="24"/>
+          <w:szCs w:val="24"/>
+        </w:rPr>
+        <w:t xml:space="preserve"> </w:t>
+      </w:r>
+      <w:proofErr w:type="spellStart"/>
+      <w:r>
+        <w:rPr>
+          <w:rFonts w:ascii="Times New Roman" w:eastAsia="Times New Roman" w:hAnsi="Times New Roman" w:cs="Times New Roman"/>
+          <w:sz w:val="24"/>
+          <w:szCs w:val="24"/>
+        </w:rPr>
+        <w:t>dữ</w:t>
+      </w:r>
+      <w:proofErr w:type="spellEnd"/>
+      <w:r>
+        <w:rPr>
+          <w:rFonts w:ascii="Times New Roman" w:eastAsia="Times New Roman" w:hAnsi="Times New Roman" w:cs="Times New Roman"/>
+          <w:sz w:val="24"/>
+          <w:szCs w:val="24"/>
+        </w:rPr>
+        <w:t xml:space="preserve"> </w:t>
+      </w:r>
+      <w:proofErr w:type="spellStart"/>
+      <w:r>
+        <w:rPr>
+          <w:rFonts w:ascii="Times New Roman" w:eastAsia="Times New Roman" w:hAnsi="Times New Roman" w:cs="Times New Roman"/>
+          <w:sz w:val="24"/>
+          <w:szCs w:val="24"/>
+        </w:rPr>
+        <w:t>liệu</w:t>
+      </w:r>
+      <w:proofErr w:type="spellEnd"/>
+      <w:r>
+        <w:rPr>
+          <w:rFonts w:ascii="Times New Roman" w:eastAsia="Times New Roman" w:hAnsi="Times New Roman" w:cs="Times New Roman"/>
+          <w:sz w:val="24"/>
+          <w:szCs w:val="24"/>
+        </w:rPr>
+        <w:t xml:space="preserve"> </w:t>
+      </w:r>
+      <w:proofErr w:type="spellStart"/>
+      <w:r>
+        <w:rPr>
+          <w:rFonts w:ascii="Times New Roman" w:eastAsia="Times New Roman" w:hAnsi="Times New Roman" w:cs="Times New Roman"/>
+          <w:sz w:val="24"/>
+          <w:szCs w:val="24"/>
+        </w:rPr>
+        <w:t>trên</w:t>
+      </w:r>
+      <w:proofErr w:type="spellEnd"/>
+      <w:r>
+        <w:rPr>
+          <w:rFonts w:ascii="Times New Roman" w:eastAsia="Times New Roman" w:hAnsi="Times New Roman" w:cs="Times New Roman"/>
+          <w:sz w:val="24"/>
+          <w:szCs w:val="24"/>
+        </w:rPr>
+        <w:t xml:space="preserve"> </w:t>
+      </w:r>
+      <w:proofErr w:type="spellStart"/>
+      <w:r>
+        <w:rPr>
+          <w:rFonts w:ascii="Times New Roman" w:eastAsia="Times New Roman" w:hAnsi="Times New Roman" w:cs="Times New Roman"/>
+          <w:sz w:val="24"/>
+          <w:szCs w:val="24"/>
+        </w:rPr>
+        <w:t>RecyclerView</w:t>
+      </w:r>
+      <w:proofErr w:type="spellEnd"/>
+      <w:r>
+        <w:rPr>
+          <w:rFonts w:ascii="Times New Roman" w:eastAsia="Times New Roman" w:hAnsi="Times New Roman" w:cs="Times New Roman"/>
+          <w:sz w:val="24"/>
+          <w:szCs w:val="24"/>
+        </w:rPr>
+        <w:t xml:space="preserve"> } @Override public void </w:t>
+      </w:r>
+      <w:proofErr w:type="spellStart"/>
+      <w:r>
+        <w:rPr>
+          <w:rFonts w:ascii="Times New Roman" w:eastAsia="Times New Roman" w:hAnsi="Times New Roman" w:cs="Times New Roman"/>
+          <w:sz w:val="24"/>
+          <w:szCs w:val="24"/>
+        </w:rPr>
+        <w:t>onFailure</w:t>
+      </w:r>
+      <w:proofErr w:type="spellEnd"/>
+      <w:r>
+        <w:rPr>
+          <w:rFonts w:ascii="Times New Roman" w:eastAsia="Times New Roman" w:hAnsi="Times New Roman" w:cs="Times New Roman"/>
+          <w:sz w:val="24"/>
+          <w:szCs w:val="24"/>
+        </w:rPr>
+        <w:t xml:space="preserve">(Call&lt;List&gt; call, </w:t>
+      </w:r>
+      <w:proofErr w:type="spellStart"/>
+      <w:r>
+        <w:rPr>
+          <w:rFonts w:ascii="Times New Roman" w:eastAsia="Times New Roman" w:hAnsi="Times New Roman" w:cs="Times New Roman"/>
+          <w:sz w:val="24"/>
+          <w:szCs w:val="24"/>
+        </w:rPr>
+        <w:t>Throwable</w:t>
+      </w:r>
+      <w:proofErr w:type="spellEnd"/>
+      <w:r>
+        <w:rPr>
+          <w:rFonts w:ascii="Times New Roman" w:eastAsia="Times New Roman" w:hAnsi="Times New Roman" w:cs="Times New Roman"/>
+          <w:sz w:val="24"/>
+          <w:szCs w:val="24"/>
+        </w:rPr>
+        <w:t xml:space="preserve"> t) { </w:t>
+      </w:r>
+      <w:proofErr w:type="spellStart"/>
+      <w:r>
+        <w:rPr>
+          <w:rFonts w:ascii="Times New Roman" w:eastAsia="Times New Roman" w:hAnsi="Times New Roman" w:cs="Times New Roman"/>
+          <w:sz w:val="24"/>
+          <w:szCs w:val="24"/>
+        </w:rPr>
+        <w:t>Log.e</w:t>
+      </w:r>
+      <w:proofErr w:type="spellEnd"/>
+      <w:r>
+        <w:rPr>
+          <w:rFonts w:ascii="Times New Roman" w:eastAsia="Times New Roman" w:hAnsi="Times New Roman" w:cs="Times New Roman"/>
+          <w:sz w:val="24"/>
+          <w:szCs w:val="24"/>
+        </w:rPr>
+        <w:t xml:space="preserve">("API Error", </w:t>
+      </w:r>
+      <w:proofErr w:type="spellStart"/>
+      <w:r>
+        <w:rPr>
+          <w:rFonts w:ascii="Times New Roman" w:eastAsia="Times New Roman" w:hAnsi="Times New Roman" w:cs="Times New Roman"/>
+          <w:sz w:val="24"/>
+          <w:szCs w:val="24"/>
+        </w:rPr>
+        <w:t>t.getMessage</w:t>
+      </w:r>
+      <w:proofErr w:type="spellEnd"/>
+      <w:r>
+        <w:rPr>
+          <w:rFonts w:ascii="Times New Roman" w:eastAsia="Times New Roman" w:hAnsi="Times New Roman" w:cs="Times New Roman"/>
+          <w:sz w:val="24"/>
+          <w:szCs w:val="24"/>
+        </w:rPr>
+        <w:t xml:space="preserve">()); } }); </w:t>
+      </w:r>
+    </w:p>
+    <w:p>
+      <w:pPr>
+        <w:spacing w:before="100" w:beforeAutospacing="1" w:after="100" w:afterAutospacing="1" w:line="240" w:lineRule="auto"/>
+        <w:rPr>
+          <w:rFonts w:ascii="Times New Roman" w:eastAsia="Times New Roman" w:hAnsi="Times New Roman" w:cs="Times New Roman"/>
+          <w:sz w:val="24"/>
+          <w:szCs w:val="24"/>
+        </w:rPr>
+      </w:pPr>
+      <w:r>
+        <w:rPr>
+          <w:rFonts w:ascii="Times New Roman" w:eastAsia="Times New Roman" w:hAnsi="Times New Roman" w:cs="Times New Roman"/>
+          <w:sz w:val="24"/>
+          <w:szCs w:val="24"/>
+        </w:rPr>
+        <w:t>-</w:t>
+      </w:r>
+      <w:proofErr w:type="spellStart"/>
+      <w:r>
+        <w:rPr>
+          <w:rFonts w:ascii="Times New Roman" w:eastAsia="Times New Roman" w:hAnsi="Times New Roman" w:cs="Times New Roman"/>
+          <w:sz w:val="24"/>
+          <w:szCs w:val="24"/>
+        </w:rPr>
+        <w:t>Triển</w:t>
+      </w:r>
+      <w:proofErr w:type="spellEnd"/>
+      <w:r>
+        <w:rPr>
+          <w:rFonts w:ascii="Times New Roman" w:eastAsia="Times New Roman" w:hAnsi="Times New Roman" w:cs="Times New Roman"/>
+          <w:sz w:val="24"/>
+          <w:szCs w:val="24"/>
+        </w:rPr>
+        <w:t xml:space="preserve"> </w:t>
+      </w:r>
+      <w:proofErr w:type="spellStart"/>
+      <w:r>
+        <w:rPr>
+          <w:rFonts w:ascii="Times New Roman" w:eastAsia="Times New Roman" w:hAnsi="Times New Roman" w:cs="Times New Roman"/>
+          <w:sz w:val="24"/>
+          <w:szCs w:val="24"/>
+        </w:rPr>
+        <w:t>khai</w:t>
+      </w:r>
+      <w:proofErr w:type="spellEnd"/>
+      <w:r>
+        <w:rPr>
+          <w:rFonts w:ascii="Times New Roman" w:eastAsia="Times New Roman" w:hAnsi="Times New Roman" w:cs="Times New Roman"/>
+          <w:sz w:val="24"/>
+          <w:szCs w:val="24"/>
+        </w:rPr>
+        <w:t xml:space="preserve"> web admin </w:t>
+      </w:r>
+      <w:proofErr w:type="spellStart"/>
+      <w:r>
+        <w:rPr>
+          <w:rFonts w:ascii="Times New Roman" w:eastAsia="Times New Roman" w:hAnsi="Times New Roman" w:cs="Times New Roman"/>
+          <w:sz w:val="24"/>
+          <w:szCs w:val="24"/>
+        </w:rPr>
+        <w:t>lên</w:t>
+      </w:r>
+      <w:proofErr w:type="spellEnd"/>
+      <w:r>
+        <w:rPr>
+          <w:rFonts w:ascii="Times New Roman" w:eastAsia="Times New Roman" w:hAnsi="Times New Roman" w:cs="Times New Roman"/>
+          <w:sz w:val="24"/>
+          <w:szCs w:val="24"/>
+        </w:rPr>
+        <w:t xml:space="preserve"> internet: AWS,  </w:t>
+      </w:r>
+      <w:proofErr w:type="spellStart"/>
+      <w:r>
+        <w:rPr>
+          <w:rFonts w:ascii="Times New Roman" w:eastAsia="Times New Roman" w:hAnsi="Times New Roman" w:cs="Times New Roman"/>
+          <w:sz w:val="24"/>
+          <w:szCs w:val="24"/>
+        </w:rPr>
+        <w:t>Heroku</w:t>
+      </w:r>
+      <w:proofErr w:type="spellEnd"/>
+      <w:r>
+        <w:rPr>
+          <w:rFonts w:ascii="Times New Roman" w:eastAsia="Times New Roman" w:hAnsi="Times New Roman" w:cs="Times New Roman"/>
+          <w:sz w:val="24"/>
+          <w:szCs w:val="24"/>
+        </w:rPr>
+        <w:t>, Digital Ocean, Railway.app</w:t>
+      </w:r>
     </w:p>
     <w:sectPr>
       <w:pgSz w:w="12240" w:h="15840"/>
@@ -5762,8 +7714,306 @@
 </file>
 
 <file path=word/numbering.xml><?xml version="1.0" encoding="utf-8"?>
-<w:numbering xmlns:wpc="http://schemas.microsoft.com/office/word/2010/wordprocessingCanvas" xmlns:cx="http://schemas.microsoft.com/office/drawing/2014/chartex" xmlns:mc="http://schemas.openxmlformats.org/markup-compatibility/2006" xmlns:o="urn:schemas-microsoft-com:office:office" xmlns:r="http://schemas.openxmlformats.org/officeDocument/2006/relationships" xmlns:m="http://schemas.openxmlformats.org/officeDocument/2006/math" xmlns:v="urn:schemas-microsoft-com:vml" xmlns:wp14="http://schemas.microsoft.com/office/word/2010/wordprocessingDrawing" xmlns:wp="http://schemas.openxmlformats.org/drawingml/2006/wordprocessingDrawing" xmlns:w10="urn:schemas-microsoft-com:office:word" xmlns:w="http://schemas.openxmlformats.org/wordprocessingml/2006/main" xmlns:w14="http://schemas.microsoft.com/office/word/2010/wordml" xmlns:w15="http://schemas.microsoft.com/office/word/2012/wordml" xmlns:w16se="http://schemas.microsoft.com/office/word/2015/wordml/symex" xmlns:wpg="http://schemas.microsoft.com/office/word/2010/wordprocessingGroup" xmlns:wpi="http://schemas.microsoft.com/office/word/2010/wordprocessingInk" xmlns:wne="http://schemas.microsoft.com/office/word/2006/wordml" xmlns:wps="http://schemas.microsoft.com/office/word/2010/wordprocessingShape" mc:Ignorable="w14 w15 w16se wp14">
-  <w:abstractNum w:abstractNumId="0" w15:restartNumberingAfterBreak="0">
+<w:numbering xmlns:wpc="http://schemas.microsoft.com/office/word/2010/wordprocessingCanvas" xmlns:mc="http://schemas.openxmlformats.org/markup-compatibility/2006" xmlns:o="urn:schemas-microsoft-com:office:office" xmlns:r="http://schemas.openxmlformats.org/officeDocument/2006/relationships" xmlns:m="http://schemas.openxmlformats.org/officeDocument/2006/math" xmlns:v="urn:schemas-microsoft-com:vml" xmlns:wp14="http://schemas.microsoft.com/office/word/2010/wordprocessingDrawing" xmlns:wp="http://schemas.openxmlformats.org/drawingml/2006/wordprocessingDrawing" xmlns:w10="urn:schemas-microsoft-com:office:word" xmlns:w="http://schemas.openxmlformats.org/wordprocessingml/2006/main" xmlns:w14="http://schemas.microsoft.com/office/word/2010/wordml" xmlns:w15="http://schemas.microsoft.com/office/word/2012/wordml" xmlns:wpg="http://schemas.microsoft.com/office/word/2010/wordprocessingGroup" xmlns:wpi="http://schemas.microsoft.com/office/word/2010/wordprocessingInk" xmlns:wne="http://schemas.microsoft.com/office/word/2006/wordml" xmlns:wps="http://schemas.microsoft.com/office/word/2010/wordprocessingShape" mc:Ignorable="w14 w15 wp14">
+  <w:abstractNum w:abstractNumId="0">
+    <w:nsid w:val="153F3EBC"/>
+    <w:multiLevelType w:val="multilevel"/>
+    <w:tmpl w:val="F7A038EA"/>
+    <w:lvl w:ilvl="0">
+      <w:start w:val="1"/>
+      <w:numFmt w:val="bullet"/>
+      <w:lvlText w:val=""/>
+      <w:lvlJc w:val="left"/>
+      <w:pPr>
+        <w:tabs>
+          <w:tab w:val="num" w:pos="720"/>
+        </w:tabs>
+        <w:ind w:left="720" w:hanging="360"/>
+      </w:pPr>
+      <w:rPr>
+        <w:rFonts w:ascii="Symbol" w:hAnsi="Symbol" w:hint="default"/>
+        <w:sz w:val="20"/>
+      </w:rPr>
+    </w:lvl>
+    <w:lvl w:ilvl="1" w:tentative="1">
+      <w:start w:val="1"/>
+      <w:numFmt w:val="bullet"/>
+      <w:lvlText w:val="o"/>
+      <w:lvlJc w:val="left"/>
+      <w:pPr>
+        <w:tabs>
+          <w:tab w:val="num" w:pos="1440"/>
+        </w:tabs>
+        <w:ind w:left="1440" w:hanging="360"/>
+      </w:pPr>
+      <w:rPr>
+        <w:rFonts w:ascii="Courier New" w:hAnsi="Courier New" w:hint="default"/>
+        <w:sz w:val="20"/>
+      </w:rPr>
+    </w:lvl>
+    <w:lvl w:ilvl="2" w:tentative="1">
+      <w:start w:val="1"/>
+      <w:numFmt w:val="bullet"/>
+      <w:lvlText w:val=""/>
+      <w:lvlJc w:val="left"/>
+      <w:pPr>
+        <w:tabs>
+          <w:tab w:val="num" w:pos="2160"/>
+        </w:tabs>
+        <w:ind w:left="2160" w:hanging="360"/>
+      </w:pPr>
+      <w:rPr>
+        <w:rFonts w:ascii="Wingdings" w:hAnsi="Wingdings" w:hint="default"/>
+        <w:sz w:val="20"/>
+      </w:rPr>
+    </w:lvl>
+    <w:lvl w:ilvl="3" w:tentative="1">
+      <w:start w:val="1"/>
+      <w:numFmt w:val="bullet"/>
+      <w:lvlText w:val=""/>
+      <w:lvlJc w:val="left"/>
+      <w:pPr>
+        <w:tabs>
+          <w:tab w:val="num" w:pos="2880"/>
+        </w:tabs>
+        <w:ind w:left="2880" w:hanging="360"/>
+      </w:pPr>
+      <w:rPr>
+        <w:rFonts w:ascii="Wingdings" w:hAnsi="Wingdings" w:hint="default"/>
+        <w:sz w:val="20"/>
+      </w:rPr>
+    </w:lvl>
+    <w:lvl w:ilvl="4" w:tentative="1">
+      <w:start w:val="1"/>
+      <w:numFmt w:val="bullet"/>
+      <w:lvlText w:val=""/>
+      <w:lvlJc w:val="left"/>
+      <w:pPr>
+        <w:tabs>
+          <w:tab w:val="num" w:pos="3600"/>
+        </w:tabs>
+        <w:ind w:left="3600" w:hanging="360"/>
+      </w:pPr>
+      <w:rPr>
+        <w:rFonts w:ascii="Wingdings" w:hAnsi="Wingdings" w:hint="default"/>
+        <w:sz w:val="20"/>
+      </w:rPr>
+    </w:lvl>
+    <w:lvl w:ilvl="5" w:tentative="1">
+      <w:start w:val="1"/>
+      <w:numFmt w:val="bullet"/>
+      <w:lvlText w:val=""/>
+      <w:lvlJc w:val="left"/>
+      <w:pPr>
+        <w:tabs>
+          <w:tab w:val="num" w:pos="4320"/>
+        </w:tabs>
+        <w:ind w:left="4320" w:hanging="360"/>
+      </w:pPr>
+      <w:rPr>
+        <w:rFonts w:ascii="Wingdings" w:hAnsi="Wingdings" w:hint="default"/>
+        <w:sz w:val="20"/>
+      </w:rPr>
+    </w:lvl>
+    <w:lvl w:ilvl="6" w:tentative="1">
+      <w:start w:val="1"/>
+      <w:numFmt w:val="bullet"/>
+      <w:lvlText w:val=""/>
+      <w:lvlJc w:val="left"/>
+      <w:pPr>
+        <w:tabs>
+          <w:tab w:val="num" w:pos="5040"/>
+        </w:tabs>
+        <w:ind w:left="5040" w:hanging="360"/>
+      </w:pPr>
+      <w:rPr>
+        <w:rFonts w:ascii="Wingdings" w:hAnsi="Wingdings" w:hint="default"/>
+        <w:sz w:val="20"/>
+      </w:rPr>
+    </w:lvl>
+    <w:lvl w:ilvl="7" w:tentative="1">
+      <w:start w:val="1"/>
+      <w:numFmt w:val="bullet"/>
+      <w:lvlText w:val=""/>
+      <w:lvlJc w:val="left"/>
+      <w:pPr>
+        <w:tabs>
+          <w:tab w:val="num" w:pos="5760"/>
+        </w:tabs>
+        <w:ind w:left="5760" w:hanging="360"/>
+      </w:pPr>
+      <w:rPr>
+        <w:rFonts w:ascii="Wingdings" w:hAnsi="Wingdings" w:hint="default"/>
+        <w:sz w:val="20"/>
+      </w:rPr>
+    </w:lvl>
+    <w:lvl w:ilvl="8" w:tentative="1">
+      <w:start w:val="1"/>
+      <w:numFmt w:val="bullet"/>
+      <w:lvlText w:val=""/>
+      <w:lvlJc w:val="left"/>
+      <w:pPr>
+        <w:tabs>
+          <w:tab w:val="num" w:pos="6480"/>
+        </w:tabs>
+        <w:ind w:left="6480" w:hanging="360"/>
+      </w:pPr>
+      <w:rPr>
+        <w:rFonts w:ascii="Wingdings" w:hAnsi="Wingdings" w:hint="default"/>
+        <w:sz w:val="20"/>
+      </w:rPr>
+    </w:lvl>
+  </w:abstractNum>
+  <w:abstractNum w:abstractNumId="1">
+    <w:nsid w:val="1A8F03CC"/>
+    <w:multiLevelType w:val="multilevel"/>
+    <w:tmpl w:val="A93A9D30"/>
+    <w:lvl w:ilvl="0">
+      <w:start w:val="1"/>
+      <w:numFmt w:val="bullet"/>
+      <w:lvlText w:val=""/>
+      <w:lvlJc w:val="left"/>
+      <w:pPr>
+        <w:tabs>
+          <w:tab w:val="num" w:pos="720"/>
+        </w:tabs>
+        <w:ind w:left="720" w:hanging="360"/>
+      </w:pPr>
+      <w:rPr>
+        <w:rFonts w:ascii="Symbol" w:hAnsi="Symbol" w:hint="default"/>
+        <w:sz w:val="20"/>
+      </w:rPr>
+    </w:lvl>
+    <w:lvl w:ilvl="1" w:tentative="1">
+      <w:start w:val="1"/>
+      <w:numFmt w:val="bullet"/>
+      <w:lvlText w:val="o"/>
+      <w:lvlJc w:val="left"/>
+      <w:pPr>
+        <w:tabs>
+          <w:tab w:val="num" w:pos="1440"/>
+        </w:tabs>
+        <w:ind w:left="1440" w:hanging="360"/>
+      </w:pPr>
+      <w:rPr>
+        <w:rFonts w:ascii="Courier New" w:hAnsi="Courier New" w:hint="default"/>
+        <w:sz w:val="20"/>
+      </w:rPr>
+    </w:lvl>
+    <w:lvl w:ilvl="2" w:tentative="1">
+      <w:start w:val="1"/>
+      <w:numFmt w:val="bullet"/>
+      <w:lvlText w:val=""/>
+      <w:lvlJc w:val="left"/>
+      <w:pPr>
+        <w:tabs>
+          <w:tab w:val="num" w:pos="2160"/>
+        </w:tabs>
+        <w:ind w:left="2160" w:hanging="360"/>
+      </w:pPr>
+      <w:rPr>
+        <w:rFonts w:ascii="Wingdings" w:hAnsi="Wingdings" w:hint="default"/>
+        <w:sz w:val="20"/>
+      </w:rPr>
+    </w:lvl>
+    <w:lvl w:ilvl="3" w:tentative="1">
+      <w:start w:val="1"/>
+      <w:numFmt w:val="bullet"/>
+      <w:lvlText w:val=""/>
+      <w:lvlJc w:val="left"/>
+      <w:pPr>
+        <w:tabs>
+          <w:tab w:val="num" w:pos="2880"/>
+        </w:tabs>
+        <w:ind w:left="2880" w:hanging="360"/>
+      </w:pPr>
+      <w:rPr>
+        <w:rFonts w:ascii="Wingdings" w:hAnsi="Wingdings" w:hint="default"/>
+        <w:sz w:val="20"/>
+      </w:rPr>
+    </w:lvl>
+    <w:lvl w:ilvl="4" w:tentative="1">
+      <w:start w:val="1"/>
+      <w:numFmt w:val="bullet"/>
+      <w:lvlText w:val=""/>
+      <w:lvlJc w:val="left"/>
+      <w:pPr>
+        <w:tabs>
+          <w:tab w:val="num" w:pos="3600"/>
+        </w:tabs>
+        <w:ind w:left="3600" w:hanging="360"/>
+      </w:pPr>
+      <w:rPr>
+        <w:rFonts w:ascii="Wingdings" w:hAnsi="Wingdings" w:hint="default"/>
+        <w:sz w:val="20"/>
+      </w:rPr>
+    </w:lvl>
+    <w:lvl w:ilvl="5" w:tentative="1">
+      <w:start w:val="1"/>
+      <w:numFmt w:val="bullet"/>
+      <w:lvlText w:val=""/>
+      <w:lvlJc w:val="left"/>
+      <w:pPr>
+        <w:tabs>
+          <w:tab w:val="num" w:pos="4320"/>
+        </w:tabs>
+        <w:ind w:left="4320" w:hanging="360"/>
+      </w:pPr>
+      <w:rPr>
+        <w:rFonts w:ascii="Wingdings" w:hAnsi="Wingdings" w:hint="default"/>
+        <w:sz w:val="20"/>
+      </w:rPr>
+    </w:lvl>
+    <w:lvl w:ilvl="6" w:tentative="1">
+      <w:start w:val="1"/>
+      <w:numFmt w:val="bullet"/>
+      <w:lvlText w:val=""/>
+      <w:lvlJc w:val="left"/>
+      <w:pPr>
+        <w:tabs>
+          <w:tab w:val="num" w:pos="5040"/>
+        </w:tabs>
+        <w:ind w:left="5040" w:hanging="360"/>
+      </w:pPr>
+      <w:rPr>
+        <w:rFonts w:ascii="Wingdings" w:hAnsi="Wingdings" w:hint="default"/>
+        <w:sz w:val="20"/>
+      </w:rPr>
+    </w:lvl>
+    <w:lvl w:ilvl="7" w:tentative="1">
+      <w:start w:val="1"/>
+      <w:numFmt w:val="bullet"/>
+      <w:lvlText w:val=""/>
+      <w:lvlJc w:val="left"/>
+      <w:pPr>
+        <w:tabs>
+          <w:tab w:val="num" w:pos="5760"/>
+        </w:tabs>
+        <w:ind w:left="5760" w:hanging="360"/>
+      </w:pPr>
+      <w:rPr>
+        <w:rFonts w:ascii="Wingdings" w:hAnsi="Wingdings" w:hint="default"/>
+        <w:sz w:val="20"/>
+      </w:rPr>
+    </w:lvl>
+    <w:lvl w:ilvl="8" w:tentative="1">
+      <w:start w:val="1"/>
+      <w:numFmt w:val="bullet"/>
+      <w:lvlText w:val=""/>
+      <w:lvlJc w:val="left"/>
+      <w:pPr>
+        <w:tabs>
+          <w:tab w:val="num" w:pos="6480"/>
+        </w:tabs>
+        <w:ind w:left="6480" w:hanging="360"/>
+      </w:pPr>
+      <w:rPr>
+        <w:rFonts w:ascii="Wingdings" w:hAnsi="Wingdings" w:hint="default"/>
+        <w:sz w:val="20"/>
+      </w:rPr>
+    </w:lvl>
+  </w:abstractNum>
+  <w:abstractNum w:abstractNumId="2">
     <w:nsid w:val="441C361C"/>
     <w:multiLevelType w:val="hybridMultilevel"/>
     <w:tmpl w:val="12A6C738"/>
@@ -5852,14 +8102,324 @@
       </w:pPr>
     </w:lvl>
   </w:abstractNum>
+  <w:abstractNum w:abstractNumId="3">
+    <w:nsid w:val="5EEE24FF"/>
+    <w:multiLevelType w:val="multilevel"/>
+    <w:tmpl w:val="F26A7E50"/>
+    <w:lvl w:ilvl="0">
+      <w:start w:val="1"/>
+      <w:numFmt w:val="bullet"/>
+      <w:lvlText w:val=""/>
+      <w:lvlJc w:val="left"/>
+      <w:pPr>
+        <w:tabs>
+          <w:tab w:val="num" w:pos="720"/>
+        </w:tabs>
+        <w:ind w:left="720" w:hanging="360"/>
+      </w:pPr>
+      <w:rPr>
+        <w:rFonts w:ascii="Symbol" w:hAnsi="Symbol" w:hint="default"/>
+        <w:sz w:val="20"/>
+      </w:rPr>
+    </w:lvl>
+    <w:lvl w:ilvl="1" w:tentative="1">
+      <w:start w:val="1"/>
+      <w:numFmt w:val="bullet"/>
+      <w:lvlText w:val="o"/>
+      <w:lvlJc w:val="left"/>
+      <w:pPr>
+        <w:tabs>
+          <w:tab w:val="num" w:pos="1440"/>
+        </w:tabs>
+        <w:ind w:left="1440" w:hanging="360"/>
+      </w:pPr>
+      <w:rPr>
+        <w:rFonts w:ascii="Courier New" w:hAnsi="Courier New" w:hint="default"/>
+        <w:sz w:val="20"/>
+      </w:rPr>
+    </w:lvl>
+    <w:lvl w:ilvl="2" w:tentative="1">
+      <w:start w:val="1"/>
+      <w:numFmt w:val="bullet"/>
+      <w:lvlText w:val=""/>
+      <w:lvlJc w:val="left"/>
+      <w:pPr>
+        <w:tabs>
+          <w:tab w:val="num" w:pos="2160"/>
+        </w:tabs>
+        <w:ind w:left="2160" w:hanging="360"/>
+      </w:pPr>
+      <w:rPr>
+        <w:rFonts w:ascii="Wingdings" w:hAnsi="Wingdings" w:hint="default"/>
+        <w:sz w:val="20"/>
+      </w:rPr>
+    </w:lvl>
+    <w:lvl w:ilvl="3" w:tentative="1">
+      <w:start w:val="1"/>
+      <w:numFmt w:val="bullet"/>
+      <w:lvlText w:val=""/>
+      <w:lvlJc w:val="left"/>
+      <w:pPr>
+        <w:tabs>
+          <w:tab w:val="num" w:pos="2880"/>
+        </w:tabs>
+        <w:ind w:left="2880" w:hanging="360"/>
+      </w:pPr>
+      <w:rPr>
+        <w:rFonts w:ascii="Wingdings" w:hAnsi="Wingdings" w:hint="default"/>
+        <w:sz w:val="20"/>
+      </w:rPr>
+    </w:lvl>
+    <w:lvl w:ilvl="4" w:tentative="1">
+      <w:start w:val="1"/>
+      <w:numFmt w:val="bullet"/>
+      <w:lvlText w:val=""/>
+      <w:lvlJc w:val="left"/>
+      <w:pPr>
+        <w:tabs>
+          <w:tab w:val="num" w:pos="3600"/>
+        </w:tabs>
+        <w:ind w:left="3600" w:hanging="360"/>
+      </w:pPr>
+      <w:rPr>
+        <w:rFonts w:ascii="Wingdings" w:hAnsi="Wingdings" w:hint="default"/>
+        <w:sz w:val="20"/>
+      </w:rPr>
+    </w:lvl>
+    <w:lvl w:ilvl="5" w:tentative="1">
+      <w:start w:val="1"/>
+      <w:numFmt w:val="bullet"/>
+      <w:lvlText w:val=""/>
+      <w:lvlJc w:val="left"/>
+      <w:pPr>
+        <w:tabs>
+          <w:tab w:val="num" w:pos="4320"/>
+        </w:tabs>
+        <w:ind w:left="4320" w:hanging="360"/>
+      </w:pPr>
+      <w:rPr>
+        <w:rFonts w:ascii="Wingdings" w:hAnsi="Wingdings" w:hint="default"/>
+        <w:sz w:val="20"/>
+      </w:rPr>
+    </w:lvl>
+    <w:lvl w:ilvl="6" w:tentative="1">
+      <w:start w:val="1"/>
+      <w:numFmt w:val="bullet"/>
+      <w:lvlText w:val=""/>
+      <w:lvlJc w:val="left"/>
+      <w:pPr>
+        <w:tabs>
+          <w:tab w:val="num" w:pos="5040"/>
+        </w:tabs>
+        <w:ind w:left="5040" w:hanging="360"/>
+      </w:pPr>
+      <w:rPr>
+        <w:rFonts w:ascii="Wingdings" w:hAnsi="Wingdings" w:hint="default"/>
+        <w:sz w:val="20"/>
+      </w:rPr>
+    </w:lvl>
+    <w:lvl w:ilvl="7" w:tentative="1">
+      <w:start w:val="1"/>
+      <w:numFmt w:val="bullet"/>
+      <w:lvlText w:val=""/>
+      <w:lvlJc w:val="left"/>
+      <w:pPr>
+        <w:tabs>
+          <w:tab w:val="num" w:pos="5760"/>
+        </w:tabs>
+        <w:ind w:left="5760" w:hanging="360"/>
+      </w:pPr>
+      <w:rPr>
+        <w:rFonts w:ascii="Wingdings" w:hAnsi="Wingdings" w:hint="default"/>
+        <w:sz w:val="20"/>
+      </w:rPr>
+    </w:lvl>
+    <w:lvl w:ilvl="8" w:tentative="1">
+      <w:start w:val="1"/>
+      <w:numFmt w:val="bullet"/>
+      <w:lvlText w:val=""/>
+      <w:lvlJc w:val="left"/>
+      <w:pPr>
+        <w:tabs>
+          <w:tab w:val="num" w:pos="6480"/>
+        </w:tabs>
+        <w:ind w:left="6480" w:hanging="360"/>
+      </w:pPr>
+      <w:rPr>
+        <w:rFonts w:ascii="Wingdings" w:hAnsi="Wingdings" w:hint="default"/>
+        <w:sz w:val="20"/>
+      </w:rPr>
+    </w:lvl>
+  </w:abstractNum>
+  <w:abstractNum w:abstractNumId="4">
+    <w:nsid w:val="644E4342"/>
+    <w:multiLevelType w:val="multilevel"/>
+    <w:tmpl w:val="ED8C92CE"/>
+    <w:lvl w:ilvl="0">
+      <w:start w:val="1"/>
+      <w:numFmt w:val="bullet"/>
+      <w:lvlText w:val=""/>
+      <w:lvlJc w:val="left"/>
+      <w:pPr>
+        <w:tabs>
+          <w:tab w:val="num" w:pos="720"/>
+        </w:tabs>
+        <w:ind w:left="720" w:hanging="360"/>
+      </w:pPr>
+      <w:rPr>
+        <w:rFonts w:ascii="Symbol" w:hAnsi="Symbol" w:hint="default"/>
+        <w:sz w:val="20"/>
+      </w:rPr>
+    </w:lvl>
+    <w:lvl w:ilvl="1" w:tentative="1">
+      <w:start w:val="1"/>
+      <w:numFmt w:val="bullet"/>
+      <w:lvlText w:val="o"/>
+      <w:lvlJc w:val="left"/>
+      <w:pPr>
+        <w:tabs>
+          <w:tab w:val="num" w:pos="1440"/>
+        </w:tabs>
+        <w:ind w:left="1440" w:hanging="360"/>
+      </w:pPr>
+      <w:rPr>
+        <w:rFonts w:ascii="Courier New" w:hAnsi="Courier New" w:hint="default"/>
+        <w:sz w:val="20"/>
+      </w:rPr>
+    </w:lvl>
+    <w:lvl w:ilvl="2" w:tentative="1">
+      <w:start w:val="1"/>
+      <w:numFmt w:val="bullet"/>
+      <w:lvlText w:val=""/>
+      <w:lvlJc w:val="left"/>
+      <w:pPr>
+        <w:tabs>
+          <w:tab w:val="num" w:pos="2160"/>
+        </w:tabs>
+        <w:ind w:left="2160" w:hanging="360"/>
+      </w:pPr>
+      <w:rPr>
+        <w:rFonts w:ascii="Wingdings" w:hAnsi="Wingdings" w:hint="default"/>
+        <w:sz w:val="20"/>
+      </w:rPr>
+    </w:lvl>
+    <w:lvl w:ilvl="3" w:tentative="1">
+      <w:start w:val="1"/>
+      <w:numFmt w:val="bullet"/>
+      <w:lvlText w:val=""/>
+      <w:lvlJc w:val="left"/>
+      <w:pPr>
+        <w:tabs>
+          <w:tab w:val="num" w:pos="2880"/>
+        </w:tabs>
+        <w:ind w:left="2880" w:hanging="360"/>
+      </w:pPr>
+      <w:rPr>
+        <w:rFonts w:ascii="Wingdings" w:hAnsi="Wingdings" w:hint="default"/>
+        <w:sz w:val="20"/>
+      </w:rPr>
+    </w:lvl>
+    <w:lvl w:ilvl="4" w:tentative="1">
+      <w:start w:val="1"/>
+      <w:numFmt w:val="bullet"/>
+      <w:lvlText w:val=""/>
+      <w:lvlJc w:val="left"/>
+      <w:pPr>
+        <w:tabs>
+          <w:tab w:val="num" w:pos="3600"/>
+        </w:tabs>
+        <w:ind w:left="3600" w:hanging="360"/>
+      </w:pPr>
+      <w:rPr>
+        <w:rFonts w:ascii="Wingdings" w:hAnsi="Wingdings" w:hint="default"/>
+        <w:sz w:val="20"/>
+      </w:rPr>
+    </w:lvl>
+    <w:lvl w:ilvl="5" w:tentative="1">
+      <w:start w:val="1"/>
+      <w:numFmt w:val="bullet"/>
+      <w:lvlText w:val=""/>
+      <w:lvlJc w:val="left"/>
+      <w:pPr>
+        <w:tabs>
+          <w:tab w:val="num" w:pos="4320"/>
+        </w:tabs>
+        <w:ind w:left="4320" w:hanging="360"/>
+      </w:pPr>
+      <w:rPr>
+        <w:rFonts w:ascii="Wingdings" w:hAnsi="Wingdings" w:hint="default"/>
+        <w:sz w:val="20"/>
+      </w:rPr>
+    </w:lvl>
+    <w:lvl w:ilvl="6" w:tentative="1">
+      <w:start w:val="1"/>
+      <w:numFmt w:val="bullet"/>
+      <w:lvlText w:val=""/>
+      <w:lvlJc w:val="left"/>
+      <w:pPr>
+        <w:tabs>
+          <w:tab w:val="num" w:pos="5040"/>
+        </w:tabs>
+        <w:ind w:left="5040" w:hanging="360"/>
+      </w:pPr>
+      <w:rPr>
+        <w:rFonts w:ascii="Wingdings" w:hAnsi="Wingdings" w:hint="default"/>
+        <w:sz w:val="20"/>
+      </w:rPr>
+    </w:lvl>
+    <w:lvl w:ilvl="7" w:tentative="1">
+      <w:start w:val="1"/>
+      <w:numFmt w:val="bullet"/>
+      <w:lvlText w:val=""/>
+      <w:lvlJc w:val="left"/>
+      <w:pPr>
+        <w:tabs>
+          <w:tab w:val="num" w:pos="5760"/>
+        </w:tabs>
+        <w:ind w:left="5760" w:hanging="360"/>
+      </w:pPr>
+      <w:rPr>
+        <w:rFonts w:ascii="Wingdings" w:hAnsi="Wingdings" w:hint="default"/>
+        <w:sz w:val="20"/>
+      </w:rPr>
+    </w:lvl>
+    <w:lvl w:ilvl="8" w:tentative="1">
+      <w:start w:val="1"/>
+      <w:numFmt w:val="bullet"/>
+      <w:lvlText w:val=""/>
+      <w:lvlJc w:val="left"/>
+      <w:pPr>
+        <w:tabs>
+          <w:tab w:val="num" w:pos="6480"/>
+        </w:tabs>
+        <w:ind w:left="6480" w:hanging="360"/>
+      </w:pPr>
+      <w:rPr>
+        <w:rFonts w:ascii="Wingdings" w:hAnsi="Wingdings" w:hint="default"/>
+        <w:sz w:val="20"/>
+      </w:rPr>
+    </w:lvl>
+  </w:abstractNum>
   <w:num w:numId="1">
+    <w:abstractNumId w:val="2"/>
+  </w:num>
+  <w:num w:numId="2">
     <w:abstractNumId w:val="0"/>
+  </w:num>
+  <w:num w:numId="3">
+    <w:abstractNumId w:val="3"/>
+  </w:num>
+  <w:num w:numId="4">
+    <w:abstractNumId w:val="1"/>
+  </w:num>
+  <w:num w:numId="5">
+    <w:abstractNumId w:val="4"/>
   </w:num>
 </w:numbering>
 </file>
 
 <file path=word/styles.xml><?xml version="1.0" encoding="utf-8"?>
-<w:styles xmlns:mc="http://schemas.openxmlformats.org/markup-compatibility/2006" xmlns:r="http://schemas.openxmlformats.org/officeDocument/2006/relationships" xmlns:w="http://schemas.openxmlformats.org/wordprocessingml/2006/main" xmlns:w14="http://schemas.microsoft.com/office/word/2010/wordml" xmlns:w15="http://schemas.microsoft.com/office/word/2012/wordml" xmlns:w16se="http://schemas.microsoft.com/office/word/2015/wordml/symex" mc:Ignorable="w14 w15 w16se">
+<w:styles xmlns:mc="http://schemas.openxmlformats.org/markup-compatibility/2006" xmlns:r="http://schemas.openxmlformats.org/officeDocument/2006/relationships" xmlns:w="http://schemas.openxmlformats.org/wordprocessingml/2006/main" xmlns:w14="http://schemas.microsoft.com/office/word/2010/wordml" xmlns:w15="http://schemas.microsoft.com/office/word/2012/wordml" mc:Ignorable="w14 w15">
   <w:docDefaults>
     <w:rPrDefault>
       <w:rPr>
@@ -6290,6 +8850,46 @@
       <w:contextualSpacing/>
     </w:pPr>
   </w:style>
+  <w:style w:type="paragraph" w:styleId="NormalWeb">
+    <w:name w:val="Normal (Web)"/>
+    <w:basedOn w:val="Normal"/>
+    <w:uiPriority w:val="99"/>
+    <w:semiHidden/>
+    <w:unhideWhenUsed/>
+    <w:rsid w:val="002C3027"/>
+    <w:pPr>
+      <w:spacing w:before="100" w:beforeAutospacing="1" w:after="100" w:afterAutospacing="1" w:line="240" w:lineRule="auto"/>
+    </w:pPr>
+    <w:rPr>
+      <w:rFonts w:ascii="Times New Roman" w:eastAsia="Times New Roman" w:hAnsi="Times New Roman" w:cs="Times New Roman"/>
+      <w:sz w:val="24"/>
+      <w:szCs w:val="24"/>
+    </w:rPr>
+  </w:style>
+  <w:style w:type="character" w:styleId="Strong">
+    <w:name w:val="Strong"/>
+    <w:basedOn w:val="DefaultParagraphFont"/>
+    <w:uiPriority w:val="22"/>
+    <w:qFormat/>
+    <w:rsid w:val="002C3027"/>
+    <w:rPr>
+      <w:b/>
+      <w:bCs/>
+    </w:rPr>
+  </w:style>
+  <w:style w:type="character" w:styleId="HTMLCode">
+    <w:name w:val="HTML Code"/>
+    <w:basedOn w:val="DefaultParagraphFont"/>
+    <w:uiPriority w:val="99"/>
+    <w:semiHidden/>
+    <w:unhideWhenUsed/>
+    <w:rsid w:val="002C3027"/>
+    <w:rPr>
+      <w:rFonts w:ascii="Courier New" w:eastAsia="Times New Roman" w:hAnsi="Courier New" w:cs="Courier New"/>
+      <w:sz w:val="20"/>
+      <w:szCs w:val="20"/>
+    </w:rPr>
+  </w:style>
 </w:styles>
 </file>
 

--- a/Document/Thiết_kế_hệ_thống.docx
+++ b/Document/Thiết_kế_hệ_thống.docx
@@ -1,6 +1,6 @@
 
 <file path=word/document.xml><?xml version="1.0" encoding="utf-8"?>
-<w:document xmlns:wpc="http://schemas.microsoft.com/office/word/2010/wordprocessingCanvas" xmlns:mc="http://schemas.openxmlformats.org/markup-compatibility/2006" xmlns:o="urn:schemas-microsoft-com:office:office" xmlns:r="http://schemas.openxmlformats.org/officeDocument/2006/relationships" xmlns:m="http://schemas.openxmlformats.org/officeDocument/2006/math" xmlns:v="urn:schemas-microsoft-com:vml" xmlns:wp14="http://schemas.microsoft.com/office/word/2010/wordprocessingDrawing" xmlns:wp="http://schemas.openxmlformats.org/drawingml/2006/wordprocessingDrawing" xmlns:w10="urn:schemas-microsoft-com:office:word" xmlns:w="http://schemas.openxmlformats.org/wordprocessingml/2006/main" xmlns:w14="http://schemas.microsoft.com/office/word/2010/wordml" xmlns:w15="http://schemas.microsoft.com/office/word/2012/wordml" xmlns:wpg="http://schemas.microsoft.com/office/word/2010/wordprocessingGroup" xmlns:wpi="http://schemas.microsoft.com/office/word/2010/wordprocessingInk" xmlns:wne="http://schemas.microsoft.com/office/word/2006/wordml" xmlns:wps="http://schemas.microsoft.com/office/word/2010/wordprocessingShape" mc:Ignorable="w14 w15 wp14">
+<w:document xmlns:wpc="http://schemas.microsoft.com/office/word/2010/wordprocessingCanvas" xmlns:cx="http://schemas.microsoft.com/office/drawing/2014/chartex" xmlns:mc="http://schemas.openxmlformats.org/markup-compatibility/2006" xmlns:o="urn:schemas-microsoft-com:office:office" xmlns:r="http://schemas.openxmlformats.org/officeDocument/2006/relationships" xmlns:m="http://schemas.openxmlformats.org/officeDocument/2006/math" xmlns:v="urn:schemas-microsoft-com:vml" xmlns:wp14="http://schemas.microsoft.com/office/word/2010/wordprocessingDrawing" xmlns:wp="http://schemas.openxmlformats.org/drawingml/2006/wordprocessingDrawing" xmlns:w10="urn:schemas-microsoft-com:office:word" xmlns:w="http://schemas.openxmlformats.org/wordprocessingml/2006/main" xmlns:w14="http://schemas.microsoft.com/office/word/2010/wordml" xmlns:w15="http://schemas.microsoft.com/office/word/2012/wordml" xmlns:w16se="http://schemas.microsoft.com/office/word/2015/wordml/symex" xmlns:wpg="http://schemas.microsoft.com/office/word/2010/wordprocessingGroup" xmlns:wpi="http://schemas.microsoft.com/office/word/2010/wordprocessingInk" xmlns:wne="http://schemas.microsoft.com/office/word/2006/wordml" xmlns:wps="http://schemas.microsoft.com/office/word/2010/wordprocessingShape" mc:Ignorable="w14 w15 w16se wp14">
   <w:body>
     <w:p>
       <w:pPr>
@@ -5620,8 +5620,6 @@
         </w:rPr>
         <w:t xml:space="preserve"> Server</w:t>
       </w:r>
-      <w:bookmarkStart w:id="0" w:name="_GoBack"/>
-      <w:bookmarkEnd w:id="0"/>
     </w:p>
     <w:p>
       <w:pPr>
@@ -5630,87 +5628,44 @@
           <w:szCs w:val="28"/>
         </w:rPr>
       </w:pPr>
-      <w:proofErr w:type="spellStart"/>
-      <w:proofErr w:type="gramStart"/>
-      <w:r>
-        <w:rPr>
-          <w:sz w:val="28"/>
-          <w:szCs w:val="28"/>
-        </w:rPr>
-        <w:t>javac</w:t>
-      </w:r>
-      <w:proofErr w:type="spellEnd"/>
-      <w:proofErr w:type="gramEnd"/>
-      <w:r>
-        <w:rPr>
-          <w:sz w:val="28"/>
-          <w:szCs w:val="28"/>
-        </w:rPr>
-        <w:t xml:space="preserve"> MySqlExample.java &amp;&amp; java -</w:t>
-      </w:r>
-      <w:proofErr w:type="spellStart"/>
-      <w:r>
-        <w:rPr>
-          <w:sz w:val="28"/>
-          <w:szCs w:val="28"/>
-        </w:rPr>
-        <w:t>cp</w:t>
-      </w:r>
-      <w:proofErr w:type="spellEnd"/>
-      <w:r>
-        <w:rPr>
-          <w:sz w:val="28"/>
-          <w:szCs w:val="28"/>
-        </w:rPr>
-        <w:t xml:space="preserve"> mysql-driver-8.0.28.jar:. </w:t>
-      </w:r>
-      <w:proofErr w:type="spellStart"/>
-      <w:r>
-        <w:rPr>
-          <w:sz w:val="28"/>
-          <w:szCs w:val="28"/>
-        </w:rPr>
-        <w:t>MySqlExample</w:t>
-      </w:r>
-      <w:proofErr w:type="spellEnd"/>
-      <w:r>
-        <w:rPr>
-          <w:sz w:val="28"/>
-          <w:szCs w:val="28"/>
-        </w:rPr>
-        <w:t xml:space="preserve"> -host mysql-26a06367-neekon250803.j.aivencloud.com -port 12350 -database </w:t>
-      </w:r>
-      <w:proofErr w:type="spellStart"/>
-      <w:r>
-        <w:rPr>
-          <w:sz w:val="28"/>
-          <w:szCs w:val="28"/>
-        </w:rPr>
-        <w:t>defaultdb</w:t>
-      </w:r>
-      <w:proofErr w:type="spellEnd"/>
-      <w:r>
-        <w:rPr>
-          <w:sz w:val="28"/>
-          <w:szCs w:val="28"/>
-        </w:rPr>
-        <w:t xml:space="preserve"> -username </w:t>
-      </w:r>
-      <w:proofErr w:type="spellStart"/>
-      <w:r>
-        <w:rPr>
-          <w:sz w:val="28"/>
-          <w:szCs w:val="28"/>
-        </w:rPr>
-        <w:t>avnadmin</w:t>
-      </w:r>
-      <w:proofErr w:type="spellEnd"/>
-      <w:r>
-        <w:rPr>
-          <w:sz w:val="28"/>
-          <w:szCs w:val="28"/>
-        </w:rPr>
-        <w:t xml:space="preserve"> -password AVNS_B2BPHB23YlxcEZtxfDW</w:t>
+      <w:r>
+        <w:rPr>
+          <w:sz w:val="28"/>
+          <w:szCs w:val="28"/>
+        </w:rPr>
+        <w:t xml:space="preserve">-T4: </w:t>
+      </w:r>
+      <w:proofErr w:type="spellStart"/>
+      <w:r>
+        <w:rPr>
+          <w:sz w:val="28"/>
+          <w:szCs w:val="28"/>
+        </w:rPr>
+        <w:t>Hoàn</w:t>
+      </w:r>
+      <w:proofErr w:type="spellEnd"/>
+      <w:r>
+        <w:rPr>
+          <w:sz w:val="28"/>
+          <w:szCs w:val="28"/>
+        </w:rPr>
+        <w:t xml:space="preserve"> </w:t>
+      </w:r>
+      <w:proofErr w:type="spellStart"/>
+      <w:r>
+        <w:rPr>
+          <w:sz w:val="28"/>
+          <w:szCs w:val="28"/>
+        </w:rPr>
+        <w:t>thành</w:t>
+      </w:r>
+      <w:proofErr w:type="spellEnd"/>
+      <w:r>
+        <w:rPr>
+          <w:sz w:val="28"/>
+          <w:szCs w:val="28"/>
+        </w:rPr>
+        <w:t xml:space="preserve"> app Android</w:t>
       </w:r>
     </w:p>
     <w:p>
@@ -5725,7 +5680,7 @@
           <w:sz w:val="28"/>
           <w:szCs w:val="28"/>
         </w:rPr>
-        <w:t xml:space="preserve">-T4: </w:t>
+        <w:t xml:space="preserve">-T5: </w:t>
       </w:r>
       <w:proofErr w:type="spellStart"/>
       <w:r>
@@ -5757,83 +5712,36 @@
           <w:sz w:val="28"/>
           <w:szCs w:val="28"/>
         </w:rPr>
-        <w:t xml:space="preserve"> app Android</w:t>
-      </w:r>
+        <w:t xml:space="preserve"> </w:t>
+      </w:r>
+      <w:proofErr w:type="spellStart"/>
+      <w:r>
+        <w:rPr>
+          <w:sz w:val="28"/>
+          <w:szCs w:val="28"/>
+        </w:rPr>
+        <w:t>web+báo</w:t>
+      </w:r>
+      <w:proofErr w:type="spellEnd"/>
+      <w:r>
+        <w:rPr>
+          <w:sz w:val="28"/>
+          <w:szCs w:val="28"/>
+        </w:rPr>
+        <w:t xml:space="preserve"> </w:t>
+      </w:r>
+      <w:proofErr w:type="spellStart"/>
+      <w:r>
+        <w:rPr>
+          <w:sz w:val="28"/>
+          <w:szCs w:val="28"/>
+        </w:rPr>
+        <w:t>cáo</w:t>
+      </w:r>
+      <w:proofErr w:type="spellEnd"/>
     </w:p>
     <w:p>
       <w:pPr>
-        <w:rPr>
-          <w:sz w:val="28"/>
-          <w:szCs w:val="28"/>
-        </w:rPr>
-      </w:pPr>
-      <w:r>
-        <w:rPr>
-          <w:sz w:val="28"/>
-          <w:szCs w:val="28"/>
-        </w:rPr>
-        <w:t xml:space="preserve">-T5: </w:t>
-      </w:r>
-      <w:proofErr w:type="spellStart"/>
-      <w:r>
-        <w:rPr>
-          <w:sz w:val="28"/>
-          <w:szCs w:val="28"/>
-        </w:rPr>
-        <w:t>Hoàn</w:t>
-      </w:r>
-      <w:proofErr w:type="spellEnd"/>
-      <w:r>
-        <w:rPr>
-          <w:sz w:val="28"/>
-          <w:szCs w:val="28"/>
-        </w:rPr>
-        <w:t xml:space="preserve"> </w:t>
-      </w:r>
-      <w:proofErr w:type="spellStart"/>
-      <w:r>
-        <w:rPr>
-          <w:sz w:val="28"/>
-          <w:szCs w:val="28"/>
-        </w:rPr>
-        <w:t>thành</w:t>
-      </w:r>
-      <w:proofErr w:type="spellEnd"/>
-      <w:r>
-        <w:rPr>
-          <w:sz w:val="28"/>
-          <w:szCs w:val="28"/>
-        </w:rPr>
-        <w:t xml:space="preserve"> </w:t>
-      </w:r>
-      <w:proofErr w:type="spellStart"/>
-      <w:r>
-        <w:rPr>
-          <w:sz w:val="28"/>
-          <w:szCs w:val="28"/>
-        </w:rPr>
-        <w:t>web+báo</w:t>
-      </w:r>
-      <w:proofErr w:type="spellEnd"/>
-      <w:r>
-        <w:rPr>
-          <w:sz w:val="28"/>
-          <w:szCs w:val="28"/>
-        </w:rPr>
-        <w:t xml:space="preserve"> </w:t>
-      </w:r>
-      <w:proofErr w:type="spellStart"/>
-      <w:r>
-        <w:rPr>
-          <w:sz w:val="28"/>
-          <w:szCs w:val="28"/>
-        </w:rPr>
-        <w:t>cáo</w:t>
-      </w:r>
-      <w:proofErr w:type="spellEnd"/>
-    </w:p>
-    <w:p>
-      <w:pPr>
         <w:spacing w:before="100" w:beforeAutospacing="1" w:after="100" w:afterAutospacing="1" w:line="240" w:lineRule="auto"/>
         <w:rPr>
           <w:rFonts w:ascii="Times New Roman" w:eastAsia="Times New Roman" w:hAnsi="Times New Roman" w:cs="Times New Roman"/>
@@ -6616,7 +6524,6 @@
         <w:t xml:space="preserve"> </w:t>
       </w:r>
       <w:proofErr w:type="spellStart"/>
-      <w:proofErr w:type="gramStart"/>
       <w:r>
         <w:rPr>
           <w:rFonts w:ascii="Times New Roman" w:eastAsia="Times New Roman" w:hAnsi="Times New Roman" w:cs="Times New Roman"/>
@@ -6626,7 +6533,6 @@
         <w:t>theo</w:t>
       </w:r>
       <w:proofErr w:type="spellEnd"/>
-      <w:proofErr w:type="gramEnd"/>
       <w:r>
         <w:rPr>
           <w:rFonts w:ascii="Times New Roman" w:eastAsia="Times New Roman" w:hAnsi="Times New Roman" w:cs="Times New Roman"/>
@@ -7682,7 +7588,16 @@
           <w:sz w:val="24"/>
           <w:szCs w:val="24"/>
         </w:rPr>
-        <w:t xml:space="preserve"> internet: AWS,  </w:t>
+        <w:t xml:space="preserve"> internet: </w:t>
+      </w:r>
+      <w:proofErr w:type="gramStart"/>
+      <w:r>
+        <w:rPr>
+          <w:rFonts w:ascii="Times New Roman" w:eastAsia="Times New Roman" w:hAnsi="Times New Roman" w:cs="Times New Roman"/>
+          <w:sz w:val="24"/>
+          <w:szCs w:val="24"/>
+        </w:rPr>
+        <w:t xml:space="preserve">AWS,  </w:t>
       </w:r>
       <w:proofErr w:type="spellStart"/>
       <w:r>
@@ -7694,14 +7609,273 @@
         <w:t>Heroku</w:t>
       </w:r>
       <w:proofErr w:type="spellEnd"/>
-      <w:r>
-        <w:rPr>
-          <w:rFonts w:ascii="Times New Roman" w:eastAsia="Times New Roman" w:hAnsi="Times New Roman" w:cs="Times New Roman"/>
-          <w:sz w:val="24"/>
-          <w:szCs w:val="24"/>
-        </w:rPr>
-        <w:t>, Digital Ocean, Railway.app</w:t>
-      </w:r>
+      <w:proofErr w:type="gramEnd"/>
+      <w:r>
+        <w:rPr>
+          <w:rFonts w:ascii="Times New Roman" w:eastAsia="Times New Roman" w:hAnsi="Times New Roman" w:cs="Times New Roman"/>
+          <w:sz w:val="24"/>
+          <w:szCs w:val="24"/>
+        </w:rPr>
+        <w:t>, Digita</w:t>
+      </w:r>
+      <w:bookmarkStart w:id="0" w:name="_GoBack"/>
+      <w:bookmarkEnd w:id="0"/>
+      <w:r>
+        <w:rPr>
+          <w:rFonts w:ascii="Times New Roman" w:eastAsia="Times New Roman" w:hAnsi="Times New Roman" w:cs="Times New Roman"/>
+          <w:sz w:val="24"/>
+          <w:szCs w:val="24"/>
+        </w:rPr>
+        <w:t xml:space="preserve">l Ocean, </w:t>
+      </w:r>
+      <w:proofErr w:type="spellStart"/>
+      <w:r>
+        <w:rPr>
+          <w:rFonts w:ascii="Times New Roman" w:eastAsia="Times New Roman" w:hAnsi="Times New Roman" w:cs="Times New Roman"/>
+          <w:sz w:val="24"/>
+          <w:szCs w:val="24"/>
+        </w:rPr>
+        <w:t>Railway.app</w:t>
+      </w:r>
+      <w:proofErr w:type="spellEnd"/>
+    </w:p>
+    <w:tbl>
+      <w:tblPr>
+        <w:tblStyle w:val="TableGrid"/>
+        <w:tblW w:w="0" w:type="auto"/>
+        <w:tblLook w:val="04A0" w:firstRow="1" w:lastRow="0" w:firstColumn="1" w:lastColumn="0" w:noHBand="0" w:noVBand="1"/>
+      </w:tblPr>
+      <w:tblGrid>
+        <w:gridCol w:w="4675"/>
+        <w:gridCol w:w="4675"/>
+      </w:tblGrid>
+      <w:tr>
+        <w:tc>
+          <w:tcPr>
+            <w:tcW w:w="4675" w:type="dxa"/>
+          </w:tcPr>
+          <w:p>
+            <w:pPr>
+              <w:spacing w:before="100" w:beforeAutospacing="1" w:after="100" w:afterAutospacing="1"/>
+              <w:rPr>
+                <w:rFonts w:ascii="Times New Roman" w:eastAsia="Times New Roman" w:hAnsi="Times New Roman" w:cs="Times New Roman"/>
+                <w:sz w:val="24"/>
+                <w:szCs w:val="24"/>
+              </w:rPr>
+            </w:pPr>
+            <w:proofErr w:type="spellStart"/>
+            <w:r>
+              <w:rPr>
+                <w:rFonts w:ascii="Times New Roman" w:eastAsia="Times New Roman" w:hAnsi="Times New Roman" w:cs="Times New Roman"/>
+                <w:sz w:val="24"/>
+                <w:szCs w:val="24"/>
+              </w:rPr>
+              <w:t>Thông</w:t>
+            </w:r>
+            <w:proofErr w:type="spellEnd"/>
+            <w:r>
+              <w:rPr>
+                <w:rFonts w:ascii="Times New Roman" w:eastAsia="Times New Roman" w:hAnsi="Times New Roman" w:cs="Times New Roman"/>
+                <w:sz w:val="24"/>
+                <w:szCs w:val="24"/>
+              </w:rPr>
+              <w:t xml:space="preserve"> tin MySQL Server</w:t>
+            </w:r>
+          </w:p>
+        </w:tc>
+        <w:tc>
+          <w:tcPr>
+            <w:tcW w:w="4675" w:type="dxa"/>
+          </w:tcPr>
+          <w:p>
+            <w:pPr>
+              <w:spacing w:before="100" w:beforeAutospacing="1" w:after="100" w:afterAutospacing="1"/>
+              <w:rPr>
+                <w:rFonts w:ascii="Times New Roman" w:eastAsia="Times New Roman" w:hAnsi="Times New Roman" w:cs="Times New Roman"/>
+                <w:sz w:val="24"/>
+                <w:szCs w:val="24"/>
+              </w:rPr>
+            </w:pPr>
+          </w:p>
+        </w:tc>
+      </w:tr>
+      <w:tr>
+        <w:tc>
+          <w:tcPr>
+            <w:tcW w:w="4675" w:type="dxa"/>
+          </w:tcPr>
+          <w:p>
+            <w:pPr>
+              <w:spacing w:before="100" w:beforeAutospacing="1" w:after="100" w:afterAutospacing="1"/>
+              <w:rPr>
+                <w:rFonts w:ascii="Times New Roman" w:eastAsia="Times New Roman" w:hAnsi="Times New Roman" w:cs="Times New Roman"/>
+                <w:sz w:val="24"/>
+                <w:szCs w:val="24"/>
+              </w:rPr>
+            </w:pPr>
+            <w:r>
+              <w:rPr>
+                <w:rFonts w:ascii="Times New Roman" w:eastAsia="Times New Roman" w:hAnsi="Times New Roman" w:cs="Times New Roman"/>
+                <w:sz w:val="24"/>
+                <w:szCs w:val="24"/>
+              </w:rPr>
+              <w:t xml:space="preserve">Host: </w:t>
+            </w:r>
+            <w:r>
+              <w:rPr>
+                <w:sz w:val="28"/>
+                <w:szCs w:val="28"/>
+              </w:rPr>
+              <w:t>mysql-26a06367-neekon250803.j.aivencloud.com</w:t>
+            </w:r>
+          </w:p>
+          <w:p>
+            <w:pPr>
+              <w:spacing w:before="100" w:beforeAutospacing="1" w:after="100" w:afterAutospacing="1"/>
+              <w:rPr>
+                <w:rFonts w:ascii="Times New Roman" w:eastAsia="Times New Roman" w:hAnsi="Times New Roman" w:cs="Times New Roman"/>
+                <w:sz w:val="24"/>
+                <w:szCs w:val="24"/>
+              </w:rPr>
+            </w:pPr>
+            <w:r>
+              <w:rPr>
+                <w:rFonts w:ascii="Times New Roman" w:eastAsia="Times New Roman" w:hAnsi="Times New Roman" w:cs="Times New Roman"/>
+                <w:sz w:val="24"/>
+                <w:szCs w:val="24"/>
+              </w:rPr>
+              <w:t>Port: 12350</w:t>
+            </w:r>
+          </w:p>
+          <w:p>
+            <w:pPr>
+              <w:spacing w:before="100" w:beforeAutospacing="1" w:after="100" w:afterAutospacing="1"/>
+              <w:rPr>
+                <w:rFonts w:ascii="Times New Roman" w:eastAsia="Times New Roman" w:hAnsi="Times New Roman" w:cs="Times New Roman"/>
+                <w:sz w:val="24"/>
+                <w:szCs w:val="24"/>
+              </w:rPr>
+            </w:pPr>
+            <w:r>
+              <w:rPr>
+                <w:rFonts w:ascii="Times New Roman" w:eastAsia="Times New Roman" w:hAnsi="Times New Roman" w:cs="Times New Roman"/>
+                <w:sz w:val="24"/>
+                <w:szCs w:val="24"/>
+              </w:rPr>
+              <w:t>Database: flashcard</w:t>
+            </w:r>
+          </w:p>
+          <w:p>
+            <w:pPr>
+              <w:spacing w:before="100" w:beforeAutospacing="1" w:after="100" w:afterAutospacing="1"/>
+              <w:rPr>
+                <w:sz w:val="28"/>
+                <w:szCs w:val="28"/>
+              </w:rPr>
+            </w:pPr>
+            <w:r>
+              <w:rPr>
+                <w:rFonts w:ascii="Times New Roman" w:eastAsia="Times New Roman" w:hAnsi="Times New Roman" w:cs="Times New Roman"/>
+                <w:sz w:val="24"/>
+                <w:szCs w:val="24"/>
+              </w:rPr>
+              <w:t xml:space="preserve">username: </w:t>
+            </w:r>
+            <w:proofErr w:type="spellStart"/>
+            <w:r>
+              <w:rPr>
+                <w:sz w:val="28"/>
+                <w:szCs w:val="28"/>
+              </w:rPr>
+              <w:t>avnadmin</w:t>
+            </w:r>
+            <w:proofErr w:type="spellEnd"/>
+          </w:p>
+          <w:p>
+            <w:pPr>
+              <w:spacing w:before="100" w:beforeAutospacing="1" w:after="100" w:afterAutospacing="1"/>
+              <w:rPr>
+                <w:sz w:val="28"/>
+                <w:szCs w:val="28"/>
+              </w:rPr>
+            </w:pPr>
+          </w:p>
+          <w:p>
+            <w:pPr>
+              <w:spacing w:before="100" w:beforeAutospacing="1" w:after="100" w:afterAutospacing="1"/>
+              <w:rPr>
+                <w:sz w:val="28"/>
+                <w:szCs w:val="28"/>
+              </w:rPr>
+            </w:pPr>
+            <w:r>
+              <w:rPr>
+                <w:sz w:val="28"/>
+                <w:szCs w:val="28"/>
+              </w:rPr>
+              <w:t xml:space="preserve">password: </w:t>
+            </w:r>
+            <w:r>
+              <w:rPr>
+                <w:sz w:val="28"/>
+                <w:szCs w:val="28"/>
+              </w:rPr>
+              <w:t>AVNS_B2BPHB23YlxcEZtxfDW</w:t>
+            </w:r>
+          </w:p>
+          <w:p>
+            <w:pPr>
+              <w:spacing w:before="100" w:beforeAutospacing="1" w:after="100" w:afterAutospacing="1"/>
+              <w:rPr>
+                <w:rFonts w:ascii="Times New Roman" w:eastAsia="Times New Roman" w:hAnsi="Times New Roman" w:cs="Times New Roman"/>
+                <w:sz w:val="24"/>
+                <w:szCs w:val="24"/>
+              </w:rPr>
+            </w:pPr>
+            <w:r>
+              <w:rPr>
+                <w:sz w:val="28"/>
+                <w:szCs w:val="28"/>
+              </w:rPr>
+              <w:t xml:space="preserve">SSL CA File: </w:t>
+            </w:r>
+            <w:proofErr w:type="spellStart"/>
+            <w:r>
+              <w:rPr>
+                <w:sz w:val="28"/>
+                <w:szCs w:val="28"/>
+              </w:rPr>
+              <w:t>ca.pem</w:t>
+            </w:r>
+            <w:proofErr w:type="spellEnd"/>
+          </w:p>
+        </w:tc>
+        <w:tc>
+          <w:tcPr>
+            <w:tcW w:w="4675" w:type="dxa"/>
+          </w:tcPr>
+          <w:p>
+            <w:pPr>
+              <w:spacing w:before="100" w:beforeAutospacing="1" w:after="100" w:afterAutospacing="1"/>
+              <w:rPr>
+                <w:rFonts w:ascii="Times New Roman" w:eastAsia="Times New Roman" w:hAnsi="Times New Roman" w:cs="Times New Roman"/>
+                <w:sz w:val="24"/>
+                <w:szCs w:val="24"/>
+              </w:rPr>
+            </w:pPr>
+          </w:p>
+        </w:tc>
+      </w:tr>
+    </w:tbl>
+    <w:p>
+      <w:pPr>
+        <w:spacing w:before="100" w:beforeAutospacing="1" w:after="100" w:afterAutospacing="1" w:line="240" w:lineRule="auto"/>
+        <w:rPr>
+          <w:rFonts w:ascii="Times New Roman" w:eastAsia="Times New Roman" w:hAnsi="Times New Roman" w:cs="Times New Roman"/>
+          <w:sz w:val="24"/>
+          <w:szCs w:val="24"/>
+        </w:rPr>
+      </w:pPr>
     </w:p>
     <w:sectPr>
       <w:pgSz w:w="12240" w:h="15840"/>
@@ -7714,8 +7888,8 @@
 </file>
 
 <file path=word/numbering.xml><?xml version="1.0" encoding="utf-8"?>
-<w:numbering xmlns:wpc="http://schemas.microsoft.com/office/word/2010/wordprocessingCanvas" xmlns:mc="http://schemas.openxmlformats.org/markup-compatibility/2006" xmlns:o="urn:schemas-microsoft-com:office:office" xmlns:r="http://schemas.openxmlformats.org/officeDocument/2006/relationships" xmlns:m="http://schemas.openxmlformats.org/officeDocument/2006/math" xmlns:v="urn:schemas-microsoft-com:vml" xmlns:wp14="http://schemas.microsoft.com/office/word/2010/wordprocessingDrawing" xmlns:wp="http://schemas.openxmlformats.org/drawingml/2006/wordprocessingDrawing" xmlns:w10="urn:schemas-microsoft-com:office:word" xmlns:w="http://schemas.openxmlformats.org/wordprocessingml/2006/main" xmlns:w14="http://schemas.microsoft.com/office/word/2010/wordml" xmlns:w15="http://schemas.microsoft.com/office/word/2012/wordml" xmlns:wpg="http://schemas.microsoft.com/office/word/2010/wordprocessingGroup" xmlns:wpi="http://schemas.microsoft.com/office/word/2010/wordprocessingInk" xmlns:wne="http://schemas.microsoft.com/office/word/2006/wordml" xmlns:wps="http://schemas.microsoft.com/office/word/2010/wordprocessingShape" mc:Ignorable="w14 w15 wp14">
-  <w:abstractNum w:abstractNumId="0">
+<w:numbering xmlns:wpc="http://schemas.microsoft.com/office/word/2010/wordprocessingCanvas" xmlns:cx="http://schemas.microsoft.com/office/drawing/2014/chartex" xmlns:mc="http://schemas.openxmlformats.org/markup-compatibility/2006" xmlns:o="urn:schemas-microsoft-com:office:office" xmlns:r="http://schemas.openxmlformats.org/officeDocument/2006/relationships" xmlns:m="http://schemas.openxmlformats.org/officeDocument/2006/math" xmlns:v="urn:schemas-microsoft-com:vml" xmlns:wp14="http://schemas.microsoft.com/office/word/2010/wordprocessingDrawing" xmlns:wp="http://schemas.openxmlformats.org/drawingml/2006/wordprocessingDrawing" xmlns:w10="urn:schemas-microsoft-com:office:word" xmlns:w="http://schemas.openxmlformats.org/wordprocessingml/2006/main" xmlns:w14="http://schemas.microsoft.com/office/word/2010/wordml" xmlns:w15="http://schemas.microsoft.com/office/word/2012/wordml" xmlns:w16se="http://schemas.microsoft.com/office/word/2015/wordml/symex" xmlns:wpg="http://schemas.microsoft.com/office/word/2010/wordprocessingGroup" xmlns:wpi="http://schemas.microsoft.com/office/word/2010/wordprocessingInk" xmlns:wne="http://schemas.microsoft.com/office/word/2006/wordml" xmlns:wps="http://schemas.microsoft.com/office/word/2010/wordprocessingShape" mc:Ignorable="w14 w15 w16se wp14">
+  <w:abstractNum w:abstractNumId="0" w15:restartNumberingAfterBreak="0">
     <w:nsid w:val="153F3EBC"/>
     <w:multiLevelType w:val="multilevel"/>
     <w:tmpl w:val="F7A038EA"/>
@@ -7864,7 +8038,7 @@
       </w:rPr>
     </w:lvl>
   </w:abstractNum>
-  <w:abstractNum w:abstractNumId="1">
+  <w:abstractNum w:abstractNumId="1" w15:restartNumberingAfterBreak="0">
     <w:nsid w:val="1A8F03CC"/>
     <w:multiLevelType w:val="multilevel"/>
     <w:tmpl w:val="A93A9D30"/>
@@ -8013,7 +8187,7 @@
       </w:rPr>
     </w:lvl>
   </w:abstractNum>
-  <w:abstractNum w:abstractNumId="2">
+  <w:abstractNum w:abstractNumId="2" w15:restartNumberingAfterBreak="0">
     <w:nsid w:val="441C361C"/>
     <w:multiLevelType w:val="hybridMultilevel"/>
     <w:tmpl w:val="12A6C738"/>
@@ -8102,7 +8276,7 @@
       </w:pPr>
     </w:lvl>
   </w:abstractNum>
-  <w:abstractNum w:abstractNumId="3">
+  <w:abstractNum w:abstractNumId="3" w15:restartNumberingAfterBreak="0">
     <w:nsid w:val="5EEE24FF"/>
     <w:multiLevelType w:val="multilevel"/>
     <w:tmpl w:val="F26A7E50"/>
@@ -8251,7 +8425,7 @@
       </w:rPr>
     </w:lvl>
   </w:abstractNum>
-  <w:abstractNum w:abstractNumId="4">
+  <w:abstractNum w:abstractNumId="4" w15:restartNumberingAfterBreak="0">
     <w:nsid w:val="644E4342"/>
     <w:multiLevelType w:val="multilevel"/>
     <w:tmpl w:val="ED8C92CE"/>
@@ -8419,7 +8593,7 @@
 </file>
 
 <file path=word/styles.xml><?xml version="1.0" encoding="utf-8"?>
-<w:styles xmlns:mc="http://schemas.openxmlformats.org/markup-compatibility/2006" xmlns:r="http://schemas.openxmlformats.org/officeDocument/2006/relationships" xmlns:w="http://schemas.openxmlformats.org/wordprocessingml/2006/main" xmlns:w14="http://schemas.microsoft.com/office/word/2010/wordml" xmlns:w15="http://schemas.microsoft.com/office/word/2012/wordml" mc:Ignorable="w14 w15">
+<w:styles xmlns:mc="http://schemas.openxmlformats.org/markup-compatibility/2006" xmlns:r="http://schemas.openxmlformats.org/officeDocument/2006/relationships" xmlns:w="http://schemas.openxmlformats.org/wordprocessingml/2006/main" xmlns:w14="http://schemas.microsoft.com/office/word/2010/wordml" xmlns:w15="http://schemas.microsoft.com/office/word/2012/wordml" xmlns:w16se="http://schemas.microsoft.com/office/word/2015/wordml/symex" mc:Ignorable="w14 w15 w16se">
   <w:docDefaults>
     <w:rPrDefault>
       <w:rPr>
@@ -8890,6 +9064,25 @@
       <w:szCs w:val="20"/>
     </w:rPr>
   </w:style>
+  <w:style w:type="table" w:styleId="TableGrid">
+    <w:name w:val="Table Grid"/>
+    <w:basedOn w:val="TableNormal"/>
+    <w:uiPriority w:val="39"/>
+    <w:rsid w:val="00866A06"/>
+    <w:pPr>
+      <w:spacing w:after="0" w:line="240" w:lineRule="auto"/>
+    </w:pPr>
+    <w:tblPr>
+      <w:tblBorders>
+        <w:top w:val="single" w:sz="4" w:space="0" w:color="auto"/>
+        <w:left w:val="single" w:sz="4" w:space="0" w:color="auto"/>
+        <w:bottom w:val="single" w:sz="4" w:space="0" w:color="auto"/>
+        <w:right w:val="single" w:sz="4" w:space="0" w:color="auto"/>
+        <w:insideH w:val="single" w:sz="4" w:space="0" w:color="auto"/>
+        <w:insideV w:val="single" w:sz="4" w:space="0" w:color="auto"/>
+      </w:tblBorders>
+    </w:tblPr>
+  </w:style>
 </w:styles>
 </file>
 

--- a/Document/Thiết_kế_hệ_thống.docx
+++ b/Document/Thiết_kế_hệ_thống.docx
@@ -1,6 +1,6 @@
 
 <file path=word/document.xml><?xml version="1.0" encoding="utf-8"?>
-<w:document xmlns:wpc="http://schemas.microsoft.com/office/word/2010/wordprocessingCanvas" xmlns:cx="http://schemas.microsoft.com/office/drawing/2014/chartex" xmlns:mc="http://schemas.openxmlformats.org/markup-compatibility/2006" xmlns:o="urn:schemas-microsoft-com:office:office" xmlns:r="http://schemas.openxmlformats.org/officeDocument/2006/relationships" xmlns:m="http://schemas.openxmlformats.org/officeDocument/2006/math" xmlns:v="urn:schemas-microsoft-com:vml" xmlns:wp14="http://schemas.microsoft.com/office/word/2010/wordprocessingDrawing" xmlns:wp="http://schemas.openxmlformats.org/drawingml/2006/wordprocessingDrawing" xmlns:w10="urn:schemas-microsoft-com:office:word" xmlns:w="http://schemas.openxmlformats.org/wordprocessingml/2006/main" xmlns:w14="http://schemas.microsoft.com/office/word/2010/wordml" xmlns:w15="http://schemas.microsoft.com/office/word/2012/wordml" xmlns:w16se="http://schemas.microsoft.com/office/word/2015/wordml/symex" xmlns:wpg="http://schemas.microsoft.com/office/word/2010/wordprocessingGroup" xmlns:wpi="http://schemas.microsoft.com/office/word/2010/wordprocessingInk" xmlns:wne="http://schemas.microsoft.com/office/word/2006/wordml" xmlns:wps="http://schemas.microsoft.com/office/word/2010/wordprocessingShape" mc:Ignorable="w14 w15 w16se wp14">
+<w:document xmlns:wpc="http://schemas.microsoft.com/office/word/2010/wordprocessingCanvas" xmlns:mc="http://schemas.openxmlformats.org/markup-compatibility/2006" xmlns:o="urn:schemas-microsoft-com:office:office" xmlns:r="http://schemas.openxmlformats.org/officeDocument/2006/relationships" xmlns:m="http://schemas.openxmlformats.org/officeDocument/2006/math" xmlns:v="urn:schemas-microsoft-com:vml" xmlns:wp14="http://schemas.microsoft.com/office/word/2010/wordprocessingDrawing" xmlns:wp="http://schemas.openxmlformats.org/drawingml/2006/wordprocessingDrawing" xmlns:w10="urn:schemas-microsoft-com:office:word" xmlns:w="http://schemas.openxmlformats.org/wordprocessingml/2006/main" xmlns:w14="http://schemas.microsoft.com/office/word/2010/wordml" xmlns:w15="http://schemas.microsoft.com/office/word/2012/wordml" xmlns:wpg="http://schemas.microsoft.com/office/word/2010/wordprocessingGroup" xmlns:wpi="http://schemas.microsoft.com/office/word/2010/wordprocessingInk" xmlns:wne="http://schemas.microsoft.com/office/word/2006/wordml" xmlns:wps="http://schemas.microsoft.com/office/word/2010/wordprocessingShape" mc:Ignorable="w14 w15 wp14">
   <w:body>
     <w:p>
       <w:pPr>
@@ -7534,7 +7534,7 @@
           <w:sz w:val="24"/>
           <w:szCs w:val="24"/>
         </w:rPr>
-        <w:t>-</w:t>
+        <w:t xml:space="preserve">3. </w:t>
       </w:r>
       <w:proofErr w:type="spellStart"/>
       <w:r>
@@ -7588,7 +7588,7 @@
           <w:sz w:val="24"/>
           <w:szCs w:val="24"/>
         </w:rPr>
-        <w:t xml:space="preserve"> internet: </w:t>
+        <w:t xml:space="preserve"> internet: AWS</w:t>
       </w:r>
       <w:proofErr w:type="gramStart"/>
       <w:r>
@@ -7597,7 +7597,7 @@
           <w:sz w:val="24"/>
           <w:szCs w:val="24"/>
         </w:rPr>
-        <w:t xml:space="preserve">AWS,  </w:t>
+        <w:t xml:space="preserve">,  </w:t>
       </w:r>
       <w:proofErr w:type="spellStart"/>
       <w:r>
@@ -7616,17 +7616,7 @@
           <w:sz w:val="24"/>
           <w:szCs w:val="24"/>
         </w:rPr>
-        <w:t>, Digita</w:t>
-      </w:r>
-      <w:bookmarkStart w:id="0" w:name="_GoBack"/>
-      <w:bookmarkEnd w:id="0"/>
-      <w:r>
-        <w:rPr>
-          <w:rFonts w:ascii="Times New Roman" w:eastAsia="Times New Roman" w:hAnsi="Times New Roman" w:cs="Times New Roman"/>
-          <w:sz w:val="24"/>
-          <w:szCs w:val="24"/>
-        </w:rPr>
-        <w:t xml:space="preserve">l Ocean, </w:t>
+        <w:t xml:space="preserve">, Digital Ocean, </w:t>
       </w:r>
       <w:proofErr w:type="spellStart"/>
       <w:r>
@@ -7696,6 +7686,60 @@
                 <w:szCs w:val="24"/>
               </w:rPr>
             </w:pPr>
+            <w:proofErr w:type="spellStart"/>
+            <w:r>
+              <w:rPr>
+                <w:rFonts w:ascii="Times New Roman" w:eastAsia="Times New Roman" w:hAnsi="Times New Roman" w:cs="Times New Roman"/>
+                <w:sz w:val="24"/>
+                <w:szCs w:val="24"/>
+              </w:rPr>
+              <w:t>Thông</w:t>
+            </w:r>
+            <w:proofErr w:type="spellEnd"/>
+            <w:r>
+              <w:rPr>
+                <w:rFonts w:ascii="Times New Roman" w:eastAsia="Times New Roman" w:hAnsi="Times New Roman" w:cs="Times New Roman"/>
+                <w:sz w:val="24"/>
+                <w:szCs w:val="24"/>
+              </w:rPr>
+              <w:t xml:space="preserve"> tin Server </w:t>
+            </w:r>
+            <w:proofErr w:type="spellStart"/>
+            <w:r>
+              <w:rPr>
+                <w:rFonts w:ascii="Times New Roman" w:eastAsia="Times New Roman" w:hAnsi="Times New Roman" w:cs="Times New Roman"/>
+                <w:sz w:val="24"/>
+                <w:szCs w:val="24"/>
+              </w:rPr>
+              <w:t>Máy</w:t>
+            </w:r>
+            <w:proofErr w:type="spellEnd"/>
+            <w:r>
+              <w:rPr>
+                <w:rFonts w:ascii="Times New Roman" w:eastAsia="Times New Roman" w:hAnsi="Times New Roman" w:cs="Times New Roman"/>
+                <w:sz w:val="24"/>
+                <w:szCs w:val="24"/>
+              </w:rPr>
+              <w:t xml:space="preserve"> </w:t>
+            </w:r>
+            <w:proofErr w:type="spellStart"/>
+            <w:r>
+              <w:rPr>
+                <w:rFonts w:ascii="Times New Roman" w:eastAsia="Times New Roman" w:hAnsi="Times New Roman" w:cs="Times New Roman"/>
+                <w:sz w:val="24"/>
+                <w:szCs w:val="24"/>
+              </w:rPr>
+              <w:t>Chủ</w:t>
+            </w:r>
+            <w:proofErr w:type="spellEnd"/>
+            <w:r>
+              <w:rPr>
+                <w:rFonts w:ascii="Times New Roman" w:eastAsia="Times New Roman" w:hAnsi="Times New Roman" w:cs="Times New Roman"/>
+                <w:sz w:val="24"/>
+                <w:szCs w:val="24"/>
+              </w:rPr>
+              <w:t xml:space="preserve"> AWS</w:t>
+            </w:r>
           </w:p>
         </w:tc>
       </w:tr>
@@ -7863,6 +7907,87 @@
                 <w:szCs w:val="24"/>
               </w:rPr>
             </w:pPr>
+            <w:r>
+              <w:rPr>
+                <w:rFonts w:ascii="Times New Roman" w:eastAsia="Times New Roman" w:hAnsi="Times New Roman" w:cs="Times New Roman"/>
+                <w:sz w:val="24"/>
+                <w:szCs w:val="24"/>
+              </w:rPr>
+              <w:lastRenderedPageBreak/>
+              <w:t xml:space="preserve">Public IPv4: </w:t>
+            </w:r>
+            <w:r>
+              <w:rPr>
+                <w:rFonts w:ascii="Times New Roman" w:eastAsia="Times New Roman" w:hAnsi="Times New Roman" w:cs="Times New Roman"/>
+                <w:sz w:val="24"/>
+                <w:szCs w:val="24"/>
+              </w:rPr>
+              <w:t>54.250.147.206</w:t>
+            </w:r>
+          </w:p>
+          <w:p>
+            <w:pPr>
+              <w:spacing w:before="100" w:beforeAutospacing="1" w:after="100" w:afterAutospacing="1"/>
+              <w:rPr>
+                <w:rFonts w:ascii="Times New Roman" w:eastAsia="Times New Roman" w:hAnsi="Times New Roman" w:cs="Times New Roman"/>
+                <w:sz w:val="24"/>
+                <w:szCs w:val="24"/>
+              </w:rPr>
+            </w:pPr>
+            <w:r>
+              <w:rPr>
+                <w:rFonts w:ascii="Times New Roman" w:eastAsia="Times New Roman" w:hAnsi="Times New Roman" w:cs="Times New Roman"/>
+                <w:sz w:val="24"/>
+                <w:szCs w:val="24"/>
+              </w:rPr>
+              <w:t xml:space="preserve">Username : </w:t>
+            </w:r>
+            <w:proofErr w:type="spellStart"/>
+            <w:r>
+              <w:rPr>
+                <w:rFonts w:ascii="Times New Roman" w:eastAsia="Times New Roman" w:hAnsi="Times New Roman" w:cs="Times New Roman"/>
+                <w:sz w:val="24"/>
+                <w:szCs w:val="24"/>
+              </w:rPr>
+              <w:t>ubuntu</w:t>
+            </w:r>
+            <w:proofErr w:type="spellEnd"/>
+          </w:p>
+          <w:p>
+            <w:pPr>
+              <w:spacing w:before="100" w:beforeAutospacing="1" w:after="100" w:afterAutospacing="1"/>
+              <w:rPr>
+                <w:rFonts w:ascii="Times New Roman" w:eastAsia="Times New Roman" w:hAnsi="Times New Roman" w:cs="Times New Roman"/>
+                <w:sz w:val="24"/>
+                <w:szCs w:val="24"/>
+              </w:rPr>
+            </w:pPr>
+            <w:proofErr w:type="spellStart"/>
+            <w:r>
+              <w:rPr>
+                <w:rFonts w:ascii="Times New Roman" w:eastAsia="Times New Roman" w:hAnsi="Times New Roman" w:cs="Times New Roman"/>
+                <w:sz w:val="24"/>
+                <w:szCs w:val="24"/>
+              </w:rPr>
+              <w:t>Ssh</w:t>
+            </w:r>
+            <w:proofErr w:type="spellEnd"/>
+            <w:r>
+              <w:rPr>
+                <w:rFonts w:ascii="Times New Roman" w:eastAsia="Times New Roman" w:hAnsi="Times New Roman" w:cs="Times New Roman"/>
+                <w:sz w:val="24"/>
+                <w:szCs w:val="24"/>
+              </w:rPr>
+              <w:t xml:space="preserve"> key: </w:t>
+            </w:r>
+            <w:r>
+              <w:rPr>
+                <w:rFonts w:ascii="Times New Roman" w:eastAsia="Times New Roman" w:hAnsi="Times New Roman" w:cs="Times New Roman"/>
+                <w:sz w:val="24"/>
+                <w:szCs w:val="24"/>
+              </w:rPr>
+              <w:t>LightsailDefaultKey-ap-northeast-1.pem</w:t>
+            </w:r>
           </w:p>
         </w:tc>
       </w:tr>
@@ -7876,6 +8001,1220 @@
           <w:szCs w:val="24"/>
         </w:rPr>
       </w:pPr>
+      <w:r>
+        <w:rPr>
+          <w:rFonts w:ascii="Times New Roman" w:eastAsia="Times New Roman" w:hAnsi="Times New Roman" w:cs="Times New Roman"/>
+          <w:sz w:val="24"/>
+          <w:szCs w:val="24"/>
+        </w:rPr>
+        <w:lastRenderedPageBreak/>
+        <w:t>-</w:t>
+      </w:r>
+      <w:proofErr w:type="spellStart"/>
+      <w:r>
+        <w:rPr>
+          <w:rFonts w:ascii="Times New Roman" w:eastAsia="Times New Roman" w:hAnsi="Times New Roman" w:cs="Times New Roman"/>
+          <w:sz w:val="24"/>
+          <w:szCs w:val="24"/>
+        </w:rPr>
+        <w:t>Kết</w:t>
+      </w:r>
+      <w:proofErr w:type="spellEnd"/>
+      <w:r>
+        <w:rPr>
+          <w:rFonts w:ascii="Times New Roman" w:eastAsia="Times New Roman" w:hAnsi="Times New Roman" w:cs="Times New Roman"/>
+          <w:sz w:val="24"/>
+          <w:szCs w:val="24"/>
+        </w:rPr>
+        <w:t xml:space="preserve"> </w:t>
+      </w:r>
+      <w:proofErr w:type="spellStart"/>
+      <w:r>
+        <w:rPr>
+          <w:rFonts w:ascii="Times New Roman" w:eastAsia="Times New Roman" w:hAnsi="Times New Roman" w:cs="Times New Roman"/>
+          <w:sz w:val="24"/>
+          <w:szCs w:val="24"/>
+        </w:rPr>
+        <w:t>nối</w:t>
+      </w:r>
+      <w:proofErr w:type="spellEnd"/>
+      <w:r>
+        <w:rPr>
+          <w:rFonts w:ascii="Times New Roman" w:eastAsia="Times New Roman" w:hAnsi="Times New Roman" w:cs="Times New Roman"/>
+          <w:sz w:val="24"/>
+          <w:szCs w:val="24"/>
+        </w:rPr>
+        <w:t xml:space="preserve"> </w:t>
+      </w:r>
+      <w:proofErr w:type="spellStart"/>
+      <w:r>
+        <w:rPr>
+          <w:rFonts w:ascii="Times New Roman" w:eastAsia="Times New Roman" w:hAnsi="Times New Roman" w:cs="Times New Roman"/>
+          <w:sz w:val="24"/>
+          <w:szCs w:val="24"/>
+        </w:rPr>
+        <w:t>tới</w:t>
+      </w:r>
+      <w:proofErr w:type="spellEnd"/>
+      <w:r>
+        <w:rPr>
+          <w:rFonts w:ascii="Times New Roman" w:eastAsia="Times New Roman" w:hAnsi="Times New Roman" w:cs="Times New Roman"/>
+          <w:sz w:val="24"/>
+          <w:szCs w:val="24"/>
+        </w:rPr>
+        <w:t xml:space="preserve"> AWS Server </w:t>
+      </w:r>
+      <w:proofErr w:type="spellStart"/>
+      <w:r>
+        <w:rPr>
+          <w:rFonts w:ascii="Times New Roman" w:eastAsia="Times New Roman" w:hAnsi="Times New Roman" w:cs="Times New Roman"/>
+          <w:sz w:val="24"/>
+          <w:szCs w:val="24"/>
+        </w:rPr>
+        <w:t>bằng</w:t>
+      </w:r>
+      <w:proofErr w:type="spellEnd"/>
+      <w:r>
+        <w:rPr>
+          <w:rFonts w:ascii="Times New Roman" w:eastAsia="Times New Roman" w:hAnsi="Times New Roman" w:cs="Times New Roman"/>
+          <w:sz w:val="24"/>
+          <w:szCs w:val="24"/>
+        </w:rPr>
+        <w:t xml:space="preserve"> Putty</w:t>
+      </w:r>
+      <w:r>
+        <w:rPr>
+          <w:rFonts w:ascii="Times New Roman" w:eastAsia="Times New Roman" w:hAnsi="Times New Roman" w:cs="Times New Roman"/>
+          <w:sz w:val="24"/>
+          <w:szCs w:val="24"/>
+        </w:rPr>
+        <w:br/>
+        <w:t>+</w:t>
+      </w:r>
+      <w:proofErr w:type="spellStart"/>
+      <w:r>
+        <w:rPr>
+          <w:rFonts w:ascii="Times New Roman" w:eastAsia="Times New Roman" w:hAnsi="Times New Roman" w:cs="Times New Roman"/>
+          <w:sz w:val="24"/>
+          <w:szCs w:val="24"/>
+        </w:rPr>
+        <w:t>Sử</w:t>
+      </w:r>
+      <w:proofErr w:type="spellEnd"/>
+      <w:r>
+        <w:rPr>
+          <w:rFonts w:ascii="Times New Roman" w:eastAsia="Times New Roman" w:hAnsi="Times New Roman" w:cs="Times New Roman"/>
+          <w:sz w:val="24"/>
+          <w:szCs w:val="24"/>
+        </w:rPr>
+        <w:t xml:space="preserve"> </w:t>
+      </w:r>
+      <w:proofErr w:type="spellStart"/>
+      <w:r>
+        <w:rPr>
+          <w:rFonts w:ascii="Times New Roman" w:eastAsia="Times New Roman" w:hAnsi="Times New Roman" w:cs="Times New Roman"/>
+          <w:sz w:val="24"/>
+          <w:szCs w:val="24"/>
+        </w:rPr>
+        <w:t>dụng</w:t>
+      </w:r>
+      <w:proofErr w:type="spellEnd"/>
+      <w:r>
+        <w:rPr>
+          <w:rFonts w:ascii="Times New Roman" w:eastAsia="Times New Roman" w:hAnsi="Times New Roman" w:cs="Times New Roman"/>
+          <w:sz w:val="24"/>
+          <w:szCs w:val="24"/>
+        </w:rPr>
+        <w:t xml:space="preserve"> </w:t>
+      </w:r>
+      <w:proofErr w:type="spellStart"/>
+      <w:r>
+        <w:rPr>
+          <w:rFonts w:ascii="Times New Roman" w:eastAsia="Times New Roman" w:hAnsi="Times New Roman" w:cs="Times New Roman"/>
+          <w:sz w:val="24"/>
+          <w:szCs w:val="24"/>
+        </w:rPr>
+        <w:t>PuttyGen</w:t>
+      </w:r>
+      <w:proofErr w:type="spellEnd"/>
+      <w:r>
+        <w:rPr>
+          <w:rFonts w:ascii="Times New Roman" w:eastAsia="Times New Roman" w:hAnsi="Times New Roman" w:cs="Times New Roman"/>
+          <w:sz w:val="24"/>
+          <w:szCs w:val="24"/>
+        </w:rPr>
+        <w:t xml:space="preserve"> </w:t>
+      </w:r>
+      <w:proofErr w:type="spellStart"/>
+      <w:r>
+        <w:rPr>
+          <w:rFonts w:ascii="Times New Roman" w:eastAsia="Times New Roman" w:hAnsi="Times New Roman" w:cs="Times New Roman"/>
+          <w:sz w:val="24"/>
+          <w:szCs w:val="24"/>
+        </w:rPr>
+        <w:t>để</w:t>
+      </w:r>
+      <w:proofErr w:type="spellEnd"/>
+      <w:r>
+        <w:rPr>
+          <w:rFonts w:ascii="Times New Roman" w:eastAsia="Times New Roman" w:hAnsi="Times New Roman" w:cs="Times New Roman"/>
+          <w:sz w:val="24"/>
+          <w:szCs w:val="24"/>
+        </w:rPr>
+        <w:t xml:space="preserve"> </w:t>
+      </w:r>
+      <w:proofErr w:type="spellStart"/>
+      <w:r>
+        <w:rPr>
+          <w:rFonts w:ascii="Times New Roman" w:eastAsia="Times New Roman" w:hAnsi="Times New Roman" w:cs="Times New Roman"/>
+          <w:sz w:val="24"/>
+          <w:szCs w:val="24"/>
+        </w:rPr>
+        <w:t>tạo</w:t>
+      </w:r>
+      <w:proofErr w:type="spellEnd"/>
+      <w:r>
+        <w:rPr>
+          <w:rFonts w:ascii="Times New Roman" w:eastAsia="Times New Roman" w:hAnsi="Times New Roman" w:cs="Times New Roman"/>
+          <w:sz w:val="24"/>
+          <w:szCs w:val="24"/>
+        </w:rPr>
+        <w:t xml:space="preserve"> key .</w:t>
+      </w:r>
+      <w:proofErr w:type="spellStart"/>
+      <w:r>
+        <w:rPr>
+          <w:rFonts w:ascii="Times New Roman" w:eastAsia="Times New Roman" w:hAnsi="Times New Roman" w:cs="Times New Roman"/>
+          <w:sz w:val="24"/>
+          <w:szCs w:val="24"/>
+        </w:rPr>
+        <w:t>ppk</w:t>
+      </w:r>
+      <w:proofErr w:type="spellEnd"/>
+      <w:r>
+        <w:rPr>
+          <w:rFonts w:ascii="Times New Roman" w:eastAsia="Times New Roman" w:hAnsi="Times New Roman" w:cs="Times New Roman"/>
+          <w:sz w:val="24"/>
+          <w:szCs w:val="24"/>
+        </w:rPr>
+        <w:t xml:space="preserve"> (</w:t>
+      </w:r>
+      <w:proofErr w:type="spellStart"/>
+      <w:r>
+        <w:rPr>
+          <w:rFonts w:ascii="Times New Roman" w:eastAsia="Times New Roman" w:hAnsi="Times New Roman" w:cs="Times New Roman"/>
+          <w:sz w:val="24"/>
+          <w:szCs w:val="24"/>
+        </w:rPr>
+        <w:t>Paraphase</w:t>
+      </w:r>
+      <w:proofErr w:type="spellEnd"/>
+      <w:r>
+        <w:rPr>
+          <w:rFonts w:ascii="Times New Roman" w:eastAsia="Times New Roman" w:hAnsi="Times New Roman" w:cs="Times New Roman"/>
+          <w:sz w:val="24"/>
+          <w:szCs w:val="24"/>
+        </w:rPr>
+        <w:t xml:space="preserve"> password -&gt;Create private key)</w:t>
+      </w:r>
+    </w:p>
+    <w:p>
+      <w:pPr>
+        <w:spacing w:before="100" w:beforeAutospacing="1" w:after="100" w:afterAutospacing="1" w:line="240" w:lineRule="auto"/>
+        <w:rPr>
+          <w:rFonts w:ascii="Times New Roman" w:eastAsia="Times New Roman" w:hAnsi="Times New Roman" w:cs="Times New Roman"/>
+          <w:sz w:val="24"/>
+          <w:szCs w:val="24"/>
+        </w:rPr>
+      </w:pPr>
+      <w:r>
+        <w:rPr>
+          <w:rFonts w:ascii="Times New Roman" w:eastAsia="Times New Roman" w:hAnsi="Times New Roman" w:cs="Times New Roman"/>
+          <w:sz w:val="24"/>
+          <w:szCs w:val="24"/>
+        </w:rPr>
+        <w:t>+</w:t>
+      </w:r>
+      <w:proofErr w:type="spellStart"/>
+      <w:r>
+        <w:rPr>
+          <w:rFonts w:ascii="Times New Roman" w:eastAsia="Times New Roman" w:hAnsi="Times New Roman" w:cs="Times New Roman"/>
+          <w:sz w:val="24"/>
+          <w:szCs w:val="24"/>
+        </w:rPr>
+        <w:t>Trong</w:t>
+      </w:r>
+      <w:proofErr w:type="spellEnd"/>
+      <w:r>
+        <w:rPr>
+          <w:rFonts w:ascii="Times New Roman" w:eastAsia="Times New Roman" w:hAnsi="Times New Roman" w:cs="Times New Roman"/>
+          <w:sz w:val="24"/>
+          <w:szCs w:val="24"/>
+        </w:rPr>
+        <w:t xml:space="preserve"> putty, SSH/Authentication/Credential paste private key.</w:t>
+      </w:r>
+    </w:p>
+    <w:p>
+      <w:pPr>
+        <w:spacing w:before="100" w:beforeAutospacing="1" w:after="100" w:afterAutospacing="1" w:line="240" w:lineRule="auto"/>
+        <w:rPr>
+          <w:rFonts w:ascii="Times New Roman" w:eastAsia="Times New Roman" w:hAnsi="Times New Roman" w:cs="Times New Roman"/>
+          <w:sz w:val="24"/>
+          <w:szCs w:val="24"/>
+        </w:rPr>
+      </w:pPr>
+      <w:r>
+        <w:rPr>
+          <w:rFonts w:ascii="Times New Roman" w:eastAsia="Times New Roman" w:hAnsi="Times New Roman" w:cs="Times New Roman"/>
+          <w:sz w:val="24"/>
+          <w:szCs w:val="24"/>
+        </w:rPr>
+        <w:t xml:space="preserve">+Quay </w:t>
+      </w:r>
+      <w:proofErr w:type="spellStart"/>
+      <w:r>
+        <w:rPr>
+          <w:rFonts w:ascii="Times New Roman" w:eastAsia="Times New Roman" w:hAnsi="Times New Roman" w:cs="Times New Roman"/>
+          <w:sz w:val="24"/>
+          <w:szCs w:val="24"/>
+        </w:rPr>
+        <w:t>lại</w:t>
+      </w:r>
+      <w:proofErr w:type="spellEnd"/>
+      <w:r>
+        <w:rPr>
+          <w:rFonts w:ascii="Times New Roman" w:eastAsia="Times New Roman" w:hAnsi="Times New Roman" w:cs="Times New Roman"/>
+          <w:sz w:val="24"/>
+          <w:szCs w:val="24"/>
+        </w:rPr>
+        <w:t xml:space="preserve"> Session: </w:t>
+      </w:r>
+      <w:proofErr w:type="spellStart"/>
+      <w:r>
+        <w:rPr>
+          <w:rFonts w:ascii="Times New Roman" w:eastAsia="Times New Roman" w:hAnsi="Times New Roman" w:cs="Times New Roman"/>
+          <w:sz w:val="24"/>
+          <w:szCs w:val="24"/>
+        </w:rPr>
+        <w:t>Nhập</w:t>
+      </w:r>
+      <w:proofErr w:type="spellEnd"/>
+      <w:r>
+        <w:rPr>
+          <w:rFonts w:ascii="Times New Roman" w:eastAsia="Times New Roman" w:hAnsi="Times New Roman" w:cs="Times New Roman"/>
+          <w:sz w:val="24"/>
+          <w:szCs w:val="24"/>
+        </w:rPr>
+        <w:t xml:space="preserve"> host </w:t>
+      </w:r>
+      <w:proofErr w:type="spellStart"/>
+      <w:r>
+        <w:rPr>
+          <w:rFonts w:ascii="Times New Roman" w:eastAsia="Times New Roman" w:hAnsi="Times New Roman" w:cs="Times New Roman"/>
+          <w:sz w:val="24"/>
+          <w:szCs w:val="24"/>
+        </w:rPr>
+        <w:t>là</w:t>
+      </w:r>
+      <w:proofErr w:type="spellEnd"/>
+      <w:r>
+        <w:rPr>
+          <w:rFonts w:ascii="Times New Roman" w:eastAsia="Times New Roman" w:hAnsi="Times New Roman" w:cs="Times New Roman"/>
+          <w:sz w:val="24"/>
+          <w:szCs w:val="24"/>
+        </w:rPr>
+        <w:t xml:space="preserve"> username@ipv4, port</w:t>
+      </w:r>
+      <w:proofErr w:type="gramStart"/>
+      <w:r>
+        <w:rPr>
+          <w:rFonts w:ascii="Times New Roman" w:eastAsia="Times New Roman" w:hAnsi="Times New Roman" w:cs="Times New Roman"/>
+          <w:sz w:val="24"/>
+          <w:szCs w:val="24"/>
+        </w:rPr>
+        <w:t>:22</w:t>
+      </w:r>
+      <w:proofErr w:type="gramEnd"/>
+      <w:r>
+        <w:rPr>
+          <w:rFonts w:ascii="Times New Roman" w:eastAsia="Times New Roman" w:hAnsi="Times New Roman" w:cs="Times New Roman"/>
+          <w:sz w:val="24"/>
+          <w:szCs w:val="24"/>
+        </w:rPr>
+        <w:t xml:space="preserve">, </w:t>
+      </w:r>
+      <w:proofErr w:type="spellStart"/>
+      <w:r>
+        <w:rPr>
+          <w:rFonts w:ascii="Times New Roman" w:eastAsia="Times New Roman" w:hAnsi="Times New Roman" w:cs="Times New Roman"/>
+          <w:sz w:val="24"/>
+          <w:szCs w:val="24"/>
+        </w:rPr>
+        <w:t>đặt</w:t>
+      </w:r>
+      <w:proofErr w:type="spellEnd"/>
+      <w:r>
+        <w:rPr>
+          <w:rFonts w:ascii="Times New Roman" w:eastAsia="Times New Roman" w:hAnsi="Times New Roman" w:cs="Times New Roman"/>
+          <w:sz w:val="24"/>
+          <w:szCs w:val="24"/>
+        </w:rPr>
+        <w:t xml:space="preserve"> </w:t>
+      </w:r>
+      <w:proofErr w:type="spellStart"/>
+      <w:r>
+        <w:rPr>
+          <w:rFonts w:ascii="Times New Roman" w:eastAsia="Times New Roman" w:hAnsi="Times New Roman" w:cs="Times New Roman"/>
+          <w:sz w:val="24"/>
+          <w:szCs w:val="24"/>
+        </w:rPr>
+        <w:t>tên</w:t>
+      </w:r>
+      <w:proofErr w:type="spellEnd"/>
+      <w:r>
+        <w:rPr>
+          <w:rFonts w:ascii="Times New Roman" w:eastAsia="Times New Roman" w:hAnsi="Times New Roman" w:cs="Times New Roman"/>
+          <w:sz w:val="24"/>
+          <w:szCs w:val="24"/>
+        </w:rPr>
+        <w:t xml:space="preserve"> session </w:t>
+      </w:r>
+      <w:proofErr w:type="spellStart"/>
+      <w:r>
+        <w:rPr>
+          <w:rFonts w:ascii="Times New Roman" w:eastAsia="Times New Roman" w:hAnsi="Times New Roman" w:cs="Times New Roman"/>
+          <w:sz w:val="24"/>
+          <w:szCs w:val="24"/>
+        </w:rPr>
+        <w:t>và</w:t>
+      </w:r>
+      <w:proofErr w:type="spellEnd"/>
+      <w:r>
+        <w:rPr>
+          <w:rFonts w:ascii="Times New Roman" w:eastAsia="Times New Roman" w:hAnsi="Times New Roman" w:cs="Times New Roman"/>
+          <w:sz w:val="24"/>
+          <w:szCs w:val="24"/>
+        </w:rPr>
+        <w:t xml:space="preserve"> </w:t>
+      </w:r>
+      <w:proofErr w:type="spellStart"/>
+      <w:r>
+        <w:rPr>
+          <w:rFonts w:ascii="Times New Roman" w:eastAsia="Times New Roman" w:hAnsi="Times New Roman" w:cs="Times New Roman"/>
+          <w:sz w:val="24"/>
+          <w:szCs w:val="24"/>
+        </w:rPr>
+        <w:t>lưu</w:t>
+      </w:r>
+      <w:proofErr w:type="spellEnd"/>
+      <w:r>
+        <w:rPr>
+          <w:rFonts w:ascii="Times New Roman" w:eastAsia="Times New Roman" w:hAnsi="Times New Roman" w:cs="Times New Roman"/>
+          <w:sz w:val="24"/>
+          <w:szCs w:val="24"/>
+        </w:rPr>
+        <w:t xml:space="preserve">, </w:t>
+      </w:r>
+      <w:proofErr w:type="spellStart"/>
+      <w:r>
+        <w:rPr>
+          <w:rFonts w:ascii="Times New Roman" w:eastAsia="Times New Roman" w:hAnsi="Times New Roman" w:cs="Times New Roman"/>
+          <w:sz w:val="24"/>
+          <w:szCs w:val="24"/>
+        </w:rPr>
+        <w:t>sau</w:t>
+      </w:r>
+      <w:proofErr w:type="spellEnd"/>
+      <w:r>
+        <w:rPr>
+          <w:rFonts w:ascii="Times New Roman" w:eastAsia="Times New Roman" w:hAnsi="Times New Roman" w:cs="Times New Roman"/>
+          <w:sz w:val="24"/>
+          <w:szCs w:val="24"/>
+        </w:rPr>
+        <w:t xml:space="preserve"> </w:t>
+      </w:r>
+      <w:proofErr w:type="spellStart"/>
+      <w:r>
+        <w:rPr>
+          <w:rFonts w:ascii="Times New Roman" w:eastAsia="Times New Roman" w:hAnsi="Times New Roman" w:cs="Times New Roman"/>
+          <w:sz w:val="24"/>
+          <w:szCs w:val="24"/>
+        </w:rPr>
+        <w:t>khi</w:t>
+      </w:r>
+      <w:proofErr w:type="spellEnd"/>
+      <w:r>
+        <w:rPr>
+          <w:rFonts w:ascii="Times New Roman" w:eastAsia="Times New Roman" w:hAnsi="Times New Roman" w:cs="Times New Roman"/>
+          <w:sz w:val="24"/>
+          <w:szCs w:val="24"/>
+        </w:rPr>
+        <w:t xml:space="preserve"> </w:t>
+      </w:r>
+      <w:proofErr w:type="spellStart"/>
+      <w:r>
+        <w:rPr>
+          <w:rFonts w:ascii="Times New Roman" w:eastAsia="Times New Roman" w:hAnsi="Times New Roman" w:cs="Times New Roman"/>
+          <w:sz w:val="24"/>
+          <w:szCs w:val="24"/>
+        </w:rPr>
+        <w:t>truy</w:t>
+      </w:r>
+      <w:proofErr w:type="spellEnd"/>
+      <w:r>
+        <w:rPr>
+          <w:rFonts w:ascii="Times New Roman" w:eastAsia="Times New Roman" w:hAnsi="Times New Roman" w:cs="Times New Roman"/>
+          <w:sz w:val="24"/>
+          <w:szCs w:val="24"/>
+        </w:rPr>
+        <w:t xml:space="preserve"> </w:t>
+      </w:r>
+      <w:proofErr w:type="spellStart"/>
+      <w:r>
+        <w:rPr>
+          <w:rFonts w:ascii="Times New Roman" w:eastAsia="Times New Roman" w:hAnsi="Times New Roman" w:cs="Times New Roman"/>
+          <w:sz w:val="24"/>
+          <w:szCs w:val="24"/>
+        </w:rPr>
+        <w:t>cập</w:t>
+      </w:r>
+      <w:proofErr w:type="spellEnd"/>
+      <w:r>
+        <w:rPr>
+          <w:rFonts w:ascii="Times New Roman" w:eastAsia="Times New Roman" w:hAnsi="Times New Roman" w:cs="Times New Roman"/>
+          <w:sz w:val="24"/>
+          <w:szCs w:val="24"/>
+        </w:rPr>
+        <w:t xml:space="preserve">, </w:t>
+      </w:r>
+      <w:proofErr w:type="spellStart"/>
+      <w:r>
+        <w:rPr>
+          <w:rFonts w:ascii="Times New Roman" w:eastAsia="Times New Roman" w:hAnsi="Times New Roman" w:cs="Times New Roman"/>
+          <w:sz w:val="24"/>
+          <w:szCs w:val="24"/>
+        </w:rPr>
+        <w:t>nhập</w:t>
+      </w:r>
+      <w:proofErr w:type="spellEnd"/>
+      <w:r>
+        <w:rPr>
+          <w:rFonts w:ascii="Times New Roman" w:eastAsia="Times New Roman" w:hAnsi="Times New Roman" w:cs="Times New Roman"/>
+          <w:sz w:val="24"/>
+          <w:szCs w:val="24"/>
+        </w:rPr>
+        <w:t xml:space="preserve"> password </w:t>
+      </w:r>
+      <w:proofErr w:type="spellStart"/>
+      <w:r>
+        <w:rPr>
+          <w:rFonts w:ascii="Times New Roman" w:eastAsia="Times New Roman" w:hAnsi="Times New Roman" w:cs="Times New Roman"/>
+          <w:sz w:val="24"/>
+          <w:szCs w:val="24"/>
+        </w:rPr>
+        <w:t>đã</w:t>
+      </w:r>
+      <w:proofErr w:type="spellEnd"/>
+      <w:r>
+        <w:rPr>
+          <w:rFonts w:ascii="Times New Roman" w:eastAsia="Times New Roman" w:hAnsi="Times New Roman" w:cs="Times New Roman"/>
+          <w:sz w:val="24"/>
+          <w:szCs w:val="24"/>
+        </w:rPr>
+        <w:t xml:space="preserve"> </w:t>
+      </w:r>
+      <w:proofErr w:type="spellStart"/>
+      <w:r>
+        <w:rPr>
+          <w:rFonts w:ascii="Times New Roman" w:eastAsia="Times New Roman" w:hAnsi="Times New Roman" w:cs="Times New Roman"/>
+          <w:sz w:val="24"/>
+          <w:szCs w:val="24"/>
+        </w:rPr>
+        <w:t>lưu</w:t>
+      </w:r>
+      <w:proofErr w:type="spellEnd"/>
+      <w:r>
+        <w:rPr>
+          <w:rFonts w:ascii="Times New Roman" w:eastAsia="Times New Roman" w:hAnsi="Times New Roman" w:cs="Times New Roman"/>
+          <w:sz w:val="24"/>
+          <w:szCs w:val="24"/>
+        </w:rPr>
+        <w:t xml:space="preserve"> </w:t>
+      </w:r>
+      <w:proofErr w:type="spellStart"/>
+      <w:r>
+        <w:rPr>
+          <w:rFonts w:ascii="Times New Roman" w:eastAsia="Times New Roman" w:hAnsi="Times New Roman" w:cs="Times New Roman"/>
+          <w:sz w:val="24"/>
+          <w:szCs w:val="24"/>
+        </w:rPr>
+        <w:t>trước</w:t>
+      </w:r>
+      <w:proofErr w:type="spellEnd"/>
+      <w:r>
+        <w:rPr>
+          <w:rFonts w:ascii="Times New Roman" w:eastAsia="Times New Roman" w:hAnsi="Times New Roman" w:cs="Times New Roman"/>
+          <w:sz w:val="24"/>
+          <w:szCs w:val="24"/>
+        </w:rPr>
+        <w:t xml:space="preserve"> </w:t>
+      </w:r>
+      <w:proofErr w:type="spellStart"/>
+      <w:r>
+        <w:rPr>
+          <w:rFonts w:ascii="Times New Roman" w:eastAsia="Times New Roman" w:hAnsi="Times New Roman" w:cs="Times New Roman"/>
+          <w:sz w:val="24"/>
+          <w:szCs w:val="24"/>
+        </w:rPr>
+        <w:t>đó</w:t>
+      </w:r>
+      <w:proofErr w:type="spellEnd"/>
+      <w:r>
+        <w:rPr>
+          <w:rFonts w:ascii="Times New Roman" w:eastAsia="Times New Roman" w:hAnsi="Times New Roman" w:cs="Times New Roman"/>
+          <w:sz w:val="24"/>
+          <w:szCs w:val="24"/>
+        </w:rPr>
+        <w:t>.</w:t>
+      </w:r>
+    </w:p>
+    <w:p>
+      <w:pPr>
+        <w:spacing w:before="100" w:beforeAutospacing="1" w:after="100" w:afterAutospacing="1" w:line="240" w:lineRule="auto"/>
+        <w:rPr>
+          <w:rFonts w:ascii="Times New Roman" w:eastAsia="Times New Roman" w:hAnsi="Times New Roman" w:cs="Times New Roman"/>
+          <w:sz w:val="24"/>
+          <w:szCs w:val="24"/>
+        </w:rPr>
+      </w:pPr>
+      <w:r>
+        <w:rPr>
+          <w:rFonts w:ascii="Times New Roman" w:eastAsia="Times New Roman" w:hAnsi="Times New Roman" w:cs="Times New Roman"/>
+          <w:sz w:val="24"/>
+          <w:szCs w:val="24"/>
+        </w:rPr>
+        <w:t>+</w:t>
+      </w:r>
+      <w:proofErr w:type="spellStart"/>
+      <w:r>
+        <w:rPr>
+          <w:rFonts w:ascii="Times New Roman" w:eastAsia="Times New Roman" w:hAnsi="Times New Roman" w:cs="Times New Roman"/>
+          <w:sz w:val="24"/>
+          <w:szCs w:val="24"/>
+        </w:rPr>
+        <w:t>Cài</w:t>
+      </w:r>
+      <w:proofErr w:type="spellEnd"/>
+      <w:r>
+        <w:rPr>
+          <w:rFonts w:ascii="Times New Roman" w:eastAsia="Times New Roman" w:hAnsi="Times New Roman" w:cs="Times New Roman"/>
+          <w:sz w:val="24"/>
+          <w:szCs w:val="24"/>
+        </w:rPr>
+        <w:t xml:space="preserve"> </w:t>
+      </w:r>
+      <w:proofErr w:type="spellStart"/>
+      <w:r>
+        <w:rPr>
+          <w:rFonts w:ascii="Times New Roman" w:eastAsia="Times New Roman" w:hAnsi="Times New Roman" w:cs="Times New Roman"/>
+          <w:sz w:val="24"/>
+          <w:szCs w:val="24"/>
+        </w:rPr>
+        <w:t>đặt</w:t>
+      </w:r>
+      <w:proofErr w:type="spellEnd"/>
+      <w:r>
+        <w:rPr>
+          <w:rFonts w:ascii="Times New Roman" w:eastAsia="Times New Roman" w:hAnsi="Times New Roman" w:cs="Times New Roman"/>
+          <w:sz w:val="24"/>
+          <w:szCs w:val="24"/>
+        </w:rPr>
+        <w:t xml:space="preserve"> Java:</w:t>
+      </w:r>
+    </w:p>
+    <w:p>
+      <w:pPr>
+        <w:spacing w:before="100" w:beforeAutospacing="1" w:after="100" w:afterAutospacing="1" w:line="240" w:lineRule="auto"/>
+        <w:rPr>
+          <w:rFonts w:ascii="Times New Roman" w:eastAsia="Times New Roman" w:hAnsi="Times New Roman" w:cs="Times New Roman"/>
+          <w:sz w:val="24"/>
+          <w:szCs w:val="24"/>
+        </w:rPr>
+      </w:pPr>
+      <w:r>
+        <w:rPr>
+          <w:rFonts w:ascii="Times New Roman" w:eastAsia="Times New Roman" w:hAnsi="Times New Roman" w:cs="Times New Roman"/>
+          <w:sz w:val="24"/>
+          <w:szCs w:val="24"/>
+        </w:rPr>
+        <w:drawing>
+          <wp:inline distT="0" distB="0" distL="0" distR="0" wp14:anchorId="010C5E9C" wp14:editId="1D9C0AB4">
+            <wp:extent cx="3071126" cy="396274"/>
+            <wp:effectExtent l="0" t="0" r="0" b="3810"/>
+            <wp:docPr id="16" name="Picture 16"/>
+            <wp:cNvGraphicFramePr>
+              <a:graphicFrameLocks xmlns:a="http://schemas.openxmlformats.org/drawingml/2006/main" noChangeAspect="1"/>
+            </wp:cNvGraphicFramePr>
+            <a:graphic xmlns:a="http://schemas.openxmlformats.org/drawingml/2006/main">
+              <a:graphicData uri="http://schemas.openxmlformats.org/drawingml/2006/picture">
+                <pic:pic xmlns:pic="http://schemas.openxmlformats.org/drawingml/2006/picture">
+                  <pic:nvPicPr>
+                    <pic:cNvPr id="1" name=""/>
+                    <pic:cNvPicPr/>
+                  </pic:nvPicPr>
+                  <pic:blipFill>
+                    <a:blip r:embed="rId20"/>
+                    <a:stretch>
+                      <a:fillRect/>
+                    </a:stretch>
+                  </pic:blipFill>
+                  <pic:spPr>
+                    <a:xfrm>
+                      <a:off x="0" y="0"/>
+                      <a:ext cx="3071126" cy="396274"/>
+                    </a:xfrm>
+                    <a:prstGeom prst="rect">
+                      <a:avLst/>
+                    </a:prstGeom>
+                  </pic:spPr>
+                </pic:pic>
+              </a:graphicData>
+            </a:graphic>
+          </wp:inline>
+        </w:drawing>
+      </w:r>
+    </w:p>
+    <w:p>
+      <w:pPr>
+        <w:spacing w:before="100" w:beforeAutospacing="1" w:after="100" w:afterAutospacing="1" w:line="240" w:lineRule="auto"/>
+        <w:rPr>
+          <w:rFonts w:ascii="Times New Roman" w:eastAsia="Times New Roman" w:hAnsi="Times New Roman" w:cs="Times New Roman"/>
+          <w:sz w:val="24"/>
+          <w:szCs w:val="24"/>
+        </w:rPr>
+      </w:pPr>
+      <w:r>
+        <w:rPr>
+          <w:rFonts w:ascii="Times New Roman" w:eastAsia="Times New Roman" w:hAnsi="Times New Roman" w:cs="Times New Roman"/>
+          <w:sz w:val="24"/>
+          <w:szCs w:val="24"/>
+        </w:rPr>
+        <w:t>+</w:t>
+      </w:r>
+      <w:proofErr w:type="spellStart"/>
+      <w:r>
+        <w:rPr>
+          <w:rFonts w:ascii="Times New Roman" w:eastAsia="Times New Roman" w:hAnsi="Times New Roman" w:cs="Times New Roman"/>
+          <w:sz w:val="24"/>
+          <w:szCs w:val="24"/>
+        </w:rPr>
+        <w:t>Chạy</w:t>
+      </w:r>
+      <w:proofErr w:type="spellEnd"/>
+      <w:r>
+        <w:rPr>
+          <w:rFonts w:ascii="Times New Roman" w:eastAsia="Times New Roman" w:hAnsi="Times New Roman" w:cs="Times New Roman"/>
+          <w:sz w:val="24"/>
+          <w:szCs w:val="24"/>
+        </w:rPr>
+        <w:t xml:space="preserve"> app: java –jar</w:t>
+      </w:r>
+      <w:r>
+        <w:rPr>
+          <w:rFonts w:ascii="Times New Roman" w:eastAsia="Times New Roman" w:hAnsi="Times New Roman" w:cs="Times New Roman"/>
+          <w:sz w:val="24"/>
+          <w:szCs w:val="24"/>
+        </w:rPr>
+        <w:t xml:space="preserve"> -&gt; </w:t>
+      </w:r>
+      <w:proofErr w:type="spellStart"/>
+      <w:r>
+        <w:rPr>
+          <w:rFonts w:ascii="Times New Roman" w:eastAsia="Times New Roman" w:hAnsi="Times New Roman" w:cs="Times New Roman"/>
+          <w:sz w:val="24"/>
+          <w:szCs w:val="24"/>
+        </w:rPr>
+        <w:t>Sau</w:t>
+      </w:r>
+      <w:proofErr w:type="spellEnd"/>
+      <w:r>
+        <w:rPr>
+          <w:rFonts w:ascii="Times New Roman" w:eastAsia="Times New Roman" w:hAnsi="Times New Roman" w:cs="Times New Roman"/>
+          <w:sz w:val="24"/>
+          <w:szCs w:val="24"/>
+        </w:rPr>
+        <w:t xml:space="preserve"> </w:t>
+      </w:r>
+      <w:proofErr w:type="spellStart"/>
+      <w:r>
+        <w:rPr>
+          <w:rFonts w:ascii="Times New Roman" w:eastAsia="Times New Roman" w:hAnsi="Times New Roman" w:cs="Times New Roman"/>
+          <w:sz w:val="24"/>
+          <w:szCs w:val="24"/>
+        </w:rPr>
+        <w:t>khi</w:t>
+      </w:r>
+      <w:proofErr w:type="spellEnd"/>
+      <w:r>
+        <w:rPr>
+          <w:rFonts w:ascii="Times New Roman" w:eastAsia="Times New Roman" w:hAnsi="Times New Roman" w:cs="Times New Roman"/>
+          <w:sz w:val="24"/>
+          <w:szCs w:val="24"/>
+        </w:rPr>
+        <w:t xml:space="preserve"> </w:t>
+      </w:r>
+      <w:proofErr w:type="spellStart"/>
+      <w:r>
+        <w:rPr>
+          <w:rFonts w:ascii="Times New Roman" w:eastAsia="Times New Roman" w:hAnsi="Times New Roman" w:cs="Times New Roman"/>
+          <w:sz w:val="24"/>
+          <w:szCs w:val="24"/>
+        </w:rPr>
+        <w:t>thoát</w:t>
+      </w:r>
+      <w:proofErr w:type="spellEnd"/>
+      <w:r>
+        <w:rPr>
+          <w:rFonts w:ascii="Times New Roman" w:eastAsia="Times New Roman" w:hAnsi="Times New Roman" w:cs="Times New Roman"/>
+          <w:sz w:val="24"/>
+          <w:szCs w:val="24"/>
+        </w:rPr>
+        <w:t xml:space="preserve"> session, app </w:t>
+      </w:r>
+      <w:proofErr w:type="spellStart"/>
+      <w:r>
+        <w:rPr>
+          <w:rFonts w:ascii="Times New Roman" w:eastAsia="Times New Roman" w:hAnsi="Times New Roman" w:cs="Times New Roman"/>
+          <w:sz w:val="24"/>
+          <w:szCs w:val="24"/>
+        </w:rPr>
+        <w:t>sẽ</w:t>
+      </w:r>
+      <w:proofErr w:type="spellEnd"/>
+      <w:r>
+        <w:rPr>
+          <w:rFonts w:ascii="Times New Roman" w:eastAsia="Times New Roman" w:hAnsi="Times New Roman" w:cs="Times New Roman"/>
+          <w:sz w:val="24"/>
+          <w:szCs w:val="24"/>
+        </w:rPr>
+        <w:t xml:space="preserve"> </w:t>
+      </w:r>
+      <w:proofErr w:type="spellStart"/>
+      <w:r>
+        <w:rPr>
+          <w:rFonts w:ascii="Times New Roman" w:eastAsia="Times New Roman" w:hAnsi="Times New Roman" w:cs="Times New Roman"/>
+          <w:sz w:val="24"/>
+          <w:szCs w:val="24"/>
+        </w:rPr>
+        <w:t>tắt</w:t>
+      </w:r>
+      <w:proofErr w:type="spellEnd"/>
+    </w:p>
+    <w:p>
+      <w:pPr>
+        <w:spacing w:before="100" w:beforeAutospacing="1" w:after="100" w:afterAutospacing="1" w:line="240" w:lineRule="auto"/>
+        <w:rPr>
+          <w:rFonts w:ascii="Times New Roman" w:eastAsia="Times New Roman" w:hAnsi="Times New Roman" w:cs="Times New Roman"/>
+          <w:sz w:val="24"/>
+          <w:szCs w:val="24"/>
+        </w:rPr>
+      </w:pPr>
+      <w:r>
+        <w:rPr>
+          <w:rFonts w:ascii="Times New Roman" w:eastAsia="Times New Roman" w:hAnsi="Times New Roman" w:cs="Times New Roman"/>
+          <w:sz w:val="24"/>
+          <w:szCs w:val="24"/>
+        </w:rPr>
+        <w:t>+</w:t>
+      </w:r>
+      <w:proofErr w:type="spellStart"/>
+      <w:r>
+        <w:rPr>
+          <w:rFonts w:ascii="Times New Roman" w:eastAsia="Times New Roman" w:hAnsi="Times New Roman" w:cs="Times New Roman"/>
+          <w:sz w:val="24"/>
+          <w:szCs w:val="24"/>
+        </w:rPr>
+        <w:t>Chạy</w:t>
+      </w:r>
+      <w:proofErr w:type="spellEnd"/>
+      <w:r>
+        <w:rPr>
+          <w:rFonts w:ascii="Times New Roman" w:eastAsia="Times New Roman" w:hAnsi="Times New Roman" w:cs="Times New Roman"/>
+          <w:sz w:val="24"/>
+          <w:szCs w:val="24"/>
+        </w:rPr>
+        <w:t xml:space="preserve"> </w:t>
+      </w:r>
+      <w:proofErr w:type="spellStart"/>
+      <w:r>
+        <w:rPr>
+          <w:rFonts w:ascii="Times New Roman" w:eastAsia="Times New Roman" w:hAnsi="Times New Roman" w:cs="Times New Roman"/>
+          <w:sz w:val="24"/>
+          <w:szCs w:val="24"/>
+        </w:rPr>
+        <w:t>ứng</w:t>
+      </w:r>
+      <w:proofErr w:type="spellEnd"/>
+      <w:r>
+        <w:rPr>
+          <w:rFonts w:ascii="Times New Roman" w:eastAsia="Times New Roman" w:hAnsi="Times New Roman" w:cs="Times New Roman"/>
+          <w:sz w:val="24"/>
+          <w:szCs w:val="24"/>
+        </w:rPr>
+        <w:t xml:space="preserve"> </w:t>
+      </w:r>
+      <w:proofErr w:type="spellStart"/>
+      <w:r>
+        <w:rPr>
+          <w:rFonts w:ascii="Times New Roman" w:eastAsia="Times New Roman" w:hAnsi="Times New Roman" w:cs="Times New Roman"/>
+          <w:sz w:val="24"/>
+          <w:szCs w:val="24"/>
+        </w:rPr>
+        <w:t>dụng</w:t>
+      </w:r>
+      <w:proofErr w:type="spellEnd"/>
+      <w:r>
+        <w:rPr>
+          <w:rFonts w:ascii="Times New Roman" w:eastAsia="Times New Roman" w:hAnsi="Times New Roman" w:cs="Times New Roman"/>
+          <w:sz w:val="24"/>
+          <w:szCs w:val="24"/>
+        </w:rPr>
+        <w:t xml:space="preserve"> </w:t>
+      </w:r>
+      <w:proofErr w:type="spellStart"/>
+      <w:r>
+        <w:rPr>
+          <w:rFonts w:ascii="Times New Roman" w:eastAsia="Times New Roman" w:hAnsi="Times New Roman" w:cs="Times New Roman"/>
+          <w:sz w:val="24"/>
+          <w:szCs w:val="24"/>
+        </w:rPr>
+        <w:t>dưới</w:t>
+      </w:r>
+      <w:proofErr w:type="spellEnd"/>
+      <w:r>
+        <w:rPr>
+          <w:rFonts w:ascii="Times New Roman" w:eastAsia="Times New Roman" w:hAnsi="Times New Roman" w:cs="Times New Roman"/>
+          <w:sz w:val="24"/>
+          <w:szCs w:val="24"/>
+        </w:rPr>
+        <w:t xml:space="preserve"> </w:t>
+      </w:r>
+      <w:proofErr w:type="spellStart"/>
+      <w:r>
+        <w:rPr>
+          <w:rFonts w:ascii="Times New Roman" w:eastAsia="Times New Roman" w:hAnsi="Times New Roman" w:cs="Times New Roman"/>
+          <w:sz w:val="24"/>
+          <w:szCs w:val="24"/>
+        </w:rPr>
+        <w:t>chế</w:t>
+      </w:r>
+      <w:proofErr w:type="spellEnd"/>
+      <w:r>
+        <w:rPr>
+          <w:rFonts w:ascii="Times New Roman" w:eastAsia="Times New Roman" w:hAnsi="Times New Roman" w:cs="Times New Roman"/>
+          <w:sz w:val="24"/>
+          <w:szCs w:val="24"/>
+        </w:rPr>
+        <w:t xml:space="preserve"> </w:t>
+      </w:r>
+      <w:proofErr w:type="spellStart"/>
+      <w:r>
+        <w:rPr>
+          <w:rFonts w:ascii="Times New Roman" w:eastAsia="Times New Roman" w:hAnsi="Times New Roman" w:cs="Times New Roman"/>
+          <w:sz w:val="24"/>
+          <w:szCs w:val="24"/>
+        </w:rPr>
+        <w:t>độ</w:t>
+      </w:r>
+      <w:proofErr w:type="spellEnd"/>
+      <w:r>
+        <w:rPr>
+          <w:rFonts w:ascii="Times New Roman" w:eastAsia="Times New Roman" w:hAnsi="Times New Roman" w:cs="Times New Roman"/>
+          <w:sz w:val="24"/>
+          <w:szCs w:val="24"/>
+        </w:rPr>
+        <w:t xml:space="preserve"> </w:t>
+      </w:r>
+      <w:proofErr w:type="spellStart"/>
+      <w:r>
+        <w:rPr>
+          <w:rFonts w:ascii="Times New Roman" w:eastAsia="Times New Roman" w:hAnsi="Times New Roman" w:cs="Times New Roman"/>
+          <w:sz w:val="24"/>
+          <w:szCs w:val="24"/>
+        </w:rPr>
+        <w:t>nền</w:t>
+      </w:r>
+      <w:proofErr w:type="spellEnd"/>
+      <w:r>
+        <w:rPr>
+          <w:rFonts w:ascii="Times New Roman" w:eastAsia="Times New Roman" w:hAnsi="Times New Roman" w:cs="Times New Roman"/>
+          <w:sz w:val="24"/>
+          <w:szCs w:val="24"/>
+        </w:rPr>
+        <w:t xml:space="preserve">: </w:t>
+      </w:r>
+    </w:p>
+    <w:p>
+      <w:pPr>
+        <w:spacing w:before="100" w:beforeAutospacing="1" w:after="100" w:afterAutospacing="1" w:line="240" w:lineRule="auto"/>
+        <w:rPr>
+          <w:rFonts w:ascii="Times New Roman" w:eastAsia="Times New Roman" w:hAnsi="Times New Roman" w:cs="Times New Roman"/>
+          <w:sz w:val="24"/>
+          <w:szCs w:val="24"/>
+        </w:rPr>
+      </w:pPr>
+      <w:r>
+        <w:rPr>
+          <w:rFonts w:ascii="Times New Roman" w:eastAsia="Times New Roman" w:hAnsi="Times New Roman" w:cs="Times New Roman"/>
+          <w:sz w:val="24"/>
+          <w:szCs w:val="24"/>
+        </w:rPr>
+        <w:drawing>
+          <wp:inline distT="0" distB="0" distL="0" distR="0" wp14:anchorId="13E439BA" wp14:editId="67269AD5">
+            <wp:extent cx="5768840" cy="198137"/>
+            <wp:effectExtent l="0" t="0" r="3810" b="0"/>
+            <wp:docPr id="17" name="Picture 17"/>
+            <wp:cNvGraphicFramePr>
+              <a:graphicFrameLocks xmlns:a="http://schemas.openxmlformats.org/drawingml/2006/main" noChangeAspect="1"/>
+            </wp:cNvGraphicFramePr>
+            <a:graphic xmlns:a="http://schemas.openxmlformats.org/drawingml/2006/main">
+              <a:graphicData uri="http://schemas.openxmlformats.org/drawingml/2006/picture">
+                <pic:pic xmlns:pic="http://schemas.openxmlformats.org/drawingml/2006/picture">
+                  <pic:nvPicPr>
+                    <pic:cNvPr id="1" name=""/>
+                    <pic:cNvPicPr/>
+                  </pic:nvPicPr>
+                  <pic:blipFill>
+                    <a:blip r:embed="rId21"/>
+                    <a:stretch>
+                      <a:fillRect/>
+                    </a:stretch>
+                  </pic:blipFill>
+                  <pic:spPr>
+                    <a:xfrm>
+                      <a:off x="0" y="0"/>
+                      <a:ext cx="5768840" cy="198137"/>
+                    </a:xfrm>
+                    <a:prstGeom prst="rect">
+                      <a:avLst/>
+                    </a:prstGeom>
+                  </pic:spPr>
+                </pic:pic>
+              </a:graphicData>
+            </a:graphic>
+          </wp:inline>
+        </w:drawing>
+      </w:r>
+    </w:p>
+    <w:p>
+      <w:pPr>
+        <w:spacing w:before="100" w:beforeAutospacing="1" w:after="100" w:afterAutospacing="1" w:line="240" w:lineRule="auto"/>
+        <w:rPr>
+          <w:rFonts w:ascii="Times New Roman" w:eastAsia="Times New Roman" w:hAnsi="Times New Roman" w:cs="Times New Roman"/>
+          <w:sz w:val="24"/>
+          <w:szCs w:val="24"/>
+        </w:rPr>
+      </w:pPr>
+      <w:proofErr w:type="spellStart"/>
+      <w:r>
+        <w:rPr>
+          <w:rFonts w:ascii="Times New Roman" w:eastAsia="Times New Roman" w:hAnsi="Times New Roman" w:cs="Times New Roman"/>
+          <w:sz w:val="24"/>
+          <w:szCs w:val="24"/>
+        </w:rPr>
+        <w:t>Kiểm</w:t>
+      </w:r>
+      <w:proofErr w:type="spellEnd"/>
+      <w:r>
+        <w:rPr>
+          <w:rFonts w:ascii="Times New Roman" w:eastAsia="Times New Roman" w:hAnsi="Times New Roman" w:cs="Times New Roman"/>
+          <w:sz w:val="24"/>
+          <w:szCs w:val="24"/>
+        </w:rPr>
+        <w:t xml:space="preserve"> </w:t>
+      </w:r>
+      <w:proofErr w:type="spellStart"/>
+      <w:r>
+        <w:rPr>
+          <w:rFonts w:ascii="Times New Roman" w:eastAsia="Times New Roman" w:hAnsi="Times New Roman" w:cs="Times New Roman"/>
+          <w:sz w:val="24"/>
+          <w:szCs w:val="24"/>
+        </w:rPr>
+        <w:t>tra</w:t>
+      </w:r>
+      <w:proofErr w:type="spellEnd"/>
+      <w:r>
+        <w:rPr>
+          <w:rFonts w:ascii="Times New Roman" w:eastAsia="Times New Roman" w:hAnsi="Times New Roman" w:cs="Times New Roman"/>
+          <w:sz w:val="24"/>
+          <w:szCs w:val="24"/>
+        </w:rPr>
+        <w:t xml:space="preserve"> file app.log: tail -f app.log</w:t>
+      </w:r>
+    </w:p>
+    <w:p>
+      <w:pPr>
+        <w:spacing w:before="100" w:beforeAutospacing="1" w:after="100" w:afterAutospacing="1" w:line="240" w:lineRule="auto"/>
+        <w:rPr>
+          <w:rFonts w:ascii="Times New Roman" w:eastAsia="Times New Roman" w:hAnsi="Times New Roman" w:cs="Times New Roman"/>
+          <w:sz w:val="24"/>
+          <w:szCs w:val="24"/>
+        </w:rPr>
+      </w:pPr>
+      <w:r>
+        <w:rPr>
+          <w:rFonts w:ascii="Times New Roman" w:eastAsia="Times New Roman" w:hAnsi="Times New Roman" w:cs="Times New Roman"/>
+          <w:sz w:val="24"/>
+          <w:szCs w:val="24"/>
+        </w:rPr>
+        <w:t>-</w:t>
+      </w:r>
+      <w:proofErr w:type="spellStart"/>
+      <w:r>
+        <w:rPr>
+          <w:rFonts w:ascii="Times New Roman" w:eastAsia="Times New Roman" w:hAnsi="Times New Roman" w:cs="Times New Roman"/>
+          <w:sz w:val="24"/>
+          <w:szCs w:val="24"/>
+        </w:rPr>
+        <w:t>Gửi</w:t>
+      </w:r>
+      <w:proofErr w:type="spellEnd"/>
+      <w:r>
+        <w:rPr>
+          <w:rFonts w:ascii="Times New Roman" w:eastAsia="Times New Roman" w:hAnsi="Times New Roman" w:cs="Times New Roman"/>
+          <w:sz w:val="24"/>
+          <w:szCs w:val="24"/>
+        </w:rPr>
+        <w:t xml:space="preserve"> File </w:t>
+      </w:r>
+      <w:proofErr w:type="spellStart"/>
+      <w:r>
+        <w:rPr>
+          <w:rFonts w:ascii="Times New Roman" w:eastAsia="Times New Roman" w:hAnsi="Times New Roman" w:cs="Times New Roman"/>
+          <w:sz w:val="24"/>
+          <w:szCs w:val="24"/>
+        </w:rPr>
+        <w:t>tới</w:t>
+      </w:r>
+      <w:proofErr w:type="spellEnd"/>
+      <w:r>
+        <w:rPr>
+          <w:rFonts w:ascii="Times New Roman" w:eastAsia="Times New Roman" w:hAnsi="Times New Roman" w:cs="Times New Roman"/>
+          <w:sz w:val="24"/>
+          <w:szCs w:val="24"/>
+        </w:rPr>
+        <w:t xml:space="preserve"> AWS Server </w:t>
+      </w:r>
+      <w:proofErr w:type="spellStart"/>
+      <w:r>
+        <w:rPr>
+          <w:rFonts w:ascii="Times New Roman" w:eastAsia="Times New Roman" w:hAnsi="Times New Roman" w:cs="Times New Roman"/>
+          <w:sz w:val="24"/>
+          <w:szCs w:val="24"/>
+        </w:rPr>
+        <w:t>với</w:t>
+      </w:r>
+      <w:proofErr w:type="spellEnd"/>
+      <w:r>
+        <w:rPr>
+          <w:rFonts w:ascii="Times New Roman" w:eastAsia="Times New Roman" w:hAnsi="Times New Roman" w:cs="Times New Roman"/>
+          <w:sz w:val="24"/>
+          <w:szCs w:val="24"/>
+        </w:rPr>
+        <w:t xml:space="preserve"> FileZilla: </w:t>
+      </w:r>
+      <w:proofErr w:type="spellStart"/>
+      <w:r>
+        <w:rPr>
+          <w:rFonts w:ascii="Times New Roman" w:eastAsia="Times New Roman" w:hAnsi="Times New Roman" w:cs="Times New Roman"/>
+          <w:sz w:val="24"/>
+          <w:szCs w:val="24"/>
+        </w:rPr>
+        <w:t>Tạo</w:t>
+      </w:r>
+      <w:proofErr w:type="spellEnd"/>
+      <w:r>
+        <w:rPr>
+          <w:rFonts w:ascii="Times New Roman" w:eastAsia="Times New Roman" w:hAnsi="Times New Roman" w:cs="Times New Roman"/>
+          <w:sz w:val="24"/>
+          <w:szCs w:val="24"/>
+        </w:rPr>
+        <w:t xml:space="preserve"> Site Manager </w:t>
+      </w:r>
+      <w:proofErr w:type="spellStart"/>
+      <w:proofErr w:type="gramStart"/>
+      <w:r>
+        <w:rPr>
+          <w:rFonts w:ascii="Times New Roman" w:eastAsia="Times New Roman" w:hAnsi="Times New Roman" w:cs="Times New Roman"/>
+          <w:sz w:val="24"/>
+          <w:szCs w:val="24"/>
+        </w:rPr>
+        <w:t>aws</w:t>
+      </w:r>
+      <w:proofErr w:type="spellEnd"/>
+      <w:proofErr w:type="gramEnd"/>
+      <w:r>
+        <w:rPr>
+          <w:rFonts w:ascii="Times New Roman" w:eastAsia="Times New Roman" w:hAnsi="Times New Roman" w:cs="Times New Roman"/>
+          <w:sz w:val="24"/>
+          <w:szCs w:val="24"/>
+        </w:rPr>
+        <w:t>:</w:t>
+      </w:r>
+    </w:p>
+    <w:p>
+      <w:pPr>
+        <w:spacing w:before="100" w:beforeAutospacing="1" w:after="100" w:afterAutospacing="1" w:line="240" w:lineRule="auto"/>
+        <w:rPr>
+          <w:rFonts w:ascii="Times New Roman" w:eastAsia="Times New Roman" w:hAnsi="Times New Roman" w:cs="Times New Roman"/>
+          <w:sz w:val="24"/>
+          <w:szCs w:val="24"/>
+        </w:rPr>
+      </w:pPr>
+      <w:r>
+        <w:rPr>
+          <w:rFonts w:ascii="Times New Roman" w:eastAsia="Times New Roman" w:hAnsi="Times New Roman" w:cs="Times New Roman"/>
+          <w:sz w:val="24"/>
+          <w:szCs w:val="24"/>
+        </w:rPr>
+        <w:drawing>
+          <wp:inline distT="0" distB="0" distL="0" distR="0" wp14:anchorId="2DACFBFC" wp14:editId="44476B8F">
+            <wp:extent cx="4069433" cy="2088061"/>
+            <wp:effectExtent l="0" t="0" r="7620" b="7620"/>
+            <wp:docPr id="18" name="Picture 18"/>
+            <wp:cNvGraphicFramePr>
+              <a:graphicFrameLocks xmlns:a="http://schemas.openxmlformats.org/drawingml/2006/main" noChangeAspect="1"/>
+            </wp:cNvGraphicFramePr>
+            <a:graphic xmlns:a="http://schemas.openxmlformats.org/drawingml/2006/main">
+              <a:graphicData uri="http://schemas.openxmlformats.org/drawingml/2006/picture">
+                <pic:pic xmlns:pic="http://schemas.openxmlformats.org/drawingml/2006/picture">
+                  <pic:nvPicPr>
+                    <pic:cNvPr id="1" name=""/>
+                    <pic:cNvPicPr/>
+                  </pic:nvPicPr>
+                  <pic:blipFill>
+                    <a:blip r:embed="rId22"/>
+                    <a:stretch>
+                      <a:fillRect/>
+                    </a:stretch>
+                  </pic:blipFill>
+                  <pic:spPr>
+                    <a:xfrm>
+                      <a:off x="0" y="0"/>
+                      <a:ext cx="4069433" cy="2088061"/>
+                    </a:xfrm>
+                    <a:prstGeom prst="rect">
+                      <a:avLst/>
+                    </a:prstGeom>
+                  </pic:spPr>
+                </pic:pic>
+              </a:graphicData>
+            </a:graphic>
+          </wp:inline>
+        </w:drawing>
+      </w:r>
+      <w:bookmarkStart w:id="0" w:name="_GoBack"/>
+      <w:bookmarkEnd w:id="0"/>
     </w:p>
     <w:sectPr>
       <w:pgSz w:w="12240" w:h="15840"/>
@@ -7888,8 +9227,8 @@
 </file>
 
 <file path=word/numbering.xml><?xml version="1.0" encoding="utf-8"?>
-<w:numbering xmlns:wpc="http://schemas.microsoft.com/office/word/2010/wordprocessingCanvas" xmlns:cx="http://schemas.microsoft.com/office/drawing/2014/chartex" xmlns:mc="http://schemas.openxmlformats.org/markup-compatibility/2006" xmlns:o="urn:schemas-microsoft-com:office:office" xmlns:r="http://schemas.openxmlformats.org/officeDocument/2006/relationships" xmlns:m="http://schemas.openxmlformats.org/officeDocument/2006/math" xmlns:v="urn:schemas-microsoft-com:vml" xmlns:wp14="http://schemas.microsoft.com/office/word/2010/wordprocessingDrawing" xmlns:wp="http://schemas.openxmlformats.org/drawingml/2006/wordprocessingDrawing" xmlns:w10="urn:schemas-microsoft-com:office:word" xmlns:w="http://schemas.openxmlformats.org/wordprocessingml/2006/main" xmlns:w14="http://schemas.microsoft.com/office/word/2010/wordml" xmlns:w15="http://schemas.microsoft.com/office/word/2012/wordml" xmlns:w16se="http://schemas.microsoft.com/office/word/2015/wordml/symex" xmlns:wpg="http://schemas.microsoft.com/office/word/2010/wordprocessingGroup" xmlns:wpi="http://schemas.microsoft.com/office/word/2010/wordprocessingInk" xmlns:wne="http://schemas.microsoft.com/office/word/2006/wordml" xmlns:wps="http://schemas.microsoft.com/office/word/2010/wordprocessingShape" mc:Ignorable="w14 w15 w16se wp14">
-  <w:abstractNum w:abstractNumId="0" w15:restartNumberingAfterBreak="0">
+<w:numbering xmlns:wpc="http://schemas.microsoft.com/office/word/2010/wordprocessingCanvas" xmlns:mc="http://schemas.openxmlformats.org/markup-compatibility/2006" xmlns:o="urn:schemas-microsoft-com:office:office" xmlns:r="http://schemas.openxmlformats.org/officeDocument/2006/relationships" xmlns:m="http://schemas.openxmlformats.org/officeDocument/2006/math" xmlns:v="urn:schemas-microsoft-com:vml" xmlns:wp14="http://schemas.microsoft.com/office/word/2010/wordprocessingDrawing" xmlns:wp="http://schemas.openxmlformats.org/drawingml/2006/wordprocessingDrawing" xmlns:w10="urn:schemas-microsoft-com:office:word" xmlns:w="http://schemas.openxmlformats.org/wordprocessingml/2006/main" xmlns:w14="http://schemas.microsoft.com/office/word/2010/wordml" xmlns:w15="http://schemas.microsoft.com/office/word/2012/wordml" xmlns:wpg="http://schemas.microsoft.com/office/word/2010/wordprocessingGroup" xmlns:wpi="http://schemas.microsoft.com/office/word/2010/wordprocessingInk" xmlns:wne="http://schemas.microsoft.com/office/word/2006/wordml" xmlns:wps="http://schemas.microsoft.com/office/word/2010/wordprocessingShape" mc:Ignorable="w14 w15 wp14">
+  <w:abstractNum w:abstractNumId="0">
     <w:nsid w:val="153F3EBC"/>
     <w:multiLevelType w:val="multilevel"/>
     <w:tmpl w:val="F7A038EA"/>
@@ -8038,7 +9377,7 @@
       </w:rPr>
     </w:lvl>
   </w:abstractNum>
-  <w:abstractNum w:abstractNumId="1" w15:restartNumberingAfterBreak="0">
+  <w:abstractNum w:abstractNumId="1">
     <w:nsid w:val="1A8F03CC"/>
     <w:multiLevelType w:val="multilevel"/>
     <w:tmpl w:val="A93A9D30"/>
@@ -8187,7 +9526,7 @@
       </w:rPr>
     </w:lvl>
   </w:abstractNum>
-  <w:abstractNum w:abstractNumId="2" w15:restartNumberingAfterBreak="0">
+  <w:abstractNum w:abstractNumId="2">
     <w:nsid w:val="441C361C"/>
     <w:multiLevelType w:val="hybridMultilevel"/>
     <w:tmpl w:val="12A6C738"/>
@@ -8276,7 +9615,7 @@
       </w:pPr>
     </w:lvl>
   </w:abstractNum>
-  <w:abstractNum w:abstractNumId="3" w15:restartNumberingAfterBreak="0">
+  <w:abstractNum w:abstractNumId="3">
     <w:nsid w:val="5EEE24FF"/>
     <w:multiLevelType w:val="multilevel"/>
     <w:tmpl w:val="F26A7E50"/>
@@ -8425,7 +9764,7 @@
       </w:rPr>
     </w:lvl>
   </w:abstractNum>
-  <w:abstractNum w:abstractNumId="4" w15:restartNumberingAfterBreak="0">
+  <w:abstractNum w:abstractNumId="4">
     <w:nsid w:val="644E4342"/>
     <w:multiLevelType w:val="multilevel"/>
     <w:tmpl w:val="ED8C92CE"/>
@@ -8593,7 +9932,7 @@
 </file>
 
 <file path=word/styles.xml><?xml version="1.0" encoding="utf-8"?>
-<w:styles xmlns:mc="http://schemas.openxmlformats.org/markup-compatibility/2006" xmlns:r="http://schemas.openxmlformats.org/officeDocument/2006/relationships" xmlns:w="http://schemas.openxmlformats.org/wordprocessingml/2006/main" xmlns:w14="http://schemas.microsoft.com/office/word/2010/wordml" xmlns:w15="http://schemas.microsoft.com/office/word/2012/wordml" xmlns:w16se="http://schemas.microsoft.com/office/word/2015/wordml/symex" mc:Ignorable="w14 w15 w16se">
+<w:styles xmlns:mc="http://schemas.openxmlformats.org/markup-compatibility/2006" xmlns:r="http://schemas.openxmlformats.org/officeDocument/2006/relationships" xmlns:w="http://schemas.openxmlformats.org/wordprocessingml/2006/main" xmlns:w14="http://schemas.microsoft.com/office/word/2010/wordml" xmlns:w15="http://schemas.microsoft.com/office/word/2012/wordml" mc:Ignorable="w14 w15">
   <w:docDefaults>
     <w:rPrDefault>
       <w:rPr>
@@ -9073,6 +10412,7 @@
       <w:spacing w:after="0" w:line="240" w:lineRule="auto"/>
     </w:pPr>
     <w:tblPr>
+      <w:tblInd w:w="0" w:type="dxa"/>
       <w:tblBorders>
         <w:top w:val="single" w:sz="4" w:space="0" w:color="auto"/>
         <w:left w:val="single" w:sz="4" w:space="0" w:color="auto"/>
@@ -9081,6 +10421,12 @@
         <w:insideH w:val="single" w:sz="4" w:space="0" w:color="auto"/>
         <w:insideV w:val="single" w:sz="4" w:space="0" w:color="auto"/>
       </w:tblBorders>
+      <w:tblCellMar>
+        <w:top w:w="0" w:type="dxa"/>
+        <w:left w:w="108" w:type="dxa"/>
+        <w:bottom w:w="0" w:type="dxa"/>
+        <w:right w:w="108" w:type="dxa"/>
+      </w:tblCellMar>
     </w:tblPr>
   </w:style>
 </w:styles>

--- a/Document/Thiết_kế_hệ_thống.docx
+++ b/Document/Thiết_kế_hệ_thống.docx
@@ -1,6 +1,6 @@
 
 <file path=word/document.xml><?xml version="1.0" encoding="utf-8"?>
-<w:document xmlns:wpc="http://schemas.microsoft.com/office/word/2010/wordprocessingCanvas" xmlns:mc="http://schemas.openxmlformats.org/markup-compatibility/2006" xmlns:o="urn:schemas-microsoft-com:office:office" xmlns:r="http://schemas.openxmlformats.org/officeDocument/2006/relationships" xmlns:m="http://schemas.openxmlformats.org/officeDocument/2006/math" xmlns:v="urn:schemas-microsoft-com:vml" xmlns:wp14="http://schemas.microsoft.com/office/word/2010/wordprocessingDrawing" xmlns:wp="http://schemas.openxmlformats.org/drawingml/2006/wordprocessingDrawing" xmlns:w10="urn:schemas-microsoft-com:office:word" xmlns:w="http://schemas.openxmlformats.org/wordprocessingml/2006/main" xmlns:w14="http://schemas.microsoft.com/office/word/2010/wordml" xmlns:w15="http://schemas.microsoft.com/office/word/2012/wordml" xmlns:wpg="http://schemas.microsoft.com/office/word/2010/wordprocessingGroup" xmlns:wpi="http://schemas.microsoft.com/office/word/2010/wordprocessingInk" xmlns:wne="http://schemas.microsoft.com/office/word/2006/wordml" xmlns:wps="http://schemas.microsoft.com/office/word/2010/wordprocessingShape" mc:Ignorable="w14 w15 wp14">
+<w:document xmlns:wpc="http://schemas.microsoft.com/office/word/2010/wordprocessingCanvas" xmlns:cx="http://schemas.microsoft.com/office/drawing/2014/chartex" xmlns:mc="http://schemas.openxmlformats.org/markup-compatibility/2006" xmlns:o="urn:schemas-microsoft-com:office:office" xmlns:r="http://schemas.openxmlformats.org/officeDocument/2006/relationships" xmlns:m="http://schemas.openxmlformats.org/officeDocument/2006/math" xmlns:v="urn:schemas-microsoft-com:vml" xmlns:wp14="http://schemas.microsoft.com/office/word/2010/wordprocessingDrawing" xmlns:wp="http://schemas.openxmlformats.org/drawingml/2006/wordprocessingDrawing" xmlns:w10="urn:schemas-microsoft-com:office:word" xmlns:w="http://schemas.openxmlformats.org/wordprocessingml/2006/main" xmlns:w14="http://schemas.microsoft.com/office/word/2010/wordml" xmlns:w15="http://schemas.microsoft.com/office/word/2012/wordml" xmlns:w16se="http://schemas.microsoft.com/office/word/2015/wordml/symex" xmlns:wpg="http://schemas.microsoft.com/office/word/2010/wordprocessingGroup" xmlns:wpi="http://schemas.microsoft.com/office/word/2010/wordprocessingInk" xmlns:wne="http://schemas.microsoft.com/office/word/2006/wordml" xmlns:wps="http://schemas.microsoft.com/office/word/2010/wordprocessingShape" mc:Ignorable="w14 w15 w16se wp14">
   <w:body>
     <w:p>
       <w:pPr>
@@ -7588,7 +7588,7 @@
           <w:sz w:val="24"/>
           <w:szCs w:val="24"/>
         </w:rPr>
-        <w:t xml:space="preserve"> internet: AWS</w:t>
+        <w:t xml:space="preserve"> internet: </w:t>
       </w:r>
       <w:proofErr w:type="gramStart"/>
       <w:r>
@@ -7597,7 +7597,7 @@
           <w:sz w:val="24"/>
           <w:szCs w:val="24"/>
         </w:rPr>
-        <w:t xml:space="preserve">,  </w:t>
+        <w:t xml:space="preserve">AWS,  </w:t>
       </w:r>
       <w:proofErr w:type="spellStart"/>
       <w:r>
@@ -8323,25 +8323,7 @@
           <w:sz w:val="24"/>
           <w:szCs w:val="24"/>
         </w:rPr>
-        <w:t xml:space="preserve"> username@ipv4, port</w:t>
-      </w:r>
-      <w:proofErr w:type="gramStart"/>
-      <w:r>
-        <w:rPr>
-          <w:rFonts w:ascii="Times New Roman" w:eastAsia="Times New Roman" w:hAnsi="Times New Roman" w:cs="Times New Roman"/>
-          <w:sz w:val="24"/>
-          <w:szCs w:val="24"/>
-        </w:rPr>
-        <w:t>:22</w:t>
-      </w:r>
-      <w:proofErr w:type="gramEnd"/>
-      <w:r>
-        <w:rPr>
-          <w:rFonts w:ascii="Times New Roman" w:eastAsia="Times New Roman" w:hAnsi="Times New Roman" w:cs="Times New Roman"/>
-          <w:sz w:val="24"/>
-          <w:szCs w:val="24"/>
-        </w:rPr>
-        <w:t xml:space="preserve">, </w:t>
+        <w:t xml:space="preserve"> username@ipv4, port:22, </w:t>
       </w:r>
       <w:proofErr w:type="spellStart"/>
       <w:r>
@@ -8644,6 +8626,7 @@
       <w:r>
         <w:rPr>
           <w:rFonts w:ascii="Times New Roman" w:eastAsia="Times New Roman" w:hAnsi="Times New Roman" w:cs="Times New Roman"/>
+          <w:noProof/>
           <w:sz w:val="24"/>
           <w:szCs w:val="24"/>
         </w:rPr>
@@ -8966,6 +8949,7 @@
       <w:r>
         <w:rPr>
           <w:rFonts w:ascii="Times New Roman" w:eastAsia="Times New Roman" w:hAnsi="Times New Roman" w:cs="Times New Roman"/>
+          <w:noProof/>
           <w:sz w:val="24"/>
           <w:szCs w:val="24"/>
         </w:rPr>
@@ -9061,105 +9045,131 @@
           <w:szCs w:val="24"/>
         </w:rPr>
       </w:pPr>
-      <w:r>
-        <w:rPr>
-          <w:rFonts w:ascii="Times New Roman" w:eastAsia="Times New Roman" w:hAnsi="Times New Roman" w:cs="Times New Roman"/>
-          <w:sz w:val="24"/>
-          <w:szCs w:val="24"/>
-        </w:rPr>
-        <w:t>-</w:t>
-      </w:r>
-      <w:proofErr w:type="spellStart"/>
-      <w:r>
-        <w:rPr>
-          <w:rFonts w:ascii="Times New Roman" w:eastAsia="Times New Roman" w:hAnsi="Times New Roman" w:cs="Times New Roman"/>
-          <w:sz w:val="24"/>
-          <w:szCs w:val="24"/>
-        </w:rPr>
-        <w:t>Gửi</w:t>
-      </w:r>
-      <w:proofErr w:type="spellEnd"/>
-      <w:r>
-        <w:rPr>
-          <w:rFonts w:ascii="Times New Roman" w:eastAsia="Times New Roman" w:hAnsi="Times New Roman" w:cs="Times New Roman"/>
-          <w:sz w:val="24"/>
-          <w:szCs w:val="24"/>
-        </w:rPr>
-        <w:t xml:space="preserve"> File </w:t>
-      </w:r>
-      <w:proofErr w:type="spellStart"/>
-      <w:r>
-        <w:rPr>
-          <w:rFonts w:ascii="Times New Roman" w:eastAsia="Times New Roman" w:hAnsi="Times New Roman" w:cs="Times New Roman"/>
-          <w:sz w:val="24"/>
-          <w:szCs w:val="24"/>
-        </w:rPr>
-        <w:t>tới</w:t>
-      </w:r>
-      <w:proofErr w:type="spellEnd"/>
-      <w:r>
-        <w:rPr>
-          <w:rFonts w:ascii="Times New Roman" w:eastAsia="Times New Roman" w:hAnsi="Times New Roman" w:cs="Times New Roman"/>
-          <w:sz w:val="24"/>
-          <w:szCs w:val="24"/>
-        </w:rPr>
-        <w:t xml:space="preserve"> AWS Server </w:t>
-      </w:r>
-      <w:proofErr w:type="spellStart"/>
-      <w:r>
-        <w:rPr>
-          <w:rFonts w:ascii="Times New Roman" w:eastAsia="Times New Roman" w:hAnsi="Times New Roman" w:cs="Times New Roman"/>
-          <w:sz w:val="24"/>
-          <w:szCs w:val="24"/>
-        </w:rPr>
-        <w:t>với</w:t>
-      </w:r>
-      <w:proofErr w:type="spellEnd"/>
-      <w:r>
-        <w:rPr>
-          <w:rFonts w:ascii="Times New Roman" w:eastAsia="Times New Roman" w:hAnsi="Times New Roman" w:cs="Times New Roman"/>
-          <w:sz w:val="24"/>
-          <w:szCs w:val="24"/>
-        </w:rPr>
-        <w:t xml:space="preserve"> FileZilla: </w:t>
-      </w:r>
-      <w:proofErr w:type="spellStart"/>
-      <w:r>
-        <w:rPr>
-          <w:rFonts w:ascii="Times New Roman" w:eastAsia="Times New Roman" w:hAnsi="Times New Roman" w:cs="Times New Roman"/>
-          <w:sz w:val="24"/>
-          <w:szCs w:val="24"/>
-        </w:rPr>
-        <w:t>Tạo</w:t>
-      </w:r>
-      <w:proofErr w:type="spellEnd"/>
-      <w:r>
-        <w:rPr>
-          <w:rFonts w:ascii="Times New Roman" w:eastAsia="Times New Roman" w:hAnsi="Times New Roman" w:cs="Times New Roman"/>
-          <w:sz w:val="24"/>
-          <w:szCs w:val="24"/>
-        </w:rPr>
-        <w:t xml:space="preserve"> Site Manager </w:t>
-      </w:r>
-      <w:proofErr w:type="spellStart"/>
-      <w:proofErr w:type="gramStart"/>
-      <w:r>
-        <w:rPr>
-          <w:rFonts w:ascii="Times New Roman" w:eastAsia="Times New Roman" w:hAnsi="Times New Roman" w:cs="Times New Roman"/>
-          <w:sz w:val="24"/>
-          <w:szCs w:val="24"/>
-        </w:rPr>
-        <w:t>aws</w:t>
-      </w:r>
-      <w:proofErr w:type="spellEnd"/>
-      <w:proofErr w:type="gramEnd"/>
-      <w:r>
-        <w:rPr>
-          <w:rFonts w:ascii="Times New Roman" w:eastAsia="Times New Roman" w:hAnsi="Times New Roman" w:cs="Times New Roman"/>
-          <w:sz w:val="24"/>
-          <w:szCs w:val="24"/>
-        </w:rPr>
-        <w:t>:</w:t>
+      <w:proofErr w:type="spellStart"/>
+      <w:r>
+        <w:rPr>
+          <w:rFonts w:ascii="Times New Roman" w:eastAsia="Times New Roman" w:hAnsi="Times New Roman" w:cs="Times New Roman"/>
+          <w:sz w:val="24"/>
+          <w:szCs w:val="24"/>
+        </w:rPr>
+        <w:t>Tìm</w:t>
+      </w:r>
+      <w:proofErr w:type="spellEnd"/>
+      <w:r>
+        <w:rPr>
+          <w:rFonts w:ascii="Times New Roman" w:eastAsia="Times New Roman" w:hAnsi="Times New Roman" w:cs="Times New Roman"/>
+          <w:sz w:val="24"/>
+          <w:szCs w:val="24"/>
+        </w:rPr>
+        <w:t xml:space="preserve"> </w:t>
+      </w:r>
+      <w:proofErr w:type="spellStart"/>
+      <w:r>
+        <w:rPr>
+          <w:rFonts w:ascii="Times New Roman" w:eastAsia="Times New Roman" w:hAnsi="Times New Roman" w:cs="Times New Roman"/>
+          <w:sz w:val="24"/>
+          <w:szCs w:val="24"/>
+        </w:rPr>
+        <w:t>tiến</w:t>
+      </w:r>
+      <w:proofErr w:type="spellEnd"/>
+      <w:r>
+        <w:rPr>
+          <w:rFonts w:ascii="Times New Roman" w:eastAsia="Times New Roman" w:hAnsi="Times New Roman" w:cs="Times New Roman"/>
+          <w:sz w:val="24"/>
+          <w:szCs w:val="24"/>
+        </w:rPr>
+        <w:t xml:space="preserve"> </w:t>
+      </w:r>
+      <w:proofErr w:type="spellStart"/>
+      <w:r>
+        <w:rPr>
+          <w:rFonts w:ascii="Times New Roman" w:eastAsia="Times New Roman" w:hAnsi="Times New Roman" w:cs="Times New Roman"/>
+          <w:sz w:val="24"/>
+          <w:szCs w:val="24"/>
+        </w:rPr>
+        <w:t>trình</w:t>
+      </w:r>
+      <w:proofErr w:type="spellEnd"/>
+      <w:r>
+        <w:rPr>
+          <w:rFonts w:ascii="Times New Roman" w:eastAsia="Times New Roman" w:hAnsi="Times New Roman" w:cs="Times New Roman"/>
+          <w:sz w:val="24"/>
+          <w:szCs w:val="24"/>
+        </w:rPr>
+        <w:t xml:space="preserve"> </w:t>
+      </w:r>
+      <w:proofErr w:type="spellStart"/>
+      <w:r>
+        <w:rPr>
+          <w:rFonts w:ascii="Times New Roman" w:eastAsia="Times New Roman" w:hAnsi="Times New Roman" w:cs="Times New Roman"/>
+          <w:sz w:val="24"/>
+          <w:szCs w:val="24"/>
+        </w:rPr>
+        <w:t>chiếm</w:t>
+      </w:r>
+      <w:proofErr w:type="spellEnd"/>
+      <w:r>
+        <w:rPr>
+          <w:rFonts w:ascii="Times New Roman" w:eastAsia="Times New Roman" w:hAnsi="Times New Roman" w:cs="Times New Roman"/>
+          <w:sz w:val="24"/>
+          <w:szCs w:val="24"/>
+        </w:rPr>
+        <w:t xml:space="preserve"> </w:t>
+      </w:r>
+      <w:proofErr w:type="spellStart"/>
+      <w:r>
+        <w:rPr>
+          <w:rFonts w:ascii="Times New Roman" w:eastAsia="Times New Roman" w:hAnsi="Times New Roman" w:cs="Times New Roman"/>
+          <w:sz w:val="24"/>
+          <w:szCs w:val="24"/>
+        </w:rPr>
+        <w:t>cổng</w:t>
+      </w:r>
+      <w:proofErr w:type="spellEnd"/>
+      <w:r>
+        <w:rPr>
+          <w:rFonts w:ascii="Times New Roman" w:eastAsia="Times New Roman" w:hAnsi="Times New Roman" w:cs="Times New Roman"/>
+          <w:sz w:val="24"/>
+          <w:szCs w:val="24"/>
+        </w:rPr>
+        <w:t xml:space="preserve">: </w:t>
+      </w:r>
+      <w:proofErr w:type="spellStart"/>
+      <w:r>
+        <w:rPr>
+          <w:rFonts w:ascii="Times New Roman" w:eastAsia="Times New Roman" w:hAnsi="Times New Roman" w:cs="Times New Roman"/>
+          <w:sz w:val="24"/>
+          <w:szCs w:val="24"/>
+        </w:rPr>
+        <w:t>sudo</w:t>
+      </w:r>
+      <w:proofErr w:type="spellEnd"/>
+      <w:r>
+        <w:rPr>
+          <w:rFonts w:ascii="Times New Roman" w:eastAsia="Times New Roman" w:hAnsi="Times New Roman" w:cs="Times New Roman"/>
+          <w:sz w:val="24"/>
+          <w:szCs w:val="24"/>
+        </w:rPr>
+        <w:t xml:space="preserve"> </w:t>
+      </w:r>
+      <w:proofErr w:type="spellStart"/>
+      <w:r>
+        <w:rPr>
+          <w:rFonts w:ascii="Times New Roman" w:eastAsia="Times New Roman" w:hAnsi="Times New Roman" w:cs="Times New Roman"/>
+          <w:sz w:val="24"/>
+          <w:szCs w:val="24"/>
+        </w:rPr>
+        <w:t>lsof</w:t>
+      </w:r>
+      <w:proofErr w:type="spellEnd"/>
+      <w:r>
+        <w:rPr>
+          <w:rFonts w:ascii="Times New Roman" w:eastAsia="Times New Roman" w:hAnsi="Times New Roman" w:cs="Times New Roman"/>
+          <w:sz w:val="24"/>
+          <w:szCs w:val="24"/>
+        </w:rPr>
+        <w:t xml:space="preserve"> –i:8080</w:t>
       </w:r>
     </w:p>
     <w:p>
@@ -9171,12 +9181,206 @@
           <w:szCs w:val="24"/>
         </w:rPr>
       </w:pPr>
-      <w:r>
-        <w:rPr>
-          <w:rFonts w:ascii="Times New Roman" w:eastAsia="Times New Roman" w:hAnsi="Times New Roman" w:cs="Times New Roman"/>
-          <w:sz w:val="24"/>
-          <w:szCs w:val="24"/>
-        </w:rPr>
+      <w:proofErr w:type="spellStart"/>
+      <w:r>
+        <w:rPr>
+          <w:rFonts w:ascii="Times New Roman" w:eastAsia="Times New Roman" w:hAnsi="Times New Roman" w:cs="Times New Roman"/>
+          <w:sz w:val="24"/>
+          <w:szCs w:val="24"/>
+        </w:rPr>
+        <w:t>Dừng</w:t>
+      </w:r>
+      <w:proofErr w:type="spellEnd"/>
+      <w:r>
+        <w:rPr>
+          <w:rFonts w:ascii="Times New Roman" w:eastAsia="Times New Roman" w:hAnsi="Times New Roman" w:cs="Times New Roman"/>
+          <w:sz w:val="24"/>
+          <w:szCs w:val="24"/>
+        </w:rPr>
+        <w:t xml:space="preserve"> </w:t>
+      </w:r>
+      <w:proofErr w:type="spellStart"/>
+      <w:r>
+        <w:rPr>
+          <w:rFonts w:ascii="Times New Roman" w:eastAsia="Times New Roman" w:hAnsi="Times New Roman" w:cs="Times New Roman"/>
+          <w:sz w:val="24"/>
+          <w:szCs w:val="24"/>
+        </w:rPr>
+        <w:t>tiến</w:t>
+      </w:r>
+      <w:proofErr w:type="spellEnd"/>
+      <w:r>
+        <w:rPr>
+          <w:rFonts w:ascii="Times New Roman" w:eastAsia="Times New Roman" w:hAnsi="Times New Roman" w:cs="Times New Roman"/>
+          <w:sz w:val="24"/>
+          <w:szCs w:val="24"/>
+        </w:rPr>
+        <w:t xml:space="preserve"> </w:t>
+      </w:r>
+      <w:proofErr w:type="spellStart"/>
+      <w:r>
+        <w:rPr>
+          <w:rFonts w:ascii="Times New Roman" w:eastAsia="Times New Roman" w:hAnsi="Times New Roman" w:cs="Times New Roman"/>
+          <w:sz w:val="24"/>
+          <w:szCs w:val="24"/>
+        </w:rPr>
+        <w:t>trình</w:t>
+      </w:r>
+      <w:proofErr w:type="spellEnd"/>
+      <w:r>
+        <w:rPr>
+          <w:rFonts w:ascii="Times New Roman" w:eastAsia="Times New Roman" w:hAnsi="Times New Roman" w:cs="Times New Roman"/>
+          <w:sz w:val="24"/>
+          <w:szCs w:val="24"/>
+        </w:rPr>
+        <w:t xml:space="preserve"> : </w:t>
+      </w:r>
+      <w:proofErr w:type="spellStart"/>
+      <w:r>
+        <w:rPr>
+          <w:rFonts w:ascii="Times New Roman" w:eastAsia="Times New Roman" w:hAnsi="Times New Roman" w:cs="Times New Roman"/>
+          <w:sz w:val="24"/>
+          <w:szCs w:val="24"/>
+        </w:rPr>
+        <w:t>sudo</w:t>
+      </w:r>
+      <w:proofErr w:type="spellEnd"/>
+      <w:r>
+        <w:rPr>
+          <w:rFonts w:ascii="Times New Roman" w:eastAsia="Times New Roman" w:hAnsi="Times New Roman" w:cs="Times New Roman"/>
+          <w:sz w:val="24"/>
+          <w:szCs w:val="24"/>
+        </w:rPr>
+        <w:t xml:space="preserve"> kill -9 &lt;PID&gt;</w:t>
+      </w:r>
+      <w:bookmarkStart w:id="0" w:name="_GoBack"/>
+      <w:bookmarkEnd w:id="0"/>
+    </w:p>
+    <w:p>
+      <w:pPr>
+        <w:spacing w:before="100" w:beforeAutospacing="1" w:after="100" w:afterAutospacing="1" w:line="240" w:lineRule="auto"/>
+        <w:rPr>
+          <w:rFonts w:ascii="Times New Roman" w:eastAsia="Times New Roman" w:hAnsi="Times New Roman" w:cs="Times New Roman"/>
+          <w:sz w:val="24"/>
+          <w:szCs w:val="24"/>
+        </w:rPr>
+      </w:pPr>
+      <w:r>
+        <w:rPr>
+          <w:rFonts w:ascii="Times New Roman" w:eastAsia="Times New Roman" w:hAnsi="Times New Roman" w:cs="Times New Roman"/>
+          <w:sz w:val="24"/>
+          <w:szCs w:val="24"/>
+        </w:rPr>
+        <w:t>-</w:t>
+      </w:r>
+      <w:proofErr w:type="spellStart"/>
+      <w:r>
+        <w:rPr>
+          <w:rFonts w:ascii="Times New Roman" w:eastAsia="Times New Roman" w:hAnsi="Times New Roman" w:cs="Times New Roman"/>
+          <w:sz w:val="24"/>
+          <w:szCs w:val="24"/>
+        </w:rPr>
+        <w:t>Gửi</w:t>
+      </w:r>
+      <w:proofErr w:type="spellEnd"/>
+      <w:r>
+        <w:rPr>
+          <w:rFonts w:ascii="Times New Roman" w:eastAsia="Times New Roman" w:hAnsi="Times New Roman" w:cs="Times New Roman"/>
+          <w:sz w:val="24"/>
+          <w:szCs w:val="24"/>
+        </w:rPr>
+        <w:t xml:space="preserve"> File </w:t>
+      </w:r>
+      <w:proofErr w:type="spellStart"/>
+      <w:r>
+        <w:rPr>
+          <w:rFonts w:ascii="Times New Roman" w:eastAsia="Times New Roman" w:hAnsi="Times New Roman" w:cs="Times New Roman"/>
+          <w:sz w:val="24"/>
+          <w:szCs w:val="24"/>
+        </w:rPr>
+        <w:t>tới</w:t>
+      </w:r>
+      <w:proofErr w:type="spellEnd"/>
+      <w:r>
+        <w:rPr>
+          <w:rFonts w:ascii="Times New Roman" w:eastAsia="Times New Roman" w:hAnsi="Times New Roman" w:cs="Times New Roman"/>
+          <w:sz w:val="24"/>
+          <w:szCs w:val="24"/>
+        </w:rPr>
+        <w:t xml:space="preserve"> AWS Server </w:t>
+      </w:r>
+      <w:proofErr w:type="spellStart"/>
+      <w:r>
+        <w:rPr>
+          <w:rFonts w:ascii="Times New Roman" w:eastAsia="Times New Roman" w:hAnsi="Times New Roman" w:cs="Times New Roman"/>
+          <w:sz w:val="24"/>
+          <w:szCs w:val="24"/>
+        </w:rPr>
+        <w:t>với</w:t>
+      </w:r>
+      <w:proofErr w:type="spellEnd"/>
+      <w:r>
+        <w:rPr>
+          <w:rFonts w:ascii="Times New Roman" w:eastAsia="Times New Roman" w:hAnsi="Times New Roman" w:cs="Times New Roman"/>
+          <w:sz w:val="24"/>
+          <w:szCs w:val="24"/>
+        </w:rPr>
+        <w:t xml:space="preserve"> FileZilla: </w:t>
+      </w:r>
+      <w:proofErr w:type="spellStart"/>
+      <w:r>
+        <w:rPr>
+          <w:rFonts w:ascii="Times New Roman" w:eastAsia="Times New Roman" w:hAnsi="Times New Roman" w:cs="Times New Roman"/>
+          <w:sz w:val="24"/>
+          <w:szCs w:val="24"/>
+        </w:rPr>
+        <w:t>Tạo</w:t>
+      </w:r>
+      <w:proofErr w:type="spellEnd"/>
+      <w:r>
+        <w:rPr>
+          <w:rFonts w:ascii="Times New Roman" w:eastAsia="Times New Roman" w:hAnsi="Times New Roman" w:cs="Times New Roman"/>
+          <w:sz w:val="24"/>
+          <w:szCs w:val="24"/>
+        </w:rPr>
+        <w:t xml:space="preserve"> Site Manager </w:t>
+      </w:r>
+      <w:proofErr w:type="spellStart"/>
+      <w:r>
+        <w:rPr>
+          <w:rFonts w:ascii="Times New Roman" w:eastAsia="Times New Roman" w:hAnsi="Times New Roman" w:cs="Times New Roman"/>
+          <w:sz w:val="24"/>
+          <w:szCs w:val="24"/>
+        </w:rPr>
+        <w:t>aws</w:t>
+      </w:r>
+      <w:proofErr w:type="spellEnd"/>
+      <w:r>
+        <w:rPr>
+          <w:rFonts w:ascii="Times New Roman" w:eastAsia="Times New Roman" w:hAnsi="Times New Roman" w:cs="Times New Roman"/>
+          <w:sz w:val="24"/>
+          <w:szCs w:val="24"/>
+        </w:rPr>
+        <w:t>:</w:t>
+      </w:r>
+    </w:p>
+    <w:p>
+      <w:pPr>
+        <w:spacing w:before="100" w:beforeAutospacing="1" w:after="100" w:afterAutospacing="1" w:line="240" w:lineRule="auto"/>
+        <w:rPr>
+          <w:rFonts w:ascii="Times New Roman" w:eastAsia="Times New Roman" w:hAnsi="Times New Roman" w:cs="Times New Roman"/>
+          <w:sz w:val="24"/>
+          <w:szCs w:val="24"/>
+        </w:rPr>
+      </w:pPr>
+      <w:r>
+        <w:rPr>
+          <w:rFonts w:ascii="Times New Roman" w:eastAsia="Times New Roman" w:hAnsi="Times New Roman" w:cs="Times New Roman"/>
+          <w:noProof/>
+          <w:sz w:val="24"/>
+          <w:szCs w:val="24"/>
+        </w:rPr>
+        <w:lastRenderedPageBreak/>
         <w:drawing>
           <wp:inline distT="0" distB="0" distL="0" distR="0" wp14:anchorId="2DACFBFC" wp14:editId="44476B8F">
             <wp:extent cx="4069433" cy="2088061"/>
@@ -9213,8 +9417,6 @@
           </wp:inline>
         </w:drawing>
       </w:r>
-      <w:bookmarkStart w:id="0" w:name="_GoBack"/>
-      <w:bookmarkEnd w:id="0"/>
     </w:p>
     <w:sectPr>
       <w:pgSz w:w="12240" w:h="15840"/>
@@ -9227,8 +9429,8 @@
 </file>
 
 <file path=word/numbering.xml><?xml version="1.0" encoding="utf-8"?>
-<w:numbering xmlns:wpc="http://schemas.microsoft.com/office/word/2010/wordprocessingCanvas" xmlns:mc="http://schemas.openxmlformats.org/markup-compatibility/2006" xmlns:o="urn:schemas-microsoft-com:office:office" xmlns:r="http://schemas.openxmlformats.org/officeDocument/2006/relationships" xmlns:m="http://schemas.openxmlformats.org/officeDocument/2006/math" xmlns:v="urn:schemas-microsoft-com:vml" xmlns:wp14="http://schemas.microsoft.com/office/word/2010/wordprocessingDrawing" xmlns:wp="http://schemas.openxmlformats.org/drawingml/2006/wordprocessingDrawing" xmlns:w10="urn:schemas-microsoft-com:office:word" xmlns:w="http://schemas.openxmlformats.org/wordprocessingml/2006/main" xmlns:w14="http://schemas.microsoft.com/office/word/2010/wordml" xmlns:w15="http://schemas.microsoft.com/office/word/2012/wordml" xmlns:wpg="http://schemas.microsoft.com/office/word/2010/wordprocessingGroup" xmlns:wpi="http://schemas.microsoft.com/office/word/2010/wordprocessingInk" xmlns:wne="http://schemas.microsoft.com/office/word/2006/wordml" xmlns:wps="http://schemas.microsoft.com/office/word/2010/wordprocessingShape" mc:Ignorable="w14 w15 wp14">
-  <w:abstractNum w:abstractNumId="0">
+<w:numbering xmlns:wpc="http://schemas.microsoft.com/office/word/2010/wordprocessingCanvas" xmlns:cx="http://schemas.microsoft.com/office/drawing/2014/chartex" xmlns:mc="http://schemas.openxmlformats.org/markup-compatibility/2006" xmlns:o="urn:schemas-microsoft-com:office:office" xmlns:r="http://schemas.openxmlformats.org/officeDocument/2006/relationships" xmlns:m="http://schemas.openxmlformats.org/officeDocument/2006/math" xmlns:v="urn:schemas-microsoft-com:vml" xmlns:wp14="http://schemas.microsoft.com/office/word/2010/wordprocessingDrawing" xmlns:wp="http://schemas.openxmlformats.org/drawingml/2006/wordprocessingDrawing" xmlns:w10="urn:schemas-microsoft-com:office:word" xmlns:w="http://schemas.openxmlformats.org/wordprocessingml/2006/main" xmlns:w14="http://schemas.microsoft.com/office/word/2010/wordml" xmlns:w15="http://schemas.microsoft.com/office/word/2012/wordml" xmlns:w16se="http://schemas.microsoft.com/office/word/2015/wordml/symex" xmlns:wpg="http://schemas.microsoft.com/office/word/2010/wordprocessingGroup" xmlns:wpi="http://schemas.microsoft.com/office/word/2010/wordprocessingInk" xmlns:wne="http://schemas.microsoft.com/office/word/2006/wordml" xmlns:wps="http://schemas.microsoft.com/office/word/2010/wordprocessingShape" mc:Ignorable="w14 w15 w16se wp14">
+  <w:abstractNum w:abstractNumId="0" w15:restartNumberingAfterBreak="0">
     <w:nsid w:val="153F3EBC"/>
     <w:multiLevelType w:val="multilevel"/>
     <w:tmpl w:val="F7A038EA"/>
@@ -9377,7 +9579,7 @@
       </w:rPr>
     </w:lvl>
   </w:abstractNum>
-  <w:abstractNum w:abstractNumId="1">
+  <w:abstractNum w:abstractNumId="1" w15:restartNumberingAfterBreak="0">
     <w:nsid w:val="1A8F03CC"/>
     <w:multiLevelType w:val="multilevel"/>
     <w:tmpl w:val="A93A9D30"/>
@@ -9526,7 +9728,7 @@
       </w:rPr>
     </w:lvl>
   </w:abstractNum>
-  <w:abstractNum w:abstractNumId="2">
+  <w:abstractNum w:abstractNumId="2" w15:restartNumberingAfterBreak="0">
     <w:nsid w:val="441C361C"/>
     <w:multiLevelType w:val="hybridMultilevel"/>
     <w:tmpl w:val="12A6C738"/>
@@ -9615,7 +9817,7 @@
       </w:pPr>
     </w:lvl>
   </w:abstractNum>
-  <w:abstractNum w:abstractNumId="3">
+  <w:abstractNum w:abstractNumId="3" w15:restartNumberingAfterBreak="0">
     <w:nsid w:val="5EEE24FF"/>
     <w:multiLevelType w:val="multilevel"/>
     <w:tmpl w:val="F26A7E50"/>
@@ -9764,7 +9966,7 @@
       </w:rPr>
     </w:lvl>
   </w:abstractNum>
-  <w:abstractNum w:abstractNumId="4">
+  <w:abstractNum w:abstractNumId="4" w15:restartNumberingAfterBreak="0">
     <w:nsid w:val="644E4342"/>
     <w:multiLevelType w:val="multilevel"/>
     <w:tmpl w:val="ED8C92CE"/>
@@ -9932,7 +10134,7 @@
 </file>
 
 <file path=word/styles.xml><?xml version="1.0" encoding="utf-8"?>
-<w:styles xmlns:mc="http://schemas.openxmlformats.org/markup-compatibility/2006" xmlns:r="http://schemas.openxmlformats.org/officeDocument/2006/relationships" xmlns:w="http://schemas.openxmlformats.org/wordprocessingml/2006/main" xmlns:w14="http://schemas.microsoft.com/office/word/2010/wordml" xmlns:w15="http://schemas.microsoft.com/office/word/2012/wordml" mc:Ignorable="w14 w15">
+<w:styles xmlns:mc="http://schemas.openxmlformats.org/markup-compatibility/2006" xmlns:r="http://schemas.openxmlformats.org/officeDocument/2006/relationships" xmlns:w="http://schemas.openxmlformats.org/wordprocessingml/2006/main" xmlns:w14="http://schemas.microsoft.com/office/word/2010/wordml" xmlns:w15="http://schemas.microsoft.com/office/word/2012/wordml" xmlns:w16se="http://schemas.microsoft.com/office/word/2015/wordml/symex" mc:Ignorable="w14 w15 w16se">
   <w:docDefaults>
     <w:rPrDefault>
       <w:rPr>
@@ -10412,7 +10614,6 @@
       <w:spacing w:after="0" w:line="240" w:lineRule="auto"/>
     </w:pPr>
     <w:tblPr>
-      <w:tblInd w:w="0" w:type="dxa"/>
       <w:tblBorders>
         <w:top w:val="single" w:sz="4" w:space="0" w:color="auto"/>
         <w:left w:val="single" w:sz="4" w:space="0" w:color="auto"/>
@@ -10421,12 +10622,6 @@
         <w:insideH w:val="single" w:sz="4" w:space="0" w:color="auto"/>
         <w:insideV w:val="single" w:sz="4" w:space="0" w:color="auto"/>
       </w:tblBorders>
-      <w:tblCellMar>
-        <w:top w:w="0" w:type="dxa"/>
-        <w:left w:w="108" w:type="dxa"/>
-        <w:bottom w:w="0" w:type="dxa"/>
-        <w:right w:w="108" w:type="dxa"/>
-      </w:tblCellMar>
     </w:tblPr>
   </w:style>
 </w:styles>

--- a/Document/Thiết_kế_hệ_thống.docx
+++ b/Document/Thiết_kế_hệ_thống.docx
@@ -8946,6 +8946,7 @@
           <w:szCs w:val="24"/>
         </w:rPr>
       </w:pPr>
+      <w:bookmarkStart w:id="0" w:name="_GoBack"/>
       <w:r>
         <w:rPr>
           <w:rFonts w:ascii="Times New Roman" w:eastAsia="Times New Roman" w:hAnsi="Times New Roman" w:cs="Times New Roman"/>
@@ -8989,6 +8990,7 @@
           </wp:inline>
         </w:drawing>
       </w:r>
+      <w:bookmarkEnd w:id="0"/>
     </w:p>
     <w:p>
       <w:pPr>
@@ -9253,8 +9255,6 @@
         </w:rPr>
         <w:t xml:space="preserve"> kill -9 &lt;PID&gt;</w:t>
       </w:r>
-      <w:bookmarkStart w:id="0" w:name="_GoBack"/>
-      <w:bookmarkEnd w:id="0"/>
     </w:p>
     <w:p>
       <w:pPr>
@@ -9417,6 +9417,3641 @@
           </wp:inline>
         </w:drawing>
       </w:r>
+    </w:p>
+    <w:p>
+      <w:pPr>
+        <w:spacing w:before="100" w:beforeAutospacing="1" w:after="100" w:afterAutospacing="1" w:line="240" w:lineRule="auto"/>
+        <w:rPr>
+          <w:rFonts w:ascii="Times New Roman" w:eastAsia="Times New Roman" w:hAnsi="Times New Roman" w:cs="Times New Roman"/>
+          <w:sz w:val="24"/>
+          <w:szCs w:val="24"/>
+        </w:rPr>
+      </w:pPr>
+      <w:r>
+        <w:rPr>
+          <w:rFonts w:ascii="Times New Roman" w:eastAsia="Times New Roman" w:hAnsi="Times New Roman" w:cs="Times New Roman"/>
+          <w:sz w:val="24"/>
+          <w:szCs w:val="24"/>
+        </w:rPr>
+        <w:t>REST API</w:t>
+      </w:r>
+    </w:p>
+    <w:p>
+      <w:pPr>
+        <w:spacing w:before="100" w:beforeAutospacing="1" w:after="100" w:afterAutospacing="1" w:line="240" w:lineRule="auto"/>
+        <w:rPr>
+          <w:rFonts w:ascii="Times New Roman" w:eastAsia="Times New Roman" w:hAnsi="Times New Roman" w:cs="Times New Roman"/>
+          <w:sz w:val="24"/>
+          <w:szCs w:val="24"/>
+        </w:rPr>
+      </w:pPr>
+      <w:proofErr w:type="spellStart"/>
+      <w:r>
+        <w:rPr>
+          <w:rFonts w:ascii="Times New Roman" w:eastAsia="Times New Roman" w:hAnsi="Times New Roman" w:cs="Times New Roman"/>
+          <w:sz w:val="24"/>
+          <w:szCs w:val="24"/>
+        </w:rPr>
+        <w:t>Cấu</w:t>
+      </w:r>
+      <w:proofErr w:type="spellEnd"/>
+      <w:r>
+        <w:rPr>
+          <w:rFonts w:ascii="Times New Roman" w:eastAsia="Times New Roman" w:hAnsi="Times New Roman" w:cs="Times New Roman"/>
+          <w:sz w:val="24"/>
+          <w:szCs w:val="24"/>
+        </w:rPr>
+        <w:t xml:space="preserve"> </w:t>
+      </w:r>
+      <w:proofErr w:type="spellStart"/>
+      <w:r>
+        <w:rPr>
+          <w:rFonts w:ascii="Times New Roman" w:eastAsia="Times New Roman" w:hAnsi="Times New Roman" w:cs="Times New Roman"/>
+          <w:sz w:val="24"/>
+          <w:szCs w:val="24"/>
+        </w:rPr>
+        <w:t>trúc</w:t>
+      </w:r>
+      <w:proofErr w:type="spellEnd"/>
+      <w:r>
+        <w:rPr>
+          <w:rFonts w:ascii="Times New Roman" w:eastAsia="Times New Roman" w:hAnsi="Times New Roman" w:cs="Times New Roman"/>
+          <w:sz w:val="24"/>
+          <w:szCs w:val="24"/>
+        </w:rPr>
+        <w:t xml:space="preserve">: </w:t>
+      </w:r>
+      <w:hyperlink w:history="1">
+        <w:r>
+          <w:rPr>
+            <w:rStyle w:val="Hyperlink"/>
+            <w:rFonts w:ascii="Times New Roman" w:eastAsia="Times New Roman" w:hAnsi="Times New Roman" w:cs="Times New Roman"/>
+            <w:sz w:val="24"/>
+            <w:szCs w:val="24"/>
+          </w:rPr>
+          <w:t>http://{ip}:8080/api/</w:t>
+        </w:r>
+      </w:hyperlink>
+    </w:p>
+    <w:p>
+      <w:pPr>
+        <w:spacing w:before="100" w:beforeAutospacing="1" w:after="100" w:afterAutospacing="1" w:line="240" w:lineRule="auto"/>
+        <w:rPr>
+          <w:rFonts w:ascii="Times New Roman" w:eastAsia="Times New Roman" w:hAnsi="Times New Roman" w:cs="Times New Roman"/>
+          <w:b/>
+          <w:sz w:val="24"/>
+          <w:szCs w:val="24"/>
+        </w:rPr>
+      </w:pPr>
+      <w:proofErr w:type="spellStart"/>
+      <w:r>
+        <w:rPr>
+          <w:rFonts w:ascii="Times New Roman" w:eastAsia="Times New Roman" w:hAnsi="Times New Roman" w:cs="Times New Roman"/>
+          <w:b/>
+          <w:sz w:val="24"/>
+          <w:szCs w:val="24"/>
+        </w:rPr>
+        <w:t>APIAccountUserController</w:t>
+      </w:r>
+      <w:proofErr w:type="spellEnd"/>
+      <w:r>
+        <w:rPr>
+          <w:rFonts w:ascii="Times New Roman" w:eastAsia="Times New Roman" w:hAnsi="Times New Roman" w:cs="Times New Roman"/>
+          <w:b/>
+          <w:sz w:val="24"/>
+          <w:szCs w:val="24"/>
+        </w:rPr>
+        <w:t>:</w:t>
+      </w:r>
+    </w:p>
+    <w:tbl>
+      <w:tblPr>
+        <w:tblStyle w:val="TableGrid"/>
+        <w:tblW w:w="0" w:type="auto"/>
+        <w:tblLook w:val="04A0" w:firstRow="1" w:lastRow="0" w:firstColumn="1" w:lastColumn="0" w:noHBand="0" w:noVBand="1"/>
+      </w:tblPr>
+      <w:tblGrid>
+        <w:gridCol w:w="1051"/>
+        <w:gridCol w:w="2822"/>
+        <w:gridCol w:w="2071"/>
+        <w:gridCol w:w="3406"/>
+      </w:tblGrid>
+      <w:tr>
+        <w:trPr>
+          <w:trHeight w:val="314"/>
+        </w:trPr>
+        <w:tc>
+          <w:tcPr>
+            <w:tcW w:w="1051" w:type="dxa"/>
+          </w:tcPr>
+          <w:p>
+            <w:pPr>
+              <w:spacing w:before="100" w:beforeAutospacing="1" w:after="100" w:afterAutospacing="1"/>
+              <w:rPr>
+                <w:rFonts w:ascii="Times New Roman" w:eastAsia="Times New Roman" w:hAnsi="Times New Roman" w:cs="Times New Roman"/>
+                <w:sz w:val="24"/>
+                <w:szCs w:val="24"/>
+              </w:rPr>
+            </w:pPr>
+            <w:r>
+              <w:rPr>
+                <w:rFonts w:ascii="Times New Roman" w:eastAsia="Times New Roman" w:hAnsi="Times New Roman" w:cs="Times New Roman"/>
+                <w:sz w:val="24"/>
+                <w:szCs w:val="24"/>
+              </w:rPr>
+              <w:t>Method</w:t>
+            </w:r>
+          </w:p>
+        </w:tc>
+        <w:tc>
+          <w:tcPr>
+            <w:tcW w:w="2822" w:type="dxa"/>
+          </w:tcPr>
+          <w:p>
+            <w:pPr>
+              <w:spacing w:before="100" w:beforeAutospacing="1" w:after="100" w:afterAutospacing="1"/>
+              <w:rPr>
+                <w:rFonts w:ascii="Times New Roman" w:eastAsia="Times New Roman" w:hAnsi="Times New Roman" w:cs="Times New Roman"/>
+                <w:sz w:val="24"/>
+                <w:szCs w:val="24"/>
+              </w:rPr>
+            </w:pPr>
+            <w:proofErr w:type="spellStart"/>
+            <w:r>
+              <w:rPr>
+                <w:rFonts w:ascii="Times New Roman" w:eastAsia="Times New Roman" w:hAnsi="Times New Roman" w:cs="Times New Roman"/>
+                <w:sz w:val="24"/>
+                <w:szCs w:val="24"/>
+              </w:rPr>
+              <w:t>url</w:t>
+            </w:r>
+            <w:proofErr w:type="spellEnd"/>
+          </w:p>
+        </w:tc>
+        <w:tc>
+          <w:tcPr>
+            <w:tcW w:w="2071" w:type="dxa"/>
+          </w:tcPr>
+          <w:p>
+            <w:pPr>
+              <w:spacing w:before="100" w:beforeAutospacing="1" w:after="100" w:afterAutospacing="1"/>
+              <w:rPr>
+                <w:rFonts w:ascii="Times New Roman" w:eastAsia="Times New Roman" w:hAnsi="Times New Roman" w:cs="Times New Roman"/>
+                <w:sz w:val="24"/>
+                <w:szCs w:val="24"/>
+              </w:rPr>
+            </w:pPr>
+            <w:r>
+              <w:rPr>
+                <w:rFonts w:ascii="Times New Roman" w:eastAsia="Times New Roman" w:hAnsi="Times New Roman" w:cs="Times New Roman"/>
+                <w:sz w:val="24"/>
+                <w:szCs w:val="24"/>
+              </w:rPr>
+              <w:t>Body</w:t>
+            </w:r>
+          </w:p>
+        </w:tc>
+        <w:tc>
+          <w:tcPr>
+            <w:tcW w:w="3406" w:type="dxa"/>
+          </w:tcPr>
+          <w:p>
+            <w:pPr>
+              <w:spacing w:before="100" w:beforeAutospacing="1" w:after="100" w:afterAutospacing="1"/>
+              <w:rPr>
+                <w:rFonts w:ascii="Times New Roman" w:eastAsia="Times New Roman" w:hAnsi="Times New Roman" w:cs="Times New Roman"/>
+                <w:sz w:val="24"/>
+                <w:szCs w:val="24"/>
+              </w:rPr>
+            </w:pPr>
+            <w:r>
+              <w:rPr>
+                <w:rFonts w:ascii="Times New Roman" w:eastAsia="Times New Roman" w:hAnsi="Times New Roman" w:cs="Times New Roman"/>
+                <w:sz w:val="24"/>
+                <w:szCs w:val="24"/>
+              </w:rPr>
+              <w:t>Response</w:t>
+            </w:r>
+          </w:p>
+        </w:tc>
+      </w:tr>
+      <w:tr>
+        <w:tc>
+          <w:tcPr>
+            <w:tcW w:w="1051" w:type="dxa"/>
+          </w:tcPr>
+          <w:p>
+            <w:pPr>
+              <w:spacing w:before="100" w:beforeAutospacing="1" w:after="100" w:afterAutospacing="1"/>
+              <w:rPr>
+                <w:rFonts w:ascii="Times New Roman" w:eastAsia="Times New Roman" w:hAnsi="Times New Roman" w:cs="Times New Roman"/>
+                <w:sz w:val="24"/>
+                <w:szCs w:val="24"/>
+              </w:rPr>
+            </w:pPr>
+            <w:r>
+              <w:rPr>
+                <w:rFonts w:ascii="Times New Roman" w:eastAsia="Times New Roman" w:hAnsi="Times New Roman" w:cs="Times New Roman"/>
+                <w:sz w:val="24"/>
+                <w:szCs w:val="24"/>
+              </w:rPr>
+              <w:t>GET</w:t>
+            </w:r>
+          </w:p>
+        </w:tc>
+        <w:tc>
+          <w:tcPr>
+            <w:tcW w:w="2822" w:type="dxa"/>
+          </w:tcPr>
+          <w:p>
+            <w:pPr>
+              <w:spacing w:before="100" w:beforeAutospacing="1" w:after="100" w:afterAutospacing="1"/>
+              <w:rPr>
+                <w:rFonts w:ascii="Times New Roman" w:eastAsia="Times New Roman" w:hAnsi="Times New Roman" w:cs="Times New Roman"/>
+                <w:sz w:val="24"/>
+                <w:szCs w:val="24"/>
+              </w:rPr>
+            </w:pPr>
+            <w:r>
+              <w:rPr>
+                <w:rFonts w:ascii="Times New Roman" w:eastAsia="Times New Roman" w:hAnsi="Times New Roman" w:cs="Times New Roman"/>
+                <w:sz w:val="24"/>
+                <w:szCs w:val="24"/>
+              </w:rPr>
+              <w:t>/</w:t>
+            </w:r>
+            <w:proofErr w:type="spellStart"/>
+            <w:r>
+              <w:rPr>
+                <w:rFonts w:ascii="Times New Roman" w:eastAsia="Times New Roman" w:hAnsi="Times New Roman" w:cs="Times New Roman"/>
+                <w:sz w:val="24"/>
+                <w:szCs w:val="24"/>
+              </w:rPr>
+              <w:t>get_all</w:t>
+            </w:r>
+            <w:proofErr w:type="spellEnd"/>
+          </w:p>
+        </w:tc>
+        <w:tc>
+          <w:tcPr>
+            <w:tcW w:w="2071" w:type="dxa"/>
+          </w:tcPr>
+          <w:p>
+            <w:pPr>
+              <w:spacing w:before="100" w:beforeAutospacing="1" w:after="100" w:afterAutospacing="1"/>
+              <w:rPr>
+                <w:rFonts w:ascii="Times New Roman" w:eastAsia="Times New Roman" w:hAnsi="Times New Roman" w:cs="Times New Roman"/>
+                <w:sz w:val="24"/>
+                <w:szCs w:val="24"/>
+              </w:rPr>
+            </w:pPr>
+            <w:r>
+              <w:rPr>
+                <w:rFonts w:ascii="Times New Roman" w:eastAsia="Times New Roman" w:hAnsi="Times New Roman" w:cs="Times New Roman"/>
+                <w:sz w:val="24"/>
+                <w:szCs w:val="24"/>
+              </w:rPr>
+              <w:t>No</w:t>
+            </w:r>
+          </w:p>
+        </w:tc>
+        <w:tc>
+          <w:tcPr>
+            <w:tcW w:w="3406" w:type="dxa"/>
+          </w:tcPr>
+          <w:p>
+            <w:pPr>
+              <w:shd w:val="clear" w:color="auto" w:fill="1F1F1F"/>
+              <w:spacing w:line="285" w:lineRule="atLeast"/>
+              <w:rPr>
+                <w:rFonts w:ascii="Consolas" w:eastAsia="Times New Roman" w:hAnsi="Consolas" w:cs="Times New Roman"/>
+                <w:color w:val="CCCCCC"/>
+                <w:sz w:val="21"/>
+                <w:szCs w:val="21"/>
+              </w:rPr>
+            </w:pPr>
+            <w:proofErr w:type="spellStart"/>
+            <w:r>
+              <w:rPr>
+                <w:rFonts w:ascii="Consolas" w:eastAsia="Times New Roman" w:hAnsi="Consolas" w:cs="Times New Roman"/>
+                <w:color w:val="4EC9B0"/>
+                <w:sz w:val="21"/>
+                <w:szCs w:val="21"/>
+              </w:rPr>
+              <w:t>Iterable</w:t>
+            </w:r>
+            <w:proofErr w:type="spellEnd"/>
+            <w:r>
+              <w:rPr>
+                <w:rFonts w:ascii="Consolas" w:eastAsia="Times New Roman" w:hAnsi="Consolas" w:cs="Times New Roman"/>
+                <w:color w:val="CCCCCC"/>
+                <w:sz w:val="21"/>
+                <w:szCs w:val="21"/>
+              </w:rPr>
+              <w:t>&lt;</w:t>
+            </w:r>
+            <w:proofErr w:type="spellStart"/>
+            <w:r>
+              <w:rPr>
+                <w:rFonts w:ascii="Consolas" w:eastAsia="Times New Roman" w:hAnsi="Consolas" w:cs="Times New Roman"/>
+                <w:color w:val="4EC9B0"/>
+                <w:sz w:val="21"/>
+                <w:szCs w:val="21"/>
+              </w:rPr>
+              <w:t>AccountUserDTO</w:t>
+            </w:r>
+            <w:proofErr w:type="spellEnd"/>
+            <w:r>
+              <w:rPr>
+                <w:rFonts w:ascii="Consolas" w:eastAsia="Times New Roman" w:hAnsi="Consolas" w:cs="Times New Roman"/>
+                <w:color w:val="CCCCCC"/>
+                <w:sz w:val="21"/>
+                <w:szCs w:val="21"/>
+              </w:rPr>
+              <w:t>&gt;</w:t>
+            </w:r>
+          </w:p>
+          <w:p>
+            <w:pPr>
+              <w:spacing w:before="100" w:beforeAutospacing="1" w:after="100" w:afterAutospacing="1"/>
+              <w:rPr>
+                <w:rFonts w:ascii="Times New Roman" w:eastAsia="Times New Roman" w:hAnsi="Times New Roman" w:cs="Times New Roman"/>
+                <w:sz w:val="24"/>
+                <w:szCs w:val="24"/>
+              </w:rPr>
+            </w:pPr>
+          </w:p>
+        </w:tc>
+      </w:tr>
+      <w:tr>
+        <w:tc>
+          <w:tcPr>
+            <w:tcW w:w="1051" w:type="dxa"/>
+          </w:tcPr>
+          <w:p>
+            <w:pPr>
+              <w:spacing w:before="100" w:beforeAutospacing="1" w:after="100" w:afterAutospacing="1"/>
+              <w:rPr>
+                <w:rFonts w:ascii="Times New Roman" w:eastAsia="Times New Roman" w:hAnsi="Times New Roman" w:cs="Times New Roman"/>
+                <w:sz w:val="24"/>
+                <w:szCs w:val="24"/>
+              </w:rPr>
+            </w:pPr>
+            <w:r>
+              <w:rPr>
+                <w:rFonts w:ascii="Times New Roman" w:eastAsia="Times New Roman" w:hAnsi="Times New Roman" w:cs="Times New Roman"/>
+                <w:sz w:val="24"/>
+                <w:szCs w:val="24"/>
+              </w:rPr>
+              <w:t>GET</w:t>
+            </w:r>
+          </w:p>
+        </w:tc>
+        <w:tc>
+          <w:tcPr>
+            <w:tcW w:w="2822" w:type="dxa"/>
+          </w:tcPr>
+          <w:p>
+            <w:pPr>
+              <w:spacing w:before="100" w:beforeAutospacing="1" w:after="100" w:afterAutospacing="1"/>
+              <w:rPr>
+                <w:rFonts w:ascii="Times New Roman" w:eastAsia="Times New Roman" w:hAnsi="Times New Roman" w:cs="Times New Roman"/>
+                <w:sz w:val="24"/>
+                <w:szCs w:val="24"/>
+              </w:rPr>
+            </w:pPr>
+            <w:r>
+              <w:rPr>
+                <w:rFonts w:ascii="Times New Roman" w:eastAsia="Times New Roman" w:hAnsi="Times New Roman" w:cs="Times New Roman"/>
+                <w:sz w:val="24"/>
+                <w:szCs w:val="24"/>
+              </w:rPr>
+              <w:t>/</w:t>
+            </w:r>
+            <w:proofErr w:type="spellStart"/>
+            <w:r>
+              <w:rPr>
+                <w:rFonts w:ascii="Times New Roman" w:eastAsia="Times New Roman" w:hAnsi="Times New Roman" w:cs="Times New Roman"/>
+                <w:sz w:val="24"/>
+                <w:szCs w:val="24"/>
+              </w:rPr>
+              <w:t>getById</w:t>
+            </w:r>
+            <w:proofErr w:type="spellEnd"/>
+            <w:r>
+              <w:rPr>
+                <w:rFonts w:ascii="Times New Roman" w:eastAsia="Times New Roman" w:hAnsi="Times New Roman" w:cs="Times New Roman"/>
+                <w:sz w:val="24"/>
+                <w:szCs w:val="24"/>
+              </w:rPr>
+              <w:t>{id}</w:t>
+            </w:r>
+          </w:p>
+        </w:tc>
+        <w:tc>
+          <w:tcPr>
+            <w:tcW w:w="2071" w:type="dxa"/>
+          </w:tcPr>
+          <w:p>
+            <w:pPr>
+              <w:spacing w:before="100" w:beforeAutospacing="1" w:after="100" w:afterAutospacing="1"/>
+              <w:rPr>
+                <w:rFonts w:ascii="Times New Roman" w:eastAsia="Times New Roman" w:hAnsi="Times New Roman" w:cs="Times New Roman"/>
+                <w:sz w:val="24"/>
+                <w:szCs w:val="24"/>
+              </w:rPr>
+            </w:pPr>
+            <w:r>
+              <w:rPr>
+                <w:rFonts w:ascii="Times New Roman" w:eastAsia="Times New Roman" w:hAnsi="Times New Roman" w:cs="Times New Roman"/>
+                <w:sz w:val="24"/>
+                <w:szCs w:val="24"/>
+              </w:rPr>
+              <w:t>Id</w:t>
+            </w:r>
+          </w:p>
+        </w:tc>
+        <w:tc>
+          <w:tcPr>
+            <w:tcW w:w="3406" w:type="dxa"/>
+          </w:tcPr>
+          <w:p>
+            <w:pPr>
+              <w:shd w:val="clear" w:color="auto" w:fill="1F1F1F"/>
+              <w:spacing w:line="285" w:lineRule="atLeast"/>
+              <w:rPr>
+                <w:rFonts w:ascii="Consolas" w:eastAsia="Times New Roman" w:hAnsi="Consolas" w:cs="Times New Roman"/>
+                <w:color w:val="CCCCCC"/>
+                <w:sz w:val="21"/>
+                <w:szCs w:val="21"/>
+              </w:rPr>
+            </w:pPr>
+            <w:proofErr w:type="spellStart"/>
+            <w:r>
+              <w:rPr>
+                <w:rFonts w:ascii="Consolas" w:eastAsia="Times New Roman" w:hAnsi="Consolas" w:cs="Times New Roman"/>
+                <w:color w:val="4EC9B0"/>
+                <w:sz w:val="21"/>
+                <w:szCs w:val="21"/>
+              </w:rPr>
+              <w:t>ResponseEntity</w:t>
+            </w:r>
+            <w:proofErr w:type="spellEnd"/>
+            <w:r>
+              <w:rPr>
+                <w:rFonts w:ascii="Consolas" w:eastAsia="Times New Roman" w:hAnsi="Consolas" w:cs="Times New Roman"/>
+                <w:color w:val="CCCCCC"/>
+                <w:sz w:val="21"/>
+                <w:szCs w:val="21"/>
+              </w:rPr>
+              <w:t>&lt;</w:t>
+            </w:r>
+            <w:proofErr w:type="spellStart"/>
+            <w:r>
+              <w:rPr>
+                <w:rFonts w:ascii="Consolas" w:eastAsia="Times New Roman" w:hAnsi="Consolas" w:cs="Times New Roman"/>
+                <w:color w:val="4EC9B0"/>
+                <w:sz w:val="21"/>
+                <w:szCs w:val="21"/>
+              </w:rPr>
+              <w:t>AccountUserDTO</w:t>
+            </w:r>
+            <w:proofErr w:type="spellEnd"/>
+            <w:r>
+              <w:rPr>
+                <w:rFonts w:ascii="Consolas" w:eastAsia="Times New Roman" w:hAnsi="Consolas" w:cs="Times New Roman"/>
+                <w:color w:val="CCCCCC"/>
+                <w:sz w:val="21"/>
+                <w:szCs w:val="21"/>
+              </w:rPr>
+              <w:t>&gt;</w:t>
+            </w:r>
+          </w:p>
+          <w:p>
+            <w:pPr>
+              <w:spacing w:before="100" w:beforeAutospacing="1" w:after="100" w:afterAutospacing="1"/>
+              <w:rPr>
+                <w:rFonts w:ascii="Times New Roman" w:eastAsia="Times New Roman" w:hAnsi="Times New Roman" w:cs="Times New Roman"/>
+                <w:sz w:val="24"/>
+                <w:szCs w:val="24"/>
+              </w:rPr>
+            </w:pPr>
+          </w:p>
+        </w:tc>
+      </w:tr>
+      <w:tr>
+        <w:tc>
+          <w:tcPr>
+            <w:tcW w:w="1051" w:type="dxa"/>
+          </w:tcPr>
+          <w:p>
+            <w:pPr>
+              <w:spacing w:before="100" w:beforeAutospacing="1" w:after="100" w:afterAutospacing="1"/>
+              <w:rPr>
+                <w:rFonts w:ascii="Times New Roman" w:eastAsia="Times New Roman" w:hAnsi="Times New Roman" w:cs="Times New Roman"/>
+                <w:sz w:val="24"/>
+                <w:szCs w:val="24"/>
+              </w:rPr>
+            </w:pPr>
+            <w:r>
+              <w:rPr>
+                <w:rFonts w:ascii="Times New Roman" w:eastAsia="Times New Roman" w:hAnsi="Times New Roman" w:cs="Times New Roman"/>
+                <w:sz w:val="24"/>
+                <w:szCs w:val="24"/>
+              </w:rPr>
+              <w:t>GET</w:t>
+            </w:r>
+          </w:p>
+        </w:tc>
+        <w:tc>
+          <w:tcPr>
+            <w:tcW w:w="2822" w:type="dxa"/>
+          </w:tcPr>
+          <w:p>
+            <w:pPr>
+              <w:spacing w:before="100" w:beforeAutospacing="1" w:after="100" w:afterAutospacing="1"/>
+              <w:rPr>
+                <w:rFonts w:ascii="Times New Roman" w:eastAsia="Times New Roman" w:hAnsi="Times New Roman" w:cs="Times New Roman"/>
+                <w:sz w:val="24"/>
+                <w:szCs w:val="24"/>
+              </w:rPr>
+            </w:pPr>
+            <w:r>
+              <w:rPr>
+                <w:rFonts w:ascii="Times New Roman" w:eastAsia="Times New Roman" w:hAnsi="Times New Roman" w:cs="Times New Roman"/>
+                <w:sz w:val="24"/>
+                <w:szCs w:val="24"/>
+              </w:rPr>
+              <w:t>/</w:t>
+            </w:r>
+            <w:proofErr w:type="spellStart"/>
+            <w:r>
+              <w:rPr>
+                <w:rFonts w:ascii="Times New Roman" w:eastAsia="Times New Roman" w:hAnsi="Times New Roman" w:cs="Times New Roman"/>
+                <w:sz w:val="24"/>
+                <w:szCs w:val="24"/>
+              </w:rPr>
+              <w:t>getByUsername</w:t>
+            </w:r>
+            <w:proofErr w:type="spellEnd"/>
+            <w:r>
+              <w:rPr>
+                <w:rFonts w:ascii="Times New Roman" w:eastAsia="Times New Roman" w:hAnsi="Times New Roman" w:cs="Times New Roman"/>
+                <w:sz w:val="24"/>
+                <w:szCs w:val="24"/>
+              </w:rPr>
+              <w:t>/{username}</w:t>
+            </w:r>
+          </w:p>
+        </w:tc>
+        <w:tc>
+          <w:tcPr>
+            <w:tcW w:w="2071" w:type="dxa"/>
+          </w:tcPr>
+          <w:p>
+            <w:pPr>
+              <w:spacing w:before="100" w:beforeAutospacing="1" w:after="100" w:afterAutospacing="1"/>
+              <w:rPr>
+                <w:rFonts w:ascii="Times New Roman" w:eastAsia="Times New Roman" w:hAnsi="Times New Roman" w:cs="Times New Roman"/>
+                <w:sz w:val="24"/>
+                <w:szCs w:val="24"/>
+              </w:rPr>
+            </w:pPr>
+            <w:r>
+              <w:rPr>
+                <w:rFonts w:ascii="Times New Roman" w:eastAsia="Times New Roman" w:hAnsi="Times New Roman" w:cs="Times New Roman"/>
+                <w:sz w:val="24"/>
+                <w:szCs w:val="24"/>
+              </w:rPr>
+              <w:t>username</w:t>
+            </w:r>
+          </w:p>
+        </w:tc>
+        <w:tc>
+          <w:tcPr>
+            <w:tcW w:w="3406" w:type="dxa"/>
+          </w:tcPr>
+          <w:p>
+            <w:pPr>
+              <w:shd w:val="clear" w:color="auto" w:fill="1F1F1F"/>
+              <w:spacing w:line="285" w:lineRule="atLeast"/>
+              <w:rPr>
+                <w:rFonts w:ascii="Consolas" w:eastAsia="Times New Roman" w:hAnsi="Consolas" w:cs="Times New Roman"/>
+                <w:color w:val="CCCCCC"/>
+                <w:sz w:val="21"/>
+                <w:szCs w:val="21"/>
+              </w:rPr>
+            </w:pPr>
+            <w:proofErr w:type="spellStart"/>
+            <w:r>
+              <w:rPr>
+                <w:rFonts w:ascii="Consolas" w:eastAsia="Times New Roman" w:hAnsi="Consolas" w:cs="Times New Roman"/>
+                <w:color w:val="4EC9B0"/>
+                <w:sz w:val="21"/>
+                <w:szCs w:val="21"/>
+              </w:rPr>
+              <w:t>Iterable</w:t>
+            </w:r>
+            <w:proofErr w:type="spellEnd"/>
+            <w:r>
+              <w:rPr>
+                <w:rFonts w:ascii="Consolas" w:eastAsia="Times New Roman" w:hAnsi="Consolas" w:cs="Times New Roman"/>
+                <w:color w:val="CCCCCC"/>
+                <w:sz w:val="21"/>
+                <w:szCs w:val="21"/>
+              </w:rPr>
+              <w:t>&lt;</w:t>
+            </w:r>
+            <w:proofErr w:type="spellStart"/>
+            <w:r>
+              <w:rPr>
+                <w:rFonts w:ascii="Consolas" w:eastAsia="Times New Roman" w:hAnsi="Consolas" w:cs="Times New Roman"/>
+                <w:color w:val="4EC9B0"/>
+                <w:sz w:val="21"/>
+                <w:szCs w:val="21"/>
+              </w:rPr>
+              <w:t>AccountUserDTO</w:t>
+            </w:r>
+            <w:proofErr w:type="spellEnd"/>
+            <w:r>
+              <w:rPr>
+                <w:rFonts w:ascii="Consolas" w:eastAsia="Times New Roman" w:hAnsi="Consolas" w:cs="Times New Roman"/>
+                <w:color w:val="CCCCCC"/>
+                <w:sz w:val="21"/>
+                <w:szCs w:val="21"/>
+              </w:rPr>
+              <w:t>&gt;</w:t>
+            </w:r>
+          </w:p>
+        </w:tc>
+      </w:tr>
+      <w:tr>
+        <w:tc>
+          <w:tcPr>
+            <w:tcW w:w="1051" w:type="dxa"/>
+          </w:tcPr>
+          <w:p>
+            <w:pPr>
+              <w:spacing w:before="100" w:beforeAutospacing="1" w:after="100" w:afterAutospacing="1"/>
+              <w:rPr>
+                <w:rFonts w:ascii="Times New Roman" w:eastAsia="Times New Roman" w:hAnsi="Times New Roman" w:cs="Times New Roman"/>
+                <w:sz w:val="24"/>
+                <w:szCs w:val="24"/>
+              </w:rPr>
+            </w:pPr>
+            <w:r>
+              <w:rPr>
+                <w:rFonts w:ascii="Times New Roman" w:eastAsia="Times New Roman" w:hAnsi="Times New Roman" w:cs="Times New Roman"/>
+                <w:sz w:val="24"/>
+                <w:szCs w:val="24"/>
+              </w:rPr>
+              <w:t>POST</w:t>
+            </w:r>
+          </w:p>
+        </w:tc>
+        <w:tc>
+          <w:tcPr>
+            <w:tcW w:w="2822" w:type="dxa"/>
+          </w:tcPr>
+          <w:p>
+            <w:pPr>
+              <w:spacing w:before="100" w:beforeAutospacing="1" w:after="100" w:afterAutospacing="1"/>
+              <w:rPr>
+                <w:rFonts w:ascii="Times New Roman" w:eastAsia="Times New Roman" w:hAnsi="Times New Roman" w:cs="Times New Roman"/>
+                <w:sz w:val="24"/>
+                <w:szCs w:val="24"/>
+              </w:rPr>
+            </w:pPr>
+            <w:r>
+              <w:rPr>
+                <w:rFonts w:ascii="Times New Roman" w:eastAsia="Times New Roman" w:hAnsi="Times New Roman" w:cs="Times New Roman"/>
+                <w:sz w:val="24"/>
+                <w:szCs w:val="24"/>
+              </w:rPr>
+              <w:t>/create</w:t>
+            </w:r>
+          </w:p>
+        </w:tc>
+        <w:tc>
+          <w:tcPr>
+            <w:tcW w:w="2071" w:type="dxa"/>
+          </w:tcPr>
+          <w:p>
+            <w:pPr>
+              <w:spacing w:before="100" w:beforeAutospacing="1" w:after="100" w:afterAutospacing="1"/>
+              <w:rPr>
+                <w:rFonts w:ascii="Times New Roman" w:eastAsia="Times New Roman" w:hAnsi="Times New Roman" w:cs="Times New Roman"/>
+                <w:sz w:val="24"/>
+                <w:szCs w:val="24"/>
+              </w:rPr>
+            </w:pPr>
+            <w:r>
+              <w:rPr>
+                <w:rFonts w:ascii="Times New Roman" w:eastAsia="Times New Roman" w:hAnsi="Times New Roman" w:cs="Times New Roman"/>
+                <w:sz w:val="24"/>
+                <w:szCs w:val="24"/>
+              </w:rPr>
+              <w:t>{</w:t>
+            </w:r>
+          </w:p>
+          <w:p>
+            <w:pPr>
+              <w:spacing w:before="100" w:beforeAutospacing="1" w:after="100" w:afterAutospacing="1"/>
+              <w:rPr>
+                <w:rFonts w:ascii="Times New Roman" w:eastAsia="Times New Roman" w:hAnsi="Times New Roman" w:cs="Times New Roman"/>
+                <w:sz w:val="24"/>
+                <w:szCs w:val="24"/>
+              </w:rPr>
+            </w:pPr>
+            <w:r>
+              <w:rPr>
+                <w:rFonts w:ascii="Times New Roman" w:eastAsia="Times New Roman" w:hAnsi="Times New Roman" w:cs="Times New Roman"/>
+                <w:sz w:val="24"/>
+                <w:szCs w:val="24"/>
+              </w:rPr>
+              <w:t>“username”: “”,</w:t>
+            </w:r>
+          </w:p>
+          <w:p>
+            <w:pPr>
+              <w:spacing w:before="100" w:beforeAutospacing="1" w:after="100" w:afterAutospacing="1"/>
+              <w:rPr>
+                <w:rFonts w:ascii="Times New Roman" w:eastAsia="Times New Roman" w:hAnsi="Times New Roman" w:cs="Times New Roman"/>
+                <w:sz w:val="24"/>
+                <w:szCs w:val="24"/>
+              </w:rPr>
+            </w:pPr>
+            <w:r>
+              <w:rPr>
+                <w:rFonts w:ascii="Times New Roman" w:eastAsia="Times New Roman" w:hAnsi="Times New Roman" w:cs="Times New Roman"/>
+                <w:sz w:val="24"/>
+                <w:szCs w:val="24"/>
+              </w:rPr>
+              <w:t>“password”:””,</w:t>
+            </w:r>
+          </w:p>
+          <w:p>
+            <w:pPr>
+              <w:spacing w:before="100" w:beforeAutospacing="1" w:after="100" w:afterAutospacing="1"/>
+              <w:rPr>
+                <w:rFonts w:ascii="Times New Roman" w:eastAsia="Times New Roman" w:hAnsi="Times New Roman" w:cs="Times New Roman"/>
+                <w:sz w:val="24"/>
+                <w:szCs w:val="24"/>
+              </w:rPr>
+            </w:pPr>
+            <w:r>
+              <w:rPr>
+                <w:rFonts w:ascii="Times New Roman" w:eastAsia="Times New Roman" w:hAnsi="Times New Roman" w:cs="Times New Roman"/>
+                <w:sz w:val="24"/>
+                <w:szCs w:val="24"/>
+              </w:rPr>
+              <w:t>“role”: “ROLE_USER” or “ROLE_ADMIN”</w:t>
+            </w:r>
+          </w:p>
+          <w:p>
+            <w:pPr>
+              <w:spacing w:before="100" w:beforeAutospacing="1" w:after="100" w:afterAutospacing="1"/>
+              <w:rPr>
+                <w:rFonts w:ascii="Times New Roman" w:eastAsia="Times New Roman" w:hAnsi="Times New Roman" w:cs="Times New Roman"/>
+                <w:sz w:val="24"/>
+                <w:szCs w:val="24"/>
+              </w:rPr>
+            </w:pPr>
+            <w:r>
+              <w:rPr>
+                <w:rFonts w:ascii="Times New Roman" w:eastAsia="Times New Roman" w:hAnsi="Times New Roman" w:cs="Times New Roman"/>
+                <w:sz w:val="24"/>
+                <w:szCs w:val="24"/>
+              </w:rPr>
+              <w:t>}</w:t>
+            </w:r>
+          </w:p>
+        </w:tc>
+        <w:tc>
+          <w:tcPr>
+            <w:tcW w:w="3406" w:type="dxa"/>
+          </w:tcPr>
+          <w:p>
+            <w:pPr>
+              <w:shd w:val="clear" w:color="auto" w:fill="1F1F1F"/>
+              <w:spacing w:line="285" w:lineRule="atLeast"/>
+              <w:rPr>
+                <w:rFonts w:ascii="Consolas" w:eastAsia="Times New Roman" w:hAnsi="Consolas" w:cs="Times New Roman"/>
+                <w:color w:val="4EC9B0"/>
+                <w:sz w:val="21"/>
+                <w:szCs w:val="21"/>
+              </w:rPr>
+            </w:pPr>
+            <w:r>
+              <w:rPr>
+                <w:rFonts w:ascii="Consolas" w:eastAsia="Times New Roman" w:hAnsi="Consolas" w:cs="Times New Roman"/>
+                <w:color w:val="4EC9B0"/>
+                <w:sz w:val="21"/>
+                <w:szCs w:val="21"/>
+              </w:rPr>
+              <w:t>Status: CREATED</w:t>
+            </w:r>
+          </w:p>
+        </w:tc>
+      </w:tr>
+      <w:tr>
+        <w:tc>
+          <w:tcPr>
+            <w:tcW w:w="1051" w:type="dxa"/>
+          </w:tcPr>
+          <w:p>
+            <w:pPr>
+              <w:spacing w:before="100" w:beforeAutospacing="1" w:after="100" w:afterAutospacing="1"/>
+              <w:rPr>
+                <w:rFonts w:ascii="Times New Roman" w:eastAsia="Times New Roman" w:hAnsi="Times New Roman" w:cs="Times New Roman"/>
+                <w:sz w:val="24"/>
+                <w:szCs w:val="24"/>
+              </w:rPr>
+            </w:pPr>
+            <w:r>
+              <w:rPr>
+                <w:rFonts w:ascii="Times New Roman" w:eastAsia="Times New Roman" w:hAnsi="Times New Roman" w:cs="Times New Roman"/>
+                <w:sz w:val="24"/>
+                <w:szCs w:val="24"/>
+              </w:rPr>
+              <w:t>POST</w:t>
+            </w:r>
+          </w:p>
+        </w:tc>
+        <w:tc>
+          <w:tcPr>
+            <w:tcW w:w="2822" w:type="dxa"/>
+          </w:tcPr>
+          <w:p>
+            <w:pPr>
+              <w:spacing w:before="100" w:beforeAutospacing="1" w:after="100" w:afterAutospacing="1"/>
+              <w:rPr>
+                <w:rFonts w:ascii="Times New Roman" w:eastAsia="Times New Roman" w:hAnsi="Times New Roman" w:cs="Times New Roman"/>
+                <w:sz w:val="24"/>
+                <w:szCs w:val="24"/>
+              </w:rPr>
+            </w:pPr>
+            <w:r>
+              <w:rPr>
+                <w:rFonts w:ascii="Times New Roman" w:eastAsia="Times New Roman" w:hAnsi="Times New Roman" w:cs="Times New Roman"/>
+                <w:sz w:val="24"/>
+                <w:szCs w:val="24"/>
+              </w:rPr>
+              <w:t>/</w:t>
+            </w:r>
+            <w:proofErr w:type="spellStart"/>
+            <w:r>
+              <w:rPr>
+                <w:rFonts w:ascii="Times New Roman" w:eastAsia="Times New Roman" w:hAnsi="Times New Roman" w:cs="Times New Roman"/>
+                <w:sz w:val="24"/>
+                <w:szCs w:val="24"/>
+              </w:rPr>
+              <w:t>create_card_set</w:t>
+            </w:r>
+            <w:proofErr w:type="spellEnd"/>
+            <w:r>
+              <w:rPr>
+                <w:rFonts w:ascii="Times New Roman" w:eastAsia="Times New Roman" w:hAnsi="Times New Roman" w:cs="Times New Roman"/>
+                <w:sz w:val="24"/>
+                <w:szCs w:val="24"/>
+              </w:rPr>
+              <w:t>/{id}</w:t>
+            </w:r>
+          </w:p>
+        </w:tc>
+        <w:tc>
+          <w:tcPr>
+            <w:tcW w:w="2071" w:type="dxa"/>
+          </w:tcPr>
+          <w:p>
+            <w:pPr>
+              <w:spacing w:before="100" w:beforeAutospacing="1" w:after="100" w:afterAutospacing="1"/>
+              <w:rPr>
+                <w:rFonts w:ascii="Times New Roman" w:eastAsia="Times New Roman" w:hAnsi="Times New Roman" w:cs="Times New Roman"/>
+                <w:sz w:val="24"/>
+                <w:szCs w:val="24"/>
+              </w:rPr>
+            </w:pPr>
+            <w:r>
+              <w:rPr>
+                <w:rFonts w:ascii="Times New Roman" w:eastAsia="Times New Roman" w:hAnsi="Times New Roman" w:cs="Times New Roman"/>
+                <w:sz w:val="24"/>
+                <w:szCs w:val="24"/>
+              </w:rPr>
+              <w:t>Id,</w:t>
+            </w:r>
+          </w:p>
+          <w:p>
+            <w:pPr>
+              <w:spacing w:before="100" w:beforeAutospacing="1" w:after="100" w:afterAutospacing="1"/>
+              <w:rPr>
+                <w:rFonts w:ascii="Times New Roman" w:eastAsia="Times New Roman" w:hAnsi="Times New Roman" w:cs="Times New Roman"/>
+                <w:sz w:val="24"/>
+                <w:szCs w:val="24"/>
+              </w:rPr>
+            </w:pPr>
+            <w:r>
+              <w:rPr>
+                <w:rFonts w:ascii="Times New Roman" w:eastAsia="Times New Roman" w:hAnsi="Times New Roman" w:cs="Times New Roman"/>
+                <w:sz w:val="24"/>
+                <w:szCs w:val="24"/>
+              </w:rPr>
+              <w:t xml:space="preserve">Body: </w:t>
+            </w:r>
+            <w:proofErr w:type="spellStart"/>
+            <w:r>
+              <w:rPr>
+                <w:rFonts w:ascii="Times New Roman" w:eastAsia="Times New Roman" w:hAnsi="Times New Roman" w:cs="Times New Roman"/>
+                <w:sz w:val="24"/>
+                <w:szCs w:val="24"/>
+              </w:rPr>
+              <w:t>CardSetDTO</w:t>
+            </w:r>
+            <w:proofErr w:type="spellEnd"/>
+          </w:p>
+        </w:tc>
+        <w:tc>
+          <w:tcPr>
+            <w:tcW w:w="3406" w:type="dxa"/>
+          </w:tcPr>
+          <w:p>
+            <w:pPr>
+              <w:shd w:val="clear" w:color="auto" w:fill="1F1F1F"/>
+              <w:spacing w:line="285" w:lineRule="atLeast"/>
+              <w:rPr>
+                <w:rFonts w:ascii="Consolas" w:eastAsia="Times New Roman" w:hAnsi="Consolas" w:cs="Times New Roman"/>
+                <w:color w:val="CCCCCC"/>
+                <w:sz w:val="21"/>
+                <w:szCs w:val="21"/>
+              </w:rPr>
+            </w:pPr>
+            <w:proofErr w:type="spellStart"/>
+            <w:r>
+              <w:rPr>
+                <w:rFonts w:ascii="Consolas" w:eastAsia="Times New Roman" w:hAnsi="Consolas" w:cs="Times New Roman"/>
+                <w:color w:val="4EC9B0"/>
+                <w:sz w:val="21"/>
+                <w:szCs w:val="21"/>
+              </w:rPr>
+              <w:t>AccountUserDTO</w:t>
+            </w:r>
+            <w:proofErr w:type="spellEnd"/>
+          </w:p>
+          <w:p>
+            <w:pPr>
+              <w:shd w:val="clear" w:color="auto" w:fill="1F1F1F"/>
+              <w:spacing w:line="285" w:lineRule="atLeast"/>
+              <w:rPr>
+                <w:rFonts w:ascii="Consolas" w:eastAsia="Times New Roman" w:hAnsi="Consolas" w:cs="Times New Roman"/>
+                <w:color w:val="4EC9B0"/>
+                <w:sz w:val="21"/>
+                <w:szCs w:val="21"/>
+              </w:rPr>
+            </w:pPr>
+          </w:p>
+        </w:tc>
+      </w:tr>
+      <w:tr>
+        <w:tc>
+          <w:tcPr>
+            <w:tcW w:w="1051" w:type="dxa"/>
+          </w:tcPr>
+          <w:p>
+            <w:pPr>
+              <w:spacing w:before="100" w:beforeAutospacing="1" w:after="100" w:afterAutospacing="1"/>
+              <w:rPr>
+                <w:rFonts w:ascii="Times New Roman" w:eastAsia="Times New Roman" w:hAnsi="Times New Roman" w:cs="Times New Roman"/>
+                <w:sz w:val="24"/>
+                <w:szCs w:val="24"/>
+              </w:rPr>
+            </w:pPr>
+            <w:r>
+              <w:rPr>
+                <w:rFonts w:ascii="Times New Roman" w:eastAsia="Times New Roman" w:hAnsi="Times New Roman" w:cs="Times New Roman"/>
+                <w:sz w:val="24"/>
+                <w:szCs w:val="24"/>
+              </w:rPr>
+              <w:t>PATCH</w:t>
+            </w:r>
+          </w:p>
+        </w:tc>
+        <w:tc>
+          <w:tcPr>
+            <w:tcW w:w="2822" w:type="dxa"/>
+          </w:tcPr>
+          <w:p>
+            <w:pPr>
+              <w:spacing w:before="100" w:beforeAutospacing="1" w:after="100" w:afterAutospacing="1"/>
+              <w:rPr>
+                <w:rFonts w:ascii="Times New Roman" w:eastAsia="Times New Roman" w:hAnsi="Times New Roman" w:cs="Times New Roman"/>
+                <w:sz w:val="24"/>
+                <w:szCs w:val="24"/>
+              </w:rPr>
+            </w:pPr>
+            <w:r>
+              <w:rPr>
+                <w:rFonts w:ascii="Times New Roman" w:eastAsia="Times New Roman" w:hAnsi="Times New Roman" w:cs="Times New Roman"/>
+                <w:sz w:val="24"/>
+                <w:szCs w:val="24"/>
+              </w:rPr>
+              <w:t>/updated</w:t>
+            </w:r>
+            <w:r>
+              <w:rPr>
+                <w:rFonts w:ascii="Times New Roman" w:eastAsia="Times New Roman" w:hAnsi="Times New Roman" w:cs="Times New Roman"/>
+                <w:sz w:val="24"/>
+                <w:szCs w:val="24"/>
+              </w:rPr>
+              <w:t>/</w:t>
+            </w:r>
+            <w:r>
+              <w:rPr>
+                <w:rFonts w:ascii="Times New Roman" w:eastAsia="Times New Roman" w:hAnsi="Times New Roman" w:cs="Times New Roman"/>
+                <w:sz w:val="24"/>
+                <w:szCs w:val="24"/>
+              </w:rPr>
+              <w:t>{id}</w:t>
+            </w:r>
+          </w:p>
+        </w:tc>
+        <w:tc>
+          <w:tcPr>
+            <w:tcW w:w="2071" w:type="dxa"/>
+          </w:tcPr>
+          <w:p>
+            <w:pPr>
+              <w:spacing w:before="100" w:beforeAutospacing="1" w:after="100" w:afterAutospacing="1"/>
+              <w:rPr>
+                <w:rFonts w:ascii="Times New Roman" w:eastAsia="Times New Roman" w:hAnsi="Times New Roman" w:cs="Times New Roman"/>
+                <w:sz w:val="24"/>
+                <w:szCs w:val="24"/>
+              </w:rPr>
+            </w:pPr>
+            <w:r>
+              <w:rPr>
+                <w:rFonts w:ascii="Times New Roman" w:eastAsia="Times New Roman" w:hAnsi="Times New Roman" w:cs="Times New Roman"/>
+                <w:sz w:val="24"/>
+                <w:szCs w:val="24"/>
+              </w:rPr>
+              <w:t xml:space="preserve">Id, </w:t>
+            </w:r>
+            <w:proofErr w:type="spellStart"/>
+            <w:r>
+              <w:rPr>
+                <w:rFonts w:ascii="Times New Roman" w:eastAsia="Times New Roman" w:hAnsi="Times New Roman" w:cs="Times New Roman"/>
+                <w:sz w:val="24"/>
+                <w:szCs w:val="24"/>
+              </w:rPr>
+              <w:t>AccountUserDTO</w:t>
+            </w:r>
+            <w:proofErr w:type="spellEnd"/>
+          </w:p>
+        </w:tc>
+        <w:tc>
+          <w:tcPr>
+            <w:tcW w:w="3406" w:type="dxa"/>
+          </w:tcPr>
+          <w:p>
+            <w:pPr>
+              <w:shd w:val="clear" w:color="auto" w:fill="1F1F1F"/>
+              <w:spacing w:line="285" w:lineRule="atLeast"/>
+              <w:rPr>
+                <w:rFonts w:ascii="Consolas" w:eastAsia="Times New Roman" w:hAnsi="Consolas" w:cs="Times New Roman"/>
+                <w:color w:val="4EC9B0"/>
+                <w:sz w:val="21"/>
+                <w:szCs w:val="21"/>
+              </w:rPr>
+            </w:pPr>
+            <w:proofErr w:type="spellStart"/>
+            <w:r>
+              <w:rPr>
+                <w:rFonts w:ascii="Consolas" w:eastAsia="Times New Roman" w:hAnsi="Consolas" w:cs="Times New Roman"/>
+                <w:color w:val="4EC9B0"/>
+                <w:sz w:val="21"/>
+                <w:szCs w:val="21"/>
+              </w:rPr>
+              <w:t>AccountUserDTO</w:t>
+            </w:r>
+            <w:proofErr w:type="spellEnd"/>
+          </w:p>
+        </w:tc>
+      </w:tr>
+      <w:tr>
+        <w:tc>
+          <w:tcPr>
+            <w:tcW w:w="1051" w:type="dxa"/>
+          </w:tcPr>
+          <w:p>
+            <w:pPr>
+              <w:spacing w:before="100" w:beforeAutospacing="1" w:after="100" w:afterAutospacing="1"/>
+              <w:rPr>
+                <w:rFonts w:ascii="Times New Roman" w:eastAsia="Times New Roman" w:hAnsi="Times New Roman" w:cs="Times New Roman"/>
+                <w:sz w:val="24"/>
+                <w:szCs w:val="24"/>
+              </w:rPr>
+            </w:pPr>
+            <w:r>
+              <w:rPr>
+                <w:rFonts w:ascii="Times New Roman" w:eastAsia="Times New Roman" w:hAnsi="Times New Roman" w:cs="Times New Roman"/>
+                <w:sz w:val="24"/>
+                <w:szCs w:val="24"/>
+              </w:rPr>
+              <w:lastRenderedPageBreak/>
+              <w:t>DELETE</w:t>
+            </w:r>
+          </w:p>
+        </w:tc>
+        <w:tc>
+          <w:tcPr>
+            <w:tcW w:w="2822" w:type="dxa"/>
+          </w:tcPr>
+          <w:p>
+            <w:pPr>
+              <w:spacing w:before="100" w:beforeAutospacing="1" w:after="100" w:afterAutospacing="1"/>
+              <w:rPr>
+                <w:rFonts w:ascii="Times New Roman" w:eastAsia="Times New Roman" w:hAnsi="Times New Roman" w:cs="Times New Roman"/>
+                <w:sz w:val="24"/>
+                <w:szCs w:val="24"/>
+              </w:rPr>
+            </w:pPr>
+            <w:r>
+              <w:rPr>
+                <w:rFonts w:ascii="Times New Roman" w:eastAsia="Times New Roman" w:hAnsi="Times New Roman" w:cs="Times New Roman"/>
+                <w:sz w:val="24"/>
+                <w:szCs w:val="24"/>
+              </w:rPr>
+              <w:t>/delete/{id}</w:t>
+            </w:r>
+          </w:p>
+        </w:tc>
+        <w:tc>
+          <w:tcPr>
+            <w:tcW w:w="2071" w:type="dxa"/>
+          </w:tcPr>
+          <w:p>
+            <w:pPr>
+              <w:spacing w:before="100" w:beforeAutospacing="1" w:after="100" w:afterAutospacing="1"/>
+              <w:rPr>
+                <w:rFonts w:ascii="Times New Roman" w:eastAsia="Times New Roman" w:hAnsi="Times New Roman" w:cs="Times New Roman"/>
+                <w:sz w:val="24"/>
+                <w:szCs w:val="24"/>
+              </w:rPr>
+            </w:pPr>
+            <w:r>
+              <w:rPr>
+                <w:rFonts w:ascii="Times New Roman" w:eastAsia="Times New Roman" w:hAnsi="Times New Roman" w:cs="Times New Roman"/>
+                <w:sz w:val="24"/>
+                <w:szCs w:val="24"/>
+              </w:rPr>
+              <w:t>Id</w:t>
+            </w:r>
+          </w:p>
+        </w:tc>
+        <w:tc>
+          <w:tcPr>
+            <w:tcW w:w="3406" w:type="dxa"/>
+          </w:tcPr>
+          <w:p>
+            <w:pPr>
+              <w:shd w:val="clear" w:color="auto" w:fill="1F1F1F"/>
+              <w:spacing w:line="285" w:lineRule="atLeast"/>
+              <w:rPr>
+                <w:rFonts w:ascii="Consolas" w:eastAsia="Times New Roman" w:hAnsi="Consolas" w:cs="Times New Roman"/>
+                <w:color w:val="4EC9B0"/>
+                <w:sz w:val="21"/>
+                <w:szCs w:val="21"/>
+              </w:rPr>
+            </w:pPr>
+            <w:r>
+              <w:rPr>
+                <w:rFonts w:ascii="Consolas" w:eastAsia="Times New Roman" w:hAnsi="Consolas" w:cs="Times New Roman"/>
+                <w:color w:val="4EC9B0"/>
+                <w:sz w:val="21"/>
+                <w:szCs w:val="21"/>
+              </w:rPr>
+              <w:t>NO_CONTENT</w:t>
+            </w:r>
+          </w:p>
+        </w:tc>
+      </w:tr>
+      <w:tr>
+        <w:tc>
+          <w:tcPr>
+            <w:tcW w:w="1051" w:type="dxa"/>
+          </w:tcPr>
+          <w:p>
+            <w:pPr>
+              <w:spacing w:before="100" w:beforeAutospacing="1" w:after="100" w:afterAutospacing="1"/>
+              <w:rPr>
+                <w:rFonts w:ascii="Times New Roman" w:eastAsia="Times New Roman" w:hAnsi="Times New Roman" w:cs="Times New Roman"/>
+                <w:sz w:val="24"/>
+                <w:szCs w:val="24"/>
+              </w:rPr>
+            </w:pPr>
+            <w:r>
+              <w:rPr>
+                <w:rFonts w:ascii="Times New Roman" w:eastAsia="Times New Roman" w:hAnsi="Times New Roman" w:cs="Times New Roman"/>
+                <w:sz w:val="24"/>
+                <w:szCs w:val="24"/>
+              </w:rPr>
+              <w:t>POST</w:t>
+            </w:r>
+          </w:p>
+        </w:tc>
+        <w:tc>
+          <w:tcPr>
+            <w:tcW w:w="2822" w:type="dxa"/>
+          </w:tcPr>
+          <w:p>
+            <w:pPr>
+              <w:spacing w:before="100" w:beforeAutospacing="1" w:after="100" w:afterAutospacing="1"/>
+              <w:rPr>
+                <w:rFonts w:ascii="Times New Roman" w:eastAsia="Times New Roman" w:hAnsi="Times New Roman" w:cs="Times New Roman"/>
+                <w:sz w:val="24"/>
+                <w:szCs w:val="24"/>
+              </w:rPr>
+            </w:pPr>
+            <w:r>
+              <w:rPr>
+                <w:rFonts w:ascii="Times New Roman" w:eastAsia="Times New Roman" w:hAnsi="Times New Roman" w:cs="Times New Roman"/>
+                <w:sz w:val="24"/>
+                <w:szCs w:val="24"/>
+              </w:rPr>
+              <w:t>/login</w:t>
+            </w:r>
+          </w:p>
+        </w:tc>
+        <w:tc>
+          <w:tcPr>
+            <w:tcW w:w="2071" w:type="dxa"/>
+          </w:tcPr>
+          <w:p>
+            <w:pPr>
+              <w:spacing w:before="100" w:beforeAutospacing="1" w:after="100" w:afterAutospacing="1"/>
+              <w:rPr>
+                <w:rFonts w:ascii="Times New Roman" w:eastAsia="Times New Roman" w:hAnsi="Times New Roman" w:cs="Times New Roman"/>
+                <w:sz w:val="24"/>
+                <w:szCs w:val="24"/>
+              </w:rPr>
+            </w:pPr>
+            <w:proofErr w:type="spellStart"/>
+            <w:r>
+              <w:rPr>
+                <w:rFonts w:ascii="Times New Roman" w:eastAsia="Times New Roman" w:hAnsi="Times New Roman" w:cs="Times New Roman"/>
+                <w:sz w:val="24"/>
+                <w:szCs w:val="24"/>
+              </w:rPr>
+              <w:t>Username+password</w:t>
+            </w:r>
+            <w:proofErr w:type="spellEnd"/>
+          </w:p>
+        </w:tc>
+        <w:tc>
+          <w:tcPr>
+            <w:tcW w:w="3406" w:type="dxa"/>
+          </w:tcPr>
+          <w:p>
+            <w:pPr>
+              <w:shd w:val="clear" w:color="auto" w:fill="1F1F1F"/>
+              <w:spacing w:line="285" w:lineRule="atLeast"/>
+              <w:rPr>
+                <w:rFonts w:ascii="Consolas" w:eastAsia="Times New Roman" w:hAnsi="Consolas" w:cs="Times New Roman"/>
+                <w:color w:val="4EC9B0"/>
+                <w:sz w:val="21"/>
+                <w:szCs w:val="21"/>
+              </w:rPr>
+            </w:pPr>
+            <w:r>
+              <w:rPr>
+                <w:rFonts w:ascii="Consolas" w:eastAsia="Times New Roman" w:hAnsi="Consolas" w:cs="Times New Roman"/>
+                <w:color w:val="4EC9B0"/>
+                <w:sz w:val="21"/>
+                <w:szCs w:val="21"/>
+              </w:rPr>
+              <w:t>Map&lt;</w:t>
+            </w:r>
+            <w:proofErr w:type="spellStart"/>
+            <w:r>
+              <w:rPr>
+                <w:rFonts w:ascii="Consolas" w:eastAsia="Times New Roman" w:hAnsi="Consolas" w:cs="Times New Roman"/>
+                <w:color w:val="4EC9B0"/>
+                <w:sz w:val="21"/>
+                <w:szCs w:val="21"/>
+              </w:rPr>
+              <w:t>String,String</w:t>
+            </w:r>
+            <w:proofErr w:type="spellEnd"/>
+            <w:r>
+              <w:rPr>
+                <w:rFonts w:ascii="Consolas" w:eastAsia="Times New Roman" w:hAnsi="Consolas" w:cs="Times New Roman"/>
+                <w:color w:val="4EC9B0"/>
+                <w:sz w:val="21"/>
+                <w:szCs w:val="21"/>
+              </w:rPr>
+              <w:t>&gt;</w:t>
+            </w:r>
+          </w:p>
+        </w:tc>
+      </w:tr>
+    </w:tbl>
+    <w:p>
+      <w:pPr>
+        <w:spacing w:before="100" w:beforeAutospacing="1" w:after="100" w:afterAutospacing="1" w:line="240" w:lineRule="auto"/>
+        <w:rPr>
+          <w:rFonts w:ascii="Times New Roman" w:eastAsia="Times New Roman" w:hAnsi="Times New Roman" w:cs="Times New Roman"/>
+          <w:b/>
+          <w:sz w:val="24"/>
+          <w:szCs w:val="24"/>
+        </w:rPr>
+      </w:pPr>
+      <w:proofErr w:type="spellStart"/>
+      <w:r>
+        <w:rPr>
+          <w:rFonts w:ascii="Times New Roman" w:eastAsia="Times New Roman" w:hAnsi="Times New Roman" w:cs="Times New Roman"/>
+          <w:b/>
+          <w:sz w:val="24"/>
+          <w:szCs w:val="24"/>
+        </w:rPr>
+        <w:t>API</w:t>
+      </w:r>
+      <w:r>
+        <w:rPr>
+          <w:rFonts w:ascii="Times New Roman" w:eastAsia="Times New Roman" w:hAnsi="Times New Roman" w:cs="Times New Roman"/>
+          <w:b/>
+          <w:sz w:val="24"/>
+          <w:szCs w:val="24"/>
+        </w:rPr>
+        <w:t>CardSet</w:t>
+      </w:r>
+      <w:r>
+        <w:rPr>
+          <w:rFonts w:ascii="Times New Roman" w:eastAsia="Times New Roman" w:hAnsi="Times New Roman" w:cs="Times New Roman"/>
+          <w:b/>
+          <w:sz w:val="24"/>
+          <w:szCs w:val="24"/>
+        </w:rPr>
+        <w:t>Controller</w:t>
+      </w:r>
+      <w:proofErr w:type="spellEnd"/>
+      <w:r>
+        <w:rPr>
+          <w:rFonts w:ascii="Times New Roman" w:eastAsia="Times New Roman" w:hAnsi="Times New Roman" w:cs="Times New Roman"/>
+          <w:b/>
+          <w:sz w:val="24"/>
+          <w:szCs w:val="24"/>
+        </w:rPr>
+        <w:t>:</w:t>
+      </w:r>
+    </w:p>
+    <w:tbl>
+      <w:tblPr>
+        <w:tblStyle w:val="TableGrid"/>
+        <w:tblW w:w="0" w:type="auto"/>
+        <w:tblLook w:val="04A0" w:firstRow="1" w:lastRow="0" w:firstColumn="1" w:lastColumn="0" w:noHBand="0" w:noVBand="1"/>
+      </w:tblPr>
+      <w:tblGrid>
+        <w:gridCol w:w="1123"/>
+        <w:gridCol w:w="2304"/>
+        <w:gridCol w:w="2255"/>
+        <w:gridCol w:w="3668"/>
+      </w:tblGrid>
+      <w:tr>
+        <w:trPr>
+          <w:trHeight w:val="314"/>
+        </w:trPr>
+        <w:tc>
+          <w:tcPr>
+            <w:tcW w:w="1123" w:type="dxa"/>
+          </w:tcPr>
+          <w:p>
+            <w:pPr>
+              <w:spacing w:before="100" w:beforeAutospacing="1" w:after="100" w:afterAutospacing="1"/>
+              <w:rPr>
+                <w:rFonts w:ascii="Times New Roman" w:eastAsia="Times New Roman" w:hAnsi="Times New Roman" w:cs="Times New Roman"/>
+                <w:sz w:val="24"/>
+                <w:szCs w:val="24"/>
+              </w:rPr>
+            </w:pPr>
+            <w:r>
+              <w:rPr>
+                <w:rFonts w:ascii="Times New Roman" w:eastAsia="Times New Roman" w:hAnsi="Times New Roman" w:cs="Times New Roman"/>
+                <w:sz w:val="24"/>
+                <w:szCs w:val="24"/>
+              </w:rPr>
+              <w:t>Method</w:t>
+            </w:r>
+          </w:p>
+        </w:tc>
+        <w:tc>
+          <w:tcPr>
+            <w:tcW w:w="2304" w:type="dxa"/>
+          </w:tcPr>
+          <w:p>
+            <w:pPr>
+              <w:spacing w:before="100" w:beforeAutospacing="1" w:after="100" w:afterAutospacing="1"/>
+              <w:rPr>
+                <w:rFonts w:ascii="Times New Roman" w:eastAsia="Times New Roman" w:hAnsi="Times New Roman" w:cs="Times New Roman"/>
+                <w:sz w:val="24"/>
+                <w:szCs w:val="24"/>
+              </w:rPr>
+            </w:pPr>
+            <w:proofErr w:type="spellStart"/>
+            <w:r>
+              <w:rPr>
+                <w:rFonts w:ascii="Times New Roman" w:eastAsia="Times New Roman" w:hAnsi="Times New Roman" w:cs="Times New Roman"/>
+                <w:sz w:val="24"/>
+                <w:szCs w:val="24"/>
+              </w:rPr>
+              <w:t>url</w:t>
+            </w:r>
+            <w:proofErr w:type="spellEnd"/>
+          </w:p>
+        </w:tc>
+        <w:tc>
+          <w:tcPr>
+            <w:tcW w:w="2255" w:type="dxa"/>
+          </w:tcPr>
+          <w:p>
+            <w:pPr>
+              <w:spacing w:before="100" w:beforeAutospacing="1" w:after="100" w:afterAutospacing="1"/>
+              <w:rPr>
+                <w:rFonts w:ascii="Times New Roman" w:eastAsia="Times New Roman" w:hAnsi="Times New Roman" w:cs="Times New Roman"/>
+                <w:sz w:val="24"/>
+                <w:szCs w:val="24"/>
+              </w:rPr>
+            </w:pPr>
+            <w:r>
+              <w:rPr>
+                <w:rFonts w:ascii="Times New Roman" w:eastAsia="Times New Roman" w:hAnsi="Times New Roman" w:cs="Times New Roman"/>
+                <w:sz w:val="24"/>
+                <w:szCs w:val="24"/>
+              </w:rPr>
+              <w:t>Body</w:t>
+            </w:r>
+          </w:p>
+        </w:tc>
+        <w:tc>
+          <w:tcPr>
+            <w:tcW w:w="3668" w:type="dxa"/>
+          </w:tcPr>
+          <w:p>
+            <w:pPr>
+              <w:spacing w:before="100" w:beforeAutospacing="1" w:after="100" w:afterAutospacing="1"/>
+              <w:rPr>
+                <w:rFonts w:ascii="Times New Roman" w:eastAsia="Times New Roman" w:hAnsi="Times New Roman" w:cs="Times New Roman"/>
+                <w:sz w:val="24"/>
+                <w:szCs w:val="24"/>
+              </w:rPr>
+            </w:pPr>
+            <w:r>
+              <w:rPr>
+                <w:rFonts w:ascii="Times New Roman" w:eastAsia="Times New Roman" w:hAnsi="Times New Roman" w:cs="Times New Roman"/>
+                <w:sz w:val="24"/>
+                <w:szCs w:val="24"/>
+              </w:rPr>
+              <w:t>Response</w:t>
+            </w:r>
+          </w:p>
+        </w:tc>
+      </w:tr>
+      <w:tr>
+        <w:tc>
+          <w:tcPr>
+            <w:tcW w:w="1123" w:type="dxa"/>
+          </w:tcPr>
+          <w:p>
+            <w:pPr>
+              <w:spacing w:before="100" w:beforeAutospacing="1" w:after="100" w:afterAutospacing="1"/>
+              <w:rPr>
+                <w:rFonts w:ascii="Times New Roman" w:eastAsia="Times New Roman" w:hAnsi="Times New Roman" w:cs="Times New Roman"/>
+                <w:sz w:val="24"/>
+                <w:szCs w:val="24"/>
+              </w:rPr>
+            </w:pPr>
+            <w:r>
+              <w:rPr>
+                <w:rFonts w:ascii="Times New Roman" w:eastAsia="Times New Roman" w:hAnsi="Times New Roman" w:cs="Times New Roman"/>
+                <w:sz w:val="24"/>
+                <w:szCs w:val="24"/>
+              </w:rPr>
+              <w:t>GET</w:t>
+            </w:r>
+          </w:p>
+        </w:tc>
+        <w:tc>
+          <w:tcPr>
+            <w:tcW w:w="2304" w:type="dxa"/>
+          </w:tcPr>
+          <w:p>
+            <w:pPr>
+              <w:spacing w:before="100" w:beforeAutospacing="1" w:after="100" w:afterAutospacing="1"/>
+              <w:rPr>
+                <w:rFonts w:ascii="Times New Roman" w:eastAsia="Times New Roman" w:hAnsi="Times New Roman" w:cs="Times New Roman"/>
+                <w:sz w:val="24"/>
+                <w:szCs w:val="24"/>
+              </w:rPr>
+            </w:pPr>
+            <w:r>
+              <w:rPr>
+                <w:rFonts w:ascii="Times New Roman" w:eastAsia="Times New Roman" w:hAnsi="Times New Roman" w:cs="Times New Roman"/>
+                <w:sz w:val="24"/>
+                <w:szCs w:val="24"/>
+              </w:rPr>
+              <w:t>/</w:t>
+            </w:r>
+            <w:proofErr w:type="spellStart"/>
+            <w:r>
+              <w:rPr>
+                <w:rFonts w:ascii="Times New Roman" w:eastAsia="Times New Roman" w:hAnsi="Times New Roman" w:cs="Times New Roman"/>
+                <w:sz w:val="24"/>
+                <w:szCs w:val="24"/>
+              </w:rPr>
+              <w:t>get_all</w:t>
+            </w:r>
+            <w:proofErr w:type="spellEnd"/>
+          </w:p>
+        </w:tc>
+        <w:tc>
+          <w:tcPr>
+            <w:tcW w:w="2255" w:type="dxa"/>
+          </w:tcPr>
+          <w:p>
+            <w:pPr>
+              <w:spacing w:before="100" w:beforeAutospacing="1" w:after="100" w:afterAutospacing="1"/>
+              <w:rPr>
+                <w:rFonts w:ascii="Times New Roman" w:eastAsia="Times New Roman" w:hAnsi="Times New Roman" w:cs="Times New Roman"/>
+                <w:sz w:val="24"/>
+                <w:szCs w:val="24"/>
+              </w:rPr>
+            </w:pPr>
+            <w:r>
+              <w:rPr>
+                <w:rFonts w:ascii="Times New Roman" w:eastAsia="Times New Roman" w:hAnsi="Times New Roman" w:cs="Times New Roman"/>
+                <w:sz w:val="24"/>
+                <w:szCs w:val="24"/>
+              </w:rPr>
+              <w:t>No</w:t>
+            </w:r>
+          </w:p>
+        </w:tc>
+        <w:tc>
+          <w:tcPr>
+            <w:tcW w:w="3668" w:type="dxa"/>
+          </w:tcPr>
+          <w:p>
+            <w:pPr>
+              <w:shd w:val="clear" w:color="auto" w:fill="1F1F1F"/>
+              <w:spacing w:line="285" w:lineRule="atLeast"/>
+              <w:rPr>
+                <w:rFonts w:ascii="Consolas" w:eastAsia="Times New Roman" w:hAnsi="Consolas" w:cs="Times New Roman"/>
+                <w:color w:val="CCCCCC"/>
+                <w:sz w:val="21"/>
+                <w:szCs w:val="21"/>
+              </w:rPr>
+            </w:pPr>
+            <w:proofErr w:type="spellStart"/>
+            <w:r>
+              <w:rPr>
+                <w:rFonts w:ascii="Consolas" w:eastAsia="Times New Roman" w:hAnsi="Consolas" w:cs="Times New Roman"/>
+                <w:color w:val="4EC9B0"/>
+                <w:sz w:val="21"/>
+                <w:szCs w:val="21"/>
+              </w:rPr>
+              <w:t>Iterable</w:t>
+            </w:r>
+            <w:proofErr w:type="spellEnd"/>
+            <w:r>
+              <w:rPr>
+                <w:rFonts w:ascii="Consolas" w:eastAsia="Times New Roman" w:hAnsi="Consolas" w:cs="Times New Roman"/>
+                <w:color w:val="CCCCCC"/>
+                <w:sz w:val="21"/>
+                <w:szCs w:val="21"/>
+              </w:rPr>
+              <w:t>&lt;</w:t>
+            </w:r>
+            <w:proofErr w:type="spellStart"/>
+            <w:r>
+              <w:rPr>
+                <w:rFonts w:ascii="Consolas" w:eastAsia="Times New Roman" w:hAnsi="Consolas" w:cs="Times New Roman"/>
+                <w:color w:val="4EC9B0"/>
+                <w:sz w:val="21"/>
+                <w:szCs w:val="21"/>
+              </w:rPr>
+              <w:t>CardSetDTP</w:t>
+            </w:r>
+            <w:proofErr w:type="spellEnd"/>
+            <w:r>
+              <w:rPr>
+                <w:rFonts w:ascii="Consolas" w:eastAsia="Times New Roman" w:hAnsi="Consolas" w:cs="Times New Roman"/>
+                <w:color w:val="CCCCCC"/>
+                <w:sz w:val="21"/>
+                <w:szCs w:val="21"/>
+              </w:rPr>
+              <w:t>&gt;</w:t>
+            </w:r>
+          </w:p>
+          <w:p>
+            <w:pPr>
+              <w:spacing w:before="100" w:beforeAutospacing="1" w:after="100" w:afterAutospacing="1"/>
+              <w:rPr>
+                <w:rFonts w:ascii="Times New Roman" w:eastAsia="Times New Roman" w:hAnsi="Times New Roman" w:cs="Times New Roman"/>
+                <w:sz w:val="24"/>
+                <w:szCs w:val="24"/>
+              </w:rPr>
+            </w:pPr>
+          </w:p>
+        </w:tc>
+      </w:tr>
+      <w:tr>
+        <w:tc>
+          <w:tcPr>
+            <w:tcW w:w="1123" w:type="dxa"/>
+          </w:tcPr>
+          <w:p>
+            <w:pPr>
+              <w:spacing w:before="100" w:beforeAutospacing="1" w:after="100" w:afterAutospacing="1"/>
+              <w:rPr>
+                <w:rFonts w:ascii="Times New Roman" w:eastAsia="Times New Roman" w:hAnsi="Times New Roman" w:cs="Times New Roman"/>
+                <w:sz w:val="24"/>
+                <w:szCs w:val="24"/>
+              </w:rPr>
+            </w:pPr>
+            <w:r>
+              <w:rPr>
+                <w:rFonts w:ascii="Times New Roman" w:eastAsia="Times New Roman" w:hAnsi="Times New Roman" w:cs="Times New Roman"/>
+                <w:sz w:val="24"/>
+                <w:szCs w:val="24"/>
+              </w:rPr>
+              <w:t>GET</w:t>
+            </w:r>
+          </w:p>
+        </w:tc>
+        <w:tc>
+          <w:tcPr>
+            <w:tcW w:w="2304" w:type="dxa"/>
+          </w:tcPr>
+          <w:p>
+            <w:pPr>
+              <w:spacing w:before="100" w:beforeAutospacing="1" w:after="100" w:afterAutospacing="1"/>
+              <w:rPr>
+                <w:rFonts w:ascii="Times New Roman" w:eastAsia="Times New Roman" w:hAnsi="Times New Roman" w:cs="Times New Roman"/>
+                <w:sz w:val="24"/>
+                <w:szCs w:val="24"/>
+              </w:rPr>
+            </w:pPr>
+            <w:r>
+              <w:rPr>
+                <w:rFonts w:ascii="Times New Roman" w:eastAsia="Times New Roman" w:hAnsi="Times New Roman" w:cs="Times New Roman"/>
+                <w:sz w:val="24"/>
+                <w:szCs w:val="24"/>
+              </w:rPr>
+              <w:t>/</w:t>
+            </w:r>
+            <w:proofErr w:type="spellStart"/>
+            <w:r>
+              <w:rPr>
+                <w:rFonts w:ascii="Times New Roman" w:eastAsia="Times New Roman" w:hAnsi="Times New Roman" w:cs="Times New Roman"/>
+                <w:sz w:val="24"/>
+                <w:szCs w:val="24"/>
+              </w:rPr>
+              <w:t>getById</w:t>
+            </w:r>
+            <w:proofErr w:type="spellEnd"/>
+            <w:r>
+              <w:rPr>
+                <w:rFonts w:ascii="Times New Roman" w:eastAsia="Times New Roman" w:hAnsi="Times New Roman" w:cs="Times New Roman"/>
+                <w:sz w:val="24"/>
+                <w:szCs w:val="24"/>
+              </w:rPr>
+              <w:t>{id}</w:t>
+            </w:r>
+          </w:p>
+        </w:tc>
+        <w:tc>
+          <w:tcPr>
+            <w:tcW w:w="2255" w:type="dxa"/>
+          </w:tcPr>
+          <w:p>
+            <w:pPr>
+              <w:spacing w:before="100" w:beforeAutospacing="1" w:after="100" w:afterAutospacing="1"/>
+              <w:rPr>
+                <w:rFonts w:ascii="Times New Roman" w:eastAsia="Times New Roman" w:hAnsi="Times New Roman" w:cs="Times New Roman"/>
+                <w:sz w:val="24"/>
+                <w:szCs w:val="24"/>
+              </w:rPr>
+            </w:pPr>
+            <w:r>
+              <w:rPr>
+                <w:rFonts w:ascii="Times New Roman" w:eastAsia="Times New Roman" w:hAnsi="Times New Roman" w:cs="Times New Roman"/>
+                <w:sz w:val="24"/>
+                <w:szCs w:val="24"/>
+              </w:rPr>
+              <w:t>Id</w:t>
+            </w:r>
+          </w:p>
+        </w:tc>
+        <w:tc>
+          <w:tcPr>
+            <w:tcW w:w="3668" w:type="dxa"/>
+          </w:tcPr>
+          <w:p>
+            <w:pPr>
+              <w:shd w:val="clear" w:color="auto" w:fill="1F1F1F"/>
+              <w:spacing w:line="285" w:lineRule="atLeast"/>
+              <w:rPr>
+                <w:rFonts w:ascii="Consolas" w:eastAsia="Times New Roman" w:hAnsi="Consolas" w:cs="Times New Roman"/>
+                <w:color w:val="CCCCCC"/>
+                <w:sz w:val="21"/>
+                <w:szCs w:val="21"/>
+              </w:rPr>
+            </w:pPr>
+            <w:proofErr w:type="spellStart"/>
+            <w:r>
+              <w:rPr>
+                <w:rFonts w:ascii="Consolas" w:eastAsia="Times New Roman" w:hAnsi="Consolas" w:cs="Times New Roman"/>
+                <w:color w:val="4EC9B0"/>
+                <w:sz w:val="21"/>
+                <w:szCs w:val="21"/>
+              </w:rPr>
+              <w:t>ResponseEntity</w:t>
+            </w:r>
+            <w:proofErr w:type="spellEnd"/>
+            <w:r>
+              <w:rPr>
+                <w:rFonts w:ascii="Consolas" w:eastAsia="Times New Roman" w:hAnsi="Consolas" w:cs="Times New Roman"/>
+                <w:color w:val="CCCCCC"/>
+                <w:sz w:val="21"/>
+                <w:szCs w:val="21"/>
+              </w:rPr>
+              <w:t>&lt;</w:t>
+            </w:r>
+            <w:r>
+              <w:rPr>
+                <w:rFonts w:ascii="Consolas" w:eastAsia="Times New Roman" w:hAnsi="Consolas" w:cs="Times New Roman"/>
+                <w:color w:val="4EC9B0"/>
+                <w:sz w:val="21"/>
+                <w:szCs w:val="21"/>
+              </w:rPr>
+              <w:t xml:space="preserve"> </w:t>
+            </w:r>
+            <w:proofErr w:type="spellStart"/>
+            <w:r>
+              <w:rPr>
+                <w:rFonts w:ascii="Consolas" w:eastAsia="Times New Roman" w:hAnsi="Consolas" w:cs="Times New Roman"/>
+                <w:color w:val="4EC9B0"/>
+                <w:sz w:val="21"/>
+                <w:szCs w:val="21"/>
+              </w:rPr>
+              <w:t>CardSetDTP</w:t>
+            </w:r>
+            <w:proofErr w:type="spellEnd"/>
+            <w:r>
+              <w:rPr>
+                <w:rFonts w:ascii="Consolas" w:eastAsia="Times New Roman" w:hAnsi="Consolas" w:cs="Times New Roman"/>
+                <w:color w:val="CCCCCC"/>
+                <w:sz w:val="21"/>
+                <w:szCs w:val="21"/>
+              </w:rPr>
+              <w:t xml:space="preserve"> </w:t>
+            </w:r>
+            <w:r>
+              <w:rPr>
+                <w:rFonts w:ascii="Consolas" w:eastAsia="Times New Roman" w:hAnsi="Consolas" w:cs="Times New Roman"/>
+                <w:color w:val="CCCCCC"/>
+                <w:sz w:val="21"/>
+                <w:szCs w:val="21"/>
+              </w:rPr>
+              <w:t>&gt;</w:t>
+            </w:r>
+          </w:p>
+          <w:p>
+            <w:pPr>
+              <w:spacing w:before="100" w:beforeAutospacing="1" w:after="100" w:afterAutospacing="1"/>
+              <w:rPr>
+                <w:rFonts w:ascii="Times New Roman" w:eastAsia="Times New Roman" w:hAnsi="Times New Roman" w:cs="Times New Roman"/>
+                <w:sz w:val="24"/>
+                <w:szCs w:val="24"/>
+              </w:rPr>
+            </w:pPr>
+          </w:p>
+        </w:tc>
+      </w:tr>
+      <w:tr>
+        <w:tc>
+          <w:tcPr>
+            <w:tcW w:w="1123" w:type="dxa"/>
+          </w:tcPr>
+          <w:p>
+            <w:pPr>
+              <w:spacing w:before="100" w:beforeAutospacing="1" w:after="100" w:afterAutospacing="1"/>
+              <w:rPr>
+                <w:rFonts w:ascii="Times New Roman" w:eastAsia="Times New Roman" w:hAnsi="Times New Roman" w:cs="Times New Roman"/>
+                <w:sz w:val="24"/>
+                <w:szCs w:val="24"/>
+              </w:rPr>
+            </w:pPr>
+            <w:r>
+              <w:rPr>
+                <w:rFonts w:ascii="Times New Roman" w:eastAsia="Times New Roman" w:hAnsi="Times New Roman" w:cs="Times New Roman"/>
+                <w:sz w:val="24"/>
+                <w:szCs w:val="24"/>
+              </w:rPr>
+              <w:t>GET</w:t>
+            </w:r>
+          </w:p>
+        </w:tc>
+        <w:tc>
+          <w:tcPr>
+            <w:tcW w:w="2304" w:type="dxa"/>
+          </w:tcPr>
+          <w:p>
+            <w:pPr>
+              <w:spacing w:before="100" w:beforeAutospacing="1" w:after="100" w:afterAutospacing="1"/>
+              <w:rPr>
+                <w:rFonts w:ascii="Times New Roman" w:eastAsia="Times New Roman" w:hAnsi="Times New Roman" w:cs="Times New Roman"/>
+                <w:sz w:val="24"/>
+                <w:szCs w:val="24"/>
+              </w:rPr>
+            </w:pPr>
+            <w:r>
+              <w:rPr>
+                <w:rFonts w:ascii="Times New Roman" w:eastAsia="Times New Roman" w:hAnsi="Times New Roman" w:cs="Times New Roman"/>
+                <w:sz w:val="24"/>
+                <w:szCs w:val="24"/>
+              </w:rPr>
+              <w:t>/</w:t>
+            </w:r>
+            <w:proofErr w:type="spellStart"/>
+            <w:r>
+              <w:rPr>
+                <w:rFonts w:ascii="Times New Roman" w:eastAsia="Times New Roman" w:hAnsi="Times New Roman" w:cs="Times New Roman"/>
+                <w:sz w:val="24"/>
+                <w:szCs w:val="24"/>
+              </w:rPr>
+              <w:t>getBy</w:t>
+            </w:r>
+            <w:r>
+              <w:rPr>
+                <w:rFonts w:ascii="Times New Roman" w:eastAsia="Times New Roman" w:hAnsi="Times New Roman" w:cs="Times New Roman"/>
+                <w:sz w:val="24"/>
+                <w:szCs w:val="24"/>
+              </w:rPr>
+              <w:t>Name</w:t>
+            </w:r>
+            <w:proofErr w:type="spellEnd"/>
+            <w:r>
+              <w:rPr>
+                <w:rFonts w:ascii="Times New Roman" w:eastAsia="Times New Roman" w:hAnsi="Times New Roman" w:cs="Times New Roman"/>
+                <w:sz w:val="24"/>
+                <w:szCs w:val="24"/>
+              </w:rPr>
+              <w:t>/{</w:t>
+            </w:r>
+            <w:r>
+              <w:rPr>
+                <w:rFonts w:ascii="Times New Roman" w:eastAsia="Times New Roman" w:hAnsi="Times New Roman" w:cs="Times New Roman"/>
+                <w:sz w:val="24"/>
+                <w:szCs w:val="24"/>
+              </w:rPr>
+              <w:t>name</w:t>
+            </w:r>
+            <w:r>
+              <w:rPr>
+                <w:rFonts w:ascii="Times New Roman" w:eastAsia="Times New Roman" w:hAnsi="Times New Roman" w:cs="Times New Roman"/>
+                <w:sz w:val="24"/>
+                <w:szCs w:val="24"/>
+              </w:rPr>
+              <w:t>}</w:t>
+            </w:r>
+          </w:p>
+        </w:tc>
+        <w:tc>
+          <w:tcPr>
+            <w:tcW w:w="2255" w:type="dxa"/>
+          </w:tcPr>
+          <w:p>
+            <w:pPr>
+              <w:spacing w:before="100" w:beforeAutospacing="1" w:after="100" w:afterAutospacing="1"/>
+              <w:rPr>
+                <w:rFonts w:ascii="Times New Roman" w:eastAsia="Times New Roman" w:hAnsi="Times New Roman" w:cs="Times New Roman"/>
+                <w:sz w:val="24"/>
+                <w:szCs w:val="24"/>
+              </w:rPr>
+            </w:pPr>
+            <w:r>
+              <w:rPr>
+                <w:rFonts w:ascii="Times New Roman" w:eastAsia="Times New Roman" w:hAnsi="Times New Roman" w:cs="Times New Roman"/>
+                <w:sz w:val="24"/>
+                <w:szCs w:val="24"/>
+              </w:rPr>
+              <w:t>name</w:t>
+            </w:r>
+          </w:p>
+        </w:tc>
+        <w:tc>
+          <w:tcPr>
+            <w:tcW w:w="3668" w:type="dxa"/>
+          </w:tcPr>
+          <w:p>
+            <w:pPr>
+              <w:shd w:val="clear" w:color="auto" w:fill="1F1F1F"/>
+              <w:spacing w:line="285" w:lineRule="atLeast"/>
+              <w:rPr>
+                <w:rFonts w:ascii="Consolas" w:eastAsia="Times New Roman" w:hAnsi="Consolas" w:cs="Times New Roman"/>
+                <w:color w:val="CCCCCC"/>
+                <w:sz w:val="21"/>
+                <w:szCs w:val="21"/>
+              </w:rPr>
+            </w:pPr>
+            <w:proofErr w:type="spellStart"/>
+            <w:r>
+              <w:rPr>
+                <w:rFonts w:ascii="Consolas" w:eastAsia="Times New Roman" w:hAnsi="Consolas" w:cs="Times New Roman"/>
+                <w:color w:val="4EC9B0"/>
+                <w:sz w:val="21"/>
+                <w:szCs w:val="21"/>
+              </w:rPr>
+              <w:t>Iterable</w:t>
+            </w:r>
+            <w:proofErr w:type="spellEnd"/>
+            <w:r>
+              <w:rPr>
+                <w:rFonts w:ascii="Consolas" w:eastAsia="Times New Roman" w:hAnsi="Consolas" w:cs="Times New Roman"/>
+                <w:color w:val="CCCCCC"/>
+                <w:sz w:val="21"/>
+                <w:szCs w:val="21"/>
+              </w:rPr>
+              <w:t>&lt;</w:t>
+            </w:r>
+            <w:r>
+              <w:rPr>
+                <w:rFonts w:ascii="Consolas" w:eastAsia="Times New Roman" w:hAnsi="Consolas" w:cs="Times New Roman"/>
+                <w:color w:val="4EC9B0"/>
+                <w:sz w:val="21"/>
+                <w:szCs w:val="21"/>
+              </w:rPr>
+              <w:t xml:space="preserve"> </w:t>
+            </w:r>
+            <w:proofErr w:type="spellStart"/>
+            <w:r>
+              <w:rPr>
+                <w:rFonts w:ascii="Consolas" w:eastAsia="Times New Roman" w:hAnsi="Consolas" w:cs="Times New Roman"/>
+                <w:color w:val="4EC9B0"/>
+                <w:sz w:val="21"/>
+                <w:szCs w:val="21"/>
+              </w:rPr>
+              <w:t>CardSetDTP</w:t>
+            </w:r>
+            <w:proofErr w:type="spellEnd"/>
+            <w:r>
+              <w:rPr>
+                <w:rFonts w:ascii="Consolas" w:eastAsia="Times New Roman" w:hAnsi="Consolas" w:cs="Times New Roman"/>
+                <w:color w:val="CCCCCC"/>
+                <w:sz w:val="21"/>
+                <w:szCs w:val="21"/>
+              </w:rPr>
+              <w:t xml:space="preserve"> </w:t>
+            </w:r>
+            <w:r>
+              <w:rPr>
+                <w:rFonts w:ascii="Consolas" w:eastAsia="Times New Roman" w:hAnsi="Consolas" w:cs="Times New Roman"/>
+                <w:color w:val="CCCCCC"/>
+                <w:sz w:val="21"/>
+                <w:szCs w:val="21"/>
+              </w:rPr>
+              <w:t>&gt;</w:t>
+            </w:r>
+          </w:p>
+        </w:tc>
+      </w:tr>
+      <w:tr>
+        <w:tc>
+          <w:tcPr>
+            <w:tcW w:w="1123" w:type="dxa"/>
+          </w:tcPr>
+          <w:p>
+            <w:pPr>
+              <w:spacing w:before="100" w:beforeAutospacing="1" w:after="100" w:afterAutospacing="1"/>
+              <w:rPr>
+                <w:rFonts w:ascii="Times New Roman" w:eastAsia="Times New Roman" w:hAnsi="Times New Roman" w:cs="Times New Roman"/>
+                <w:sz w:val="24"/>
+                <w:szCs w:val="24"/>
+              </w:rPr>
+            </w:pPr>
+            <w:r>
+              <w:rPr>
+                <w:rFonts w:ascii="Times New Roman" w:eastAsia="Times New Roman" w:hAnsi="Times New Roman" w:cs="Times New Roman"/>
+                <w:sz w:val="24"/>
+                <w:szCs w:val="24"/>
+              </w:rPr>
+              <w:t>POST</w:t>
+            </w:r>
+          </w:p>
+        </w:tc>
+        <w:tc>
+          <w:tcPr>
+            <w:tcW w:w="2304" w:type="dxa"/>
+          </w:tcPr>
+          <w:p>
+            <w:pPr>
+              <w:spacing w:before="100" w:beforeAutospacing="1" w:after="100" w:afterAutospacing="1"/>
+              <w:rPr>
+                <w:rFonts w:ascii="Times New Roman" w:eastAsia="Times New Roman" w:hAnsi="Times New Roman" w:cs="Times New Roman"/>
+                <w:sz w:val="24"/>
+                <w:szCs w:val="24"/>
+              </w:rPr>
+            </w:pPr>
+            <w:r>
+              <w:rPr>
+                <w:rFonts w:ascii="Times New Roman" w:eastAsia="Times New Roman" w:hAnsi="Times New Roman" w:cs="Times New Roman"/>
+                <w:sz w:val="24"/>
+                <w:szCs w:val="24"/>
+              </w:rPr>
+              <w:t>/create</w:t>
+            </w:r>
+          </w:p>
+        </w:tc>
+        <w:tc>
+          <w:tcPr>
+            <w:tcW w:w="2255" w:type="dxa"/>
+          </w:tcPr>
+          <w:p>
+            <w:pPr>
+              <w:spacing w:before="100" w:beforeAutospacing="1" w:after="100" w:afterAutospacing="1"/>
+              <w:rPr>
+                <w:rFonts w:ascii="Times New Roman" w:eastAsia="Times New Roman" w:hAnsi="Times New Roman" w:cs="Times New Roman"/>
+                <w:sz w:val="24"/>
+                <w:szCs w:val="24"/>
+              </w:rPr>
+            </w:pPr>
+            <w:r>
+              <w:rPr>
+                <w:rFonts w:ascii="Times New Roman" w:eastAsia="Times New Roman" w:hAnsi="Times New Roman" w:cs="Times New Roman"/>
+                <w:sz w:val="24"/>
+                <w:szCs w:val="24"/>
+              </w:rPr>
+              <w:t>{</w:t>
+            </w:r>
+          </w:p>
+          <w:p>
+            <w:pPr>
+              <w:spacing w:before="100" w:beforeAutospacing="1" w:after="100" w:afterAutospacing="1"/>
+              <w:rPr>
+                <w:rFonts w:ascii="Times New Roman" w:eastAsia="Times New Roman" w:hAnsi="Times New Roman" w:cs="Times New Roman"/>
+                <w:sz w:val="24"/>
+                <w:szCs w:val="24"/>
+              </w:rPr>
+            </w:pPr>
+            <w:r>
+              <w:rPr>
+                <w:rFonts w:ascii="Times New Roman" w:eastAsia="Times New Roman" w:hAnsi="Times New Roman" w:cs="Times New Roman"/>
+                <w:sz w:val="24"/>
+                <w:szCs w:val="24"/>
+              </w:rPr>
+              <w:t>}</w:t>
+            </w:r>
+          </w:p>
+        </w:tc>
+        <w:tc>
+          <w:tcPr>
+            <w:tcW w:w="3668" w:type="dxa"/>
+          </w:tcPr>
+          <w:p>
+            <w:pPr>
+              <w:shd w:val="clear" w:color="auto" w:fill="1F1F1F"/>
+              <w:spacing w:line="285" w:lineRule="atLeast"/>
+              <w:rPr>
+                <w:rFonts w:ascii="Consolas" w:eastAsia="Times New Roman" w:hAnsi="Consolas" w:cs="Times New Roman"/>
+                <w:color w:val="4EC9B0"/>
+                <w:sz w:val="21"/>
+                <w:szCs w:val="21"/>
+              </w:rPr>
+            </w:pPr>
+            <w:r>
+              <w:rPr>
+                <w:rFonts w:ascii="Consolas" w:eastAsia="Times New Roman" w:hAnsi="Consolas" w:cs="Times New Roman"/>
+                <w:color w:val="4EC9B0"/>
+                <w:sz w:val="21"/>
+                <w:szCs w:val="21"/>
+              </w:rPr>
+              <w:t>Status: CREATED</w:t>
+            </w:r>
+          </w:p>
+        </w:tc>
+      </w:tr>
+      <w:tr>
+        <w:tc>
+          <w:tcPr>
+            <w:tcW w:w="1123" w:type="dxa"/>
+          </w:tcPr>
+          <w:p>
+            <w:pPr>
+              <w:spacing w:before="100" w:beforeAutospacing="1" w:after="100" w:afterAutospacing="1"/>
+              <w:rPr>
+                <w:rFonts w:ascii="Times New Roman" w:eastAsia="Times New Roman" w:hAnsi="Times New Roman" w:cs="Times New Roman"/>
+                <w:sz w:val="24"/>
+                <w:szCs w:val="24"/>
+              </w:rPr>
+            </w:pPr>
+            <w:r>
+              <w:rPr>
+                <w:rFonts w:ascii="Times New Roman" w:eastAsia="Times New Roman" w:hAnsi="Times New Roman" w:cs="Times New Roman"/>
+                <w:sz w:val="24"/>
+                <w:szCs w:val="24"/>
+              </w:rPr>
+              <w:t>POST</w:t>
+            </w:r>
+          </w:p>
+        </w:tc>
+        <w:tc>
+          <w:tcPr>
+            <w:tcW w:w="2304" w:type="dxa"/>
+          </w:tcPr>
+          <w:p>
+            <w:pPr>
+              <w:spacing w:before="100" w:beforeAutospacing="1" w:after="100" w:afterAutospacing="1"/>
+              <w:rPr>
+                <w:rFonts w:ascii="Times New Roman" w:eastAsia="Times New Roman" w:hAnsi="Times New Roman" w:cs="Times New Roman"/>
+                <w:sz w:val="24"/>
+                <w:szCs w:val="24"/>
+              </w:rPr>
+            </w:pPr>
+            <w:r>
+              <w:rPr>
+                <w:rFonts w:ascii="Times New Roman" w:eastAsia="Times New Roman" w:hAnsi="Times New Roman" w:cs="Times New Roman"/>
+                <w:sz w:val="24"/>
+                <w:szCs w:val="24"/>
+              </w:rPr>
+              <w:t>/</w:t>
+            </w:r>
+            <w:proofErr w:type="spellStart"/>
+            <w:r>
+              <w:rPr>
+                <w:rFonts w:ascii="Times New Roman" w:eastAsia="Times New Roman" w:hAnsi="Times New Roman" w:cs="Times New Roman"/>
+                <w:sz w:val="24"/>
+                <w:szCs w:val="24"/>
+              </w:rPr>
+              <w:t>create_card</w:t>
+            </w:r>
+            <w:proofErr w:type="spellEnd"/>
+            <w:r>
+              <w:rPr>
+                <w:rFonts w:ascii="Times New Roman" w:eastAsia="Times New Roman" w:hAnsi="Times New Roman" w:cs="Times New Roman"/>
+                <w:sz w:val="24"/>
+                <w:szCs w:val="24"/>
+              </w:rPr>
+              <w:t>/{id}</w:t>
+            </w:r>
+          </w:p>
+        </w:tc>
+        <w:tc>
+          <w:tcPr>
+            <w:tcW w:w="2255" w:type="dxa"/>
+          </w:tcPr>
+          <w:p>
+            <w:pPr>
+              <w:spacing w:before="100" w:beforeAutospacing="1" w:after="100" w:afterAutospacing="1"/>
+              <w:rPr>
+                <w:rFonts w:ascii="Times New Roman" w:eastAsia="Times New Roman" w:hAnsi="Times New Roman" w:cs="Times New Roman"/>
+                <w:sz w:val="24"/>
+                <w:szCs w:val="24"/>
+              </w:rPr>
+            </w:pPr>
+            <w:r>
+              <w:rPr>
+                <w:rFonts w:ascii="Times New Roman" w:eastAsia="Times New Roman" w:hAnsi="Times New Roman" w:cs="Times New Roman"/>
+                <w:sz w:val="24"/>
+                <w:szCs w:val="24"/>
+              </w:rPr>
+              <w:t>Id,</w:t>
+            </w:r>
+          </w:p>
+          <w:p>
+            <w:pPr>
+              <w:spacing w:before="100" w:beforeAutospacing="1" w:after="100" w:afterAutospacing="1"/>
+              <w:rPr>
+                <w:rFonts w:ascii="Times New Roman" w:eastAsia="Times New Roman" w:hAnsi="Times New Roman" w:cs="Times New Roman"/>
+                <w:sz w:val="24"/>
+                <w:szCs w:val="24"/>
+              </w:rPr>
+            </w:pPr>
+            <w:r>
+              <w:rPr>
+                <w:rFonts w:ascii="Times New Roman" w:eastAsia="Times New Roman" w:hAnsi="Times New Roman" w:cs="Times New Roman"/>
+                <w:sz w:val="24"/>
+                <w:szCs w:val="24"/>
+              </w:rPr>
+              <w:t xml:space="preserve">Body: </w:t>
+            </w:r>
+            <w:proofErr w:type="spellStart"/>
+            <w:r>
+              <w:rPr>
+                <w:rFonts w:ascii="Times New Roman" w:eastAsia="Times New Roman" w:hAnsi="Times New Roman" w:cs="Times New Roman"/>
+                <w:sz w:val="24"/>
+                <w:szCs w:val="24"/>
+              </w:rPr>
+              <w:t>CardSetDTO</w:t>
+            </w:r>
+            <w:proofErr w:type="spellEnd"/>
+          </w:p>
+        </w:tc>
+        <w:tc>
+          <w:tcPr>
+            <w:tcW w:w="3668" w:type="dxa"/>
+          </w:tcPr>
+          <w:p>
+            <w:pPr>
+              <w:shd w:val="clear" w:color="auto" w:fill="1F1F1F"/>
+              <w:spacing w:line="285" w:lineRule="atLeast"/>
+              <w:rPr>
+                <w:rFonts w:ascii="Consolas" w:eastAsia="Times New Roman" w:hAnsi="Consolas" w:cs="Times New Roman"/>
+                <w:color w:val="4EC9B0"/>
+                <w:sz w:val="21"/>
+                <w:szCs w:val="21"/>
+              </w:rPr>
+            </w:pPr>
+            <w:proofErr w:type="spellStart"/>
+            <w:r>
+              <w:rPr>
+                <w:rFonts w:ascii="Consolas" w:eastAsia="Times New Roman" w:hAnsi="Consolas" w:cs="Times New Roman"/>
+                <w:color w:val="4EC9B0"/>
+                <w:sz w:val="21"/>
+                <w:szCs w:val="21"/>
+              </w:rPr>
+              <w:t>CardSet</w:t>
+            </w:r>
+            <w:r>
+              <w:rPr>
+                <w:rFonts w:ascii="Consolas" w:eastAsia="Times New Roman" w:hAnsi="Consolas" w:cs="Times New Roman"/>
+                <w:color w:val="4EC9B0"/>
+                <w:sz w:val="21"/>
+                <w:szCs w:val="21"/>
+              </w:rPr>
+              <w:t>DTO</w:t>
+            </w:r>
+            <w:proofErr w:type="spellEnd"/>
+          </w:p>
+        </w:tc>
+      </w:tr>
+      <w:tr>
+        <w:tc>
+          <w:tcPr>
+            <w:tcW w:w="1123" w:type="dxa"/>
+          </w:tcPr>
+          <w:p>
+            <w:pPr>
+              <w:spacing w:before="100" w:beforeAutospacing="1" w:after="100" w:afterAutospacing="1"/>
+              <w:rPr>
+                <w:rFonts w:ascii="Times New Roman" w:eastAsia="Times New Roman" w:hAnsi="Times New Roman" w:cs="Times New Roman"/>
+                <w:sz w:val="24"/>
+                <w:szCs w:val="24"/>
+              </w:rPr>
+            </w:pPr>
+            <w:r>
+              <w:rPr>
+                <w:rFonts w:ascii="Times New Roman" w:eastAsia="Times New Roman" w:hAnsi="Times New Roman" w:cs="Times New Roman"/>
+                <w:sz w:val="24"/>
+                <w:szCs w:val="24"/>
+              </w:rPr>
+              <w:t>PATCH</w:t>
+            </w:r>
+          </w:p>
+        </w:tc>
+        <w:tc>
+          <w:tcPr>
+            <w:tcW w:w="2304" w:type="dxa"/>
+          </w:tcPr>
+          <w:p>
+            <w:pPr>
+              <w:spacing w:before="100" w:beforeAutospacing="1" w:after="100" w:afterAutospacing="1"/>
+              <w:rPr>
+                <w:rFonts w:ascii="Times New Roman" w:eastAsia="Times New Roman" w:hAnsi="Times New Roman" w:cs="Times New Roman"/>
+                <w:sz w:val="24"/>
+                <w:szCs w:val="24"/>
+              </w:rPr>
+            </w:pPr>
+            <w:r>
+              <w:rPr>
+                <w:rFonts w:ascii="Times New Roman" w:eastAsia="Times New Roman" w:hAnsi="Times New Roman" w:cs="Times New Roman"/>
+                <w:sz w:val="24"/>
+                <w:szCs w:val="24"/>
+              </w:rPr>
+              <w:t>/updated</w:t>
+            </w:r>
+            <w:r>
+              <w:rPr>
+                <w:rFonts w:ascii="Times New Roman" w:eastAsia="Times New Roman" w:hAnsi="Times New Roman" w:cs="Times New Roman"/>
+                <w:sz w:val="24"/>
+                <w:szCs w:val="24"/>
+              </w:rPr>
+              <w:t>/</w:t>
+            </w:r>
+            <w:r>
+              <w:rPr>
+                <w:rFonts w:ascii="Times New Roman" w:eastAsia="Times New Roman" w:hAnsi="Times New Roman" w:cs="Times New Roman"/>
+                <w:sz w:val="24"/>
+                <w:szCs w:val="24"/>
+              </w:rPr>
+              <w:t>{id}</w:t>
+            </w:r>
+          </w:p>
+        </w:tc>
+        <w:tc>
+          <w:tcPr>
+            <w:tcW w:w="2255" w:type="dxa"/>
+          </w:tcPr>
+          <w:p>
+            <w:pPr>
+              <w:spacing w:before="100" w:beforeAutospacing="1" w:after="100" w:afterAutospacing="1"/>
+              <w:rPr>
+                <w:rFonts w:ascii="Times New Roman" w:eastAsia="Times New Roman" w:hAnsi="Times New Roman" w:cs="Times New Roman"/>
+                <w:sz w:val="24"/>
+                <w:szCs w:val="24"/>
+              </w:rPr>
+            </w:pPr>
+            <w:r>
+              <w:rPr>
+                <w:rFonts w:ascii="Times New Roman" w:eastAsia="Times New Roman" w:hAnsi="Times New Roman" w:cs="Times New Roman"/>
+                <w:sz w:val="24"/>
+                <w:szCs w:val="24"/>
+              </w:rPr>
+              <w:t xml:space="preserve">Id, </w:t>
+            </w:r>
+            <w:proofErr w:type="spellStart"/>
+            <w:r>
+              <w:rPr>
+                <w:rFonts w:ascii="Times New Roman" w:eastAsia="Times New Roman" w:hAnsi="Times New Roman" w:cs="Times New Roman"/>
+                <w:sz w:val="24"/>
+                <w:szCs w:val="24"/>
+              </w:rPr>
+              <w:t>CardSetDTO</w:t>
+            </w:r>
+            <w:proofErr w:type="spellEnd"/>
+          </w:p>
+        </w:tc>
+        <w:tc>
+          <w:tcPr>
+            <w:tcW w:w="3668" w:type="dxa"/>
+          </w:tcPr>
+          <w:p>
+            <w:pPr>
+              <w:shd w:val="clear" w:color="auto" w:fill="1F1F1F"/>
+              <w:spacing w:line="285" w:lineRule="atLeast"/>
+              <w:rPr>
+                <w:rFonts w:ascii="Consolas" w:eastAsia="Times New Roman" w:hAnsi="Consolas" w:cs="Times New Roman"/>
+                <w:color w:val="4EC9B0"/>
+                <w:sz w:val="21"/>
+                <w:szCs w:val="21"/>
+              </w:rPr>
+            </w:pPr>
+            <w:proofErr w:type="spellStart"/>
+            <w:r>
+              <w:rPr>
+                <w:rFonts w:ascii="Consolas" w:eastAsia="Times New Roman" w:hAnsi="Consolas" w:cs="Times New Roman"/>
+                <w:color w:val="4EC9B0"/>
+                <w:sz w:val="21"/>
+                <w:szCs w:val="21"/>
+              </w:rPr>
+              <w:t>CardSetDTO</w:t>
+            </w:r>
+            <w:proofErr w:type="spellEnd"/>
+          </w:p>
+        </w:tc>
+      </w:tr>
+      <w:tr>
+        <w:tc>
+          <w:tcPr>
+            <w:tcW w:w="1123" w:type="dxa"/>
+          </w:tcPr>
+          <w:p>
+            <w:pPr>
+              <w:spacing w:before="100" w:beforeAutospacing="1" w:after="100" w:afterAutospacing="1"/>
+              <w:rPr>
+                <w:rFonts w:ascii="Times New Roman" w:eastAsia="Times New Roman" w:hAnsi="Times New Roman" w:cs="Times New Roman"/>
+                <w:sz w:val="24"/>
+                <w:szCs w:val="24"/>
+              </w:rPr>
+            </w:pPr>
+            <w:r>
+              <w:rPr>
+                <w:rFonts w:ascii="Times New Roman" w:eastAsia="Times New Roman" w:hAnsi="Times New Roman" w:cs="Times New Roman"/>
+                <w:sz w:val="24"/>
+                <w:szCs w:val="24"/>
+              </w:rPr>
+              <w:t>DELETE</w:t>
+            </w:r>
+          </w:p>
+        </w:tc>
+        <w:tc>
+          <w:tcPr>
+            <w:tcW w:w="2304" w:type="dxa"/>
+          </w:tcPr>
+          <w:p>
+            <w:pPr>
+              <w:spacing w:before="100" w:beforeAutospacing="1" w:after="100" w:afterAutospacing="1"/>
+              <w:rPr>
+                <w:rFonts w:ascii="Times New Roman" w:eastAsia="Times New Roman" w:hAnsi="Times New Roman" w:cs="Times New Roman"/>
+                <w:sz w:val="24"/>
+                <w:szCs w:val="24"/>
+              </w:rPr>
+            </w:pPr>
+            <w:r>
+              <w:rPr>
+                <w:rFonts w:ascii="Times New Roman" w:eastAsia="Times New Roman" w:hAnsi="Times New Roman" w:cs="Times New Roman"/>
+                <w:sz w:val="24"/>
+                <w:szCs w:val="24"/>
+              </w:rPr>
+              <w:t>/delete/{id}</w:t>
+            </w:r>
+          </w:p>
+        </w:tc>
+        <w:tc>
+          <w:tcPr>
+            <w:tcW w:w="2255" w:type="dxa"/>
+          </w:tcPr>
+          <w:p>
+            <w:pPr>
+              <w:spacing w:before="100" w:beforeAutospacing="1" w:after="100" w:afterAutospacing="1"/>
+              <w:rPr>
+                <w:rFonts w:ascii="Times New Roman" w:eastAsia="Times New Roman" w:hAnsi="Times New Roman" w:cs="Times New Roman"/>
+                <w:sz w:val="24"/>
+                <w:szCs w:val="24"/>
+              </w:rPr>
+            </w:pPr>
+            <w:r>
+              <w:rPr>
+                <w:rFonts w:ascii="Times New Roman" w:eastAsia="Times New Roman" w:hAnsi="Times New Roman" w:cs="Times New Roman"/>
+                <w:sz w:val="24"/>
+                <w:szCs w:val="24"/>
+              </w:rPr>
+              <w:t>Id</w:t>
+            </w:r>
+          </w:p>
+        </w:tc>
+        <w:tc>
+          <w:tcPr>
+            <w:tcW w:w="3668" w:type="dxa"/>
+          </w:tcPr>
+          <w:p>
+            <w:pPr>
+              <w:shd w:val="clear" w:color="auto" w:fill="1F1F1F"/>
+              <w:spacing w:line="285" w:lineRule="atLeast"/>
+              <w:rPr>
+                <w:rFonts w:ascii="Consolas" w:eastAsia="Times New Roman" w:hAnsi="Consolas" w:cs="Times New Roman"/>
+                <w:color w:val="4EC9B0"/>
+                <w:sz w:val="21"/>
+                <w:szCs w:val="21"/>
+              </w:rPr>
+            </w:pPr>
+            <w:r>
+              <w:rPr>
+                <w:rFonts w:ascii="Consolas" w:eastAsia="Times New Roman" w:hAnsi="Consolas" w:cs="Times New Roman"/>
+                <w:color w:val="4EC9B0"/>
+                <w:sz w:val="21"/>
+                <w:szCs w:val="21"/>
+              </w:rPr>
+              <w:t>NO_CONTENT</w:t>
+            </w:r>
+          </w:p>
+        </w:tc>
+      </w:tr>
+    </w:tbl>
+    <w:p>
+      <w:pPr>
+        <w:spacing w:before="100" w:beforeAutospacing="1" w:after="100" w:afterAutospacing="1" w:line="240" w:lineRule="auto"/>
+        <w:rPr>
+          <w:rFonts w:ascii="Times New Roman" w:eastAsia="Times New Roman" w:hAnsi="Times New Roman" w:cs="Times New Roman"/>
+          <w:b/>
+          <w:sz w:val="24"/>
+          <w:szCs w:val="24"/>
+        </w:rPr>
+      </w:pPr>
+      <w:proofErr w:type="spellStart"/>
+      <w:r>
+        <w:rPr>
+          <w:rFonts w:ascii="Times New Roman" w:eastAsia="Times New Roman" w:hAnsi="Times New Roman" w:cs="Times New Roman"/>
+          <w:b/>
+          <w:sz w:val="24"/>
+          <w:szCs w:val="24"/>
+        </w:rPr>
+        <w:t>API</w:t>
+      </w:r>
+      <w:r>
+        <w:rPr>
+          <w:rFonts w:ascii="Times New Roman" w:eastAsia="Times New Roman" w:hAnsi="Times New Roman" w:cs="Times New Roman"/>
+          <w:b/>
+          <w:sz w:val="24"/>
+          <w:szCs w:val="24"/>
+        </w:rPr>
+        <w:t>Card</w:t>
+      </w:r>
+      <w:r>
+        <w:rPr>
+          <w:rFonts w:ascii="Times New Roman" w:eastAsia="Times New Roman" w:hAnsi="Times New Roman" w:cs="Times New Roman"/>
+          <w:b/>
+          <w:sz w:val="24"/>
+          <w:szCs w:val="24"/>
+        </w:rPr>
+        <w:t>Controller</w:t>
+      </w:r>
+      <w:proofErr w:type="spellEnd"/>
+      <w:r>
+        <w:rPr>
+          <w:rFonts w:ascii="Times New Roman" w:eastAsia="Times New Roman" w:hAnsi="Times New Roman" w:cs="Times New Roman"/>
+          <w:b/>
+          <w:sz w:val="24"/>
+          <w:szCs w:val="24"/>
+        </w:rPr>
+        <w:t>:</w:t>
+      </w:r>
+    </w:p>
+    <w:tbl>
+      <w:tblPr>
+        <w:tblStyle w:val="TableGrid"/>
+        <w:tblW w:w="0" w:type="auto"/>
+        <w:tblLook w:val="04A0" w:firstRow="1" w:lastRow="0" w:firstColumn="1" w:lastColumn="0" w:noHBand="0" w:noVBand="1"/>
+      </w:tblPr>
+      <w:tblGrid>
+        <w:gridCol w:w="1123"/>
+        <w:gridCol w:w="2304"/>
+        <w:gridCol w:w="2255"/>
+        <w:gridCol w:w="3668"/>
+      </w:tblGrid>
+      <w:tr>
+        <w:trPr>
+          <w:trHeight w:val="314"/>
+        </w:trPr>
+        <w:tc>
+          <w:tcPr>
+            <w:tcW w:w="1123" w:type="dxa"/>
+          </w:tcPr>
+          <w:p>
+            <w:pPr>
+              <w:spacing w:before="100" w:beforeAutospacing="1" w:after="100" w:afterAutospacing="1"/>
+              <w:rPr>
+                <w:rFonts w:ascii="Times New Roman" w:eastAsia="Times New Roman" w:hAnsi="Times New Roman" w:cs="Times New Roman"/>
+                <w:sz w:val="24"/>
+                <w:szCs w:val="24"/>
+              </w:rPr>
+            </w:pPr>
+            <w:r>
+              <w:rPr>
+                <w:rFonts w:ascii="Times New Roman" w:eastAsia="Times New Roman" w:hAnsi="Times New Roman" w:cs="Times New Roman"/>
+                <w:sz w:val="24"/>
+                <w:szCs w:val="24"/>
+              </w:rPr>
+              <w:t>Method</w:t>
+            </w:r>
+          </w:p>
+        </w:tc>
+        <w:tc>
+          <w:tcPr>
+            <w:tcW w:w="2304" w:type="dxa"/>
+          </w:tcPr>
+          <w:p>
+            <w:pPr>
+              <w:spacing w:before="100" w:beforeAutospacing="1" w:after="100" w:afterAutospacing="1"/>
+              <w:rPr>
+                <w:rFonts w:ascii="Times New Roman" w:eastAsia="Times New Roman" w:hAnsi="Times New Roman" w:cs="Times New Roman"/>
+                <w:sz w:val="24"/>
+                <w:szCs w:val="24"/>
+              </w:rPr>
+            </w:pPr>
+            <w:proofErr w:type="spellStart"/>
+            <w:r>
+              <w:rPr>
+                <w:rFonts w:ascii="Times New Roman" w:eastAsia="Times New Roman" w:hAnsi="Times New Roman" w:cs="Times New Roman"/>
+                <w:sz w:val="24"/>
+                <w:szCs w:val="24"/>
+              </w:rPr>
+              <w:t>url</w:t>
+            </w:r>
+            <w:proofErr w:type="spellEnd"/>
+          </w:p>
+        </w:tc>
+        <w:tc>
+          <w:tcPr>
+            <w:tcW w:w="2255" w:type="dxa"/>
+          </w:tcPr>
+          <w:p>
+            <w:pPr>
+              <w:spacing w:before="100" w:beforeAutospacing="1" w:after="100" w:afterAutospacing="1"/>
+              <w:rPr>
+                <w:rFonts w:ascii="Times New Roman" w:eastAsia="Times New Roman" w:hAnsi="Times New Roman" w:cs="Times New Roman"/>
+                <w:sz w:val="24"/>
+                <w:szCs w:val="24"/>
+              </w:rPr>
+            </w:pPr>
+            <w:r>
+              <w:rPr>
+                <w:rFonts w:ascii="Times New Roman" w:eastAsia="Times New Roman" w:hAnsi="Times New Roman" w:cs="Times New Roman"/>
+                <w:sz w:val="24"/>
+                <w:szCs w:val="24"/>
+              </w:rPr>
+              <w:t>Body</w:t>
+            </w:r>
+          </w:p>
+        </w:tc>
+        <w:tc>
+          <w:tcPr>
+            <w:tcW w:w="3668" w:type="dxa"/>
+          </w:tcPr>
+          <w:p>
+            <w:pPr>
+              <w:spacing w:before="100" w:beforeAutospacing="1" w:after="100" w:afterAutospacing="1"/>
+              <w:rPr>
+                <w:rFonts w:ascii="Times New Roman" w:eastAsia="Times New Roman" w:hAnsi="Times New Roman" w:cs="Times New Roman"/>
+                <w:sz w:val="24"/>
+                <w:szCs w:val="24"/>
+              </w:rPr>
+            </w:pPr>
+            <w:r>
+              <w:rPr>
+                <w:rFonts w:ascii="Times New Roman" w:eastAsia="Times New Roman" w:hAnsi="Times New Roman" w:cs="Times New Roman"/>
+                <w:sz w:val="24"/>
+                <w:szCs w:val="24"/>
+              </w:rPr>
+              <w:t>Response</w:t>
+            </w:r>
+          </w:p>
+        </w:tc>
+      </w:tr>
+      <w:tr>
+        <w:tc>
+          <w:tcPr>
+            <w:tcW w:w="1123" w:type="dxa"/>
+          </w:tcPr>
+          <w:p>
+            <w:pPr>
+              <w:spacing w:before="100" w:beforeAutospacing="1" w:after="100" w:afterAutospacing="1"/>
+              <w:rPr>
+                <w:rFonts w:ascii="Times New Roman" w:eastAsia="Times New Roman" w:hAnsi="Times New Roman" w:cs="Times New Roman"/>
+                <w:sz w:val="24"/>
+                <w:szCs w:val="24"/>
+              </w:rPr>
+            </w:pPr>
+            <w:r>
+              <w:rPr>
+                <w:rFonts w:ascii="Times New Roman" w:eastAsia="Times New Roman" w:hAnsi="Times New Roman" w:cs="Times New Roman"/>
+                <w:sz w:val="24"/>
+                <w:szCs w:val="24"/>
+              </w:rPr>
+              <w:t>GET</w:t>
+            </w:r>
+          </w:p>
+        </w:tc>
+        <w:tc>
+          <w:tcPr>
+            <w:tcW w:w="2304" w:type="dxa"/>
+          </w:tcPr>
+          <w:p>
+            <w:pPr>
+              <w:spacing w:before="100" w:beforeAutospacing="1" w:after="100" w:afterAutospacing="1"/>
+              <w:rPr>
+                <w:rFonts w:ascii="Times New Roman" w:eastAsia="Times New Roman" w:hAnsi="Times New Roman" w:cs="Times New Roman"/>
+                <w:sz w:val="24"/>
+                <w:szCs w:val="24"/>
+              </w:rPr>
+            </w:pPr>
+            <w:r>
+              <w:rPr>
+                <w:rFonts w:ascii="Times New Roman" w:eastAsia="Times New Roman" w:hAnsi="Times New Roman" w:cs="Times New Roman"/>
+                <w:sz w:val="24"/>
+                <w:szCs w:val="24"/>
+              </w:rPr>
+              <w:t>/</w:t>
+            </w:r>
+            <w:proofErr w:type="spellStart"/>
+            <w:r>
+              <w:rPr>
+                <w:rFonts w:ascii="Times New Roman" w:eastAsia="Times New Roman" w:hAnsi="Times New Roman" w:cs="Times New Roman"/>
+                <w:sz w:val="24"/>
+                <w:szCs w:val="24"/>
+              </w:rPr>
+              <w:t>get_all</w:t>
+            </w:r>
+            <w:proofErr w:type="spellEnd"/>
+          </w:p>
+        </w:tc>
+        <w:tc>
+          <w:tcPr>
+            <w:tcW w:w="2255" w:type="dxa"/>
+          </w:tcPr>
+          <w:p>
+            <w:pPr>
+              <w:spacing w:before="100" w:beforeAutospacing="1" w:after="100" w:afterAutospacing="1"/>
+              <w:rPr>
+                <w:rFonts w:ascii="Times New Roman" w:eastAsia="Times New Roman" w:hAnsi="Times New Roman" w:cs="Times New Roman"/>
+                <w:sz w:val="24"/>
+                <w:szCs w:val="24"/>
+              </w:rPr>
+            </w:pPr>
+            <w:r>
+              <w:rPr>
+                <w:rFonts w:ascii="Times New Roman" w:eastAsia="Times New Roman" w:hAnsi="Times New Roman" w:cs="Times New Roman"/>
+                <w:sz w:val="24"/>
+                <w:szCs w:val="24"/>
+              </w:rPr>
+              <w:t>No</w:t>
+            </w:r>
+          </w:p>
+        </w:tc>
+        <w:tc>
+          <w:tcPr>
+            <w:tcW w:w="3668" w:type="dxa"/>
+          </w:tcPr>
+          <w:p>
+            <w:pPr>
+              <w:shd w:val="clear" w:color="auto" w:fill="1F1F1F"/>
+              <w:spacing w:line="285" w:lineRule="atLeast"/>
+              <w:rPr>
+                <w:rFonts w:ascii="Consolas" w:eastAsia="Times New Roman" w:hAnsi="Consolas" w:cs="Times New Roman"/>
+                <w:color w:val="CCCCCC"/>
+                <w:sz w:val="21"/>
+                <w:szCs w:val="21"/>
+              </w:rPr>
+            </w:pPr>
+            <w:proofErr w:type="spellStart"/>
+            <w:r>
+              <w:rPr>
+                <w:rFonts w:ascii="Consolas" w:eastAsia="Times New Roman" w:hAnsi="Consolas" w:cs="Times New Roman"/>
+                <w:color w:val="4EC9B0"/>
+                <w:sz w:val="21"/>
+                <w:szCs w:val="21"/>
+              </w:rPr>
+              <w:t>Iterable</w:t>
+            </w:r>
+            <w:proofErr w:type="spellEnd"/>
+            <w:r>
+              <w:rPr>
+                <w:rFonts w:ascii="Consolas" w:eastAsia="Times New Roman" w:hAnsi="Consolas" w:cs="Times New Roman"/>
+                <w:color w:val="CCCCCC"/>
+                <w:sz w:val="21"/>
+                <w:szCs w:val="21"/>
+              </w:rPr>
+              <w:t>&lt;</w:t>
+            </w:r>
+            <w:proofErr w:type="spellStart"/>
+            <w:r>
+              <w:rPr>
+                <w:rFonts w:ascii="Consolas" w:eastAsia="Times New Roman" w:hAnsi="Consolas" w:cs="Times New Roman"/>
+                <w:color w:val="4EC9B0"/>
+                <w:sz w:val="21"/>
+                <w:szCs w:val="21"/>
+              </w:rPr>
+              <w:t>CardDTO</w:t>
+            </w:r>
+            <w:proofErr w:type="spellEnd"/>
+            <w:r>
+              <w:rPr>
+                <w:rFonts w:ascii="Consolas" w:eastAsia="Times New Roman" w:hAnsi="Consolas" w:cs="Times New Roman"/>
+                <w:color w:val="CCCCCC"/>
+                <w:sz w:val="21"/>
+                <w:szCs w:val="21"/>
+              </w:rPr>
+              <w:t>&gt;</w:t>
+            </w:r>
+          </w:p>
+          <w:p>
+            <w:pPr>
+              <w:spacing w:before="100" w:beforeAutospacing="1" w:after="100" w:afterAutospacing="1"/>
+              <w:rPr>
+                <w:rFonts w:ascii="Times New Roman" w:eastAsia="Times New Roman" w:hAnsi="Times New Roman" w:cs="Times New Roman"/>
+                <w:sz w:val="24"/>
+                <w:szCs w:val="24"/>
+              </w:rPr>
+            </w:pPr>
+          </w:p>
+        </w:tc>
+      </w:tr>
+      <w:tr>
+        <w:tc>
+          <w:tcPr>
+            <w:tcW w:w="1123" w:type="dxa"/>
+          </w:tcPr>
+          <w:p>
+            <w:pPr>
+              <w:spacing w:before="100" w:beforeAutospacing="1" w:after="100" w:afterAutospacing="1"/>
+              <w:rPr>
+                <w:rFonts w:ascii="Times New Roman" w:eastAsia="Times New Roman" w:hAnsi="Times New Roman" w:cs="Times New Roman"/>
+                <w:sz w:val="24"/>
+                <w:szCs w:val="24"/>
+              </w:rPr>
+            </w:pPr>
+            <w:r>
+              <w:rPr>
+                <w:rFonts w:ascii="Times New Roman" w:eastAsia="Times New Roman" w:hAnsi="Times New Roman" w:cs="Times New Roman"/>
+                <w:sz w:val="24"/>
+                <w:szCs w:val="24"/>
+              </w:rPr>
+              <w:t>GET</w:t>
+            </w:r>
+          </w:p>
+        </w:tc>
+        <w:tc>
+          <w:tcPr>
+            <w:tcW w:w="2304" w:type="dxa"/>
+          </w:tcPr>
+          <w:p>
+            <w:pPr>
+              <w:spacing w:before="100" w:beforeAutospacing="1" w:after="100" w:afterAutospacing="1"/>
+              <w:rPr>
+                <w:rFonts w:ascii="Times New Roman" w:eastAsia="Times New Roman" w:hAnsi="Times New Roman" w:cs="Times New Roman"/>
+                <w:sz w:val="24"/>
+                <w:szCs w:val="24"/>
+              </w:rPr>
+            </w:pPr>
+            <w:r>
+              <w:rPr>
+                <w:rFonts w:ascii="Times New Roman" w:eastAsia="Times New Roman" w:hAnsi="Times New Roman" w:cs="Times New Roman"/>
+                <w:sz w:val="24"/>
+                <w:szCs w:val="24"/>
+              </w:rPr>
+              <w:t>/</w:t>
+            </w:r>
+            <w:proofErr w:type="spellStart"/>
+            <w:r>
+              <w:rPr>
+                <w:rFonts w:ascii="Times New Roman" w:eastAsia="Times New Roman" w:hAnsi="Times New Roman" w:cs="Times New Roman"/>
+                <w:sz w:val="24"/>
+                <w:szCs w:val="24"/>
+              </w:rPr>
+              <w:t>getById</w:t>
+            </w:r>
+            <w:proofErr w:type="spellEnd"/>
+            <w:r>
+              <w:rPr>
+                <w:rFonts w:ascii="Times New Roman" w:eastAsia="Times New Roman" w:hAnsi="Times New Roman" w:cs="Times New Roman"/>
+                <w:sz w:val="24"/>
+                <w:szCs w:val="24"/>
+              </w:rPr>
+              <w:t>{id}</w:t>
+            </w:r>
+          </w:p>
+        </w:tc>
+        <w:tc>
+          <w:tcPr>
+            <w:tcW w:w="2255" w:type="dxa"/>
+          </w:tcPr>
+          <w:p>
+            <w:pPr>
+              <w:spacing w:before="100" w:beforeAutospacing="1" w:after="100" w:afterAutospacing="1"/>
+              <w:rPr>
+                <w:rFonts w:ascii="Times New Roman" w:eastAsia="Times New Roman" w:hAnsi="Times New Roman" w:cs="Times New Roman"/>
+                <w:sz w:val="24"/>
+                <w:szCs w:val="24"/>
+              </w:rPr>
+            </w:pPr>
+            <w:r>
+              <w:rPr>
+                <w:rFonts w:ascii="Times New Roman" w:eastAsia="Times New Roman" w:hAnsi="Times New Roman" w:cs="Times New Roman"/>
+                <w:sz w:val="24"/>
+                <w:szCs w:val="24"/>
+              </w:rPr>
+              <w:t>Id</w:t>
+            </w:r>
+          </w:p>
+        </w:tc>
+        <w:tc>
+          <w:tcPr>
+            <w:tcW w:w="3668" w:type="dxa"/>
+          </w:tcPr>
+          <w:p>
+            <w:pPr>
+              <w:shd w:val="clear" w:color="auto" w:fill="1F1F1F"/>
+              <w:spacing w:line="285" w:lineRule="atLeast"/>
+              <w:rPr>
+                <w:rFonts w:ascii="Consolas" w:eastAsia="Times New Roman" w:hAnsi="Consolas" w:cs="Times New Roman"/>
+                <w:color w:val="CCCCCC"/>
+                <w:sz w:val="21"/>
+                <w:szCs w:val="21"/>
+              </w:rPr>
+            </w:pPr>
+            <w:proofErr w:type="spellStart"/>
+            <w:r>
+              <w:rPr>
+                <w:rFonts w:ascii="Consolas" w:eastAsia="Times New Roman" w:hAnsi="Consolas" w:cs="Times New Roman"/>
+                <w:color w:val="4EC9B0"/>
+                <w:sz w:val="21"/>
+                <w:szCs w:val="21"/>
+              </w:rPr>
+              <w:t>ResponseEntity</w:t>
+            </w:r>
+            <w:proofErr w:type="spellEnd"/>
+            <w:r>
+              <w:rPr>
+                <w:rFonts w:ascii="Consolas" w:eastAsia="Times New Roman" w:hAnsi="Consolas" w:cs="Times New Roman"/>
+                <w:color w:val="CCCCCC"/>
+                <w:sz w:val="21"/>
+                <w:szCs w:val="21"/>
+              </w:rPr>
+              <w:t>&lt;</w:t>
+            </w:r>
+            <w:r>
+              <w:rPr>
+                <w:rFonts w:ascii="Consolas" w:eastAsia="Times New Roman" w:hAnsi="Consolas" w:cs="Times New Roman"/>
+                <w:color w:val="4EC9B0"/>
+                <w:sz w:val="21"/>
+                <w:szCs w:val="21"/>
+              </w:rPr>
+              <w:t xml:space="preserve"> </w:t>
+            </w:r>
+            <w:proofErr w:type="spellStart"/>
+            <w:r>
+              <w:rPr>
+                <w:rFonts w:ascii="Consolas" w:eastAsia="Times New Roman" w:hAnsi="Consolas" w:cs="Times New Roman"/>
+                <w:color w:val="4EC9B0"/>
+                <w:sz w:val="21"/>
+                <w:szCs w:val="21"/>
+              </w:rPr>
+              <w:t>CardDTO</w:t>
+            </w:r>
+            <w:proofErr w:type="spellEnd"/>
+            <w:r>
+              <w:rPr>
+                <w:rFonts w:ascii="Consolas" w:eastAsia="Times New Roman" w:hAnsi="Consolas" w:cs="Times New Roman"/>
+                <w:color w:val="CCCCCC"/>
+                <w:sz w:val="21"/>
+                <w:szCs w:val="21"/>
+              </w:rPr>
+              <w:t xml:space="preserve"> </w:t>
+            </w:r>
+            <w:r>
+              <w:rPr>
+                <w:rFonts w:ascii="Consolas" w:eastAsia="Times New Roman" w:hAnsi="Consolas" w:cs="Times New Roman"/>
+                <w:color w:val="CCCCCC"/>
+                <w:sz w:val="21"/>
+                <w:szCs w:val="21"/>
+              </w:rPr>
+              <w:t>&gt;</w:t>
+            </w:r>
+          </w:p>
+          <w:p>
+            <w:pPr>
+              <w:spacing w:before="100" w:beforeAutospacing="1" w:after="100" w:afterAutospacing="1"/>
+              <w:rPr>
+                <w:rFonts w:ascii="Times New Roman" w:eastAsia="Times New Roman" w:hAnsi="Times New Roman" w:cs="Times New Roman"/>
+                <w:sz w:val="24"/>
+                <w:szCs w:val="24"/>
+              </w:rPr>
+            </w:pPr>
+          </w:p>
+        </w:tc>
+      </w:tr>
+      <w:tr>
+        <w:tc>
+          <w:tcPr>
+            <w:tcW w:w="1123" w:type="dxa"/>
+          </w:tcPr>
+          <w:p>
+            <w:pPr>
+              <w:spacing w:before="100" w:beforeAutospacing="1" w:after="100" w:afterAutospacing="1"/>
+              <w:rPr>
+                <w:rFonts w:ascii="Times New Roman" w:eastAsia="Times New Roman" w:hAnsi="Times New Roman" w:cs="Times New Roman"/>
+                <w:sz w:val="24"/>
+                <w:szCs w:val="24"/>
+              </w:rPr>
+            </w:pPr>
+            <w:r>
+              <w:rPr>
+                <w:rFonts w:ascii="Times New Roman" w:eastAsia="Times New Roman" w:hAnsi="Times New Roman" w:cs="Times New Roman"/>
+                <w:sz w:val="24"/>
+                <w:szCs w:val="24"/>
+              </w:rPr>
+              <w:t>GET</w:t>
+            </w:r>
+          </w:p>
+        </w:tc>
+        <w:tc>
+          <w:tcPr>
+            <w:tcW w:w="2304" w:type="dxa"/>
+          </w:tcPr>
+          <w:p>
+            <w:pPr>
+              <w:spacing w:before="100" w:beforeAutospacing="1" w:after="100" w:afterAutospacing="1"/>
+              <w:rPr>
+                <w:rFonts w:ascii="Times New Roman" w:eastAsia="Times New Roman" w:hAnsi="Times New Roman" w:cs="Times New Roman"/>
+                <w:sz w:val="24"/>
+                <w:szCs w:val="24"/>
+              </w:rPr>
+            </w:pPr>
+            <w:r>
+              <w:rPr>
+                <w:rFonts w:ascii="Times New Roman" w:eastAsia="Times New Roman" w:hAnsi="Times New Roman" w:cs="Times New Roman"/>
+                <w:sz w:val="24"/>
+                <w:szCs w:val="24"/>
+              </w:rPr>
+              <w:t>/</w:t>
+            </w:r>
+            <w:proofErr w:type="spellStart"/>
+            <w:r>
+              <w:rPr>
+                <w:rFonts w:ascii="Times New Roman" w:eastAsia="Times New Roman" w:hAnsi="Times New Roman" w:cs="Times New Roman"/>
+                <w:sz w:val="24"/>
+                <w:szCs w:val="24"/>
+              </w:rPr>
+              <w:t>getBy</w:t>
+            </w:r>
+            <w:r>
+              <w:rPr>
+                <w:rFonts w:ascii="Times New Roman" w:eastAsia="Times New Roman" w:hAnsi="Times New Roman" w:cs="Times New Roman"/>
+                <w:sz w:val="24"/>
+                <w:szCs w:val="24"/>
+              </w:rPr>
+              <w:t>Text</w:t>
+            </w:r>
+            <w:proofErr w:type="spellEnd"/>
+            <w:r>
+              <w:rPr>
+                <w:rFonts w:ascii="Times New Roman" w:eastAsia="Times New Roman" w:hAnsi="Times New Roman" w:cs="Times New Roman"/>
+                <w:sz w:val="24"/>
+                <w:szCs w:val="24"/>
+              </w:rPr>
+              <w:t>/{</w:t>
+            </w:r>
+            <w:r>
+              <w:rPr>
+                <w:rFonts w:ascii="Times New Roman" w:eastAsia="Times New Roman" w:hAnsi="Times New Roman" w:cs="Times New Roman"/>
+                <w:sz w:val="24"/>
+                <w:szCs w:val="24"/>
+              </w:rPr>
+              <w:t>text</w:t>
+            </w:r>
+            <w:r>
+              <w:rPr>
+                <w:rFonts w:ascii="Times New Roman" w:eastAsia="Times New Roman" w:hAnsi="Times New Roman" w:cs="Times New Roman"/>
+                <w:sz w:val="24"/>
+                <w:szCs w:val="24"/>
+              </w:rPr>
+              <w:t>}</w:t>
+            </w:r>
+          </w:p>
+        </w:tc>
+        <w:tc>
+          <w:tcPr>
+            <w:tcW w:w="2255" w:type="dxa"/>
+          </w:tcPr>
+          <w:p>
+            <w:pPr>
+              <w:spacing w:before="100" w:beforeAutospacing="1" w:after="100" w:afterAutospacing="1"/>
+              <w:rPr>
+                <w:rFonts w:ascii="Times New Roman" w:eastAsia="Times New Roman" w:hAnsi="Times New Roman" w:cs="Times New Roman"/>
+                <w:sz w:val="24"/>
+                <w:szCs w:val="24"/>
+              </w:rPr>
+            </w:pPr>
+            <w:r>
+              <w:rPr>
+                <w:rFonts w:ascii="Times New Roman" w:eastAsia="Times New Roman" w:hAnsi="Times New Roman" w:cs="Times New Roman"/>
+                <w:sz w:val="24"/>
+                <w:szCs w:val="24"/>
+              </w:rPr>
+              <w:t>text</w:t>
+            </w:r>
+          </w:p>
+        </w:tc>
+        <w:tc>
+          <w:tcPr>
+            <w:tcW w:w="3668" w:type="dxa"/>
+          </w:tcPr>
+          <w:p>
+            <w:pPr>
+              <w:shd w:val="clear" w:color="auto" w:fill="1F1F1F"/>
+              <w:spacing w:line="285" w:lineRule="atLeast"/>
+              <w:rPr>
+                <w:rFonts w:ascii="Consolas" w:eastAsia="Times New Roman" w:hAnsi="Consolas" w:cs="Times New Roman"/>
+                <w:color w:val="CCCCCC"/>
+                <w:sz w:val="21"/>
+                <w:szCs w:val="21"/>
+              </w:rPr>
+            </w:pPr>
+            <w:proofErr w:type="spellStart"/>
+            <w:r>
+              <w:rPr>
+                <w:rFonts w:ascii="Consolas" w:eastAsia="Times New Roman" w:hAnsi="Consolas" w:cs="Times New Roman"/>
+                <w:color w:val="4EC9B0"/>
+                <w:sz w:val="21"/>
+                <w:szCs w:val="21"/>
+              </w:rPr>
+              <w:t>Iterable</w:t>
+            </w:r>
+            <w:proofErr w:type="spellEnd"/>
+            <w:r>
+              <w:rPr>
+                <w:rFonts w:ascii="Consolas" w:eastAsia="Times New Roman" w:hAnsi="Consolas" w:cs="Times New Roman"/>
+                <w:color w:val="CCCCCC"/>
+                <w:sz w:val="21"/>
+                <w:szCs w:val="21"/>
+              </w:rPr>
+              <w:t>&lt;</w:t>
+            </w:r>
+            <w:r>
+              <w:rPr>
+                <w:rFonts w:ascii="Consolas" w:eastAsia="Times New Roman" w:hAnsi="Consolas" w:cs="Times New Roman"/>
+                <w:color w:val="4EC9B0"/>
+                <w:sz w:val="21"/>
+                <w:szCs w:val="21"/>
+              </w:rPr>
+              <w:t xml:space="preserve"> </w:t>
+            </w:r>
+            <w:proofErr w:type="spellStart"/>
+            <w:r>
+              <w:rPr>
+                <w:rFonts w:ascii="Consolas" w:eastAsia="Times New Roman" w:hAnsi="Consolas" w:cs="Times New Roman"/>
+                <w:color w:val="4EC9B0"/>
+                <w:sz w:val="21"/>
+                <w:szCs w:val="21"/>
+              </w:rPr>
+              <w:t>CardDTO</w:t>
+            </w:r>
+            <w:proofErr w:type="spellEnd"/>
+            <w:r>
+              <w:rPr>
+                <w:rFonts w:ascii="Consolas" w:eastAsia="Times New Roman" w:hAnsi="Consolas" w:cs="Times New Roman"/>
+                <w:color w:val="CCCCCC"/>
+                <w:sz w:val="21"/>
+                <w:szCs w:val="21"/>
+              </w:rPr>
+              <w:t xml:space="preserve"> </w:t>
+            </w:r>
+            <w:r>
+              <w:rPr>
+                <w:rFonts w:ascii="Consolas" w:eastAsia="Times New Roman" w:hAnsi="Consolas" w:cs="Times New Roman"/>
+                <w:color w:val="CCCCCC"/>
+                <w:sz w:val="21"/>
+                <w:szCs w:val="21"/>
+              </w:rPr>
+              <w:t>&gt;</w:t>
+            </w:r>
+          </w:p>
+        </w:tc>
+      </w:tr>
+      <w:tr>
+        <w:tc>
+          <w:tcPr>
+            <w:tcW w:w="1123" w:type="dxa"/>
+          </w:tcPr>
+          <w:p>
+            <w:pPr>
+              <w:spacing w:before="100" w:beforeAutospacing="1" w:after="100" w:afterAutospacing="1"/>
+              <w:rPr>
+                <w:rFonts w:ascii="Times New Roman" w:eastAsia="Times New Roman" w:hAnsi="Times New Roman" w:cs="Times New Roman"/>
+                <w:sz w:val="24"/>
+                <w:szCs w:val="24"/>
+              </w:rPr>
+            </w:pPr>
+            <w:r>
+              <w:rPr>
+                <w:rFonts w:ascii="Times New Roman" w:eastAsia="Times New Roman" w:hAnsi="Times New Roman" w:cs="Times New Roman"/>
+                <w:sz w:val="24"/>
+                <w:szCs w:val="24"/>
+              </w:rPr>
+              <w:t>POST</w:t>
+            </w:r>
+          </w:p>
+        </w:tc>
+        <w:tc>
+          <w:tcPr>
+            <w:tcW w:w="2304" w:type="dxa"/>
+          </w:tcPr>
+          <w:p>
+            <w:pPr>
+              <w:spacing w:before="100" w:beforeAutospacing="1" w:after="100" w:afterAutospacing="1"/>
+              <w:rPr>
+                <w:rFonts w:ascii="Times New Roman" w:eastAsia="Times New Roman" w:hAnsi="Times New Roman" w:cs="Times New Roman"/>
+                <w:sz w:val="24"/>
+                <w:szCs w:val="24"/>
+              </w:rPr>
+            </w:pPr>
+            <w:r>
+              <w:rPr>
+                <w:rFonts w:ascii="Times New Roman" w:eastAsia="Times New Roman" w:hAnsi="Times New Roman" w:cs="Times New Roman"/>
+                <w:sz w:val="24"/>
+                <w:szCs w:val="24"/>
+              </w:rPr>
+              <w:t>/create</w:t>
+            </w:r>
+          </w:p>
+        </w:tc>
+        <w:tc>
+          <w:tcPr>
+            <w:tcW w:w="2255" w:type="dxa"/>
+          </w:tcPr>
+          <w:p>
+            <w:pPr>
+              <w:spacing w:before="100" w:beforeAutospacing="1" w:after="100" w:afterAutospacing="1"/>
+              <w:rPr>
+                <w:rFonts w:ascii="Times New Roman" w:eastAsia="Times New Roman" w:hAnsi="Times New Roman" w:cs="Times New Roman"/>
+                <w:sz w:val="24"/>
+                <w:szCs w:val="24"/>
+              </w:rPr>
+            </w:pPr>
+            <w:r>
+              <w:rPr>
+                <w:rFonts w:ascii="Times New Roman" w:eastAsia="Times New Roman" w:hAnsi="Times New Roman" w:cs="Times New Roman"/>
+                <w:sz w:val="24"/>
+                <w:szCs w:val="24"/>
+              </w:rPr>
+              <w:t>{</w:t>
+            </w:r>
+          </w:p>
+          <w:p>
+            <w:pPr>
+              <w:spacing w:before="100" w:beforeAutospacing="1" w:after="100" w:afterAutospacing="1"/>
+              <w:rPr>
+                <w:rFonts w:ascii="Times New Roman" w:eastAsia="Times New Roman" w:hAnsi="Times New Roman" w:cs="Times New Roman"/>
+                <w:sz w:val="24"/>
+                <w:szCs w:val="24"/>
+              </w:rPr>
+            </w:pPr>
+            <w:r>
+              <w:rPr>
+                <w:rFonts w:ascii="Times New Roman" w:eastAsia="Times New Roman" w:hAnsi="Times New Roman" w:cs="Times New Roman"/>
+                <w:sz w:val="24"/>
+                <w:szCs w:val="24"/>
+              </w:rPr>
+              <w:t>}</w:t>
+            </w:r>
+          </w:p>
+        </w:tc>
+        <w:tc>
+          <w:tcPr>
+            <w:tcW w:w="3668" w:type="dxa"/>
+          </w:tcPr>
+          <w:p>
+            <w:pPr>
+              <w:shd w:val="clear" w:color="auto" w:fill="1F1F1F"/>
+              <w:spacing w:line="285" w:lineRule="atLeast"/>
+              <w:rPr>
+                <w:rFonts w:ascii="Consolas" w:eastAsia="Times New Roman" w:hAnsi="Consolas" w:cs="Times New Roman"/>
+                <w:color w:val="4EC9B0"/>
+                <w:sz w:val="21"/>
+                <w:szCs w:val="21"/>
+              </w:rPr>
+            </w:pPr>
+            <w:r>
+              <w:rPr>
+                <w:rFonts w:ascii="Consolas" w:eastAsia="Times New Roman" w:hAnsi="Consolas" w:cs="Times New Roman"/>
+                <w:color w:val="4EC9B0"/>
+                <w:sz w:val="21"/>
+                <w:szCs w:val="21"/>
+              </w:rPr>
+              <w:t>Status: CREATED</w:t>
+            </w:r>
+          </w:p>
+        </w:tc>
+      </w:tr>
+      <w:tr>
+        <w:tc>
+          <w:tcPr>
+            <w:tcW w:w="1123" w:type="dxa"/>
+          </w:tcPr>
+          <w:p>
+            <w:pPr>
+              <w:spacing w:before="100" w:beforeAutospacing="1" w:after="100" w:afterAutospacing="1"/>
+              <w:rPr>
+                <w:rFonts w:ascii="Times New Roman" w:eastAsia="Times New Roman" w:hAnsi="Times New Roman" w:cs="Times New Roman"/>
+                <w:sz w:val="24"/>
+                <w:szCs w:val="24"/>
+              </w:rPr>
+            </w:pPr>
+            <w:r>
+              <w:rPr>
+                <w:rFonts w:ascii="Times New Roman" w:eastAsia="Times New Roman" w:hAnsi="Times New Roman" w:cs="Times New Roman"/>
+                <w:sz w:val="24"/>
+                <w:szCs w:val="24"/>
+              </w:rPr>
+              <w:t>PATCH</w:t>
+            </w:r>
+          </w:p>
+        </w:tc>
+        <w:tc>
+          <w:tcPr>
+            <w:tcW w:w="2304" w:type="dxa"/>
+          </w:tcPr>
+          <w:p>
+            <w:pPr>
+              <w:spacing w:before="100" w:beforeAutospacing="1" w:after="100" w:afterAutospacing="1"/>
+              <w:rPr>
+                <w:rFonts w:ascii="Times New Roman" w:eastAsia="Times New Roman" w:hAnsi="Times New Roman" w:cs="Times New Roman"/>
+                <w:sz w:val="24"/>
+                <w:szCs w:val="24"/>
+              </w:rPr>
+            </w:pPr>
+            <w:r>
+              <w:rPr>
+                <w:rFonts w:ascii="Times New Roman" w:eastAsia="Times New Roman" w:hAnsi="Times New Roman" w:cs="Times New Roman"/>
+                <w:sz w:val="24"/>
+                <w:szCs w:val="24"/>
+              </w:rPr>
+              <w:t>/updated/{id}</w:t>
+            </w:r>
+          </w:p>
+        </w:tc>
+        <w:tc>
+          <w:tcPr>
+            <w:tcW w:w="2255" w:type="dxa"/>
+          </w:tcPr>
+          <w:p>
+            <w:pPr>
+              <w:spacing w:before="100" w:beforeAutospacing="1" w:after="100" w:afterAutospacing="1"/>
+              <w:rPr>
+                <w:rFonts w:ascii="Times New Roman" w:eastAsia="Times New Roman" w:hAnsi="Times New Roman" w:cs="Times New Roman"/>
+                <w:sz w:val="24"/>
+                <w:szCs w:val="24"/>
+              </w:rPr>
+            </w:pPr>
+            <w:r>
+              <w:rPr>
+                <w:rFonts w:ascii="Times New Roman" w:eastAsia="Times New Roman" w:hAnsi="Times New Roman" w:cs="Times New Roman"/>
+                <w:sz w:val="24"/>
+                <w:szCs w:val="24"/>
+              </w:rPr>
+              <w:t>Id,</w:t>
+            </w:r>
+            <w:r>
+              <w:rPr>
+                <w:rFonts w:ascii="Times New Roman" w:eastAsia="Times New Roman" w:hAnsi="Times New Roman" w:cs="Times New Roman"/>
+                <w:sz w:val="24"/>
+                <w:szCs w:val="24"/>
+              </w:rPr>
+              <w:t xml:space="preserve"> </w:t>
+            </w:r>
+            <w:proofErr w:type="spellStart"/>
+            <w:r>
+              <w:rPr>
+                <w:rFonts w:ascii="Times New Roman" w:eastAsia="Times New Roman" w:hAnsi="Times New Roman" w:cs="Times New Roman"/>
+                <w:sz w:val="24"/>
+                <w:szCs w:val="24"/>
+              </w:rPr>
+              <w:t>CardDTO</w:t>
+            </w:r>
+            <w:proofErr w:type="spellEnd"/>
+          </w:p>
+        </w:tc>
+        <w:tc>
+          <w:tcPr>
+            <w:tcW w:w="3668" w:type="dxa"/>
+          </w:tcPr>
+          <w:p>
+            <w:pPr>
+              <w:shd w:val="clear" w:color="auto" w:fill="1F1F1F"/>
+              <w:spacing w:line="285" w:lineRule="atLeast"/>
+              <w:rPr>
+                <w:rFonts w:ascii="Consolas" w:eastAsia="Times New Roman" w:hAnsi="Consolas" w:cs="Times New Roman"/>
+                <w:color w:val="4EC9B0"/>
+                <w:sz w:val="21"/>
+                <w:szCs w:val="21"/>
+              </w:rPr>
+            </w:pPr>
+            <w:proofErr w:type="spellStart"/>
+            <w:r>
+              <w:rPr>
+                <w:rFonts w:ascii="Consolas" w:eastAsia="Times New Roman" w:hAnsi="Consolas" w:cs="Times New Roman"/>
+                <w:color w:val="4EC9B0"/>
+                <w:sz w:val="21"/>
+                <w:szCs w:val="21"/>
+              </w:rPr>
+              <w:t>CardDTO</w:t>
+            </w:r>
+            <w:proofErr w:type="spellEnd"/>
+          </w:p>
+        </w:tc>
+      </w:tr>
+      <w:tr>
+        <w:tc>
+          <w:tcPr>
+            <w:tcW w:w="1123" w:type="dxa"/>
+          </w:tcPr>
+          <w:p>
+            <w:pPr>
+              <w:spacing w:before="100" w:beforeAutospacing="1" w:after="100" w:afterAutospacing="1"/>
+              <w:rPr>
+                <w:rFonts w:ascii="Times New Roman" w:eastAsia="Times New Roman" w:hAnsi="Times New Roman" w:cs="Times New Roman"/>
+                <w:sz w:val="24"/>
+                <w:szCs w:val="24"/>
+              </w:rPr>
+            </w:pPr>
+            <w:r>
+              <w:rPr>
+                <w:rFonts w:ascii="Times New Roman" w:eastAsia="Times New Roman" w:hAnsi="Times New Roman" w:cs="Times New Roman"/>
+                <w:sz w:val="24"/>
+                <w:szCs w:val="24"/>
+              </w:rPr>
+              <w:t>DELETE</w:t>
+            </w:r>
+          </w:p>
+        </w:tc>
+        <w:tc>
+          <w:tcPr>
+            <w:tcW w:w="2304" w:type="dxa"/>
+          </w:tcPr>
+          <w:p>
+            <w:pPr>
+              <w:spacing w:before="100" w:beforeAutospacing="1" w:after="100" w:afterAutospacing="1"/>
+              <w:rPr>
+                <w:rFonts w:ascii="Times New Roman" w:eastAsia="Times New Roman" w:hAnsi="Times New Roman" w:cs="Times New Roman"/>
+                <w:sz w:val="24"/>
+                <w:szCs w:val="24"/>
+              </w:rPr>
+            </w:pPr>
+            <w:r>
+              <w:rPr>
+                <w:rFonts w:ascii="Times New Roman" w:eastAsia="Times New Roman" w:hAnsi="Times New Roman" w:cs="Times New Roman"/>
+                <w:sz w:val="24"/>
+                <w:szCs w:val="24"/>
+              </w:rPr>
+              <w:t>/delete/{id}</w:t>
+            </w:r>
+          </w:p>
+        </w:tc>
+        <w:tc>
+          <w:tcPr>
+            <w:tcW w:w="2255" w:type="dxa"/>
+          </w:tcPr>
+          <w:p>
+            <w:pPr>
+              <w:spacing w:before="100" w:beforeAutospacing="1" w:after="100" w:afterAutospacing="1"/>
+              <w:rPr>
+                <w:rFonts w:ascii="Times New Roman" w:eastAsia="Times New Roman" w:hAnsi="Times New Roman" w:cs="Times New Roman"/>
+                <w:sz w:val="24"/>
+                <w:szCs w:val="24"/>
+              </w:rPr>
+            </w:pPr>
+            <w:r>
+              <w:rPr>
+                <w:rFonts w:ascii="Times New Roman" w:eastAsia="Times New Roman" w:hAnsi="Times New Roman" w:cs="Times New Roman"/>
+                <w:sz w:val="24"/>
+                <w:szCs w:val="24"/>
+              </w:rPr>
+              <w:t>Id</w:t>
+            </w:r>
+          </w:p>
+        </w:tc>
+        <w:tc>
+          <w:tcPr>
+            <w:tcW w:w="3668" w:type="dxa"/>
+          </w:tcPr>
+          <w:p>
+            <w:pPr>
+              <w:shd w:val="clear" w:color="auto" w:fill="1F1F1F"/>
+              <w:spacing w:line="285" w:lineRule="atLeast"/>
+              <w:rPr>
+                <w:rFonts w:ascii="Consolas" w:eastAsia="Times New Roman" w:hAnsi="Consolas" w:cs="Times New Roman"/>
+                <w:color w:val="4EC9B0"/>
+                <w:sz w:val="21"/>
+                <w:szCs w:val="21"/>
+              </w:rPr>
+            </w:pPr>
+            <w:r>
+              <w:rPr>
+                <w:rFonts w:ascii="Consolas" w:eastAsia="Times New Roman" w:hAnsi="Consolas" w:cs="Times New Roman"/>
+                <w:color w:val="4EC9B0"/>
+                <w:sz w:val="21"/>
+                <w:szCs w:val="21"/>
+              </w:rPr>
+              <w:t>NO_CONTENT</w:t>
+            </w:r>
+          </w:p>
+        </w:tc>
+      </w:tr>
+      <w:tr>
+        <w:tc>
+          <w:tcPr>
+            <w:tcW w:w="1123" w:type="dxa"/>
+          </w:tcPr>
+          <w:p>
+            <w:pPr>
+              <w:spacing w:before="100" w:beforeAutospacing="1" w:after="100" w:afterAutospacing="1"/>
+              <w:rPr>
+                <w:rFonts w:ascii="Times New Roman" w:eastAsia="Times New Roman" w:hAnsi="Times New Roman" w:cs="Times New Roman"/>
+                <w:sz w:val="24"/>
+                <w:szCs w:val="24"/>
+              </w:rPr>
+            </w:pPr>
+            <w:r>
+              <w:rPr>
+                <w:rFonts w:ascii="Times New Roman" w:eastAsia="Times New Roman" w:hAnsi="Times New Roman" w:cs="Times New Roman"/>
+                <w:sz w:val="24"/>
+                <w:szCs w:val="24"/>
+              </w:rPr>
+              <w:t>POST</w:t>
+            </w:r>
+          </w:p>
+        </w:tc>
+        <w:tc>
+          <w:tcPr>
+            <w:tcW w:w="2304" w:type="dxa"/>
+          </w:tcPr>
+          <w:p>
+            <w:pPr>
+              <w:spacing w:before="100" w:beforeAutospacing="1" w:after="100" w:afterAutospacing="1"/>
+              <w:rPr>
+                <w:rFonts w:ascii="Times New Roman" w:eastAsia="Times New Roman" w:hAnsi="Times New Roman" w:cs="Times New Roman"/>
+                <w:sz w:val="24"/>
+                <w:szCs w:val="24"/>
+              </w:rPr>
+            </w:pPr>
+            <w:r>
+              <w:rPr>
+                <w:rFonts w:ascii="Times New Roman" w:eastAsia="Times New Roman" w:hAnsi="Times New Roman" w:cs="Times New Roman"/>
+                <w:sz w:val="24"/>
+                <w:szCs w:val="24"/>
+              </w:rPr>
+              <w:t>/</w:t>
+            </w:r>
+            <w:proofErr w:type="spellStart"/>
+            <w:r>
+              <w:rPr>
+                <w:rFonts w:ascii="Times New Roman" w:eastAsia="Times New Roman" w:hAnsi="Times New Roman" w:cs="Times New Roman"/>
+                <w:sz w:val="24"/>
+                <w:szCs w:val="24"/>
+              </w:rPr>
+              <w:t>upload_image</w:t>
+            </w:r>
+            <w:proofErr w:type="spellEnd"/>
+          </w:p>
+        </w:tc>
+        <w:tc>
+          <w:tcPr>
+            <w:tcW w:w="2255" w:type="dxa"/>
+          </w:tcPr>
+          <w:p>
+            <w:pPr>
+              <w:spacing w:before="100" w:beforeAutospacing="1" w:after="100" w:afterAutospacing="1"/>
+              <w:rPr>
+                <w:rFonts w:ascii="Times New Roman" w:eastAsia="Times New Roman" w:hAnsi="Times New Roman" w:cs="Times New Roman"/>
+                <w:sz w:val="24"/>
+                <w:szCs w:val="24"/>
+              </w:rPr>
+            </w:pPr>
+            <w:proofErr w:type="spellStart"/>
+            <w:r>
+              <w:rPr>
+                <w:rFonts w:ascii="Times New Roman" w:eastAsia="Times New Roman" w:hAnsi="Times New Roman" w:cs="Times New Roman"/>
+                <w:sz w:val="24"/>
+                <w:szCs w:val="24"/>
+              </w:rPr>
+              <w:t>MultipartFile</w:t>
+            </w:r>
+            <w:proofErr w:type="spellEnd"/>
+            <w:r>
+              <w:rPr>
+                <w:rFonts w:ascii="Times New Roman" w:eastAsia="Times New Roman" w:hAnsi="Times New Roman" w:cs="Times New Roman"/>
+                <w:sz w:val="24"/>
+                <w:szCs w:val="24"/>
+              </w:rPr>
+              <w:t xml:space="preserve"> file</w:t>
+            </w:r>
+          </w:p>
+        </w:tc>
+        <w:tc>
+          <w:tcPr>
+            <w:tcW w:w="3668" w:type="dxa"/>
+          </w:tcPr>
+          <w:p>
+            <w:pPr>
+              <w:shd w:val="clear" w:color="auto" w:fill="1F1F1F"/>
+              <w:spacing w:line="285" w:lineRule="atLeast"/>
+              <w:rPr>
+                <w:rFonts w:ascii="Consolas" w:eastAsia="Times New Roman" w:hAnsi="Consolas" w:cs="Times New Roman"/>
+                <w:color w:val="4EC9B0"/>
+                <w:sz w:val="21"/>
+                <w:szCs w:val="21"/>
+              </w:rPr>
+            </w:pPr>
+            <w:r>
+              <w:rPr>
+                <w:rFonts w:ascii="Consolas" w:eastAsia="Times New Roman" w:hAnsi="Consolas" w:cs="Times New Roman"/>
+                <w:color w:val="4EC9B0"/>
+                <w:sz w:val="21"/>
+                <w:szCs w:val="21"/>
+              </w:rPr>
+              <w:t>String: file path</w:t>
+            </w:r>
+          </w:p>
+        </w:tc>
+      </w:tr>
+    </w:tbl>
+    <w:p>
+      <w:pPr>
+        <w:spacing w:before="100" w:beforeAutospacing="1" w:after="100" w:afterAutospacing="1" w:line="240" w:lineRule="auto"/>
+        <w:rPr>
+          <w:rFonts w:ascii="Times New Roman" w:eastAsia="Times New Roman" w:hAnsi="Times New Roman" w:cs="Times New Roman"/>
+          <w:sz w:val="24"/>
+          <w:szCs w:val="24"/>
+        </w:rPr>
+      </w:pPr>
+    </w:p>
+    <w:p>
+      <w:pPr>
+        <w:spacing w:before="100" w:beforeAutospacing="1" w:after="100" w:afterAutospacing="1" w:line="240" w:lineRule="auto"/>
+        <w:rPr>
+          <w:rFonts w:ascii="Times New Roman" w:eastAsia="Times New Roman" w:hAnsi="Times New Roman" w:cs="Times New Roman"/>
+          <w:sz w:val="24"/>
+          <w:szCs w:val="24"/>
+        </w:rPr>
+      </w:pPr>
     </w:p>
     <w:sectPr>
       <w:pgSz w:w="12240" w:h="15840"/>
@@ -10624,6 +14259,17 @@
       </w:tblBorders>
     </w:tblPr>
   </w:style>
+  <w:style w:type="character" w:styleId="Hyperlink">
+    <w:name w:val="Hyperlink"/>
+    <w:basedOn w:val="DefaultParagraphFont"/>
+    <w:uiPriority w:val="99"/>
+    <w:unhideWhenUsed/>
+    <w:rsid w:val="00E04A56"/>
+    <w:rPr>
+      <w:color w:val="0563C1" w:themeColor="hyperlink"/>
+      <w:u w:val="single"/>
+    </w:rPr>
+  </w:style>
 </w:styles>
 </file>
 

--- a/Document/Thiết_kế_hệ_thống.docx
+++ b/Document/Thiết_kế_hệ_thống.docx
@@ -1,6 +1,6 @@
 
 <file path=word/document.xml><?xml version="1.0" encoding="utf-8"?>
-<w:document xmlns:wpc="http://schemas.microsoft.com/office/word/2010/wordprocessingCanvas" xmlns:cx="http://schemas.microsoft.com/office/drawing/2014/chartex" xmlns:mc="http://schemas.openxmlformats.org/markup-compatibility/2006" xmlns:o="urn:schemas-microsoft-com:office:office" xmlns:r="http://schemas.openxmlformats.org/officeDocument/2006/relationships" xmlns:m="http://schemas.openxmlformats.org/officeDocument/2006/math" xmlns:v="urn:schemas-microsoft-com:vml" xmlns:wp14="http://schemas.microsoft.com/office/word/2010/wordprocessingDrawing" xmlns:wp="http://schemas.openxmlformats.org/drawingml/2006/wordprocessingDrawing" xmlns:w10="urn:schemas-microsoft-com:office:word" xmlns:w="http://schemas.openxmlformats.org/wordprocessingml/2006/main" xmlns:w14="http://schemas.microsoft.com/office/word/2010/wordml" xmlns:w15="http://schemas.microsoft.com/office/word/2012/wordml" xmlns:w16se="http://schemas.microsoft.com/office/word/2015/wordml/symex" xmlns:wpg="http://schemas.microsoft.com/office/word/2010/wordprocessingGroup" xmlns:wpi="http://schemas.microsoft.com/office/word/2010/wordprocessingInk" xmlns:wne="http://schemas.microsoft.com/office/word/2006/wordml" xmlns:wps="http://schemas.microsoft.com/office/word/2010/wordprocessingShape" mc:Ignorable="w14 w15 w16se wp14">
+<w:document xmlns:wpc="http://schemas.microsoft.com/office/word/2010/wordprocessingCanvas" xmlns:mc="http://schemas.openxmlformats.org/markup-compatibility/2006" xmlns:o="urn:schemas-microsoft-com:office:office" xmlns:r="http://schemas.openxmlformats.org/officeDocument/2006/relationships" xmlns:m="http://schemas.openxmlformats.org/officeDocument/2006/math" xmlns:v="urn:schemas-microsoft-com:vml" xmlns:wp14="http://schemas.microsoft.com/office/word/2010/wordprocessingDrawing" xmlns:wp="http://schemas.openxmlformats.org/drawingml/2006/wordprocessingDrawing" xmlns:w10="urn:schemas-microsoft-com:office:word" xmlns:w="http://schemas.openxmlformats.org/wordprocessingml/2006/main" xmlns:w14="http://schemas.microsoft.com/office/word/2010/wordml" xmlns:w15="http://schemas.microsoft.com/office/word/2012/wordml" xmlns:wpg="http://schemas.microsoft.com/office/word/2010/wordprocessingGroup" xmlns:wpi="http://schemas.microsoft.com/office/word/2010/wordprocessingInk" xmlns:wne="http://schemas.microsoft.com/office/word/2006/wordml" xmlns:wps="http://schemas.microsoft.com/office/word/2010/wordprocessingShape" mc:Ignorable="w14 w15 wp14">
   <w:body>
     <w:p>
       <w:pPr>
@@ -7588,7 +7588,7 @@
           <w:sz w:val="24"/>
           <w:szCs w:val="24"/>
         </w:rPr>
-        <w:t xml:space="preserve"> internet: </w:t>
+        <w:t xml:space="preserve"> internet: AWS</w:t>
       </w:r>
       <w:proofErr w:type="gramStart"/>
       <w:r>
@@ -7597,7 +7597,7 @@
           <w:sz w:val="24"/>
           <w:szCs w:val="24"/>
         </w:rPr>
-        <w:t xml:space="preserve">AWS,  </w:t>
+        <w:t xml:space="preserve">,  </w:t>
       </w:r>
       <w:proofErr w:type="spellStart"/>
       <w:r>
@@ -8946,7 +8946,6 @@
           <w:szCs w:val="24"/>
         </w:rPr>
       </w:pPr>
-      <w:bookmarkStart w:id="0" w:name="_GoBack"/>
       <w:r>
         <w:rPr>
           <w:rFonts w:ascii="Times New Roman" w:eastAsia="Times New Roman" w:hAnsi="Times New Roman" w:cs="Times New Roman"/>
@@ -8990,7 +8989,6 @@
           </wp:inline>
         </w:drawing>
       </w:r>
-      <w:bookmarkEnd w:id="0"/>
     </w:p>
     <w:p>
       <w:pPr>
@@ -10772,25 +10770,7 @@
           <w:sz w:val="24"/>
           <w:szCs w:val="24"/>
         </w:rPr>
-        <w:t>API</w:t>
-      </w:r>
-      <w:r>
-        <w:rPr>
-          <w:rFonts w:ascii="Times New Roman" w:eastAsia="Times New Roman" w:hAnsi="Times New Roman" w:cs="Times New Roman"/>
-          <w:b/>
-          <w:sz w:val="24"/>
-          <w:szCs w:val="24"/>
-        </w:rPr>
-        <w:t>CardSet</w:t>
-      </w:r>
-      <w:r>
-        <w:rPr>
-          <w:rFonts w:ascii="Times New Roman" w:eastAsia="Times New Roman" w:hAnsi="Times New Roman" w:cs="Times New Roman"/>
-          <w:b/>
-          <w:sz w:val="24"/>
-          <w:szCs w:val="24"/>
-        </w:rPr>
-        <w:t>Controller</w:t>
+        <w:t>APICardSetController</w:t>
       </w:r>
       <w:proofErr w:type="spellEnd"/>
       <w:r>
@@ -11212,16 +11192,7 @@
                 <w:sz w:val="21"/>
                 <w:szCs w:val="21"/>
               </w:rPr>
-              <w:t xml:space="preserve"> </w:t>
-            </w:r>
-            <w:r>
-              <w:rPr>
-                <w:rFonts w:ascii="Consolas" w:eastAsia="Times New Roman" w:hAnsi="Consolas" w:cs="Times New Roman"/>
-                <w:color w:val="CCCCCC"/>
-                <w:sz w:val="21"/>
-                <w:szCs w:val="21"/>
-              </w:rPr>
-              <w:t>&gt;</w:t>
+              <w:t xml:space="preserve"> &gt;</w:t>
             </w:r>
           </w:p>
           <w:p>
@@ -11288,15 +11259,7 @@
                 <w:sz w:val="24"/>
                 <w:szCs w:val="24"/>
               </w:rPr>
-              <w:t>getBy</w:t>
-            </w:r>
-            <w:r>
-              <w:rPr>
-                <w:rFonts w:ascii="Times New Roman" w:eastAsia="Times New Roman" w:hAnsi="Times New Roman" w:cs="Times New Roman"/>
-                <w:sz w:val="24"/>
-                <w:szCs w:val="24"/>
-              </w:rPr>
-              <w:t>Name</w:t>
+              <w:t>getByName</w:t>
             </w:r>
             <w:proofErr w:type="spellEnd"/>
             <w:r>
@@ -11305,23 +11268,7 @@
                 <w:sz w:val="24"/>
                 <w:szCs w:val="24"/>
               </w:rPr>
-              <w:t>/{</w:t>
-            </w:r>
-            <w:r>
-              <w:rPr>
-                <w:rFonts w:ascii="Times New Roman" w:eastAsia="Times New Roman" w:hAnsi="Times New Roman" w:cs="Times New Roman"/>
-                <w:sz w:val="24"/>
-                <w:szCs w:val="24"/>
-              </w:rPr>
-              <w:t>name</w:t>
-            </w:r>
-            <w:r>
-              <w:rPr>
-                <w:rFonts w:ascii="Times New Roman" w:eastAsia="Times New Roman" w:hAnsi="Times New Roman" w:cs="Times New Roman"/>
-                <w:sz w:val="24"/>
-                <w:szCs w:val="24"/>
-              </w:rPr>
-              <w:t>}</w:t>
+              <w:t>/{name}</w:t>
             </w:r>
           </w:p>
         </w:tc>
@@ -11410,16 +11357,7 @@
                 <w:sz w:val="21"/>
                 <w:szCs w:val="21"/>
               </w:rPr>
-              <w:t xml:space="preserve"> </w:t>
-            </w:r>
-            <w:r>
-              <w:rPr>
-                <w:rFonts w:ascii="Consolas" w:eastAsia="Times New Roman" w:hAnsi="Consolas" w:cs="Times New Roman"/>
-                <w:color w:val="CCCCCC"/>
-                <w:sz w:val="21"/>
-                <w:szCs w:val="21"/>
-              </w:rPr>
-              <w:t>&gt;</w:t>
+              <w:t xml:space="preserve"> &gt;</w:t>
             </w:r>
           </w:p>
         </w:tc>
@@ -11934,25 +11872,7 @@
           <w:sz w:val="24"/>
           <w:szCs w:val="24"/>
         </w:rPr>
-        <w:t>API</w:t>
-      </w:r>
-      <w:r>
-        <w:rPr>
-          <w:rFonts w:ascii="Times New Roman" w:eastAsia="Times New Roman" w:hAnsi="Times New Roman" w:cs="Times New Roman"/>
-          <w:b/>
-          <w:sz w:val="24"/>
-          <w:szCs w:val="24"/>
-        </w:rPr>
-        <w:t>Card</w:t>
-      </w:r>
-      <w:r>
-        <w:rPr>
-          <w:rFonts w:ascii="Times New Roman" w:eastAsia="Times New Roman" w:hAnsi="Times New Roman" w:cs="Times New Roman"/>
-          <w:b/>
-          <w:sz w:val="24"/>
-          <w:szCs w:val="24"/>
-        </w:rPr>
-        <w:t>Controller</w:t>
+        <w:t>APICardController</w:t>
       </w:r>
       <w:proofErr w:type="spellEnd"/>
       <w:r>
@@ -12374,16 +12294,7 @@
                 <w:sz w:val="21"/>
                 <w:szCs w:val="21"/>
               </w:rPr>
-              <w:t xml:space="preserve"> </w:t>
-            </w:r>
-            <w:r>
-              <w:rPr>
-                <w:rFonts w:ascii="Consolas" w:eastAsia="Times New Roman" w:hAnsi="Consolas" w:cs="Times New Roman"/>
-                <w:color w:val="CCCCCC"/>
-                <w:sz w:val="21"/>
-                <w:szCs w:val="21"/>
-              </w:rPr>
-              <w:t>&gt;</w:t>
+              <w:t xml:space="preserve"> &gt;</w:t>
             </w:r>
           </w:p>
           <w:p>
@@ -12450,15 +12361,7 @@
                 <w:sz w:val="24"/>
                 <w:szCs w:val="24"/>
               </w:rPr>
-              <w:t>getBy</w:t>
-            </w:r>
-            <w:r>
-              <w:rPr>
-                <w:rFonts w:ascii="Times New Roman" w:eastAsia="Times New Roman" w:hAnsi="Times New Roman" w:cs="Times New Roman"/>
-                <w:sz w:val="24"/>
-                <w:szCs w:val="24"/>
-              </w:rPr>
-              <w:t>Text</w:t>
+              <w:t>getByText</w:t>
             </w:r>
             <w:proofErr w:type="spellEnd"/>
             <w:r>
@@ -12467,23 +12370,7 @@
                 <w:sz w:val="24"/>
                 <w:szCs w:val="24"/>
               </w:rPr>
-              <w:t>/{</w:t>
-            </w:r>
-            <w:r>
-              <w:rPr>
-                <w:rFonts w:ascii="Times New Roman" w:eastAsia="Times New Roman" w:hAnsi="Times New Roman" w:cs="Times New Roman"/>
-                <w:sz w:val="24"/>
-                <w:szCs w:val="24"/>
-              </w:rPr>
-              <w:t>text</w:t>
-            </w:r>
-            <w:r>
-              <w:rPr>
-                <w:rFonts w:ascii="Times New Roman" w:eastAsia="Times New Roman" w:hAnsi="Times New Roman" w:cs="Times New Roman"/>
-                <w:sz w:val="24"/>
-                <w:szCs w:val="24"/>
-              </w:rPr>
-              <w:t>}</w:t>
+              <w:t>/{text}</w:t>
             </w:r>
           </w:p>
         </w:tc>
@@ -12572,16 +12459,7 @@
                 <w:sz w:val="21"/>
                 <w:szCs w:val="21"/>
               </w:rPr>
-              <w:t xml:space="preserve"> </w:t>
-            </w:r>
-            <w:r>
-              <w:rPr>
-                <w:rFonts w:ascii="Consolas" w:eastAsia="Times New Roman" w:hAnsi="Consolas" w:cs="Times New Roman"/>
-                <w:color w:val="CCCCCC"/>
-                <w:sz w:val="21"/>
-                <w:szCs w:val="21"/>
-              </w:rPr>
-              <w:t>&gt;</w:t>
+              <w:t xml:space="preserve"> &gt;</w:t>
             </w:r>
           </w:p>
         </w:tc>
@@ -12767,15 +12645,7 @@
                 <w:sz w:val="24"/>
                 <w:szCs w:val="24"/>
               </w:rPr>
-              <w:t>Id,</w:t>
-            </w:r>
-            <w:r>
-              <w:rPr>
-                <w:rFonts w:ascii="Times New Roman" w:eastAsia="Times New Roman" w:hAnsi="Times New Roman" w:cs="Times New Roman"/>
-                <w:sz w:val="24"/>
-                <w:szCs w:val="24"/>
-              </w:rPr>
-              <w:t xml:space="preserve"> </w:t>
+              <w:t xml:space="preserve">Id, </w:t>
             </w:r>
             <w:proofErr w:type="spellStart"/>
             <w:r>
@@ -12958,18 +12828,10 @@
                 <w:sz w:val="24"/>
                 <w:szCs w:val="24"/>
               </w:rPr>
-              <w:t>/</w:t>
-            </w:r>
-            <w:proofErr w:type="spellStart"/>
-            <w:r>
-              <w:rPr>
-                <w:rFonts w:ascii="Times New Roman" w:eastAsia="Times New Roman" w:hAnsi="Times New Roman" w:cs="Times New Roman"/>
-                <w:sz w:val="24"/>
-                <w:szCs w:val="24"/>
-              </w:rPr>
-              <w:t>upload_image</w:t>
-            </w:r>
-            <w:proofErr w:type="spellEnd"/>
+              <w:t>/upload</w:t>
+            </w:r>
+            <w:bookmarkStart w:id="0" w:name="_GoBack"/>
+            <w:bookmarkEnd w:id="0"/>
           </w:p>
         </w:tc>
         <w:tc>
@@ -13064,8 +12926,8 @@
 </file>
 
 <file path=word/numbering.xml><?xml version="1.0" encoding="utf-8"?>
-<w:numbering xmlns:wpc="http://schemas.microsoft.com/office/word/2010/wordprocessingCanvas" xmlns:cx="http://schemas.microsoft.com/office/drawing/2014/chartex" xmlns:mc="http://schemas.openxmlformats.org/markup-compatibility/2006" xmlns:o="urn:schemas-microsoft-com:office:office" xmlns:r="http://schemas.openxmlformats.org/officeDocument/2006/relationships" xmlns:m="http://schemas.openxmlformats.org/officeDocument/2006/math" xmlns:v="urn:schemas-microsoft-com:vml" xmlns:wp14="http://schemas.microsoft.com/office/word/2010/wordprocessingDrawing" xmlns:wp="http://schemas.openxmlformats.org/drawingml/2006/wordprocessingDrawing" xmlns:w10="urn:schemas-microsoft-com:office:word" xmlns:w="http://schemas.openxmlformats.org/wordprocessingml/2006/main" xmlns:w14="http://schemas.microsoft.com/office/word/2010/wordml" xmlns:w15="http://schemas.microsoft.com/office/word/2012/wordml" xmlns:w16se="http://schemas.microsoft.com/office/word/2015/wordml/symex" xmlns:wpg="http://schemas.microsoft.com/office/word/2010/wordprocessingGroup" xmlns:wpi="http://schemas.microsoft.com/office/word/2010/wordprocessingInk" xmlns:wne="http://schemas.microsoft.com/office/word/2006/wordml" xmlns:wps="http://schemas.microsoft.com/office/word/2010/wordprocessingShape" mc:Ignorable="w14 w15 w16se wp14">
-  <w:abstractNum w:abstractNumId="0" w15:restartNumberingAfterBreak="0">
+<w:numbering xmlns:wpc="http://schemas.microsoft.com/office/word/2010/wordprocessingCanvas" xmlns:mc="http://schemas.openxmlformats.org/markup-compatibility/2006" xmlns:o="urn:schemas-microsoft-com:office:office" xmlns:r="http://schemas.openxmlformats.org/officeDocument/2006/relationships" xmlns:m="http://schemas.openxmlformats.org/officeDocument/2006/math" xmlns:v="urn:schemas-microsoft-com:vml" xmlns:wp14="http://schemas.microsoft.com/office/word/2010/wordprocessingDrawing" xmlns:wp="http://schemas.openxmlformats.org/drawingml/2006/wordprocessingDrawing" xmlns:w10="urn:schemas-microsoft-com:office:word" xmlns:w="http://schemas.openxmlformats.org/wordprocessingml/2006/main" xmlns:w14="http://schemas.microsoft.com/office/word/2010/wordml" xmlns:w15="http://schemas.microsoft.com/office/word/2012/wordml" xmlns:wpg="http://schemas.microsoft.com/office/word/2010/wordprocessingGroup" xmlns:wpi="http://schemas.microsoft.com/office/word/2010/wordprocessingInk" xmlns:wne="http://schemas.microsoft.com/office/word/2006/wordml" xmlns:wps="http://schemas.microsoft.com/office/word/2010/wordprocessingShape" mc:Ignorable="w14 w15 wp14">
+  <w:abstractNum w:abstractNumId="0">
     <w:nsid w:val="153F3EBC"/>
     <w:multiLevelType w:val="multilevel"/>
     <w:tmpl w:val="F7A038EA"/>
@@ -13214,7 +13076,7 @@
       </w:rPr>
     </w:lvl>
   </w:abstractNum>
-  <w:abstractNum w:abstractNumId="1" w15:restartNumberingAfterBreak="0">
+  <w:abstractNum w:abstractNumId="1">
     <w:nsid w:val="1A8F03CC"/>
     <w:multiLevelType w:val="multilevel"/>
     <w:tmpl w:val="A93A9D30"/>
@@ -13363,7 +13225,7 @@
       </w:rPr>
     </w:lvl>
   </w:abstractNum>
-  <w:abstractNum w:abstractNumId="2" w15:restartNumberingAfterBreak="0">
+  <w:abstractNum w:abstractNumId="2">
     <w:nsid w:val="441C361C"/>
     <w:multiLevelType w:val="hybridMultilevel"/>
     <w:tmpl w:val="12A6C738"/>
@@ -13452,7 +13314,7 @@
       </w:pPr>
     </w:lvl>
   </w:abstractNum>
-  <w:abstractNum w:abstractNumId="3" w15:restartNumberingAfterBreak="0">
+  <w:abstractNum w:abstractNumId="3">
     <w:nsid w:val="5EEE24FF"/>
     <w:multiLevelType w:val="multilevel"/>
     <w:tmpl w:val="F26A7E50"/>
@@ -13601,7 +13463,7 @@
       </w:rPr>
     </w:lvl>
   </w:abstractNum>
-  <w:abstractNum w:abstractNumId="4" w15:restartNumberingAfterBreak="0">
+  <w:abstractNum w:abstractNumId="4">
     <w:nsid w:val="644E4342"/>
     <w:multiLevelType w:val="multilevel"/>
     <w:tmpl w:val="ED8C92CE"/>
@@ -13769,7 +13631,7 @@
 </file>
 
 <file path=word/styles.xml><?xml version="1.0" encoding="utf-8"?>
-<w:styles xmlns:mc="http://schemas.openxmlformats.org/markup-compatibility/2006" xmlns:r="http://schemas.openxmlformats.org/officeDocument/2006/relationships" xmlns:w="http://schemas.openxmlformats.org/wordprocessingml/2006/main" xmlns:w14="http://schemas.microsoft.com/office/word/2010/wordml" xmlns:w15="http://schemas.microsoft.com/office/word/2012/wordml" xmlns:w16se="http://schemas.microsoft.com/office/word/2015/wordml/symex" mc:Ignorable="w14 w15 w16se">
+<w:styles xmlns:mc="http://schemas.openxmlformats.org/markup-compatibility/2006" xmlns:r="http://schemas.openxmlformats.org/officeDocument/2006/relationships" xmlns:w="http://schemas.openxmlformats.org/wordprocessingml/2006/main" xmlns:w14="http://schemas.microsoft.com/office/word/2010/wordml" xmlns:w15="http://schemas.microsoft.com/office/word/2012/wordml" mc:Ignorable="w14 w15">
   <w:docDefaults>
     <w:rPrDefault>
       <w:rPr>
@@ -14249,6 +14111,7 @@
       <w:spacing w:after="0" w:line="240" w:lineRule="auto"/>
     </w:pPr>
     <w:tblPr>
+      <w:tblInd w:w="0" w:type="dxa"/>
       <w:tblBorders>
         <w:top w:val="single" w:sz="4" w:space="0" w:color="auto"/>
         <w:left w:val="single" w:sz="4" w:space="0" w:color="auto"/>
@@ -14257,6 +14120,12 @@
         <w:insideH w:val="single" w:sz="4" w:space="0" w:color="auto"/>
         <w:insideV w:val="single" w:sz="4" w:space="0" w:color="auto"/>
       </w:tblBorders>
+      <w:tblCellMar>
+        <w:top w:w="0" w:type="dxa"/>
+        <w:left w:w="108" w:type="dxa"/>
+        <w:bottom w:w="0" w:type="dxa"/>
+        <w:right w:w="108" w:type="dxa"/>
+      </w:tblCellMar>
     </w:tblPr>
   </w:style>
   <w:style w:type="character" w:styleId="Hyperlink">

--- a/Document/Thiết_kế_hệ_thống.docx
+++ b/Document/Thiết_kế_hệ_thống.docx
@@ -12048,7 +12048,17 @@
                 <w:sz w:val="24"/>
                 <w:szCs w:val="24"/>
               </w:rPr>
-              <w:t>get_all</w:t>
+              <w:t>get</w:t>
+            </w:r>
+            <w:bookmarkStart w:id="0" w:name="_GoBack"/>
+            <w:bookmarkEnd w:id="0"/>
+            <w:r>
+              <w:rPr>
+                <w:rFonts w:ascii="Times New Roman" w:eastAsia="Times New Roman" w:hAnsi="Times New Roman" w:cs="Times New Roman"/>
+                <w:sz w:val="24"/>
+                <w:szCs w:val="24"/>
+              </w:rPr>
+              <w:t>_all</w:t>
             </w:r>
             <w:proofErr w:type="spellEnd"/>
           </w:p>
@@ -12187,18 +12197,8 @@
                 <w:sz w:val="24"/>
                 <w:szCs w:val="24"/>
               </w:rPr>
-              <w:t>/</w:t>
-            </w:r>
-            <w:proofErr w:type="spellStart"/>
-            <w:r>
-              <w:rPr>
-                <w:rFonts w:ascii="Times New Roman" w:eastAsia="Times New Roman" w:hAnsi="Times New Roman" w:cs="Times New Roman"/>
-                <w:sz w:val="24"/>
-                <w:szCs w:val="24"/>
-              </w:rPr>
-              <w:t>getById</w:t>
-            </w:r>
-            <w:proofErr w:type="spellEnd"/>
+              <w:t>/get/</w:t>
+            </w:r>
             <w:r>
               <w:rPr>
                 <w:rFonts w:ascii="Times New Roman" w:eastAsia="Times New Roman" w:hAnsi="Times New Roman" w:cs="Times New Roman"/>
@@ -12830,8 +12830,6 @@
               </w:rPr>
               <w:t>/upload</w:t>
             </w:r>
-            <w:bookmarkStart w:id="0" w:name="_GoBack"/>
-            <w:bookmarkEnd w:id="0"/>
           </w:p>
         </w:tc>
         <w:tc>
@@ -12914,6 +12912,36 @@
           <w:szCs w:val="24"/>
         </w:rPr>
       </w:pPr>
+      <w:hyperlink r:id="rId23" w:history="1">
+        <w:r>
+          <w:rPr>
+            <w:rStyle w:val="Hyperlink"/>
+            <w:rFonts w:ascii="Times New Roman" w:eastAsia="Times New Roman" w:hAnsi="Times New Roman" w:cs="Times New Roman"/>
+            <w:sz w:val="24"/>
+            <w:szCs w:val="24"/>
+          </w:rPr>
+          <w:t>https://www.scribd.com/document/692562684/Baocaodoancs2-Xay-D%E1%BB%B1ng-Website-Qu%E1%BA%A3n-L%C3%BD-%C4%90%E1%BB%93-An-Sinh-Vien</w:t>
+        </w:r>
+      </w:hyperlink>
+    </w:p>
+    <w:p>
+      <w:pPr>
+        <w:spacing w:before="100" w:beforeAutospacing="1" w:after="100" w:afterAutospacing="1" w:line="240" w:lineRule="auto"/>
+        <w:rPr>
+          <w:rFonts w:ascii="Times New Roman" w:eastAsia="Times New Roman" w:hAnsi="Times New Roman" w:cs="Times New Roman"/>
+          <w:sz w:val="24"/>
+          <w:szCs w:val="24"/>
+        </w:rPr>
+      </w:pPr>
+      <w:r>
+        <w:rPr>
+          <w:rFonts w:ascii="Times New Roman" w:eastAsia="Times New Roman" w:hAnsi="Times New Roman" w:cs="Times New Roman"/>
+          <w:sz w:val="24"/>
+          <w:szCs w:val="24"/>
+        </w:rPr>
+        <w:lastRenderedPageBreak/>
+        <w:t>https://lib.hpu.edu.vn/jspui/bitstream/123456789/25211/1/8_NguyenVanTuyen_CT1501.pdf</w:t>
+      </w:r>
     </w:p>
     <w:sectPr>
       <w:pgSz w:w="12240" w:h="15840"/>

--- a/Document/Thiết_kế_hệ_thống.docx
+++ b/Document/Thiết_kế_hệ_thống.docx
@@ -12048,17 +12048,7 @@
                 <w:sz w:val="24"/>
                 <w:szCs w:val="24"/>
               </w:rPr>
-              <w:t>get</w:t>
-            </w:r>
-            <w:bookmarkStart w:id="0" w:name="_GoBack"/>
-            <w:bookmarkEnd w:id="0"/>
-            <w:r>
-              <w:rPr>
-                <w:rFonts w:ascii="Times New Roman" w:eastAsia="Times New Roman" w:hAnsi="Times New Roman" w:cs="Times New Roman"/>
-                <w:sz w:val="24"/>
-                <w:szCs w:val="24"/>
-              </w:rPr>
-              <w:t>_all</w:t>
+              <w:t>get_all</w:t>
             </w:r>
             <w:proofErr w:type="spellEnd"/>
           </w:p>
@@ -12933,15 +12923,37 @@
           <w:szCs w:val="24"/>
         </w:rPr>
       </w:pPr>
-      <w:r>
-        <w:rPr>
-          <w:rFonts w:ascii="Times New Roman" w:eastAsia="Times New Roman" w:hAnsi="Times New Roman" w:cs="Times New Roman"/>
-          <w:sz w:val="24"/>
-          <w:szCs w:val="24"/>
-        </w:rPr>
-        <w:lastRenderedPageBreak/>
-        <w:t>https://lib.hpu.edu.vn/jspui/bitstream/123456789/25211/1/8_NguyenVanTuyen_CT1501.pdf</w:t>
-      </w:r>
+      <w:hyperlink r:id="rId24" w:history="1">
+        <w:r>
+          <w:rPr>
+            <w:rStyle w:val="Hyperlink"/>
+            <w:rFonts w:ascii="Times New Roman" w:eastAsia="Times New Roman" w:hAnsi="Times New Roman" w:cs="Times New Roman"/>
+            <w:sz w:val="24"/>
+            <w:szCs w:val="24"/>
+          </w:rPr>
+          <w:t>https://lib.hpu.edu.vn/jspui/bitstream/123456789/25211/1/8_NguyenVanTuyen_CT1501.pdf</w:t>
+        </w:r>
+      </w:hyperlink>
+    </w:p>
+    <w:p>
+      <w:pPr>
+        <w:spacing w:before="100" w:beforeAutospacing="1" w:after="100" w:afterAutospacing="1" w:line="240" w:lineRule="auto"/>
+        <w:rPr>
+          <w:rFonts w:ascii="Times New Roman" w:eastAsia="Times New Roman" w:hAnsi="Times New Roman" w:cs="Times New Roman"/>
+          <w:sz w:val="24"/>
+          <w:szCs w:val="24"/>
+        </w:rPr>
+      </w:pPr>
+      <w:r>
+        <w:rPr>
+          <w:rFonts w:ascii="Times New Roman" w:eastAsia="Times New Roman" w:hAnsi="Times New Roman" w:cs="Times New Roman"/>
+          <w:sz w:val="24"/>
+          <w:szCs w:val="24"/>
+        </w:rPr>
+        <w:t>https://www.slideshare.net/slideshow/n-tt-nghip-xy-dng-ng-dng-android-nghe-nhc-trn-internetdoc/258492881</w:t>
+      </w:r>
+      <w:bookmarkStart w:id="0" w:name="_GoBack"/>
+      <w:bookmarkEnd w:id="0"/>
     </w:p>
     <w:sectPr>
       <w:pgSz w:w="12240" w:h="15840"/>
